--- a/thesis-investor-segmentation/thesis/exports/黃子甄_論文計畫書(第一至三章初稿).docx
+++ b/thesis-investor-segmentation/thesis/exports/黃子甄_論文計畫書(第一至三章初稿).docx
@@ -35585,8 +35585,15 @@
     <w:unhideWhenUsed/>
     <w:rsid w:val="00AA1D8D"/>
     <w:pPr>
-      <w:spacing w:after="120"/>
+      <w:spacing w:after="0" w:line="360" w:lineRule="auto"/>
+      <w:jc w:val="both"/>
     </w:pPr>
+    <w:rPr>
+      <w:rFonts w:ascii="Times New Roman" w:eastAsia="標楷體" w:hAnsi="Times New Roman"/>
+      <w:b w:val="0"/>
+      <w:color w:val="000000"/>
+      <w:sz w:val="24"/>
+    </w:rPr>
   </w:style>
   <w:style w:customStyle="1" w:styleId="BodyTextChar" w:type="character">
     <w:name w:val="Body Text Char"/>
@@ -46852,17 +46859,29 @@
       </w:tcPr>
     </w:tblStylePr>
   </w:style>
+  <w:style w:customStyle="1" w:styleId="SourceCode" w:type="paragraph">
+    <w:name w:val="Source Code"/>
+    <w:basedOn w:val="Normal"/>
+    <w:pPr>
+      <w:spacing w:after="0" w:line="240" w:lineRule="auto"/>
+    </w:pPr>
+    <w:rPr>
+      <w:rFonts w:ascii="Courier New" w:eastAsia="細明體" w:hAnsi="Courier New"/>
+      <w:b w:val="0"/>
+      <w:color w:val="000000"/>
+      <w:sz w:val="22"/>
+    </w:rPr>
+  </w:style>
+  <w:style w:customStyle="1" w:styleId="VerbatimChar" w:type="character">
+    <w:name w:val="Verbatim Char"/>
+    <w:rPr>
+      <w:rFonts w:ascii="Courier New" w:eastAsia="細明體" w:hAnsi="Courier New"/>
+      <w:sz w:val="22"/>
+    </w:rPr>
+  </w:style>
   <w:style w:customStyle="1" w:styleId="Table" w:type="table">
     <w:name w:val="Table"/>
     <w:basedOn w:val="TableGrid"/>
-  </w:style>
-  <w:style w:type="paragraph" w:customStyle="1" w:styleId="SourceCode">
-    <w:name w:val="Source Code"/>
-    <w:basedOn w:val="Normal"/>
-    <w:link w:val="VerbatimChar"/>
-    <w:pPr>
-      <w:wordWrap w:val="off"/>
-    </w:pPr>
   </w:style>
   <w:style w:type="character" w:customStyle="1" w:styleId="KeywordTok">
     <w:name w:val="KeywordTok"/>

--- a/thesis-investor-segmentation/thesis/exports/黃子甄_論文計畫書(第一至三章初稿).docx
+++ b/thesis-investor-segmentation/thesis/exports/黃子甄_論文計畫書(第一至三章初稿).docx
@@ -358,7 +358,11 @@
           <w:b/>
           <w:sz w:val="36"/>
         </w:rPr>
-        <w:t>中華民國一一七年六月</w:t>
+        <w:t>中華民國一一六年六月</w:t>
+      </w:r>
+    </w:p>
+    <w:p>
+      <w:r>
         <w:br w:type="page"/>
       </w:r>
     </w:p>

--- a/thesis-investor-segmentation/thesis/exports/黃子甄_論文計畫書(第一至三章初稿).docx
+++ b/thesis-investor-segmentation/thesis/exports/黃子甄_論文計畫書(第一至三章初稿).docx
@@ -2303,7 +2303,7 @@
     </w:p>
     <w:bookmarkEnd w:id="26"/>
     <w:bookmarkEnd w:id="27"/>
-    <w:bookmarkStart w:id="82" w:name="第二章-文獻探討"/>
+    <w:bookmarkStart w:id="84" w:name="第二章-文獻探討"/>
     <w:p>
       <w:pPr>
         <w:pStyle w:val="Heading1"/>
@@ -2324,27 +2324,7 @@
         <w:t xml:space="preserve">文獻探討</w:t>
       </w:r>
     </w:p>
-    <w:p>
-      <w:pPr>
-        <w:pStyle w:val="FirstParagraph"/>
-      </w:pPr>
-      <w:r>
-        <w:rPr>
-          <w:rFonts w:hint="eastAsia"/>
-        </w:rPr>
-        <w:t xml:space="preserve">本文件依據近年投資人行為、顧客分群、RFM</w:t>
-      </w:r>
-      <w:r>
-        <w:t xml:space="preserve"> </w:t>
-      </w:r>
-      <w:r>
-        <w:rPr>
-          <w:rFonts w:hint="eastAsia"/>
-        </w:rPr>
-        <w:t xml:space="preserve">與機器學習分群相關研究之共同脈絡，整理第二章文獻探討中前三類文獻的研究演進、資料來源、常用方法、主要發現，以及其與本研究題目的關聯。</w:t>
-      </w:r>
-    </w:p>
-    <w:bookmarkStart w:id="76" w:name="投資人行為與數位金融"/>
+    <w:bookmarkStart w:id="33" w:name="投資人行為與數位金融"/>
     <w:p>
       <w:pPr>
         <w:pStyle w:val="Heading2"/>
@@ -3220,7 +3200,43 @@
       </w:r>
     </w:p>
     <w:bookmarkEnd w:id="32"/>
-    <w:bookmarkStart w:id="38" w:name="投資人顧客分群方法"/>
+    <w:bookmarkEnd w:id="33"/>
+    <w:bookmarkStart w:id="51" w:name="投資人顧客分群相關文獻"/>
+    <w:p>
+      <w:pPr>
+        <w:pStyle w:val="Heading2"/>
+      </w:pPr>
+      <w:r>
+        <w:t xml:space="preserve">2.2 </w:t>
+      </w:r>
+      <w:r>
+        <w:rPr>
+          <w:rFonts w:hint="eastAsia"/>
+        </w:rPr>
+        <w:t xml:space="preserve">投資人／顧客分群相關文獻</w:t>
+      </w:r>
+    </w:p>
+    <w:p>
+      <w:pPr>
+        <w:pStyle w:val="FirstParagraph"/>
+      </w:pPr>
+      <w:r>
+        <w:rPr>
+          <w:rFonts w:hint="eastAsia"/>
+        </w:rPr>
+        <w:t xml:space="preserve">承上，既有投資人行為文獻說明投資人具有心理與行為異質性，本節進一步整理將此異質性轉化為可操作分群結果的兩類文獻：一般性之投資人／顧客分群方法（2.2.1），以及本研究採用之</w:t>
+      </w:r>
+      <w:r>
+        <w:t xml:space="preserve"> RFM </w:t>
+      </w:r>
+      <w:r>
+        <w:rPr>
+          <w:rFonts w:hint="eastAsia"/>
+        </w:rPr>
+        <w:t xml:space="preserve">與機器學習分群取徑（2.2.2）。</w:t>
+      </w:r>
+    </w:p>
+    <w:bookmarkStart w:id="39" w:name="投資人顧客分群方法"/>
     <w:p>
       <w:pPr>
         <w:pStyle w:val="Heading3"/>
@@ -3235,7 +3251,7 @@
         <w:t xml:space="preserve">投資人／顧客分群方法</w:t>
       </w:r>
     </w:p>
-    <w:bookmarkStart w:id="33" w:name="研究主題演進-1"/>
+    <w:bookmarkStart w:id="34" w:name="研究主題演進-1"/>
     <w:p>
       <w:pPr>
         <w:pStyle w:val="Heading4"/>
@@ -3360,8 +3376,8 @@
         <w:t xml:space="preserve">在投資與財富管理情境中，投資人分群進一步涉及風險承受度、投資目標、商品偏好、交易行為、資訊搜尋行為與顧問服務需求。相較於一般零售顧客，投資人分群必須兼顧金融商品的風險屬性、法規適合度與投資人保護，因此不能僅以購買金額或活躍程度作為分群標準。</w:t>
       </w:r>
     </w:p>
-    <w:bookmarkEnd w:id="33"/>
-    <w:bookmarkStart w:id="34" w:name="常見資料來源-1"/>
+    <w:bookmarkEnd w:id="34"/>
+    <w:bookmarkStart w:id="35" w:name="常見資料來源-1"/>
     <w:p>
       <w:pPr>
         <w:pStyle w:val="Heading4"/>
@@ -3671,8 +3687,8 @@
         <w:t xml:space="preserve">現有研究在銀行與衍生性商品市場情境中，皆顯示交易行為資料比靜態人口統計屬性更能有效驅動分群；在數位券商情境下，若能進一步整合網站行為、商品瀏覽、基金篩選、觀察清單與實際基金申購資料，將能更完整描述投資人從資訊搜尋到投資決策的歷程。</w:t>
       </w:r>
     </w:p>
-    <w:bookmarkEnd w:id="34"/>
-    <w:bookmarkStart w:id="35" w:name="常用方法-1"/>
+    <w:bookmarkEnd w:id="35"/>
+    <w:bookmarkStart w:id="36" w:name="常用方法-1"/>
     <w:p>
       <w:pPr>
         <w:pStyle w:val="Heading4"/>
@@ -4116,8 +4132,8 @@
         <w:t xml:space="preserve">RFM、客戶價值、風險屬性或產品偏好標籤結合，以提升分群結果的管理意義。</w:t>
       </w:r>
     </w:p>
-    <w:bookmarkEnd w:id="35"/>
-    <w:bookmarkStart w:id="36" w:name="主要發現-1"/>
+    <w:bookmarkEnd w:id="36"/>
+    <w:bookmarkStart w:id="37" w:name="主要發現-1"/>
     <w:p>
       <w:pPr>
         <w:pStyle w:val="Heading4"/>
@@ -4367,8 +4383,8 @@
         <w:t xml:space="preserve">al.（2025）之研究則雖以衍生性商品市場之大規模真實交易資料建立投資人輪廓，並以決策樹驗證分群之可解釋性與內部一致性，但其研究對象為衍生性商品交易者，作者亦於研究限制中指出，分群結果能否遷移至持有期間更長、交易頻率較低的共同基金投資人，仍待進一步驗證——此一缺口正是本研究以共同基金投資人為對象的定位所在。</w:t>
       </w:r>
     </w:p>
-    <w:bookmarkEnd w:id="36"/>
-    <w:bookmarkStart w:id="37" w:name="與本研究之關聯-1"/>
+    <w:bookmarkEnd w:id="37"/>
+    <w:bookmarkStart w:id="38" w:name="與本研究之關聯-1"/>
     <w:p>
       <w:pPr>
         <w:pStyle w:val="Heading4"/>
@@ -4405,9 +4421,9 @@
         <w:t xml:space="preserve">此外，分群結果亦可作為推薦模型的特徵或策略基礎。例如不同群體可採用不同推薦邏輯：對新手或低活躍投資人，可重視風險適配與教育型內容；對高活躍投資人，可重視商品多樣性、過往偏好與再平衡需求；對潛在流失投資人，可重視喚回與低門檻基金服務。此一連結使分群不僅是描述性分析，而能轉化為基金推薦服務設計的實證基礎。</w:t>
       </w:r>
     </w:p>
-    <w:bookmarkEnd w:id="37"/>
     <w:bookmarkEnd w:id="38"/>
-    <w:bookmarkStart w:id="49" w:name="rfm-與機器學習分群"/>
+    <w:bookmarkEnd w:id="39"/>
+    <w:bookmarkStart w:id="50" w:name="rfm-與機器學習分群"/>
     <w:p>
       <w:pPr>
         <w:pStyle w:val="Heading3"/>
@@ -4422,7 +4438,7 @@
         <w:t xml:space="preserve">與機器學習分群</w:t>
       </w:r>
     </w:p>
-    <w:bookmarkStart w:id="39" w:name="研究主題演進-2"/>
+    <w:bookmarkStart w:id="40" w:name="研究主題演進-2"/>
     <w:p>
       <w:pPr>
         <w:pStyle w:val="Heading4"/>
@@ -4963,8 +4979,8 @@
         <w:t xml:space="preserve">能成為投資人行為分群的可操作框架。</w:t>
       </w:r>
     </w:p>
-    <w:bookmarkEnd w:id="39"/>
-    <w:bookmarkStart w:id="40" w:name="常見資料來源-2"/>
+    <w:bookmarkEnd w:id="40"/>
+    <w:bookmarkStart w:id="41" w:name="常見資料來源-2"/>
     <w:p>
       <w:pPr>
         <w:pStyle w:val="Heading4"/>
@@ -5198,8 +5214,8 @@
         <w:t xml:space="preserve">上述文獻顯示，公開資料集多以電商交易或中小型銀行資料為主，金融投資場景（尤其是共同基金）之大規模行為資料公開可得性甚低，仍高度仰賴機構內部資料。這也凸顯本研究若能取得數位券商基金平台之內部交易與網站行為資料，將有機會補足既有文獻在「基金投資情境」上的實證缺口。</w:t>
       </w:r>
     </w:p>
-    <w:bookmarkEnd w:id="40"/>
-    <w:bookmarkStart w:id="46" w:name="常用方法-2"/>
+    <w:bookmarkEnd w:id="41"/>
+    <w:bookmarkStart w:id="47" w:name="常用方法-2"/>
     <w:p>
       <w:pPr>
         <w:pStyle w:val="Heading4"/>
@@ -5214,7 +5230,7 @@
         <w:t xml:space="preserve">常用方法</w:t>
       </w:r>
     </w:p>
-    <w:bookmarkStart w:id="41" w:name="rfm-特徵建構依資料分佈調整級距而非機械式等分"/>
+    <w:bookmarkStart w:id="42" w:name="rfm-特徵建構依資料分佈調整級距而非機械式等分"/>
     <w:p>
       <w:pPr>
         <w:pStyle w:val="Heading5"/>
@@ -5330,8 +5346,8 @@
         <w:t xml:space="preserve">相反——最近購買天數越小，代表顧客越活躍，賦分時須反轉方向，此一細節在特徵工程階段須特別留意。</w:t>
       </w:r>
     </w:p>
-    <w:bookmarkEnd w:id="41"/>
-    <w:bookmarkStart w:id="42" w:name="X1d19f0e2b2256d8e38bcb47b395b0f69aed5a49"/>
+    <w:bookmarkEnd w:id="42"/>
+    <w:bookmarkStart w:id="43" w:name="X1d19f0e2b2256d8e38bcb47b395b0f69aed5a49"/>
     <w:p>
       <w:pPr>
         <w:pStyle w:val="Heading5"/>
@@ -5763,8 +5779,8 @@
         <w:t xml:space="preserve">轉換可同時處理零值與負值，並有效壓縮右尾極端值使分佈趨近常態，同時保留變數間的相對大小關係。這對本研究處理投資人交易金額、瀏覽次數等偏態行為特徵，提供了具體可行的前處理方案。</w:t>
       </w:r>
     </w:p>
-    <w:bookmarkEnd w:id="42"/>
-    <w:bookmarkStart w:id="43" w:name="分群結果驗證"/>
+    <w:bookmarkEnd w:id="43"/>
+    <w:bookmarkStart w:id="44" w:name="分群結果驗證"/>
     <w:p>
       <w:pPr>
         <w:pStyle w:val="Heading5"/>
@@ -5835,8 +5851,8 @@
         <w:t xml:space="preserve">分群標籤作為決策樹的目標變數進行訓練，若決策樹能以少數特徵高準確率重現分群結果，即代表分群具備內部一致性與可解釋性，同時可產出特徵重要性排名，協助理解哪些行為指標最能區分投資人類型。此一「決策樹驗證」作法，可作為本論文分群完成後向指導教授或口試委員展示分群可解釋性的具體方法。</w:t>
       </w:r>
     </w:p>
-    <w:bookmarkEnd w:id="43"/>
-    <w:bookmarkStart w:id="44" w:name="X49ea1d51f0f4ba23133f52e726d85f0c6bd3f17"/>
+    <w:bookmarkEnd w:id="44"/>
+    <w:bookmarkStart w:id="45" w:name="X49ea1d51f0f4ba23133f52e726d85f0c6bd3f17"/>
     <w:p>
       <w:pPr>
         <w:pStyle w:val="Heading5"/>
@@ -6367,8 +6383,8 @@
         <w:t xml:space="preserve">al.（2021）更進一步銜接至推薦成效驗證之延伸。</w:t>
       </w:r>
     </w:p>
-    <w:bookmarkEnd w:id="44"/>
-    <w:bookmarkStart w:id="45" w:name="rfm-分群之外購物籃分析作為交叉推薦的延伸"/>
+    <w:bookmarkEnd w:id="45"/>
+    <w:bookmarkStart w:id="46" w:name="rfm-分群之外購物籃分析作為交叉推薦的延伸"/>
     <w:p>
       <w:pPr>
         <w:pStyle w:val="Heading5"/>
@@ -6475,9 +6491,9 @@
         <w:t xml:space="preserve">分群與機器學習分群為主要方法，購物籃分析僅作為未來延伸方向。</w:t>
       </w:r>
     </w:p>
-    <w:bookmarkEnd w:id="45"/>
     <w:bookmarkEnd w:id="46"/>
-    <w:bookmarkStart w:id="47" w:name="主要發現-2"/>
+    <w:bookmarkEnd w:id="47"/>
+    <w:bookmarkStart w:id="48" w:name="主要發現-2"/>
     <w:p>
       <w:pPr>
         <w:pStyle w:val="Heading4"/>
@@ -6730,8 +6746,8 @@
         <w:t xml:space="preserve">RFM，容易忽略尚未完成申購但已展現高度興趣的投資人（例如頻繁瀏覽基金頁面卻尚未申購者），這也是本研究納入網站行為資料的關鍵動機。</w:t>
       </w:r>
     </w:p>
-    <w:bookmarkEnd w:id="47"/>
-    <w:bookmarkStart w:id="48" w:name="與本研究之關聯-2"/>
+    <w:bookmarkEnd w:id="48"/>
+    <w:bookmarkStart w:id="49" w:name="與本研究之關聯-2"/>
     <w:p>
       <w:pPr>
         <w:pStyle w:val="Heading4"/>
@@ -7068,21 +7084,31 @@
         <w:t xml:space="preserve">等指標上優於基準模型，即可支持投資人行為分群對數位券商基金投資服務具有實務價值。</w:t>
       </w:r>
     </w:p>
-    <w:bookmarkEnd w:id="48"/>
     <w:bookmarkEnd w:id="49"/>
-    <w:bookmarkStart w:id="50" w:name="前三類文獻之整合小結"/>
-    <w:p>
-      <w:pPr>
-        <w:pStyle w:val="Heading3"/>
-      </w:pPr>
-      <w:r>
-        <w:t xml:space="preserve">2.2.3 </w:t>
-      </w:r>
-      <w:r>
-        <w:rPr>
-          <w:rFonts w:hint="eastAsia"/>
-        </w:rPr>
-        <w:t xml:space="preserve">前三類文獻之整合小結</w:t>
+    <w:bookmarkEnd w:id="50"/>
+    <w:bookmarkEnd w:id="51"/>
+    <w:bookmarkStart w:id="52" w:name="文獻整合小結投資人行為顧客分群方法與-rfm-機器學習分群之交會"/>
+    <w:p>
+      <w:pPr>
+        <w:pStyle w:val="Heading2"/>
+      </w:pPr>
+      <w:r>
+        <w:t xml:space="preserve">2.3 </w:t>
+      </w:r>
+      <w:r>
+        <w:rPr>
+          <w:rFonts w:hint="eastAsia"/>
+        </w:rPr>
+        <w:t xml:space="preserve">文獻整合小結：投資人行為、顧客分群方法與</w:t>
+      </w:r>
+      <w:r>
+        <w:t xml:space="preserve"> RFM </w:t>
+      </w:r>
+      <w:r>
+        <w:rPr>
+          <w:rFonts w:hint="eastAsia"/>
+        </w:rPr>
+        <w:t xml:space="preserve">機器學習分群之交會</w:t>
       </w:r>
     </w:p>
     <w:p>
@@ -7093,7 +7119,34 @@
         <w:rPr>
           <w:rFonts w:hint="eastAsia"/>
         </w:rPr>
-        <w:t xml:space="preserve">綜合上述三類文獻，投資人行為與數位金融提供本研究的情境與問題意識，說明投資人具有心理與行為異質性，且數位平台會改變投資資訊取得與決策過程；投資人／顧客分群方法（以</w:t>
+        <w:t xml:space="preserve">綜合</w:t>
+      </w:r>
+      <w:r>
+        <w:t xml:space="preserve"> 2.1 </w:t>
+      </w:r>
+      <w:r>
+        <w:rPr>
+          <w:rFonts w:hint="eastAsia"/>
+        </w:rPr>
+        <w:t xml:space="preserve">投資人行為與數位金融、2.2.1</w:t>
+      </w:r>
+      <w:r>
+        <w:t xml:space="preserve"> </w:t>
+      </w:r>
+      <w:r>
+        <w:rPr>
+          <w:rFonts w:hint="eastAsia"/>
+        </w:rPr>
+        <w:t xml:space="preserve">投資人／顧客分群方法、2.2.2</w:t>
+      </w:r>
+      <w:r>
+        <w:t xml:space="preserve"> RFM </w:t>
+      </w:r>
+      <w:r>
+        <w:rPr>
+          <w:rFonts w:hint="eastAsia"/>
+        </w:rPr>
+        <w:t xml:space="preserve">與機器學習分群三節文獻，投資人行為與數位金融提供本研究的情境與問題意識，說明投資人具有心理與行為異質性，且數位平台會改變投資資訊取得與決策過程；投資人／顧客分群方法（以</w:t>
       </w:r>
       <w:r>
         <w:t xml:space="preserve"> Aliyev et al., </w:t>
@@ -7158,7 +7211,7 @@
         <w:rPr>
           <w:rFonts w:hint="eastAsia"/>
         </w:rPr>
-        <w:t xml:space="preserve">因此，在第二章文獻探討中，前三類文獻可形成以下論述邏輯：首先，投資人行為在數位金融環境下變得更可觀測也更複雜，研究不宜僅依賴傳統人口統計或單次問卷衡量；其次，顧客分群研究指出，透過多維資料辨識差異化群體，有助於金融機構提供更精準的產品與服務；最後，RFM</w:t>
+        <w:t xml:space="preserve">因此，在第二章文獻探討中，上述三節文獻可形成以下論述邏輯：首先，投資人行為在數位金融環境下變得更可觀測也更複雜，研究不宜僅依賴傳統人口統計或單次問卷衡量；其次，顧客分群研究指出，透過多維資料辨識差異化群體，有助於金融機構提供更精準的產品與服務；最後，RFM</w:t>
       </w:r>
       <w:r>
         <w:t xml:space="preserve"> </w:t>
@@ -7206,6 +7259,31 @@
         </w:pict>
       </w:r>
     </w:p>
+    <w:bookmarkEnd w:id="52"/>
+    <w:bookmarkStart w:id="78" w:name="個人化推薦系統與-fintech-應用相關文獻"/>
+    <w:p>
+      <w:pPr>
+        <w:pStyle w:val="Heading2"/>
+      </w:pPr>
+      <w:r>
+        <w:t xml:space="preserve">2.4 </w:t>
+      </w:r>
+      <w:r>
+        <w:rPr>
+          <w:rFonts w:hint="eastAsia"/>
+        </w:rPr>
+        <w:t xml:space="preserve">個人化推薦系統與</w:t>
+      </w:r>
+      <w:r>
+        <w:t xml:space="preserve"> FinTech </w:t>
+      </w:r>
+      <w:r>
+        <w:rPr>
+          <w:rFonts w:hint="eastAsia"/>
+        </w:rPr>
+        <w:t xml:space="preserve">應用相關文獻</w:t>
+      </w:r>
+    </w:p>
     <w:p>
       <w:pPr>
         <w:pStyle w:val="FirstParagraph"/>
@@ -7214,16 +7292,16 @@
         <w:rPr>
           <w:rFonts w:hint="eastAsia"/>
         </w:rPr>
-        <w:t xml:space="preserve">本文件依據既有近十年文獻矩陣，整理第二章可直接使用之三類文獻脈絡：一、個人化推薦系統；二、基金／金融商品推薦；三、FinTech</w:t>
-      </w:r>
-      <w:r>
-        <w:t xml:space="preserve"> </w:t>
-      </w:r>
-      <w:r>
-        <w:rPr>
-          <w:rFonts w:hint="eastAsia"/>
-        </w:rPr>
-        <w:t xml:space="preserve">與數位券商應用。整理重點包含研究主題演進、常見推薦方法或模型、資料型態、評估指標、應用場景、主要研究發現，以及與數位券商基金投資服務之關聯。整體而言，近年文獻已由「提高推薦準確率」逐步轉向「結合行為資料、金融商品特性、投資人風險屬性與可解釋性」之推薦系統設計；此一轉向正好構成本研究以</w:t>
+        <w:t xml:space="preserve">本節整理與個人化基金推薦直接相關之三類文獻脈絡：個人化推薦系統文獻脈絡（2.4.1）、基金／金融商品推薦文獻脈絡（2.4.2）、FinTech</w:t>
+      </w:r>
+      <w:r>
+        <w:t xml:space="preserve"> </w:t>
+      </w:r>
+      <w:r>
+        <w:rPr>
+          <w:rFonts w:hint="eastAsia"/>
+        </w:rPr>
+        <w:t xml:space="preserve">與數位券商應用文獻脈絡（2.4.3），並釐清金融商品推薦與一般電商推薦之差異（2.4.4）。整理重點包含研究主題演進、常見推薦方法或模型、資料型態、評估指標、應用場景、主要研究發現，以及與數位券商基金投資服務之關聯。整體而言，近年文獻已由「提高推薦準確率」逐步轉向「結合行為資料、金融商品特性、投資人風險屬性與可解釋性」之推薦系統設計；此一轉向正好構成本研究以</w:t>
       </w:r>
       <w:r>
         <w:t xml:space="preserve"> GA4 </w:t>
@@ -7242,14 +7320,13 @@
         </w:pict>
       </w:r>
     </w:p>
-    <w:bookmarkEnd w:id="50"/>
-    <w:bookmarkStart w:id="58" w:name="個人化推薦系統文獻脈絡"/>
+    <w:bookmarkStart w:id="60" w:name="個人化推薦系統文獻脈絡"/>
     <w:p>
       <w:pPr>
         <w:pStyle w:val="Heading3"/>
       </w:pPr>
       <w:r>
-        <w:t xml:space="preserve">2.3.1 </w:t>
+        <w:t xml:space="preserve">2.4.1 </w:t>
       </w:r>
       <w:r>
         <w:rPr>
@@ -7258,7 +7335,7 @@
         <w:t xml:space="preserve">個人化推薦系統文獻脈絡</w:t>
       </w:r>
     </w:p>
-    <w:bookmarkStart w:id="51" w:name="研究主題演進-3"/>
+    <w:bookmarkStart w:id="53" w:name="研究主題演進-3"/>
     <w:p>
       <w:pPr>
         <w:pStyle w:val="Heading4"/>
@@ -7413,8 +7490,8 @@
         <w:t xml:space="preserve">Li（2025）歸納之精準行銷式推薦方向，使推薦結果不僅準確，也能反映金融商品特有的風險與時間敏感性。</w:t>
       </w:r>
     </w:p>
-    <w:bookmarkEnd w:id="51"/>
-    <w:bookmarkStart w:id="52" w:name="常見推薦方法或模型"/>
+    <w:bookmarkEnd w:id="53"/>
+    <w:bookmarkStart w:id="54" w:name="常見推薦方法或模型"/>
     <w:p>
       <w:pPr>
         <w:pStyle w:val="Heading4"/>
@@ -7676,8 +7753,8 @@
         <w:t xml:space="preserve">之增量貢獻得以乾淨歸因於分群此一單一變數。此一設計可對應第二章文獻脈絡，也能在第三章研究方法與第四章實驗結果中清楚說明各模型之理論基礎與增量效果。</w:t>
       </w:r>
     </w:p>
-    <w:bookmarkEnd w:id="52"/>
-    <w:bookmarkStart w:id="53" w:name="資料型態"/>
+    <w:bookmarkEnd w:id="54"/>
+    <w:bookmarkStart w:id="55" w:name="資料型態"/>
     <w:p>
       <w:pPr>
         <w:pStyle w:val="Heading4"/>
@@ -7795,8 +7872,8 @@
         <w:t xml:space="preserve">欄位總表與特徵計算方式，詳見第三章資料前處理相關章節。</w:t>
       </w:r>
     </w:p>
-    <w:bookmarkEnd w:id="53"/>
-    <w:bookmarkStart w:id="54" w:name="評估指標"/>
+    <w:bookmarkEnd w:id="55"/>
+    <w:bookmarkStart w:id="56" w:name="評估指標"/>
     <w:p>
       <w:pPr>
         <w:pStyle w:val="Heading4"/>
@@ -7950,8 +8027,8 @@
         <w:t xml:space="preserve">Precision@K，以分析不同投資人群體對個人化推薦的反應差異。</w:t>
       </w:r>
     </w:p>
-    <w:bookmarkEnd w:id="54"/>
-    <w:bookmarkStart w:id="55" w:name="應用場景"/>
+    <w:bookmarkEnd w:id="56"/>
+    <w:bookmarkStart w:id="57" w:name="應用場景"/>
     <w:p>
       <w:pPr>
         <w:pStyle w:val="Heading4"/>
@@ -7997,8 +8074,8 @@
         <w:t xml:space="preserve">本研究所處之數位券商基金投資服務場景，推薦系統可用於基金探索、相似基金推薦、熱門基金比較、新手投資引導與分群化投資服務。然而，在設計上必須避免將推薦簡化為「刺激交易」工具，而應定位為協助投資人降低資訊搜尋成本、提高商品理解度與改善基金選擇品質之輔助機制。</w:t>
       </w:r>
     </w:p>
-    <w:bookmarkEnd w:id="55"/>
-    <w:bookmarkStart w:id="56" w:name="主要研究發現"/>
+    <w:bookmarkEnd w:id="57"/>
+    <w:bookmarkStart w:id="58" w:name="主要研究發現"/>
     <w:p>
       <w:pPr>
         <w:pStyle w:val="Heading4"/>
@@ -8062,8 +8139,8 @@
         <w:t xml:space="preserve">評估指標的合理性；但金融商品推薦仍需進一步納入風險、適合度與投資人保護之特殊要求，此點於下一節「基金／金融商品推薦文獻脈絡」進一步說明。</w:t>
       </w:r>
     </w:p>
-    <w:bookmarkEnd w:id="56"/>
-    <w:bookmarkStart w:id="57" w:name="與數位券商基金投資服務之關聯"/>
+    <w:bookmarkEnd w:id="58"/>
+    <w:bookmarkStart w:id="59" w:name="與數位券商基金投資服務之關聯"/>
     <w:p>
       <w:pPr>
         <w:pStyle w:val="Heading4"/>
@@ -8123,15 +8200,15 @@
         </w:pict>
       </w:r>
     </w:p>
-    <w:bookmarkEnd w:id="57"/>
-    <w:bookmarkEnd w:id="58"/>
-    <w:bookmarkStart w:id="66" w:name="基金金融商品推薦文獻脈絡"/>
+    <w:bookmarkEnd w:id="59"/>
+    <w:bookmarkEnd w:id="60"/>
+    <w:bookmarkStart w:id="68" w:name="基金金融商品推薦文獻脈絡"/>
     <w:p>
       <w:pPr>
         <w:pStyle w:val="Heading3"/>
       </w:pPr>
       <w:r>
-        <w:t xml:space="preserve">2.3.2 </w:t>
+        <w:t xml:space="preserve">2.4.2 </w:t>
       </w:r>
       <w:r>
         <w:rPr>
@@ -8140,7 +8217,7 @@
         <w:t xml:space="preserve">基金／金融商品推薦文獻脈絡</w:t>
       </w:r>
     </w:p>
-    <w:bookmarkStart w:id="59" w:name="研究主題演進-4"/>
+    <w:bookmarkStart w:id="61" w:name="研究主題演進-4"/>
     <w:p>
       <w:pPr>
         <w:pStyle w:val="Heading4"/>
@@ -8797,8 +8874,8 @@
         <w:t xml:space="preserve">種基準演算法。</w:t>
       </w:r>
     </w:p>
-    <w:bookmarkEnd w:id="59"/>
-    <w:bookmarkStart w:id="60" w:name="常見推薦方法或模型-1"/>
+    <w:bookmarkEnd w:id="61"/>
+    <w:bookmarkStart w:id="62" w:name="常見推薦方法或模型-1"/>
     <w:p>
       <w:pPr>
         <w:pStyle w:val="Heading4"/>
@@ -9008,8 +9085,8 @@
         <w:t xml:space="preserve">與動態效用學習可作為進階文獻與未來研究方向的對照。如此可兼顧方法完整性、資料可取得性與論文可完成性。</w:t>
       </w:r>
     </w:p>
-    <w:bookmarkEnd w:id="60"/>
-    <w:bookmarkStart w:id="61" w:name="資料型態-1"/>
+    <w:bookmarkEnd w:id="62"/>
+    <w:bookmarkStart w:id="63" w:name="資料型態-1"/>
     <w:p>
       <w:pPr>
         <w:pStyle w:val="Heading4"/>
@@ -9181,8 +9258,8 @@
         <w:t xml:space="preserve">行為資料則可捕捉尚未轉化為交易的投資興趣。相較於僅使用交易資料的研究，本研究的雙軌資料整合可更完整反映數位券商投資服務中的「瀏覽—比較—交易」流程。</w:t>
       </w:r>
     </w:p>
-    <w:bookmarkEnd w:id="61"/>
-    <w:bookmarkStart w:id="62" w:name="評估指標-1"/>
+    <w:bookmarkEnd w:id="63"/>
+    <w:bookmarkStart w:id="64" w:name="評估指標-1"/>
     <w:p>
       <w:pPr>
         <w:pStyle w:val="Heading4"/>
@@ -9380,8 +9457,8 @@
         <w:t xml:space="preserve">風險等級、推薦清單是否過度集中於單一類型，以及是否具備可解釋性。</w:t>
       </w:r>
     </w:p>
-    <w:bookmarkEnd w:id="62"/>
-    <w:bookmarkStart w:id="63" w:name="應用場景-1"/>
+    <w:bookmarkEnd w:id="64"/>
+    <w:bookmarkStart w:id="65" w:name="應用場景-1"/>
     <w:p>
       <w:pPr>
         <w:pStyle w:val="Heading4"/>
@@ -9427,8 +9504,8 @@
         <w:t xml:space="preserve">在數位券商場景中，本研究較適合聚焦於「個人化基金推薦」而非完整投資組合建議。前者是根據投資人過去行為與交易偏好推薦可能感興趣且具適合度的基金；後者則涉及資產配置、風險預算與投資顧問責任，監理要求更高。因此，本研究在第二章應清楚界定推薦系統的角色：它是投資服務中的資訊輔助與商品發現機制，而非保證收益或替代投資顧問判斷的決策工具。</w:t>
       </w:r>
     </w:p>
-    <w:bookmarkEnd w:id="63"/>
-    <w:bookmarkStart w:id="64" w:name="主要研究發現-1"/>
+    <w:bookmarkEnd w:id="65"/>
+    <w:bookmarkStart w:id="66" w:name="主要研究發現-1"/>
     <w:p>
       <w:pPr>
         <w:pStyle w:val="Heading4"/>
@@ -9546,8 +9623,8 @@
         <w:t xml:space="preserve">2024），本研究應明確界定聚焦於前者。此一觀點可作為本研究比較「個人化推薦」與「熱門基金推薦」的理論基礎。</w:t>
       </w:r>
     </w:p>
-    <w:bookmarkEnd w:id="64"/>
-    <w:bookmarkStart w:id="65" w:name="與數位券商基金投資服務之關聯-1"/>
+    <w:bookmarkEnd w:id="66"/>
+    <w:bookmarkStart w:id="67" w:name="與數位券商基金投資服務之關聯-1"/>
     <w:p>
       <w:pPr>
         <w:pStyle w:val="Heading4"/>
@@ -9652,15 +9729,15 @@
         </w:pict>
       </w:r>
     </w:p>
-    <w:bookmarkEnd w:id="65"/>
-    <w:bookmarkEnd w:id="66"/>
-    <w:bookmarkStart w:id="74" w:name="fintech-與數位券商應用文獻脈絡"/>
+    <w:bookmarkEnd w:id="67"/>
+    <w:bookmarkEnd w:id="68"/>
+    <w:bookmarkStart w:id="76" w:name="fintech-與數位券商應用文獻脈絡"/>
     <w:p>
       <w:pPr>
         <w:pStyle w:val="Heading3"/>
       </w:pPr>
       <w:r>
-        <w:t xml:space="preserve">2.4.1 FinTech </w:t>
+        <w:t xml:space="preserve">2.4.3 FinTech </w:t>
       </w:r>
       <w:r>
         <w:rPr>
@@ -9669,7 +9746,7 @@
         <w:t xml:space="preserve">與數位券商應用文獻脈絡</w:t>
       </w:r>
     </w:p>
-    <w:bookmarkStart w:id="67" w:name="研究主題演進-5"/>
+    <w:bookmarkStart w:id="69" w:name="研究主題演進-5"/>
     <w:p>
       <w:pPr>
         <w:pStyle w:val="Heading4"/>
@@ -9926,8 +10003,8 @@
         <w:t xml:space="preserve">bias）」——推薦系統越個人化、越像真人互動，使用者越容易不加思索地依循其建議。</w:t>
       </w:r>
     </w:p>
-    <w:bookmarkEnd w:id="67"/>
-    <w:bookmarkStart w:id="68" w:name="常見方法或模型"/>
+    <w:bookmarkEnd w:id="69"/>
+    <w:bookmarkStart w:id="70" w:name="常見方法或模型"/>
     <w:p>
       <w:pPr>
         <w:pStyle w:val="Heading4"/>
@@ -10075,8 +10152,8 @@
         <w:t xml:space="preserve">IOSCO（2025）／IOSCO（2021）的監理指引作為本研究模型治理與可解釋性設計的參考依據。</w:t>
       </w:r>
     </w:p>
-    <w:bookmarkEnd w:id="68"/>
-    <w:bookmarkStart w:id="69" w:name="資料型態-2"/>
+    <w:bookmarkEnd w:id="70"/>
+    <w:bookmarkStart w:id="71" w:name="資料型態-2"/>
     <w:p>
       <w:pPr>
         <w:pStyle w:val="Heading4"/>
@@ -10265,8 +10342,8 @@
         <w:t xml:space="preserve">scope）三種範疇，可分別對應「該投資人整體輪廓」「單次造訪行為」與「單一互動事件」三種顆粒度的特徵設計。這兩份官方文件屬於技術規格文件而非學術文獻，第二章僅說明其與本研究行為特徵設計的對應關係，詳細的欄位定義與擷取限制將於第三章資料前處理段落具體說明。</w:t>
       </w:r>
     </w:p>
-    <w:bookmarkEnd w:id="69"/>
-    <w:bookmarkStart w:id="70" w:name="評估指標-2"/>
+    <w:bookmarkEnd w:id="71"/>
+    <w:bookmarkStart w:id="72" w:name="評估指標-2"/>
     <w:p>
       <w:pPr>
         <w:pStyle w:val="Heading4"/>
@@ -10369,8 +10446,8 @@
         <w:t xml:space="preserve">Mihet（2023）之資訊落差論述。</w:t>
       </w:r>
     </w:p>
-    <w:bookmarkEnd w:id="70"/>
-    <w:bookmarkStart w:id="71" w:name="應用場景-2"/>
+    <w:bookmarkEnd w:id="72"/>
+    <w:bookmarkStart w:id="73" w:name="應用場景-2"/>
     <w:p>
       <w:pPr>
         <w:pStyle w:val="Heading4"/>
@@ -10461,8 +10538,8 @@
         <w:t xml:space="preserve">IOSCO（2025）所述資產管理業者「客戶分群」與「客製化」的實務作法。然而，數位平台也可能因介面設計、推播策略或推薦排序而影響投資人決策，故推薦系統應納入風險揭露與適合度控制，而非僅以轉換率最大化為目標。</w:t>
       </w:r>
     </w:p>
-    <w:bookmarkEnd w:id="71"/>
-    <w:bookmarkStart w:id="72" w:name="主要研究發現-2"/>
+    <w:bookmarkEnd w:id="73"/>
+    <w:bookmarkStart w:id="74" w:name="主要研究發現-2"/>
     <w:p>
       <w:pPr>
         <w:pStyle w:val="Heading4"/>
@@ -10606,8 +10683,8 @@
         <w:t xml:space="preserve">Mihet（2023）所指出的資訊不平等。</w:t>
       </w:r>
     </w:p>
-    <w:bookmarkEnd w:id="72"/>
-    <w:bookmarkStart w:id="73" w:name="與數位券商基金投資服務之關聯-2"/>
+    <w:bookmarkEnd w:id="74"/>
+    <w:bookmarkStart w:id="75" w:name="與數位券商基金投資服務之關聯-2"/>
     <w:p>
       <w:pPr>
         <w:pStyle w:val="Heading4"/>
@@ -10769,15 +10846,15 @@
         </w:pict>
       </w:r>
     </w:p>
-    <w:bookmarkEnd w:id="73"/>
-    <w:bookmarkEnd w:id="74"/>
-    <w:bookmarkStart w:id="75" w:name="金融商品推薦與一般電商推薦之差異"/>
+    <w:bookmarkEnd w:id="75"/>
+    <w:bookmarkEnd w:id="76"/>
+    <w:bookmarkStart w:id="77" w:name="金融商品推薦與一般電商推薦之差異"/>
     <w:p>
       <w:pPr>
         <w:pStyle w:val="Heading3"/>
       </w:pPr>
       <w:r>
-        <w:t xml:space="preserve">2.4.2 </w:t>
+        <w:t xml:space="preserve">2.4.4 </w:t>
       </w:r>
       <w:r>
         <w:rPr>
@@ -10835,9 +10912,9 @@
         </w:pict>
       </w:r>
     </w:p>
-    <w:bookmarkEnd w:id="75"/>
-    <w:bookmarkEnd w:id="76"/>
-    <w:bookmarkStart w:id="81" w:name="文獻整理與研究缺口分析"/>
+    <w:bookmarkEnd w:id="77"/>
+    <w:bookmarkEnd w:id="78"/>
+    <w:bookmarkStart w:id="83" w:name="文獻整理與研究缺口分析"/>
     <w:p>
       <w:pPr>
         <w:pStyle w:val="Heading2"/>
@@ -10859,7 +10936,7 @@
         </w:pict>
       </w:r>
     </w:p>
-    <w:bookmarkStart w:id="77" w:name="研究缺口彙整表"/>
+    <w:bookmarkStart w:id="79" w:name="研究缺口彙整表"/>
     <w:p>
       <w:pPr>
         <w:pStyle w:val="Heading3"/>
@@ -11447,8 +11524,8 @@
         </w:pict>
       </w:r>
     </w:p>
-    <w:bookmarkEnd w:id="77"/>
-    <w:bookmarkStart w:id="78" w:name="與國內先行研究之比較許仲廷2022王怡2023"/>
+    <w:bookmarkEnd w:id="79"/>
+    <w:bookmarkStart w:id="80" w:name="與國內先行研究之比較許仲廷2022王怡2023"/>
     <w:p>
       <w:pPr>
         <w:pStyle w:val="Heading3"/>
@@ -11702,8 +11779,8 @@
         </w:pict>
       </w:r>
     </w:p>
-    <w:bookmarkEnd w:id="78"/>
-    <w:bookmarkStart w:id="79" w:name="本研究如何填補缺口"/>
+    <w:bookmarkEnd w:id="80"/>
+    <w:bookmarkStart w:id="81" w:name="本研究如何填補缺口"/>
     <w:p>
       <w:pPr>
         <w:pStyle w:val="Heading3"/>
@@ -11966,8 +12043,8 @@
         </w:pict>
       </w:r>
     </w:p>
-    <w:bookmarkEnd w:id="79"/>
-    <w:bookmarkStart w:id="80" w:name="綜合性論述"/>
+    <w:bookmarkEnd w:id="81"/>
+    <w:bookmarkStart w:id="82" w:name="綜合性論述"/>
     <w:p>
       <w:pPr>
         <w:pStyle w:val="Heading3"/>
@@ -12173,10 +12250,10 @@
         <w:t xml:space="preserve">等指標上的增量效果，於台灣數位券商基金投資服務場域中，補足既有文獻在資料整合廣度、模型系統性比較與治理考量三方面之不足。</w:t>
       </w:r>
     </w:p>
-    <w:bookmarkEnd w:id="80"/>
-    <w:bookmarkEnd w:id="81"/>
     <w:bookmarkEnd w:id="82"/>
-    <w:bookmarkStart w:id="133" w:name="第三章-研究方法"/>
+    <w:bookmarkEnd w:id="83"/>
+    <w:bookmarkEnd w:id="84"/>
+    <w:bookmarkStart w:id="135" w:name="第三章-研究方法"/>
     <w:p>
       <w:pPr>
         <w:pStyle w:val="Heading1"/>
@@ -12197,7 +12274,7 @@
         <w:t xml:space="preserve">研究方法</w:t>
       </w:r>
     </w:p>
-    <w:bookmarkStart w:id="90" w:name="研究架構設計"/>
+    <w:bookmarkStart w:id="92" w:name="研究架構設計"/>
     <w:p>
       <w:pPr>
         <w:pStyle w:val="Heading2"/>
@@ -12315,7 +12392,7 @@
         <w:t xml:space="preserve">——分群、推薦模型訓練與評估之基本單位均為單一投資人，而非個別交易或個別瀏覽事件。</w:t>
       </w:r>
     </w:p>
-    <w:bookmarkStart w:id="83" w:name="設計理念管線順序與基準階梯之理由"/>
+    <w:bookmarkStart w:id="85" w:name="設計理念管線順序與基準階梯之理由"/>
     <w:p>
       <w:pPr>
         <w:pStyle w:val="Heading3"/>
@@ -12526,8 +12603,8 @@
         <w:t xml:space="preserve">節候選基金池統一規則）。</w:t>
       </w:r>
     </w:p>
-    <w:bookmarkEnd w:id="83"/>
-    <w:bookmarkStart w:id="84" w:name="五層架構總覽與層間資料介面"/>
+    <w:bookmarkEnd w:id="85"/>
+    <w:bookmarkStart w:id="86" w:name="五層架構總覽與層間資料介面"/>
     <w:p>
       <w:pPr>
         <w:pStyle w:val="Heading3"/>
@@ -13032,8 +13109,8 @@
         <w:t xml:space="preserve">等指標比較，分析分群輔助模型相較基準模型之效益</w:t>
       </w:r>
     </w:p>
-    <w:bookmarkEnd w:id="84"/>
-    <w:bookmarkStart w:id="85" w:name="第一層資料蒐集"/>
+    <w:bookmarkEnd w:id="86"/>
+    <w:bookmarkStart w:id="87" w:name="第一層資料蒐集"/>
     <w:p>
       <w:pPr>
         <w:pStyle w:val="Heading3"/>
@@ -13095,8 +13172,8 @@
         <w:t xml:space="preserve">節。</w:t>
       </w:r>
     </w:p>
-    <w:bookmarkEnd w:id="85"/>
-    <w:bookmarkStart w:id="86" w:name="第二層特徵工程與資料前處理"/>
+    <w:bookmarkEnd w:id="87"/>
+    <w:bookmarkStart w:id="88" w:name="第二層特徵工程與資料前處理"/>
     <w:p>
       <w:pPr>
         <w:pStyle w:val="Heading3"/>
@@ -13131,8 +13208,8 @@
         <w:t xml:space="preserve">節。</w:t>
       </w:r>
     </w:p>
-    <w:bookmarkEnd w:id="86"/>
-    <w:bookmarkStart w:id="87" w:name="第三層投資人分群"/>
+    <w:bookmarkEnd w:id="88"/>
+    <w:bookmarkStart w:id="89" w:name="第三層投資人分群"/>
     <w:p>
       <w:pPr>
         <w:pStyle w:val="Heading3"/>
@@ -13241,8 +13318,8 @@
         <w:t xml:space="preserve">節。</w:t>
       </w:r>
     </w:p>
-    <w:bookmarkEnd w:id="87"/>
-    <w:bookmarkStart w:id="88" w:name="第四五層個人化推薦模型與評估"/>
+    <w:bookmarkEnd w:id="89"/>
+    <w:bookmarkStart w:id="90" w:name="第四五層個人化推薦模型與評估"/>
     <w:p>
       <w:pPr>
         <w:pStyle w:val="Heading3"/>
@@ -13377,8 +13454,8 @@
         <w:t xml:space="preserve">節。</w:t>
       </w:r>
     </w:p>
-    <w:bookmarkEnd w:id="88"/>
-    <w:bookmarkStart w:id="89" w:name="貫穿五層之方法論層級承諾"/>
+    <w:bookmarkEnd w:id="90"/>
+    <w:bookmarkStart w:id="91" w:name="貫穿五層之方法論層級承諾"/>
     <w:p>
       <w:pPr>
         <w:pStyle w:val="Heading3"/>
@@ -13562,9 +13639,9 @@
         </w:pict>
       </w:r>
     </w:p>
-    <w:bookmarkEnd w:id="89"/>
-    <w:bookmarkEnd w:id="90"/>
-    <w:bookmarkStart w:id="97" w:name="研究流程說明"/>
+    <w:bookmarkEnd w:id="91"/>
+    <w:bookmarkEnd w:id="92"/>
+    <w:bookmarkStart w:id="99" w:name="研究流程說明"/>
     <w:p>
       <w:pPr>
         <w:pStyle w:val="Heading2"/>
@@ -14359,7 +14436,7 @@
         <w:t xml:space="preserve">呼應第四、五章</w:t>
       </w:r>
     </w:p>
-    <w:bookmarkStart w:id="91" w:name="步驟一資料蒐集與整合規劃"/>
+    <w:bookmarkStart w:id="93" w:name="步驟一資料蒐集與整合規劃"/>
     <w:p>
       <w:pPr>
         <w:pStyle w:val="Heading3"/>
@@ -14430,8 +14507,8 @@
         <w:t xml:space="preserve">值域擴增，需回頭調整步驟二之對應規則。</w:t>
       </w:r>
     </w:p>
-    <w:bookmarkEnd w:id="91"/>
-    <w:bookmarkStart w:id="92" w:name="步驟二資料前處理與特徵工程"/>
+    <w:bookmarkEnd w:id="93"/>
+    <w:bookmarkStart w:id="94" w:name="步驟二資料前處理與特徵工程"/>
     <w:p>
       <w:pPr>
         <w:pStyle w:val="Heading3"/>
@@ -14558,8 +14635,8 @@
         <w:t xml:space="preserve">，而非逕行帶入品質不佳之特徵進入下一步驟。</w:t>
       </w:r>
     </w:p>
-    <w:bookmarkEnd w:id="92"/>
-    <w:bookmarkStart w:id="93" w:name="步驟三投資人分群"/>
+    <w:bookmarkEnd w:id="94"/>
+    <w:bookmarkStart w:id="95" w:name="步驟三投資人分群"/>
     <w:p>
       <w:pPr>
         <w:pStyle w:val="Heading3"/>
@@ -14735,8 +14812,8 @@
         <w:t xml:space="preserve">之解讀基礎。</w:t>
       </w:r>
     </w:p>
-    <w:bookmarkEnd w:id="93"/>
-    <w:bookmarkStart w:id="94" w:name="步驟四個人化推薦模型建置"/>
+    <w:bookmarkEnd w:id="95"/>
+    <w:bookmarkStart w:id="96" w:name="步驟四個人化推薦模型建置"/>
     <w:p>
       <w:pPr>
         <w:pStyle w:val="Heading3"/>
@@ -14867,8 +14944,8 @@
         <w:t xml:space="preserve">節預先規劃，實際調整結果將於第四章記錄，不視為偏離計畫書。</w:t>
       </w:r>
     </w:p>
-    <w:bookmarkEnd w:id="94"/>
-    <w:bookmarkStart w:id="95" w:name="步驟五模型評估與比較"/>
+    <w:bookmarkEnd w:id="96"/>
+    <w:bookmarkStart w:id="97" w:name="步驟五模型評估與比較"/>
     <w:p>
       <w:pPr>
         <w:pStyle w:val="Heading3"/>
@@ -15053,8 +15130,8 @@
         <w:t xml:space="preserve">，而非在指標計算階段以特例處理掩蓋範圍界定之疏漏。</w:t>
       </w:r>
     </w:p>
-    <w:bookmarkEnd w:id="95"/>
-    <w:bookmarkStart w:id="96" w:name="步驟六結果整合與應用建議"/>
+    <w:bookmarkEnd w:id="97"/>
+    <w:bookmarkStart w:id="98" w:name="步驟六結果整合與應用建議"/>
     <w:p>
       <w:pPr>
         <w:pStyle w:val="Heading3"/>
@@ -15096,9 +15173,9 @@
         </w:pict>
       </w:r>
     </w:p>
-    <w:bookmarkEnd w:id="96"/>
-    <w:bookmarkEnd w:id="97"/>
-    <w:bookmarkStart w:id="104" w:name="資料來源與資料說明"/>
+    <w:bookmarkEnd w:id="98"/>
+    <w:bookmarkEnd w:id="99"/>
+    <w:bookmarkStart w:id="106" w:name="資料來源與資料說明"/>
     <w:p>
       <w:pPr>
         <w:pStyle w:val="Heading2"/>
@@ -15113,7 +15190,7 @@
         <w:t xml:space="preserve">資料來源與資料說明</w:t>
       </w:r>
     </w:p>
-    <w:bookmarkStart w:id="98" w:name="研究場域與資料期間"/>
+    <w:bookmarkStart w:id="100" w:name="研究場域與資料期間"/>
     <w:p>
       <w:pPr>
         <w:pStyle w:val="Heading3"/>
@@ -15202,8 +15279,8 @@
         <w:t xml:space="preserve">節）。</w:t>
       </w:r>
     </w:p>
-    <w:bookmarkEnd w:id="98"/>
-    <w:bookmarkStart w:id="99" w:name="ga4-使用者行為資料"/>
+    <w:bookmarkEnd w:id="100"/>
+    <w:bookmarkStart w:id="101" w:name="ga4-使用者行為資料"/>
     <w:p>
       <w:pPr>
         <w:pStyle w:val="Heading3"/>
@@ -16961,8 +17038,8 @@
         <w:t xml:space="preserve">節）。</w:t>
       </w:r>
     </w:p>
-    <w:bookmarkEnd w:id="99"/>
-    <w:bookmarkStart w:id="100" w:name="基金交易資料"/>
+    <w:bookmarkEnd w:id="101"/>
+    <w:bookmarkStart w:id="102" w:name="基金交易資料"/>
     <w:p>
       <w:pPr>
         <w:pStyle w:val="Heading3"/>
@@ -17518,8 +17595,8 @@
         <w:t xml:space="preserve">節「延伸指標」段落列出（帳戶年資、贖回次數、申購／贖回比例等），惟均待實際欄位確認後方能定案。</w:t>
       </w:r>
     </w:p>
-    <w:bookmarkEnd w:id="100"/>
-    <w:bookmarkStart w:id="101" w:name="用戶屬性資料"/>
+    <w:bookmarkEnd w:id="102"/>
+    <w:bookmarkStart w:id="103" w:name="用戶屬性資料"/>
     <w:p>
       <w:pPr>
         <w:pStyle w:val="Heading3"/>
@@ -18168,8 +18245,8 @@
         <w:t xml:space="preserve">）同一評級系統，兩者可直接對應比較，無須另建對照表。</w:t>
       </w:r>
     </w:p>
-    <w:bookmarkEnd w:id="101"/>
-    <w:bookmarkStart w:id="102" w:name="資料倫理與脫敏方式"/>
+    <w:bookmarkEnd w:id="103"/>
+    <w:bookmarkStart w:id="104" w:name="資料倫理與脫敏方式"/>
     <w:p>
       <w:pPr>
         <w:pStyle w:val="Heading3"/>
@@ -18403,8 +18480,8 @@
         <w:t xml:space="preserve">本研究資料僅用於學術分析目的，不對外公開原始資料、不重新識別（re-identify）任何使用者身份，分析結果以群體統計或聚合形式呈現於論文中。</w:t>
       </w:r>
     </w:p>
-    <w:bookmarkEnd w:id="102"/>
-    <w:bookmarkStart w:id="103" w:name="資料限制與待確認事項"/>
+    <w:bookmarkEnd w:id="104"/>
+    <w:bookmarkStart w:id="105" w:name="資料限制與待確認事項"/>
     <w:p>
       <w:pPr>
         <w:pStyle w:val="Heading3"/>
@@ -18739,9 +18816,9 @@
         </w:pict>
       </w:r>
     </w:p>
-    <w:bookmarkEnd w:id="103"/>
-    <w:bookmarkEnd w:id="104"/>
-    <w:bookmarkStart w:id="113" w:name="資料前處理方法"/>
+    <w:bookmarkEnd w:id="105"/>
+    <w:bookmarkEnd w:id="106"/>
+    <w:bookmarkStart w:id="115" w:name="資料前處理方法"/>
     <w:p>
       <w:pPr>
         <w:pStyle w:val="Heading2"/>
@@ -18756,7 +18833,7 @@
         <w:t xml:space="preserve">資料前處理方法</w:t>
       </w:r>
     </w:p>
-    <w:bookmarkStart w:id="105" w:name="資料串接與識別碼歸戶前置步驟"/>
+    <w:bookmarkStart w:id="107" w:name="資料串接與識別碼歸戶前置步驟"/>
     <w:p>
       <w:pPr>
         <w:pStyle w:val="Heading3"/>
@@ -19625,8 +19702,8 @@
         <w:t xml:space="preserve">節與本節之間最大的未驗證依賴，取得完整期間資料後須優先核實。</w:t>
       </w:r>
     </w:p>
-    <w:bookmarkEnd w:id="105"/>
-    <w:bookmarkStart w:id="106" w:name="缺值處理策略"/>
+    <w:bookmarkEnd w:id="107"/>
+    <w:bookmarkStart w:id="108" w:name="缺值處理策略"/>
     <w:p>
       <w:pPr>
         <w:pStyle w:val="Heading3"/>
@@ -19917,8 +19994,8 @@
         <w:t xml:space="preserve">欄位個別非空值之加總計算，避免使用者一次複選多項篩選條件時，同一次篩選行為被重複計入多次。</w:t>
       </w:r>
     </w:p>
-    <w:bookmarkEnd w:id="106"/>
-    <w:bookmarkStart w:id="109" w:name="rfm-特徵計算公式"/>
+    <w:bookmarkEnd w:id="108"/>
+    <w:bookmarkStart w:id="111" w:name="rfm-特徵計算公式"/>
     <w:p>
       <w:pPr>
         <w:pStyle w:val="Heading3"/>
@@ -19933,7 +20010,7 @@
         <w:t xml:space="preserve">特徵計算公式</w:t>
       </w:r>
     </w:p>
-    <w:bookmarkStart w:id="107" w:name="交易-rfm"/>
+    <w:bookmarkStart w:id="109" w:name="交易-rfm"/>
     <w:p>
       <w:pPr>
         <w:pStyle w:val="Heading4"/>
@@ -20469,8 +20546,8 @@
         <w:t xml:space="preserve">設計）。若交易資料包含贖回紀錄，另規劃計算贖回次數與申購／贖回比例，作為投資人穩定度之延伸特徵。</w:t>
       </w:r>
     </w:p>
-    <w:bookmarkEnd w:id="107"/>
-    <w:bookmarkStart w:id="108" w:name="行為-rfm"/>
+    <w:bookmarkEnd w:id="109"/>
+    <w:bookmarkStart w:id="110" w:name="行為-rfm"/>
     <w:p>
       <w:pPr>
         <w:pStyle w:val="Heading4"/>
@@ -20970,9 +21047,9 @@
         <w:t xml:space="preserve">之未交易或未瀏覽者）與負值，並有效壓縮右尾極端值使分布趨近常態，同時保留變數間相對大小關係。是否需要轉換將依訓練期實際資料之偏態係數（skewness）判斷，非無條件套用。</w:t>
       </w:r>
     </w:p>
-    <w:bookmarkEnd w:id="108"/>
-    <w:bookmarkEnd w:id="109"/>
-    <w:bookmarkStart w:id="110" w:name="ga4-行為特徵計算方式"/>
+    <w:bookmarkEnd w:id="110"/>
+    <w:bookmarkEnd w:id="111"/>
+    <w:bookmarkStart w:id="112" w:name="ga4-行為特徵計算方式"/>
     <w:p>
       <w:pPr>
         <w:pStyle w:val="Heading3"/>
@@ -21658,8 +21735,8 @@
         <w:t xml:space="preserve">值清單後再評估是否有補充價值。</w:t>
       </w:r>
     </w:p>
-    <w:bookmarkEnd w:id="110"/>
-    <w:bookmarkStart w:id="111" w:name="特徵標準化方法"/>
+    <w:bookmarkEnd w:id="112"/>
+    <w:bookmarkStart w:id="113" w:name="特徵標準化方法"/>
     <w:p>
       <w:pPr>
         <w:pStyle w:val="Heading3"/>
@@ -22832,8 +22909,8 @@
         <w:t xml:space="preserve">節資料洩漏防範原則之必要延伸——若標準化參數涵蓋測試期資料，將與分群特徵、評估設計之訓練／測試期隔離原則產生相同性質之資料洩漏風險。</w:t>
       </w:r>
     </w:p>
-    <w:bookmarkEnd w:id="111"/>
-    <w:bookmarkStart w:id="112" w:name="資料限制與待確認事項-1"/>
+    <w:bookmarkEnd w:id="113"/>
+    <w:bookmarkStart w:id="114" w:name="資料限制與待確認事項-1"/>
     <w:p>
       <w:pPr>
         <w:pStyle w:val="Heading3"/>
@@ -23020,9 +23097,9 @@
         </w:pict>
       </w:r>
     </w:p>
-    <w:bookmarkEnd w:id="112"/>
-    <w:bookmarkEnd w:id="113"/>
-    <w:bookmarkStart w:id="119" w:name="投資人分群方法"/>
+    <w:bookmarkEnd w:id="114"/>
+    <w:bookmarkEnd w:id="115"/>
+    <w:bookmarkStart w:id="121" w:name="投資人分群方法"/>
     <w:p>
       <w:pPr>
         <w:pStyle w:val="Heading2"/>
@@ -23075,7 +23152,7 @@
         <w:t xml:space="preserve">權重之具體數值則須待取得實際資料後確認。</w:t>
       </w:r>
     </w:p>
-    <w:bookmarkStart w:id="114" w:name="分群特徵之計算期間與資料洩漏防範"/>
+    <w:bookmarkStart w:id="116" w:name="分群特徵之計算期間與資料洩漏防範"/>
     <w:p>
       <w:pPr>
         <w:pStyle w:val="Heading3"/>
@@ -23216,8 +23293,8 @@
         <w:t xml:space="preserve">之孤立規則。</w:t>
       </w:r>
     </w:p>
-    <w:bookmarkEnd w:id="114"/>
-    <w:bookmarkStart w:id="115" w:name="分群特徵之尺度組成"/>
+    <w:bookmarkEnd w:id="116"/>
+    <w:bookmarkStart w:id="117" w:name="分群特徵之尺度組成"/>
     <w:p>
       <w:pPr>
         <w:pStyle w:val="Heading3"/>
@@ -23711,7 +23788,7 @@
         <w:t xml:space="preserve">al.（2021，見第二章</w:t>
       </w:r>
       <w:r>
-        <w:t xml:space="preserve"> 2.2 </w:t>
+        <w:t xml:space="preserve"> 2.2.2 </w:t>
       </w:r>
       <w:r>
         <w:rPr>
@@ -23839,8 +23916,8 @@
         <w:t xml:space="preserve">節前處理規劃），風險等級僅作為次序類別之補充維度，而非分群依據之主體；若第四章實際分群結果顯示風險等級對群體區分之貢獻確實有限（例如特徵重要性分析中排名極低），將於結果分析中如實呈現並討論，而非預設其必然有效。</w:t>
       </w:r>
     </w:p>
-    <w:bookmarkEnd w:id="115"/>
-    <w:bookmarkStart w:id="116" w:name="分群演算法選擇k-prototypes"/>
+    <w:bookmarkEnd w:id="117"/>
+    <w:bookmarkStart w:id="118" w:name="分群演算法選擇k-prototypes"/>
     <w:p>
       <w:pPr>
         <w:pStyle w:val="Heading3"/>
@@ -25198,8 +25275,8 @@
         <w:t xml:space="preserve">於本節僅作為「為何不適用混合型資料」之方法論對照，不列入正式分群結果之比較實驗。</w:t>
       </w:r>
     </w:p>
-    <w:bookmarkEnd w:id="116"/>
-    <w:bookmarkStart w:id="117" w:name="最佳分群數選取方法"/>
+    <w:bookmarkEnd w:id="118"/>
+    <w:bookmarkStart w:id="119" w:name="最佳分群數選取方法"/>
     <w:p>
       <w:pPr>
         <w:pStyle w:val="Heading3"/>
@@ -25651,8 +25728,8 @@
         <w:t xml:space="preserve">多指標收斂之結果將作為最終分群數之判斷依據，而非僅依賴單一指標之結果。分群完成後，將依各群體於交易與行為特徵上之輪廓差異，予以商業意義之命名（例如「高頻積極型」「保守長期持有型」），作為後續推薦模型設計與第五章實務應用建議之基礎。</w:t>
       </w:r>
     </w:p>
-    <w:bookmarkEnd w:id="117"/>
-    <w:bookmarkStart w:id="118" w:name="方法論承諾與待驗證項目"/>
+    <w:bookmarkEnd w:id="119"/>
+    <w:bookmarkStart w:id="120" w:name="方法論承諾與待驗證項目"/>
     <w:p>
       <w:pPr>
         <w:pStyle w:val="Heading3"/>
@@ -25774,9 +25851,9 @@
         </w:pict>
       </w:r>
     </w:p>
-    <w:bookmarkEnd w:id="118"/>
-    <w:bookmarkEnd w:id="119"/>
-    <w:bookmarkStart w:id="126" w:name="個人化推薦模型方法"/>
+    <w:bookmarkEnd w:id="120"/>
+    <w:bookmarkEnd w:id="121"/>
+    <w:bookmarkStart w:id="128" w:name="個人化推薦模型方法"/>
     <w:p>
       <w:pPr>
         <w:pStyle w:val="Heading2"/>
@@ -25791,7 +25868,7 @@
         <w:t xml:space="preserve">個人化推薦模型方法</w:t>
       </w:r>
     </w:p>
-    <w:bookmarkStart w:id="120" w:name="推薦模型設計總覽"/>
+    <w:bookmarkStart w:id="122" w:name="推薦模型設計總覽"/>
     <w:p>
       <w:pPr>
         <w:pStyle w:val="Heading3"/>
@@ -26512,8 +26589,8 @@
         <w:t xml:space="preserve">，「已持有」等同於「訓練期內曾出現於交易紀錄之基金」，即現行定義維持不變。此一條件式定義使本規則得以在交易欄位確認前先行定案，屆時僅需依答案套用對應分支，不影響本節其餘設計。</w:t>
       </w:r>
     </w:p>
-    <w:bookmarkEnd w:id="120"/>
-    <w:bookmarkStart w:id="121" w:name="熱門推薦baseline"/>
+    <w:bookmarkEnd w:id="122"/>
+    <w:bookmarkStart w:id="123" w:name="熱門推薦baseline"/>
     <w:p>
       <w:pPr>
         <w:pStyle w:val="Heading3"/>
@@ -26641,8 +26718,8 @@
         <w:t xml:space="preserve">之「候選集篩選、排序依據不變」邏輯一致，為本研究候選集排除規則之統一體現。</w:t>
       </w:r>
     </w:p>
-    <w:bookmarkEnd w:id="121"/>
-    <w:bookmarkStart w:id="122" w:name="內容導向推薦"/>
+    <w:bookmarkEnd w:id="123"/>
+    <w:bookmarkStart w:id="124" w:name="內容導向推薦"/>
     <w:p>
       <w:pPr>
         <w:pStyle w:val="Heading3"/>
@@ -27202,8 +27279,8 @@
         <w:t xml:space="preserve">方式聚合——將使用者訓練期購買之所有基金屬性向量取算術平均，作為代表該使用者偏好之輪廓向量，再計算此輪廓向量與各候選基金屬性向量之餘弦相似度並排序。採平均而非「逐檔取最大相似度」之理由是：向量平均可反映使用者整體偏好之重心，避免推薦結果被單一極端持股過度主導；惟若後續資料顯示使用者偏好呈現明顯之多群集分布（例如同時持有高風險與低風險基金而非居中偏好），亦可能改採逐檔取最大相似度或其他聚合方式，此為須待實際資料驗證之設計選擇，相關比較將於第四章記錄。</w:t>
       </w:r>
     </w:p>
-    <w:bookmarkEnd w:id="122"/>
-    <w:bookmarkStart w:id="123" w:name="協同過濾als-隱性回饋矩陣分解"/>
+    <w:bookmarkEnd w:id="124"/>
+    <w:bookmarkStart w:id="125" w:name="協同過濾als-隱性回饋矩陣分解"/>
     <w:p>
       <w:pPr>
         <w:pStyle w:val="Heading3"/>
@@ -28134,8 +28211,8 @@
         <w:t xml:space="preserve">實作（該套件原生支援信賴權重輸入，無需自行實作最佳化流程）。</w:t>
       </w:r>
     </w:p>
-    <w:bookmarkEnd w:id="123"/>
-    <w:bookmarkStart w:id="124" w:name="分群輔助-cf候選集篩選整合方式方案-a之操作型定義"/>
+    <w:bookmarkEnd w:id="125"/>
+    <w:bookmarkStart w:id="126" w:name="分群輔助-cf候選集篩選整合方式方案-a之操作型定義"/>
     <w:p>
       <w:pPr>
         <w:pStyle w:val="Heading3"/>
@@ -28565,8 +28642,8 @@
         <w:t xml:space="preserve">可能因使用者實際購買之基金恰好不在同群成員購買清單內而下降。此一消長關係須於第四章結果分析中明確呈現，而非僅報告單一指標即宣稱模型優劣。</w:t>
       </w:r>
     </w:p>
-    <w:bookmarkEnd w:id="124"/>
-    <w:bookmarkStart w:id="125" w:name="方法論承諾與待驗證項目-1"/>
+    <w:bookmarkEnd w:id="126"/>
+    <w:bookmarkStart w:id="127" w:name="方法論承諾與待驗證項目-1"/>
     <w:p>
       <w:pPr>
         <w:pStyle w:val="Heading3"/>
@@ -28673,9 +28750,9 @@
         </w:pict>
       </w:r>
     </w:p>
-    <w:bookmarkEnd w:id="125"/>
-    <w:bookmarkEnd w:id="126"/>
-    <w:bookmarkStart w:id="132" w:name="模型評估方法"/>
+    <w:bookmarkEnd w:id="127"/>
+    <w:bookmarkEnd w:id="128"/>
+    <w:bookmarkStart w:id="134" w:name="模型評估方法"/>
     <w:p>
       <w:pPr>
         <w:pStyle w:val="Heading2"/>
@@ -28690,7 +28767,7 @@
         <w:t xml:space="preserve">模型評估方法</w:t>
       </w:r>
     </w:p>
-    <w:bookmarkStart w:id="127" w:name="訓練集測試集切分方式"/>
+    <w:bookmarkStart w:id="129" w:name="訓練集測試集切分方式"/>
     <w:p>
       <w:pPr>
         <w:pStyle w:val="Heading3"/>
@@ -29074,8 +29151,8 @@
         <w:t xml:space="preserve">節之研究限制說明一致對應。</w:t>
       </w:r>
     </w:p>
-    <w:bookmarkEnd w:id="127"/>
-    <w:bookmarkStart w:id="128" w:name="評估指標定義與計算方式"/>
+    <w:bookmarkEnd w:id="129"/>
+    <w:bookmarkStart w:id="130" w:name="評估指標定義與計算方式"/>
     <w:p>
       <w:pPr>
         <w:pStyle w:val="Heading3"/>
@@ -32315,8 +32392,8 @@
         </w:tc>
       </w:tr>
     </w:tbl>
-    <w:bookmarkEnd w:id="128"/>
-    <w:bookmarkStart w:id="129" w:name="分數之意義與模型間比較邏輯"/>
+    <w:bookmarkEnd w:id="130"/>
+    <w:bookmarkStart w:id="131" w:name="分數之意義與模型間比較邏輯"/>
     <w:p>
       <w:pPr>
         <w:pStyle w:val="Heading3"/>
@@ -33134,8 +33211,8 @@
         <w:t xml:space="preserve">RQ2：「分群輔助之個人化推薦，相較基準模型具有統計上顯著之增量效果」，此為全論文最核心之研究發現。</w:t>
       </w:r>
     </w:p>
-    <w:bookmarkEnd w:id="129"/>
-    <w:bookmarkStart w:id="130" w:name="rq3-群體間差異之計算方式"/>
+    <w:bookmarkEnd w:id="131"/>
+    <w:bookmarkStart w:id="132" w:name="rq3-群體間差異之計算方式"/>
     <w:p>
       <w:pPr>
         <w:pStyle w:val="Heading3"/>
@@ -34126,8 +34203,8 @@
         <w:t xml:space="preserve">之間擇一，並搭配對應之事後檢定。此設計使本研究得以在取得實際資料後，依資料實際分布特性選擇統計檢定力最適當之方法，相關選擇過程與結果將於第四章實驗結果完整記錄。</w:t>
       </w:r>
     </w:p>
-    <w:bookmarkEnd w:id="130"/>
-    <w:bookmarkStart w:id="131" w:name="方法論承諾與待驗證項目-2"/>
+    <w:bookmarkEnd w:id="132"/>
+    <w:bookmarkStart w:id="133" w:name="方法論承諾與待驗證項目-2"/>
     <w:p>
       <w:pPr>
         <w:pStyle w:val="Heading3"/>
@@ -34222,9 +34299,9 @@
         <w:t xml:space="preserve">內建函式）等實作細節，均須待取得實際資料後依規模與套件核對結果確認。</w:t>
       </w:r>
     </w:p>
-    <w:bookmarkEnd w:id="131"/>
-    <w:bookmarkEnd w:id="132"/>
     <w:bookmarkEnd w:id="133"/>
+    <w:bookmarkEnd w:id="134"/>
+    <w:bookmarkEnd w:id="135"/>
     <w:sectPr>
       <w:footerReference r:id="rId9" w:type="default"/>
       <w:pgSz w:h="15840" w:w="12240"/>

--- a/thesis-investor-segmentation/thesis/exports/黃子甄_論文計畫書(第一至三章初稿).docx
+++ b/thesis-investor-segmentation/thesis/exports/黃子甄_論文計畫書(第一至三章初稿).docx
@@ -7122,22 +7122,78 @@
         <w:t xml:space="preserve">綜合</w:t>
       </w:r>
       <w:r>
-        <w:t xml:space="preserve"> 2.1 </w:t>
-      </w:r>
-      <w:r>
-        <w:rPr>
-          <w:rFonts w:hint="eastAsia"/>
-        </w:rPr>
-        <w:t xml:space="preserve">投資人行為與數位金融、2.2.1</w:t>
-      </w:r>
-      <w:r>
-        <w:t xml:space="preserve"> </w:t>
-      </w:r>
-      <w:r>
-        <w:rPr>
-          <w:rFonts w:hint="eastAsia"/>
-        </w:rPr>
-        <w:t xml:space="preserve">投資人／顧客分群方法、2.2.2</w:t>
+        <w:t xml:space="preserve"> 2.1、2.2.1、2.2.2 </w:t>
+      </w:r>
+      <w:r>
+        <w:rPr>
+          <w:rFonts w:hint="eastAsia"/>
+        </w:rPr>
+        <w:t xml:space="preserve">三節文獻，投資人行為與數位金融文獻提供本研究之情境與問題意識：投資人具有心理與行為異質性，且數位平台改變了投資資訊取得與決策過程；投資人／顧客分群方法（如</w:t>
+      </w:r>
+      <w:r>
+        <w:t xml:space="preserve"> Aliyev et al., </w:t>
+      </w:r>
+      <w:r>
+        <w:rPr>
+          <w:rFonts w:hint="eastAsia"/>
+        </w:rPr>
+        <w:t xml:space="preserve">2020；Tan,</w:t>
+      </w:r>
+      <w:r>
+        <w:t xml:space="preserve"> E. H. L. et al., </w:t>
+      </w:r>
+      <w:r>
+        <w:rPr>
+          <w:rFonts w:hint="eastAsia"/>
+        </w:rPr>
+        <w:t xml:space="preserve">2025）提供將此異質性轉化為可操作服務區隔的分析工具；RFM</w:t>
+      </w:r>
+      <w:r>
+        <w:t xml:space="preserve"> </w:t>
+      </w:r>
+      <w:r>
+        <w:rPr>
+          <w:rFonts w:hint="eastAsia"/>
+        </w:rPr>
+        <w:t xml:space="preserve">與機器學習分群（鄭婕妤，2010；陳一慈，2021；Christy</w:t>
+      </w:r>
+      <w:r>
+        <w:t xml:space="preserve"> et al., </w:t>
+      </w:r>
+      <w:r>
+        <w:rPr>
+          <w:rFonts w:hint="eastAsia"/>
+        </w:rPr>
+        <w:t xml:space="preserve">2021；Tan,</w:t>
+      </w:r>
+      <w:r>
+        <w:t xml:space="preserve"> E. H. L. et al., </w:t>
+      </w:r>
+      <w:r>
+        <w:rPr>
+          <w:rFonts w:hint="eastAsia"/>
+        </w:rPr>
+        <w:t xml:space="preserve">2025；Aliyev</w:t>
+      </w:r>
+      <w:r>
+        <w:t xml:space="preserve"> et al., </w:t>
+      </w:r>
+      <w:r>
+        <w:rPr>
+          <w:rFonts w:hint="eastAsia"/>
+        </w:rPr>
+        <w:t xml:space="preserve">2020）則提供可由交易與行為資料出發、兼顧可解釋性與資料驅動性的具體方法，構成本研究第三章分群方法設計之直接文獻基礎。</w:t>
+      </w:r>
+    </w:p>
+    <w:p>
+      <w:pPr>
+        <w:pStyle w:val="BodyText"/>
+      </w:pPr>
+      <w:r>
+        <w:rPr>
+          <w:rFonts w:hint="eastAsia"/>
+        </w:rPr>
+        <w:t xml:space="preserve">三者共同指向以下論點：投資人行為在數位金融環境下已變得更可觀測也更複雜，不宜僅依賴傳統人口統計或單次問卷衡量；透過多維資料辨識差異化群體，有助於金融機構提供更精準的產品與服務；而</w:t>
       </w:r>
       <w:r>
         <w:t xml:space="preserve"> RFM </w:t>
@@ -7146,61 +7202,7 @@
         <w:rPr>
           <w:rFonts w:hint="eastAsia"/>
         </w:rPr>
-        <w:t xml:space="preserve">與機器學習分群三節文獻，投資人行為與數位金融提供本研究的情境與問題意識，說明投資人具有心理與行為異質性，且數位平台會改變投資資訊取得與決策過程；投資人／顧客分群方法（以</w:t>
-      </w:r>
-      <w:r>
-        <w:t xml:space="preserve"> Aliyev et al., </w:t>
-      </w:r>
-      <w:r>
-        <w:rPr>
-          <w:rFonts w:hint="eastAsia"/>
-        </w:rPr>
-        <w:t xml:space="preserve">2020；Tan,</w:t>
-      </w:r>
-      <w:r>
-        <w:t xml:space="preserve"> E. H. L. et al., 2025 </w:t>
-      </w:r>
-      <w:r>
-        <w:rPr>
-          <w:rFonts w:hint="eastAsia"/>
-        </w:rPr>
-        <w:t xml:space="preserve">為例）提供將異質性轉化為可操作服務區隔的分析工具；RFM</w:t>
-      </w:r>
-      <w:r>
-        <w:t xml:space="preserve"> </w:t>
-      </w:r>
-      <w:r>
-        <w:rPr>
-          <w:rFonts w:hint="eastAsia"/>
-        </w:rPr>
-        <w:t xml:space="preserve">與機器學習分群（鄭婕妤，2010；陳一慈，2021；Christy</w:t>
-      </w:r>
-      <w:r>
-        <w:t xml:space="preserve"> et al., </w:t>
-      </w:r>
-      <w:r>
-        <w:rPr>
-          <w:rFonts w:hint="eastAsia"/>
-        </w:rPr>
-        <w:t xml:space="preserve">2021；Tan,</w:t>
-      </w:r>
-      <w:r>
-        <w:t xml:space="preserve"> E. H. L. et al., </w:t>
-      </w:r>
-      <w:r>
-        <w:rPr>
-          <w:rFonts w:hint="eastAsia"/>
-        </w:rPr>
-        <w:t xml:space="preserve">2025；Aliyev</w:t>
-      </w:r>
-      <w:r>
-        <w:t xml:space="preserve"> et al., </w:t>
-      </w:r>
-      <w:r>
-        <w:rPr>
-          <w:rFonts w:hint="eastAsia"/>
-        </w:rPr>
-        <w:t xml:space="preserve">2020）則提供可由交易與行為資料出發、兼顧可解釋性與資料驅動性的具體方法，是本研究第三章分群方法設計的直接文獻基礎。</w:t>
+        <w:t xml:space="preserve">與機器學習分群提供一套可實作的行為分群框架，可支援基金個人化推薦模型之建構與評估。</w:t>
       </w:r>
     </w:p>
     <w:p>
@@ -7211,27 +7213,7 @@
         <w:rPr>
           <w:rFonts w:hint="eastAsia"/>
         </w:rPr>
-        <w:t xml:space="preserve">因此，在第二章文獻探討中，上述三節文獻可形成以下論述邏輯：首先，投資人行為在數位金融環境下變得更可觀測也更複雜，研究不宜僅依賴傳統人口統計或單次問卷衡量；其次，顧客分群研究指出，透過多維資料辨識差異化群體，有助於金融機構提供更精準的產品與服務；最後，RFM</w:t>
-      </w:r>
-      <w:r>
-        <w:t xml:space="preserve"> </w:t>
-      </w:r>
-      <w:r>
-        <w:rPr>
-          <w:rFonts w:hint="eastAsia"/>
-        </w:rPr>
-        <w:t xml:space="preserve">與機器學習分群提供一套可實作的行為分群框架，可進一步支援基金個人化推薦模型之建構與評估。</w:t>
-      </w:r>
-    </w:p>
-    <w:p>
-      <w:pPr>
-        <w:pStyle w:val="BodyText"/>
-      </w:pPr>
-      <w:r>
-        <w:rPr>
-          <w:rFonts w:hint="eastAsia"/>
-        </w:rPr>
-        <w:t xml:space="preserve">本研究可據此主張：在數位券商基金投資服務中，若能整合投資人的交易資料與網站／App</w:t>
+        <w:t xml:space="preserve">據此，在數位券商基金投資服務中，整合投資人之交易資料與網站／App</w:t>
       </w:r>
       <w:r>
         <w:t xml:space="preserve"> </w:t>
@@ -7249,7 +7231,7 @@
         <w:rPr>
           <w:rFonts w:hint="eastAsia"/>
         </w:rPr>
-        <w:t xml:space="preserve">概念及機器學習方法建立投資人分群，再進一步發展個人化推薦模型，將有助於補足既有研究多偏重單一交易資料、一般零售或銀行場景、以及較少針對台灣數位券商基金推薦進行實證比較的不足。此一文獻脈絡可作為後續研究缺口、研究架構與方法設計之基礎。</w:t>
+        <w:t xml:space="preserve">概念及機器學習方法建立投資人分群，再據以發展個人化推薦模型，有助於補足既有研究多偏重單一交易資料、一般零售或銀行場景、且較少針對台灣數位券商基金推薦進行實證比較之不足。</w:t>
       </w:r>
     </w:p>
     <w:p>

--- a/thesis-investor-segmentation/thesis/exports/黃子甄_論文計畫書(第一至三章初稿).docx
+++ b/thesis-investor-segmentation/thesis/exports/黃子甄_論文計畫書(第一至三章初稿).docx
@@ -10809,7 +10809,16 @@
         <w:rPr>
           <w:rFonts w:hint="eastAsia"/>
         </w:rPr>
-        <w:t xml:space="preserve">al.（2022）等研究歸入「演算法建模」研究群，並歸納出</w:t>
+        <w:t xml:space="preserve">al.（2022，皆轉引自</w:t>
+      </w:r>
+      <w:r>
+        <w:t xml:space="preserve"> Cardillo &amp; Chiappini, </w:t>
+      </w:r>
+      <w:r>
+        <w:rPr>
+          <w:rFonts w:hint="eastAsia"/>
+        </w:rPr>
+        <w:t xml:space="preserve">2024，本研究未直接取得並核對原文）等研究歸入「演算法建模」研究群，並歸納出</w:t>
       </w:r>
       <w:r>
         <w:t xml:space="preserve"> Robo-advisor </w:t>

--- a/thesis-investor-segmentation/thesis/exports/黃子甄_論文計畫書(第一至三章初稿).docx
+++ b/thesis-investor-segmentation/thesis/exports/黃子甄_論文計畫書(第一至三章初稿).docx
@@ -34293,6 +34293,1615 @@
     <w:bookmarkEnd w:id="133"/>
     <w:bookmarkEnd w:id="134"/>
     <w:bookmarkEnd w:id="135"/>
+    <w:bookmarkStart w:id="138" w:name="參考文獻"/>
+    <w:p>
+      <w:pPr>
+        <w:pStyle w:val="Heading1"/>
+      </w:pPr>
+      <w:r>
+        <w:rPr>
+          <w:rFonts w:hint="eastAsia"/>
+        </w:rPr>
+        <w:t xml:space="preserve">參考文獻</w:t>
+      </w:r>
+    </w:p>
+    <w:bookmarkStart w:id="136" w:name="中文文獻"/>
+    <w:p>
+      <w:pPr>
+        <w:pStyle w:val="Heading2"/>
+      </w:pPr>
+      <w:r>
+        <w:rPr>
+          <w:rFonts w:hint="eastAsia"/>
+        </w:rPr>
+        <w:t xml:space="preserve">中文文獻</w:t>
+      </w:r>
+    </w:p>
+    <w:p>
+      <w:pPr>
+        <w:pStyle w:val="References"/>
+      </w:pPr>
+      <w:r>
+        <w:rPr>
+          <w:rFonts w:hint="eastAsia"/>
+        </w:rPr>
+        <w:t xml:space="preserve">中國時報（2026年8月18日）。台股震盪催出投資潮</w:t>
+      </w:r>
+      <w:r>
+        <w:t xml:space="preserve">　</w:t>
+      </w:r>
+      <w:r>
+        <w:rPr>
+          <w:rFonts w:hint="eastAsia"/>
+        </w:rPr>
+        <w:t xml:space="preserve">基金定期定額人數、扣款筆數雙創新高。</w:t>
+      </w:r>
+      <w:r>
+        <w:rPr>
+          <w:rFonts w:hint="eastAsia"/>
+          <w:b/>
+          <w:bCs/>
+        </w:rPr>
+        <w:t xml:space="preserve">中國時報</w:t>
+      </w:r>
+      <w:r>
+        <w:t xml:space="preserve">。https://www.chinatimes.com/realtimenews/20260818004441-260410</w:t>
+      </w:r>
+    </w:p>
+    <w:p>
+      <w:pPr>
+        <w:pStyle w:val="References"/>
+      </w:pPr>
+      <w:r>
+        <w:rPr>
+          <w:rFonts w:hint="eastAsia"/>
+        </w:rPr>
+        <w:t xml:space="preserve">中華民國證券投資信託暨顧問商業同業公會（2025年9月12日）。投信投顧公會發布截至114年8月底境內基金、私募基金及全權委託投資業務規模〔新聞稿〕。https://www.sitca.org.tw/CWEB/境內基金新聞稿1140912.pdf</w:t>
+      </w:r>
+    </w:p>
+    <w:p>
+      <w:pPr>
+        <w:pStyle w:val="References"/>
+      </w:pPr>
+      <w:r>
+        <w:rPr>
+          <w:rFonts w:hint="eastAsia"/>
+        </w:rPr>
+        <w:t xml:space="preserve">王怡（2023）。</w:t>
+      </w:r>
+      <w:r>
+        <w:rPr>
+          <w:rFonts w:hint="eastAsia"/>
+          <w:b/>
+          <w:bCs/>
+        </w:rPr>
+        <w:t xml:space="preserve">推薦系統之應用——以共同基金電子交易平台為例</w:t>
+      </w:r>
+      <w:r>
+        <w:rPr>
+          <w:rFonts w:hint="eastAsia"/>
+        </w:rPr>
+        <w:t xml:space="preserve">〔未出版碩士論文〕。東吳大學巨量資料管理學院碩士學位學程。https://hdl.handle.net/11296/xaz6j9</w:t>
+      </w:r>
+    </w:p>
+    <w:p>
+      <w:pPr>
+        <w:pStyle w:val="References"/>
+      </w:pPr>
+      <w:r>
+        <w:rPr>
+          <w:rFonts w:hint="eastAsia"/>
+        </w:rPr>
+        <w:t xml:space="preserve">王孟倫（2021年9月19日）。〈財經週報-金融監理沙盒〉基金互換實驗結束</w:t>
+      </w:r>
+      <w:r>
+        <w:t xml:space="preserve">　</w:t>
+      </w:r>
+      <w:r>
+        <w:rPr>
+          <w:rFonts w:hint="eastAsia"/>
+        </w:rPr>
+        <w:t xml:space="preserve">好好投資改制券商。</w:t>
+      </w:r>
+      <w:r>
+        <w:rPr>
+          <w:rFonts w:hint="eastAsia"/>
+          <w:b/>
+          <w:bCs/>
+        </w:rPr>
+        <w:t xml:space="preserve">自由財經</w:t>
+      </w:r>
+      <w:r>
+        <w:t xml:space="preserve">。https://ec.ltn.com.tw/article/paper/1473687</w:t>
+      </w:r>
+    </w:p>
+    <w:p>
+      <w:pPr>
+        <w:pStyle w:val="References"/>
+      </w:pPr>
+      <w:r>
+        <w:rPr>
+          <w:rFonts w:hint="eastAsia"/>
+        </w:rPr>
+        <w:t xml:space="preserve">吳忠義（2008）。</w:t>
+      </w:r>
+      <w:r>
+        <w:rPr>
+          <w:rFonts w:hint="eastAsia"/>
+          <w:b/>
+          <w:bCs/>
+        </w:rPr>
+        <w:t xml:space="preserve">共同基金投資人投資行為及風險偏好之研究</w:t>
+      </w:r>
+      <w:r>
+        <w:rPr>
+          <w:rFonts w:hint="eastAsia"/>
+        </w:rPr>
+        <w:t xml:space="preserve">〔未出版碩士論文〕。國立中央大學財務金融學系。</w:t>
+      </w:r>
+    </w:p>
+    <w:p>
+      <w:pPr>
+        <w:pStyle w:val="References"/>
+      </w:pPr>
+      <w:r>
+        <w:rPr>
+          <w:rFonts w:hint="eastAsia"/>
+        </w:rPr>
+        <w:t xml:space="preserve">呂淑美（2026年1月2日）。少年股神向前衝</w:t>
+      </w:r>
+      <w:r>
+        <w:t xml:space="preserve">　</w:t>
+      </w:r>
+      <w:r>
+        <w:rPr>
+          <w:rFonts w:hint="eastAsia"/>
+        </w:rPr>
+        <w:t xml:space="preserve">2025年新增股民55.18萬人</w:t>
+      </w:r>
+      <w:r>
+        <w:t xml:space="preserve">　</w:t>
+      </w:r>
+      <w:r>
+        <w:rPr>
+          <w:rFonts w:hint="eastAsia"/>
+        </w:rPr>
+        <w:t xml:space="preserve">總開戶數1,376.78萬人寫新高。</w:t>
+      </w:r>
+      <w:r>
+        <w:rPr>
+          <w:rFonts w:hint="eastAsia"/>
+          <w:b/>
+          <w:bCs/>
+        </w:rPr>
+        <w:t xml:space="preserve">工商時報</w:t>
+      </w:r>
+      <w:r>
+        <w:t xml:space="preserve">。https://www.ctee.com.tw/news/20260102700507-430201</w:t>
+      </w:r>
+    </w:p>
+    <w:p>
+      <w:pPr>
+        <w:pStyle w:val="References"/>
+      </w:pPr>
+      <w:r>
+        <w:rPr>
+          <w:rFonts w:hint="eastAsia"/>
+        </w:rPr>
+        <w:t xml:space="preserve">陳一慈（2021）。</w:t>
+      </w:r>
+      <w:r>
+        <w:rPr>
+          <w:rFonts w:hint="eastAsia"/>
+          <w:b/>
+          <w:bCs/>
+        </w:rPr>
+        <w:t xml:space="preserve">利用</w:t>
+      </w:r>
+      <w:r>
+        <w:rPr>
+          <w:b/>
+          <w:bCs/>
+        </w:rPr>
+        <w:t xml:space="preserve"> RFM </w:t>
+      </w:r>
+      <w:r>
+        <w:rPr>
+          <w:rFonts w:hint="eastAsia"/>
+          <w:b/>
+          <w:bCs/>
+        </w:rPr>
+        <w:t xml:space="preserve">模型與購物籃分析進行電子商務顧客分群與銷售策略之研究</w:t>
+      </w:r>
+      <w:r>
+        <w:rPr>
+          <w:rFonts w:hint="eastAsia"/>
+        </w:rPr>
+        <w:t xml:space="preserve">〔未出版碩士論文〕。國立政治大學企業管理研究所。https://doi.org/10.6814/NCCU202100799</w:t>
+      </w:r>
+    </w:p>
+    <w:p>
+      <w:pPr>
+        <w:pStyle w:val="References"/>
+      </w:pPr>
+      <w:r>
+        <w:rPr>
+          <w:rFonts w:hint="eastAsia"/>
+        </w:rPr>
+        <w:t xml:space="preserve">許仲廷（2022）。運用機器學習方法推廣綜合券商大財管業務。</w:t>
+      </w:r>
+      <w:r>
+        <w:rPr>
+          <w:rFonts w:hint="eastAsia"/>
+          <w:b/>
+          <w:bCs/>
+        </w:rPr>
+        <w:t xml:space="preserve">數據分析（Journal</w:t>
+      </w:r>
+      <w:r>
+        <w:rPr>
+          <w:b/>
+          <w:bCs/>
+        </w:rPr>
+        <w:t xml:space="preserve"> of Data </w:t>
+      </w:r>
+      <w:r>
+        <w:rPr>
+          <w:rFonts w:hint="eastAsia"/>
+          <w:b/>
+          <w:bCs/>
+        </w:rPr>
+        <w:t xml:space="preserve">Analysis）</w:t>
+      </w:r>
+      <w:r>
+        <w:rPr>
+          <w:rFonts w:hint="eastAsia"/>
+        </w:rPr>
+        <w:t xml:space="preserve">，</w:t>
+      </w:r>
+      <w:r>
+        <w:rPr>
+          <w:i/>
+          <w:iCs/>
+        </w:rPr>
+        <w:t xml:space="preserve">17</w:t>
+      </w:r>
+      <w:r>
+        <w:rPr>
+          <w:rFonts w:hint="eastAsia"/>
+        </w:rPr>
+        <w:t xml:space="preserve">(2)，31–58。https://doi.org/10.6338/JDA.202206_17(2).0002</w:t>
+      </w:r>
+    </w:p>
+    <w:p>
+      <w:pPr>
+        <w:pStyle w:val="References"/>
+      </w:pPr>
+      <w:r>
+        <w:rPr>
+          <w:rFonts w:hint="eastAsia"/>
+        </w:rPr>
+        <w:t xml:space="preserve">許信輝（2023）。</w:t>
+      </w:r>
+      <w:r>
+        <w:rPr>
+          <w:rFonts w:hint="eastAsia"/>
+          <w:b/>
+          <w:bCs/>
+        </w:rPr>
+        <w:t xml:space="preserve">網路關鍵字搜尋行為反映投資人情緒之研究</w:t>
+      </w:r>
+      <w:r>
+        <w:rPr>
+          <w:rFonts w:hint="eastAsia"/>
+        </w:rPr>
+        <w:t xml:space="preserve">〔未出版博士論文〕。淡江大學財務金融學系。</w:t>
+      </w:r>
+    </w:p>
+    <w:p>
+      <w:pPr>
+        <w:pStyle w:val="References"/>
+      </w:pPr>
+      <w:r>
+        <w:rPr>
+          <w:rFonts w:hint="eastAsia"/>
+        </w:rPr>
+        <w:t xml:space="preserve">廖賢龍（2025年11月18日）。境內基金總規模突破10.9兆元創新高</w:t>
+      </w:r>
+      <w:r>
+        <w:t xml:space="preserve">　</w:t>
+      </w:r>
+      <w:r>
+        <w:rPr>
+          <w:rFonts w:hint="eastAsia"/>
+        </w:rPr>
+        <w:t xml:space="preserve">統一投信年規模成長王二連霸。</w:t>
+      </w:r>
+      <w:r>
+        <w:rPr>
+          <w:rFonts w:hint="eastAsia"/>
+          <w:b/>
+          <w:bCs/>
+        </w:rPr>
+        <w:t xml:space="preserve">經濟日報</w:t>
+      </w:r>
+      <w:r>
+        <w:t xml:space="preserve">。https://money.udn.com/money/story/5618/9146153</w:t>
+      </w:r>
+    </w:p>
+    <w:p>
+      <w:pPr>
+        <w:pStyle w:val="References"/>
+      </w:pPr>
+      <w:r>
+        <w:rPr>
+          <w:rFonts w:hint="eastAsia"/>
+        </w:rPr>
+        <w:t xml:space="preserve">鄭天澤、陳莉貞、郭怡君（2021）。</w:t>
+      </w:r>
+      <w:r>
+        <w:rPr>
+          <w:rFonts w:hint="eastAsia"/>
+          <w:b/>
+          <w:bCs/>
+        </w:rPr>
+        <w:t xml:space="preserve">2021基金投資人投資行為與偏好問卷調查分析</w:t>
+      </w:r>
+      <w:r>
+        <w:rPr>
+          <w:rFonts w:hint="eastAsia"/>
+        </w:rPr>
+        <w:t xml:space="preserve">〔資產管理人才培育與產業發展基金委託專題研究〕。財團法人中華民國證券暨期貨市場發展基金會。https://www.sfi.org.tw/files/1114/f110_2.pdf</w:t>
+      </w:r>
+    </w:p>
+    <w:p>
+      <w:pPr>
+        <w:pStyle w:val="References"/>
+      </w:pPr>
+      <w:r>
+        <w:rPr>
+          <w:rFonts w:hint="eastAsia"/>
+        </w:rPr>
+        <w:t xml:space="preserve">鄭婕妤（2010）。</w:t>
+      </w:r>
+      <w:r>
+        <w:rPr>
+          <w:rFonts w:hint="eastAsia"/>
+          <w:b/>
+          <w:bCs/>
+        </w:rPr>
+        <w:t xml:space="preserve">基於</w:t>
+      </w:r>
+      <w:r>
+        <w:rPr>
+          <w:b/>
+          <w:bCs/>
+        </w:rPr>
+        <w:t xml:space="preserve"> RFM </w:t>
+      </w:r>
+      <w:r>
+        <w:rPr>
+          <w:rFonts w:hint="eastAsia"/>
+          <w:b/>
+          <w:bCs/>
+        </w:rPr>
+        <w:t xml:space="preserve">分析法之顧客適性化產品推薦機制</w:t>
+      </w:r>
+      <w:r>
+        <w:rPr>
+          <w:rFonts w:hint="eastAsia"/>
+        </w:rPr>
+        <w:t xml:space="preserve">〔未出版碩士論文〕。朝陽科技大學資訊管理系。</w:t>
+      </w:r>
+    </w:p>
+    <w:bookmarkEnd w:id="136"/>
+    <w:bookmarkStart w:id="137" w:name="西文文獻"/>
+    <w:p>
+      <w:pPr>
+        <w:pStyle w:val="Heading2"/>
+      </w:pPr>
+      <w:r>
+        <w:rPr>
+          <w:rFonts w:hint="eastAsia"/>
+        </w:rPr>
+        <w:t xml:space="preserve">西文文獻</w:t>
+      </w:r>
+    </w:p>
+    <w:p>
+      <w:pPr>
+        <w:pStyle w:val="References"/>
+      </w:pPr>
+      <w:r>
+        <w:t xml:space="preserve">Aliyev, M., Ahmadov, E., Gadirli, H., Mammadova, A., &amp; Alasgarov, E. (2020).</w:t>
+      </w:r>
+      <w:r>
+        <w:t xml:space="preserve"> </w:t>
+      </w:r>
+      <w:r>
+        <w:rPr>
+          <w:i/>
+          <w:iCs/>
+        </w:rPr>
+        <w:t xml:space="preserve">Segmenting bank customers via RFM model and unsupervised machine learning</w:t>
+      </w:r>
+      <w:r>
+        <w:t xml:space="preserve"> </w:t>
+      </w:r>
+      <w:r>
+        <w:t xml:space="preserve">(arXiv:2008.08662). arXiv. https://arxiv.org/abs/2008.08662</w:t>
+      </w:r>
+    </w:p>
+    <w:p>
+      <w:pPr>
+        <w:pStyle w:val="References"/>
+      </w:pPr>
+      <w:r>
+        <w:t xml:space="preserve">Caliński, T., &amp; Harabasz, J. (1974). A dendrite method for cluster analysis.</w:t>
+      </w:r>
+      <w:r>
+        <w:t xml:space="preserve"> </w:t>
+      </w:r>
+      <w:r>
+        <w:rPr>
+          <w:i/>
+          <w:iCs/>
+        </w:rPr>
+        <w:t xml:space="preserve">Communications in Statistics</w:t>
+      </w:r>
+      <w:r>
+        <w:t xml:space="preserve">,</w:t>
+      </w:r>
+      <w:r>
+        <w:t xml:space="preserve"> </w:t>
+      </w:r>
+      <w:r>
+        <w:rPr>
+          <w:i/>
+          <w:iCs/>
+        </w:rPr>
+        <w:t xml:space="preserve">3</w:t>
+      </w:r>
+      <w:r>
+        <w:t xml:space="preserve">(1), 1–27.</w:t>
+      </w:r>
+    </w:p>
+    <w:p>
+      <w:pPr>
+        <w:pStyle w:val="References"/>
+      </w:pPr>
+      <w:r>
+        <w:t xml:space="preserve">Cardillo, G., &amp; Chiappini, H. (2024). Robo-advisors: A systematic literature review.</w:t>
+      </w:r>
+      <w:r>
+        <w:t xml:space="preserve"> </w:t>
+      </w:r>
+      <w:r>
+        <w:rPr>
+          <w:i/>
+          <w:iCs/>
+        </w:rPr>
+        <w:t xml:space="preserve">Finance Research Letters</w:t>
+      </w:r>
+      <w:r>
+        <w:t xml:space="preserve">,</w:t>
+      </w:r>
+      <w:r>
+        <w:t xml:space="preserve"> </w:t>
+      </w:r>
+      <w:r>
+        <w:rPr>
+          <w:i/>
+          <w:iCs/>
+        </w:rPr>
+        <w:t xml:space="preserve">62</w:t>
+      </w:r>
+      <w:r>
+        <w:t xml:space="preserve">, Article 105119. https://doi.org/10.1016/j.frl.2024.105119</w:t>
+      </w:r>
+    </w:p>
+    <w:p>
+      <w:pPr>
+        <w:pStyle w:val="References"/>
+      </w:pPr>
+      <w:r>
+        <w:t xml:space="preserve">CFA Institute. (2022).</w:t>
+      </w:r>
+      <w:r>
+        <w:t xml:space="preserve"> </w:t>
+      </w:r>
+      <w:r>
+        <w:rPr>
+          <w:i/>
+          <w:iCs/>
+        </w:rPr>
+        <w:t xml:space="preserve">Enhancing investors’ trust: 2022 CFA Institute investor trust study</w:t>
+      </w:r>
+      <w:r>
+        <w:t xml:space="preserve">. CFA Institute. https://www.cfainstitute.org/sites/default/files/-/media/documents/article/Enhancing-Investors-Trust-Report_2022_Online.pdf</w:t>
+      </w:r>
+    </w:p>
+    <w:p>
+      <w:pPr>
+        <w:pStyle w:val="References"/>
+      </w:pPr>
+      <w:r>
+        <w:t xml:space="preserve">Chiou-Wei, S.-Z., &amp; Lee, Y.-T. (2024). Application of KL distance-based intelligent recommendation method to fund recommendation for users with investment behavior in Asia region.</w:t>
+      </w:r>
+      <w:r>
+        <w:t xml:space="preserve"> </w:t>
+      </w:r>
+      <w:r>
+        <w:rPr>
+          <w:i/>
+          <w:iCs/>
+        </w:rPr>
+        <w:t xml:space="preserve">Heliyon</w:t>
+      </w:r>
+      <w:r>
+        <w:t xml:space="preserve">,</w:t>
+      </w:r>
+      <w:r>
+        <w:t xml:space="preserve"> </w:t>
+      </w:r>
+      <w:r>
+        <w:rPr>
+          <w:i/>
+          <w:iCs/>
+        </w:rPr>
+        <w:t xml:space="preserve">10</w:t>
+      </w:r>
+      <w:r>
+        <w:t xml:space="preserve">(12), Article e32959. https://doi.org/10.1016/j.heliyon.2024.e32959</w:t>
+      </w:r>
+    </w:p>
+    <w:p>
+      <w:pPr>
+        <w:pStyle w:val="References"/>
+      </w:pPr>
+      <w:r>
+        <w:t xml:space="preserve">Chou, Y.-C., Chen, C.-T., &amp; Huang, S.-H. (2022). Modeling behavior sequence for personalized fund recommendation with graphical deep collaborative filtering.</w:t>
+      </w:r>
+      <w:r>
+        <w:t xml:space="preserve"> </w:t>
+      </w:r>
+      <w:r>
+        <w:rPr>
+          <w:i/>
+          <w:iCs/>
+        </w:rPr>
+        <w:t xml:space="preserve">Expert Systems with Applications</w:t>
+      </w:r>
+      <w:r>
+        <w:t xml:space="preserve">,</w:t>
+      </w:r>
+      <w:r>
+        <w:t xml:space="preserve"> </w:t>
+      </w:r>
+      <w:r>
+        <w:rPr>
+          <w:i/>
+          <w:iCs/>
+        </w:rPr>
+        <w:t xml:space="preserve">192</w:t>
+      </w:r>
+      <w:r>
+        <w:t xml:space="preserve">, Article 116311. https://doi.org/10.1016/j.eswa.2021.116311</w:t>
+      </w:r>
+    </w:p>
+    <w:p>
+      <w:pPr>
+        <w:pStyle w:val="References"/>
+      </w:pPr>
+      <w:r>
+        <w:t xml:space="preserve">Christy, A. J., Umamakeswari, A., Priyatharsini, L., &amp; Neyaa, A. (2021). RFM ranking – An effective approach to customer segmentation.</w:t>
+      </w:r>
+      <w:r>
+        <w:t xml:space="preserve"> </w:t>
+      </w:r>
+      <w:r>
+        <w:rPr>
+          <w:i/>
+          <w:iCs/>
+        </w:rPr>
+        <w:t xml:space="preserve">Journal of King Saud University – Computer and Information Sciences</w:t>
+      </w:r>
+      <w:r>
+        <w:t xml:space="preserve">,</w:t>
+      </w:r>
+      <w:r>
+        <w:t xml:space="preserve"> </w:t>
+      </w:r>
+      <w:r>
+        <w:rPr>
+          <w:i/>
+          <w:iCs/>
+        </w:rPr>
+        <w:t xml:space="preserve">33</w:t>
+      </w:r>
+      <w:r>
+        <w:t xml:space="preserve">, 1251–1257. https://doi.org/10.1016/j.jksuci.2018.09.004</w:t>
+      </w:r>
+    </w:p>
+    <w:p>
+      <w:pPr>
+        <w:pStyle w:val="References"/>
+      </w:pPr>
+      <w:r>
+        <w:t xml:space="preserve">Cohen, J. (1988).</w:t>
+      </w:r>
+      <w:r>
+        <w:t xml:space="preserve"> </w:t>
+      </w:r>
+      <w:r>
+        <w:rPr>
+          <w:i/>
+          <w:iCs/>
+        </w:rPr>
+        <w:t xml:space="preserve">Statistical power analysis for the behavioral sciences</w:t>
+      </w:r>
+      <w:r>
+        <w:t xml:space="preserve"> </w:t>
+      </w:r>
+      <w:r>
+        <w:t xml:space="preserve">(2nd ed.). Lawrence Erlbaum Associates.</w:t>
+      </w:r>
+    </w:p>
+    <w:p>
+      <w:pPr>
+        <w:pStyle w:val="References"/>
+      </w:pPr>
+      <w:r>
+        <w:t xml:space="preserve">Davies, D. L., &amp; Bouldin, D. W. (1979). A cluster separation measure.</w:t>
+      </w:r>
+      <w:r>
+        <w:t xml:space="preserve"> </w:t>
+      </w:r>
+      <w:r>
+        <w:rPr>
+          <w:i/>
+          <w:iCs/>
+        </w:rPr>
+        <w:t xml:space="preserve">IEEE Transactions on Pattern Analysis and Machine Intelligence</w:t>
+      </w:r>
+      <w:r>
+        <w:t xml:space="preserve">,</w:t>
+      </w:r>
+      <w:r>
+        <w:t xml:space="preserve"> </w:t>
+      </w:r>
+      <w:r>
+        <w:rPr>
+          <w:i/>
+          <w:iCs/>
+        </w:rPr>
+        <w:t xml:space="preserve">PAMI-1</w:t>
+      </w:r>
+      <w:r>
+        <w:t xml:space="preserve">(2), 224–227.</w:t>
+      </w:r>
+    </w:p>
+    <w:p>
+      <w:pPr>
+        <w:pStyle w:val="References"/>
+      </w:pPr>
+      <w:r>
+        <w:t xml:space="preserve">Dunn, O. J. (1964). Multiple comparisons using rank sums.</w:t>
+      </w:r>
+      <w:r>
+        <w:t xml:space="preserve"> </w:t>
+      </w:r>
+      <w:r>
+        <w:rPr>
+          <w:i/>
+          <w:iCs/>
+        </w:rPr>
+        <w:t xml:space="preserve">Technometrics</w:t>
+      </w:r>
+      <w:r>
+        <w:t xml:space="preserve">,</w:t>
+      </w:r>
+      <w:r>
+        <w:t xml:space="preserve"> </w:t>
+      </w:r>
+      <w:r>
+        <w:rPr>
+          <w:i/>
+          <w:iCs/>
+        </w:rPr>
+        <w:t xml:space="preserve">6</w:t>
+      </w:r>
+      <w:r>
+        <w:t xml:space="preserve">(3), 241–252.</w:t>
+      </w:r>
+    </w:p>
+    <w:p>
+      <w:pPr>
+        <w:pStyle w:val="References"/>
+      </w:pPr>
+      <w:r>
+        <w:t xml:space="preserve">Engle, R. F. (1982). Autoregressive conditional heteroscedasticity with estimates of the variance of United Kingdom inflation.</w:t>
+      </w:r>
+      <w:r>
+        <w:t xml:space="preserve"> </w:t>
+      </w:r>
+      <w:r>
+        <w:rPr>
+          <w:i/>
+          <w:iCs/>
+        </w:rPr>
+        <w:t xml:space="preserve">Econometrica</w:t>
+      </w:r>
+      <w:r>
+        <w:t xml:space="preserve">,</w:t>
+      </w:r>
+      <w:r>
+        <w:t xml:space="preserve"> </w:t>
+      </w:r>
+      <w:r>
+        <w:rPr>
+          <w:i/>
+          <w:iCs/>
+        </w:rPr>
+        <w:t xml:space="preserve">50</w:t>
+      </w:r>
+      <w:r>
+        <w:t xml:space="preserve">(4), 987–1007.</w:t>
+      </w:r>
+    </w:p>
+    <w:p>
+      <w:pPr>
+        <w:pStyle w:val="References"/>
+      </w:pPr>
+      <w:r>
+        <w:t xml:space="preserve">Gambacorta, L., Gambacorta, R., &amp; Mihet, R. (2023). FinTech, investor sophistication, and financial portfolio choices.</w:t>
+      </w:r>
+      <w:r>
+        <w:t xml:space="preserve"> </w:t>
+      </w:r>
+      <w:r>
+        <w:rPr>
+          <w:i/>
+          <w:iCs/>
+        </w:rPr>
+        <w:t xml:space="preserve">Review of Corporate Finance Studies</w:t>
+      </w:r>
+      <w:r>
+        <w:t xml:space="preserve">,</w:t>
+      </w:r>
+      <w:r>
+        <w:t xml:space="preserve"> </w:t>
+      </w:r>
+      <w:r>
+        <w:rPr>
+          <w:i/>
+          <w:iCs/>
+        </w:rPr>
+        <w:t xml:space="preserve">12</w:t>
+      </w:r>
+      <w:r>
+        <w:t xml:space="preserve">(4), 834–866. https://doi.org/10.1093/rcfs/cfad014</w:t>
+      </w:r>
+    </w:p>
+    <w:p>
+      <w:pPr>
+        <w:pStyle w:val="References"/>
+      </w:pPr>
+      <w:r>
+        <w:t xml:space="preserve">Games, P. A., &amp; Howell, J. F. (1976). Pairwise multiple comparison procedures with unequal n’s and/or variances: A Monte Carlo study.</w:t>
+      </w:r>
+      <w:r>
+        <w:t xml:space="preserve"> </w:t>
+      </w:r>
+      <w:r>
+        <w:rPr>
+          <w:i/>
+          <w:iCs/>
+        </w:rPr>
+        <w:t xml:space="preserve">Journal of Educational Statistics</w:t>
+      </w:r>
+      <w:r>
+        <w:t xml:space="preserve">,</w:t>
+      </w:r>
+      <w:r>
+        <w:t xml:space="preserve"> </w:t>
+      </w:r>
+      <w:r>
+        <w:rPr>
+          <w:i/>
+          <w:iCs/>
+        </w:rPr>
+        <w:t xml:space="preserve">1</w:t>
+      </w:r>
+      <w:r>
+        <w:t xml:space="preserve">(2), 113–125.</w:t>
+      </w:r>
+    </w:p>
+    <w:p>
+      <w:pPr>
+        <w:pStyle w:val="References"/>
+      </w:pPr>
+      <w:r>
+        <w:t xml:space="preserve">Gaspar, R. M., &amp; Oliveira, M. (2024). Robo advising and investor profiling.</w:t>
+      </w:r>
+      <w:r>
+        <w:t xml:space="preserve"> </w:t>
+      </w:r>
+      <w:r>
+        <w:rPr>
+          <w:i/>
+          <w:iCs/>
+        </w:rPr>
+        <w:t xml:space="preserve">FinTech</w:t>
+      </w:r>
+      <w:r>
+        <w:t xml:space="preserve">,</w:t>
+      </w:r>
+      <w:r>
+        <w:t xml:space="preserve"> </w:t>
+      </w:r>
+      <w:r>
+        <w:rPr>
+          <w:i/>
+          <w:iCs/>
+        </w:rPr>
+        <w:t xml:space="preserve">3</w:t>
+      </w:r>
+      <w:r>
+        <w:t xml:space="preserve">(1), 102–115. https://doi.org/10.3390/fintech3010007</w:t>
+      </w:r>
+    </w:p>
+    <w:p>
+      <w:pPr>
+        <w:pStyle w:val="References"/>
+      </w:pPr>
+      <w:r>
+        <w:t xml:space="preserve">Hansen, B. E. (1999). Threshold effects in non-dynamic panels: Estimation, testing, and inference.</w:t>
+      </w:r>
+      <w:r>
+        <w:t xml:space="preserve"> </w:t>
+      </w:r>
+      <w:r>
+        <w:rPr>
+          <w:i/>
+          <w:iCs/>
+        </w:rPr>
+        <w:t xml:space="preserve">Journal of Econometrics</w:t>
+      </w:r>
+      <w:r>
+        <w:t xml:space="preserve">,</w:t>
+      </w:r>
+      <w:r>
+        <w:t xml:space="preserve"> </w:t>
+      </w:r>
+      <w:r>
+        <w:rPr>
+          <w:i/>
+          <w:iCs/>
+        </w:rPr>
+        <w:t xml:space="preserve">93</w:t>
+      </w:r>
+      <w:r>
+        <w:t xml:space="preserve">(2), 345–368.</w:t>
+      </w:r>
+    </w:p>
+    <w:p>
+      <w:pPr>
+        <w:pStyle w:val="References"/>
+      </w:pPr>
+      <w:r>
+        <w:t xml:space="preserve">Holm, S. (1979). A simple sequentially rejective multiple test procedure.</w:t>
+      </w:r>
+      <w:r>
+        <w:t xml:space="preserve"> </w:t>
+      </w:r>
+      <w:r>
+        <w:rPr>
+          <w:i/>
+          <w:iCs/>
+        </w:rPr>
+        <w:t xml:space="preserve">Scandinavian Journal of Statistics</w:t>
+      </w:r>
+      <w:r>
+        <w:t xml:space="preserve">,</w:t>
+      </w:r>
+      <w:r>
+        <w:t xml:space="preserve"> </w:t>
+      </w:r>
+      <w:r>
+        <w:rPr>
+          <w:i/>
+          <w:iCs/>
+        </w:rPr>
+        <w:t xml:space="preserve">6</w:t>
+      </w:r>
+      <w:r>
+        <w:t xml:space="preserve">(2), 65–70.</w:t>
+      </w:r>
+    </w:p>
+    <w:p>
+      <w:pPr>
+        <w:pStyle w:val="References"/>
+      </w:pPr>
+      <w:r>
+        <w:t xml:space="preserve">Hu, Y., Koren, Y., &amp; Volinsky, C. (2008). Collaborative filtering for implicit feedback datasets.</w:t>
+      </w:r>
+      <w:r>
+        <w:t xml:space="preserve"> </w:t>
+      </w:r>
+      <w:r>
+        <w:rPr>
+          <w:i/>
+          <w:iCs/>
+        </w:rPr>
+        <w:t xml:space="preserve">2008 Eighth IEEE International Conference on Data Mining</w:t>
+      </w:r>
+      <w:r>
+        <w:t xml:space="preserve">, 263–272. https://doi.org/10.1109/ICDM.2008.22</w:t>
+      </w:r>
+    </w:p>
+    <w:p>
+      <w:pPr>
+        <w:pStyle w:val="References"/>
+      </w:pPr>
+      <w:r>
+        <w:t xml:space="preserve">Huang, Z. (1997). Clustering large data sets with mixed numeric and categorical values. In</w:t>
+      </w:r>
+      <w:r>
+        <w:t xml:space="preserve"> </w:t>
+      </w:r>
+      <w:r>
+        <w:rPr>
+          <w:i/>
+          <w:iCs/>
+        </w:rPr>
+        <w:t xml:space="preserve">Proceedings of the First Pacific-Asia Conference on Knowledge Discovery and Data Mining</w:t>
+      </w:r>
+      <w:r>
+        <w:t xml:space="preserve"> </w:t>
+      </w:r>
+      <w:r>
+        <w:t xml:space="preserve">(pp. 21–34). World Scientific.</w:t>
+      </w:r>
+    </w:p>
+    <w:p>
+      <w:pPr>
+        <w:pStyle w:val="References"/>
+      </w:pPr>
+      <w:r>
+        <w:t xml:space="preserve">Huang, Z. (1998). Extensions to the k-means algorithm for clustering large data sets with categorical values.</w:t>
+      </w:r>
+      <w:r>
+        <w:t xml:space="preserve"> </w:t>
+      </w:r>
+      <w:r>
+        <w:rPr>
+          <w:i/>
+          <w:iCs/>
+        </w:rPr>
+        <w:t xml:space="preserve">Data Mining and Knowledge Discovery</w:t>
+      </w:r>
+      <w:r>
+        <w:t xml:space="preserve">,</w:t>
+      </w:r>
+      <w:r>
+        <w:t xml:space="preserve"> </w:t>
+      </w:r>
+      <w:r>
+        <w:rPr>
+          <w:i/>
+          <w:iCs/>
+        </w:rPr>
+        <w:t xml:space="preserve">2</w:t>
+      </w:r>
+      <w:r>
+        <w:t xml:space="preserve">, 283–304.</w:t>
+      </w:r>
+    </w:p>
+    <w:p>
+      <w:pPr>
+        <w:pStyle w:val="References"/>
+      </w:pPr>
+      <w:r>
+        <w:t xml:space="preserve">International Organization of Securities Commissions. (2025).</w:t>
+      </w:r>
+      <w:r>
+        <w:t xml:space="preserve"> </w:t>
+      </w:r>
+      <w:r>
+        <w:rPr>
+          <w:i/>
+          <w:iCs/>
+        </w:rPr>
+        <w:t xml:space="preserve">Artificial intelligence in capital markets: Use cases, risks, and challenges</w:t>
+      </w:r>
+      <w:r>
+        <w:t xml:space="preserve"> </w:t>
+      </w:r>
+      <w:r>
+        <w:t xml:space="preserve">(Consultation Report CR/01/2025). IOSCO.</w:t>
+      </w:r>
+    </w:p>
+    <w:p>
+      <w:pPr>
+        <w:pStyle w:val="References"/>
+      </w:pPr>
+      <w:r>
+        <w:t xml:space="preserve">International Organization of Securities Commissions Board. (2021).</w:t>
+      </w:r>
+      <w:r>
+        <w:t xml:space="preserve"> </w:t>
+      </w:r>
+      <w:r>
+        <w:rPr>
+          <w:i/>
+          <w:iCs/>
+        </w:rPr>
+        <w:t xml:space="preserve">The use of artificial intelligence and machine learning by market intermediaries and asset managers</w:t>
+      </w:r>
+      <w:r>
+        <w:t xml:space="preserve"> </w:t>
+      </w:r>
+      <w:r>
+        <w:t xml:space="preserve">(Final Report FR06/2021). IOSCO. https://www.iosco.org/library/pubdocs/pdf/IOSCOPD684.pdf</w:t>
+      </w:r>
+    </w:p>
+    <w:p>
+      <w:pPr>
+        <w:pStyle w:val="References"/>
+      </w:pPr>
+      <w:r>
+        <w:t xml:space="preserve">Järvelin, K., &amp; Kekäläinen, J. (2002). Cumulated gain-based evaluation of IR techniques.</w:t>
+      </w:r>
+      <w:r>
+        <w:t xml:space="preserve"> </w:t>
+      </w:r>
+      <w:r>
+        <w:rPr>
+          <w:i/>
+          <w:iCs/>
+        </w:rPr>
+        <w:t xml:space="preserve">ACM Transactions on Information Systems</w:t>
+      </w:r>
+      <w:r>
+        <w:t xml:space="preserve">,</w:t>
+      </w:r>
+      <w:r>
+        <w:t xml:space="preserve"> </w:t>
+      </w:r>
+      <w:r>
+        <w:rPr>
+          <w:i/>
+          <w:iCs/>
+        </w:rPr>
+        <w:t xml:space="preserve">20</w:t>
+      </w:r>
+      <w:r>
+        <w:t xml:space="preserve">(4), 422–446.</w:t>
+      </w:r>
+    </w:p>
+    <w:p>
+      <w:pPr>
+        <w:pStyle w:val="References"/>
+      </w:pPr>
+      <w:r>
+        <w:t xml:space="preserve">Kruskal, W. H., &amp; Wallis, W. A. (1952). Use of ranks in one-criterion variance analysis.</w:t>
+      </w:r>
+      <w:r>
+        <w:t xml:space="preserve"> </w:t>
+      </w:r>
+      <w:r>
+        <w:rPr>
+          <w:i/>
+          <w:iCs/>
+        </w:rPr>
+        <w:t xml:space="preserve">Journal of the American Statistical Association</w:t>
+      </w:r>
+      <w:r>
+        <w:t xml:space="preserve">,</w:t>
+      </w:r>
+      <w:r>
+        <w:t xml:space="preserve"> </w:t>
+      </w:r>
+      <w:r>
+        <w:rPr>
+          <w:i/>
+          <w:iCs/>
+        </w:rPr>
+        <w:t xml:space="preserve">47</w:t>
+      </w:r>
+      <w:r>
+        <w:t xml:space="preserve">(260), 583–621.</w:t>
+      </w:r>
+    </w:p>
+    <w:p>
+      <w:pPr>
+        <w:pStyle w:val="References"/>
+      </w:pPr>
+      <w:r>
+        <w:t xml:space="preserve">MacQueen, J. B. (1967). Some methods for classification and analysis of multivariate observations.</w:t>
+      </w:r>
+      <w:r>
+        <w:t xml:space="preserve"> </w:t>
+      </w:r>
+      <w:r>
+        <w:rPr>
+          <w:i/>
+          <w:iCs/>
+        </w:rPr>
+        <w:t xml:space="preserve">Proceedings of the Fifth Berkeley Symposium on Mathematical Statistics and Probability</w:t>
+      </w:r>
+      <w:r>
+        <w:t xml:space="preserve">,</w:t>
+      </w:r>
+      <w:r>
+        <w:t xml:space="preserve"> </w:t>
+      </w:r>
+      <w:r>
+        <w:rPr>
+          <w:i/>
+          <w:iCs/>
+        </w:rPr>
+        <w:t xml:space="preserve">1</w:t>
+      </w:r>
+      <w:r>
+        <w:t xml:space="preserve">, 281–297.</w:t>
+      </w:r>
+    </w:p>
+    <w:p>
+      <w:pPr>
+        <w:pStyle w:val="References"/>
+      </w:pPr>
+      <w:r>
+        <w:t xml:space="preserve">Manning, C. D., Raghavan, P., &amp; Schütze, H. (2008).</w:t>
+      </w:r>
+      <w:r>
+        <w:t xml:space="preserve"> </w:t>
+      </w:r>
+      <w:r>
+        <w:rPr>
+          <w:i/>
+          <w:iCs/>
+        </w:rPr>
+        <w:t xml:space="preserve">Introduction to information retrieval</w:t>
+      </w:r>
+      <w:r>
+        <w:t xml:space="preserve">. Cambridge University Press.</w:t>
+      </w:r>
+    </w:p>
+    <w:p>
+      <w:pPr>
+        <w:pStyle w:val="References"/>
+      </w:pPr>
+      <w:r>
+        <w:t xml:space="preserve">Ogedengbe, A. O., et al. (2022). A hybrid recommendation engine for fintech platforms: Leveraging behavioral analytics for user engagement and conversion.</w:t>
+      </w:r>
+      <w:r>
+        <w:t xml:space="preserve"> </w:t>
+      </w:r>
+      <w:r>
+        <w:rPr>
+          <w:i/>
+          <w:iCs/>
+        </w:rPr>
+        <w:t xml:space="preserve">International Journal of Multidisciplinary Evolutionary Research</w:t>
+      </w:r>
+      <w:r>
+        <w:t xml:space="preserve">,</w:t>
+      </w:r>
+      <w:r>
+        <w:t xml:space="preserve"> </w:t>
+      </w:r>
+      <w:r>
+        <w:rPr>
+          <w:i/>
+          <w:iCs/>
+        </w:rPr>
+        <w:t xml:space="preserve">3</w:t>
+      </w:r>
+      <w:r>
+        <w:t xml:space="preserve">(1).</w:t>
+      </w:r>
+    </w:p>
+    <w:p>
+      <w:pPr>
+        <w:pStyle w:val="References"/>
+      </w:pPr>
+      <w:r>
+        <w:t xml:space="preserve">Rousseeuw, P. J. (1987). Silhouettes: A graphical aid to the interpretation and validation of cluster analysis.</w:t>
+      </w:r>
+      <w:r>
+        <w:t xml:space="preserve"> </w:t>
+      </w:r>
+      <w:r>
+        <w:rPr>
+          <w:i/>
+          <w:iCs/>
+        </w:rPr>
+        <w:t xml:space="preserve">Journal of Computational and Applied Mathematics</w:t>
+      </w:r>
+      <w:r>
+        <w:t xml:space="preserve">,</w:t>
+      </w:r>
+      <w:r>
+        <w:t xml:space="preserve"> </w:t>
+      </w:r>
+      <w:r>
+        <w:rPr>
+          <w:i/>
+          <w:iCs/>
+        </w:rPr>
+        <w:t xml:space="preserve">20</w:t>
+      </w:r>
+      <w:r>
+        <w:t xml:space="preserve">, 53–65.</w:t>
+      </w:r>
+    </w:p>
+    <w:p>
+      <w:pPr>
+        <w:pStyle w:val="References"/>
+      </w:pPr>
+      <w:r>
+        <w:t xml:space="preserve">Sanz-Cruzado, J., Droukas, N., &amp; McCreadie, R. (2024).</w:t>
+      </w:r>
+      <w:r>
+        <w:t xml:space="preserve"> </w:t>
+      </w:r>
+      <w:r>
+        <w:rPr>
+          <w:i/>
+          <w:iCs/>
+        </w:rPr>
+        <w:t xml:space="preserve">FAR-Trans: An investment dataset for financial asset recommendation</w:t>
+      </w:r>
+      <w:r>
+        <w:t xml:space="preserve"> </w:t>
+      </w:r>
+      <w:r>
+        <w:t xml:space="preserve">(arXiv:2407.08692). arXiv. https://arxiv.org/abs/2407.08692</w:t>
+      </w:r>
+    </w:p>
+    <w:p>
+      <w:pPr>
+        <w:pStyle w:val="References"/>
+      </w:pPr>
+      <w:r>
+        <w:t xml:space="preserve">Shah, A., Joshi, A., Sheth, D., Shah, M., &amp; Chawan, P. M. (2022). Mutual fund recommendation system with personalized explanations.</w:t>
+      </w:r>
+      <w:r>
+        <w:t xml:space="preserve"> </w:t>
+      </w:r>
+      <w:r>
+        <w:rPr>
+          <w:i/>
+          <w:iCs/>
+        </w:rPr>
+        <w:t xml:space="preserve">International Research Journal of Engineering and Technology</w:t>
+      </w:r>
+      <w:r>
+        <w:t xml:space="preserve">,</w:t>
+      </w:r>
+      <w:r>
+        <w:t xml:space="preserve"> </w:t>
+      </w:r>
+      <w:r>
+        <w:rPr>
+          <w:i/>
+          <w:iCs/>
+        </w:rPr>
+        <w:t xml:space="preserve">9</w:t>
+      </w:r>
+      <w:r>
+        <w:t xml:space="preserve">(9).</w:t>
+      </w:r>
+    </w:p>
+    <w:p>
+      <w:pPr>
+        <w:pStyle w:val="References"/>
+      </w:pPr>
+      <w:r>
+        <w:t xml:space="preserve">Shapiro, S. S., &amp; Wilk, M. B. (1965). An analysis of variance test for normality (complete samples).</w:t>
+      </w:r>
+      <w:r>
+        <w:t xml:space="preserve"> </w:t>
+      </w:r>
+      <w:r>
+        <w:rPr>
+          <w:i/>
+          <w:iCs/>
+        </w:rPr>
+        <w:t xml:space="preserve">Biometrika</w:t>
+      </w:r>
+      <w:r>
+        <w:t xml:space="preserve">,</w:t>
+      </w:r>
+      <w:r>
+        <w:t xml:space="preserve"> </w:t>
+      </w:r>
+      <w:r>
+        <w:rPr>
+          <w:i/>
+          <w:iCs/>
+        </w:rPr>
+        <w:t xml:space="preserve">52</w:t>
+      </w:r>
+      <w:r>
+        <w:t xml:space="preserve">(3–4), 591–611.</w:t>
+      </w:r>
+    </w:p>
+    <w:p>
+      <w:pPr>
+        <w:pStyle w:val="References"/>
+      </w:pPr>
+      <w:r>
+        <w:t xml:space="preserve">Tan, E. H. L., Hamed, Y., Daud, H., Abdul Wahab, M. A. F., Azhar, A. A. A., &amp; Tan, S. Y. (2025). Profiling investor behavior in the Malaysian derivatives market using K-means clustering.</w:t>
+      </w:r>
+      <w:r>
+        <w:t xml:space="preserve"> </w:t>
+      </w:r>
+      <w:r>
+        <w:rPr>
+          <w:i/>
+          <w:iCs/>
+        </w:rPr>
+        <w:t xml:space="preserve">Frontiers in Artificial Intelligence</w:t>
+      </w:r>
+      <w:r>
+        <w:t xml:space="preserve">,</w:t>
+      </w:r>
+      <w:r>
+        <w:t xml:space="preserve"> </w:t>
+      </w:r>
+      <w:r>
+        <w:rPr>
+          <w:i/>
+          <w:iCs/>
+        </w:rPr>
+        <w:t xml:space="preserve">8</w:t>
+      </w:r>
+      <w:r>
+        <w:t xml:space="preserve">, Article 1640776. https://doi.org/10.3389/frai.2025.1640776</w:t>
+      </w:r>
+    </w:p>
+    <w:p>
+      <w:pPr>
+        <w:pStyle w:val="References"/>
+      </w:pPr>
+      <w:r>
+        <w:t xml:space="preserve">Tan, G. K. S. (2020). Robo-advisors and the financialization of lay investors.</w:t>
+      </w:r>
+      <w:r>
+        <w:t xml:space="preserve"> </w:t>
+      </w:r>
+      <w:r>
+        <w:rPr>
+          <w:i/>
+          <w:iCs/>
+        </w:rPr>
+        <w:t xml:space="preserve">Geoforum</w:t>
+      </w:r>
+      <w:r>
+        <w:t xml:space="preserve">,</w:t>
+      </w:r>
+      <w:r>
+        <w:t xml:space="preserve"> </w:t>
+      </w:r>
+      <w:r>
+        <w:rPr>
+          <w:i/>
+          <w:iCs/>
+        </w:rPr>
+        <w:t xml:space="preserve">117</w:t>
+      </w:r>
+      <w:r>
+        <w:t xml:space="preserve">, 46–60. https://doi.org/10.1016/j.geoforum.2020.09.017</w:t>
+      </w:r>
+    </w:p>
+    <w:p>
+      <w:pPr>
+        <w:pStyle w:val="References"/>
+      </w:pPr>
+      <w:r>
+        <w:t xml:space="preserve">Thompson, J. R. J., Feng, L., Reesor, R. M., &amp; Grace, C. (2021). Know your clients’ behaviours: A cluster analysis of financial transactions.</w:t>
+      </w:r>
+      <w:r>
+        <w:t xml:space="preserve"> </w:t>
+      </w:r>
+      <w:r>
+        <w:rPr>
+          <w:i/>
+          <w:iCs/>
+        </w:rPr>
+        <w:t xml:space="preserve">Journal of Risk and Financial Management</w:t>
+      </w:r>
+      <w:r>
+        <w:t xml:space="preserve">,</w:t>
+      </w:r>
+      <w:r>
+        <w:t xml:space="preserve"> </w:t>
+      </w:r>
+      <w:r>
+        <w:rPr>
+          <w:i/>
+          <w:iCs/>
+        </w:rPr>
+        <w:t xml:space="preserve">14</w:t>
+      </w:r>
+      <w:r>
+        <w:t xml:space="preserve">(2), Article 50. https://doi.org/10.3390/jrfm14020050</w:t>
+      </w:r>
+    </w:p>
+    <w:p>
+      <w:pPr>
+        <w:pStyle w:val="References"/>
+      </w:pPr>
+      <w:r>
+        <w:t xml:space="preserve">Thorndike, R. L. (1953). Who belongs in the family?</w:t>
+      </w:r>
+      <w:r>
+        <w:t xml:space="preserve"> </w:t>
+      </w:r>
+      <w:r>
+        <w:rPr>
+          <w:i/>
+          <w:iCs/>
+        </w:rPr>
+        <w:t xml:space="preserve">Psychometrika</w:t>
+      </w:r>
+      <w:r>
+        <w:t xml:space="preserve">,</w:t>
+      </w:r>
+      <w:r>
+        <w:t xml:space="preserve"> </w:t>
+      </w:r>
+      <w:r>
+        <w:rPr>
+          <w:i/>
+          <w:iCs/>
+        </w:rPr>
+        <w:t xml:space="preserve">18</w:t>
+      </w:r>
+      <w:r>
+        <w:t xml:space="preserve">(4), 267–276. https://doi.org/10.1007/BF02289263</w:t>
+      </w:r>
+    </w:p>
+    <w:p>
+      <w:pPr>
+        <w:pStyle w:val="References"/>
+      </w:pPr>
+      <w:r>
+        <w:t xml:space="preserve">Tukey, J. W. (1949). Comparing individual means in the analysis of variance.</w:t>
+      </w:r>
+      <w:r>
+        <w:t xml:space="preserve"> </w:t>
+      </w:r>
+      <w:r>
+        <w:rPr>
+          <w:i/>
+          <w:iCs/>
+        </w:rPr>
+        <w:t xml:space="preserve">Biometrics</w:t>
+      </w:r>
+      <w:r>
+        <w:t xml:space="preserve">,</w:t>
+      </w:r>
+      <w:r>
+        <w:t xml:space="preserve"> </w:t>
+      </w:r>
+      <w:r>
+        <w:rPr>
+          <w:i/>
+          <w:iCs/>
+        </w:rPr>
+        <w:t xml:space="preserve">5</w:t>
+      </w:r>
+      <w:r>
+        <w:t xml:space="preserve">(2), 99–114.</w:t>
+      </w:r>
+    </w:p>
+    <w:p>
+      <w:pPr>
+        <w:pStyle w:val="References"/>
+      </w:pPr>
+      <w:r>
+        <w:t xml:space="preserve">Wei, J., &amp; Liu, J. (2025). Personalized fund recommendation with dynamic utility learning.</w:t>
+      </w:r>
+      <w:r>
+        <w:t xml:space="preserve"> </w:t>
+      </w:r>
+      <w:r>
+        <w:rPr>
+          <w:i/>
+          <w:iCs/>
+        </w:rPr>
+        <w:t xml:space="preserve">Financial Innovation</w:t>
+      </w:r>
+      <w:r>
+        <w:t xml:space="preserve">,</w:t>
+      </w:r>
+      <w:r>
+        <w:t xml:space="preserve"> </w:t>
+      </w:r>
+      <w:r>
+        <w:rPr>
+          <w:i/>
+          <w:iCs/>
+        </w:rPr>
+        <w:t xml:space="preserve">11</w:t>
+      </w:r>
+      <w:r>
+        <w:t xml:space="preserve">, Article 48. https://doi.org/10.1186/s40854-024-00720-5</w:t>
+      </w:r>
+    </w:p>
+    <w:p>
+      <w:pPr>
+        <w:pStyle w:val="References"/>
+      </w:pPr>
+      <w:r>
+        <w:t xml:space="preserve">Welch, B. L. (1951). On the comparison of several mean values: An alternative approach.</w:t>
+      </w:r>
+      <w:r>
+        <w:t xml:space="preserve"> </w:t>
+      </w:r>
+      <w:r>
+        <w:rPr>
+          <w:i/>
+          <w:iCs/>
+        </w:rPr>
+        <w:t xml:space="preserve">Biometrika</w:t>
+      </w:r>
+      <w:r>
+        <w:t xml:space="preserve">,</w:t>
+      </w:r>
+      <w:r>
+        <w:t xml:space="preserve"> </w:t>
+      </w:r>
+      <w:r>
+        <w:rPr>
+          <w:i/>
+          <w:iCs/>
+        </w:rPr>
+        <w:t xml:space="preserve">38</w:t>
+      </w:r>
+      <w:r>
+        <w:t xml:space="preserve">(3–4), 330–336.</w:t>
+      </w:r>
+    </w:p>
+    <w:p>
+      <w:pPr>
+        <w:pStyle w:val="References"/>
+      </w:pPr>
+      <w:r>
+        <w:t xml:space="preserve">Wu, D., &amp; Li, X. (2025). A systematic literature review of financial product recommendation systems.</w:t>
+      </w:r>
+      <w:r>
+        <w:t xml:space="preserve"> </w:t>
+      </w:r>
+      <w:r>
+        <w:rPr>
+          <w:i/>
+          <w:iCs/>
+        </w:rPr>
+        <w:t xml:space="preserve">Information</w:t>
+      </w:r>
+      <w:r>
+        <w:t xml:space="preserve">,</w:t>
+      </w:r>
+      <w:r>
+        <w:t xml:space="preserve"> </w:t>
+      </w:r>
+      <w:r>
+        <w:rPr>
+          <w:i/>
+          <w:iCs/>
+        </w:rPr>
+        <w:t xml:space="preserve">16</w:t>
+      </w:r>
+      <w:r>
+        <w:t xml:space="preserve">(3), Article 196. https://doi.org/10.3390/info16030196</w:t>
+      </w:r>
+    </w:p>
+    <w:bookmarkEnd w:id="137"/>
+    <w:bookmarkEnd w:id="138"/>
     <w:sectPr>
       <w:footerReference r:id="rId9" w:type="default"/>
       <w:pgSz w:h="15840" w:w="12240"/>
@@ -46951,6 +48560,14 @@
       <w:sz w:val="22"/>
     </w:rPr>
   </w:style>
+  <w:style w:customStyle="1" w:styleId="References" w:type="paragraph">
+    <w:name w:val="References"/>
+    <w:basedOn w:val="Normal"/>
+    <w:pPr>
+      <w:spacing w:after="120"/>
+      <w:ind w:hanging="480" w:left="480"/>
+    </w:pPr>
+  </w:style>
   <w:style w:customStyle="1" w:styleId="Table" w:type="table">
     <w:name w:val="Table"/>
     <w:basedOn w:val="TableGrid"/>

--- a/thesis-investor-segmentation/thesis/exports/黃子甄_論文計畫書(第一至三章初稿).docx
+++ b/thesis-investor-segmentation/thesis/exports/黃子甄_論文計畫書(第一至三章初稿).docx
@@ -397,6 +397,11 @@
     </w:sdt>
     <w:bookmarkStart w:id="27" w:name="第一章-緒論"/>
     <w:p>
+      <w:r>
+        <w:br w:type="page"/>
+      </w:r>
+    </w:p>
+    <w:p>
       <w:pPr>
         <w:pStyle w:val="Heading1"/>
       </w:pPr>
@@ -416,13 +421,6 @@
         <w:t xml:space="preserve">緒論</w:t>
       </w:r>
     </w:p>
-    <w:p>
-      <w:r>
-        <w:pict>
-          <v:rect style="width:0;height:1.5pt" o:hralign="center" o:hrstd="t" o:hr="t"/>
-        </w:pict>
-      </w:r>
-    </w:p>
     <w:bookmarkStart w:id="18" w:name="研究背景與動機"/>
     <w:p>
       <w:pPr>
@@ -862,13 +860,6 @@
           <w:rFonts w:hint="eastAsia"/>
         </w:rPr>
         <w:t xml:space="preserve">推薦模型」作為解決方案之技術背景。</w:t>
-      </w:r>
-    </w:p>
-    <w:p>
-      <w:r>
-        <w:pict>
-          <v:rect style="width:0;height:1.5pt" o:hralign="center" o:hrstd="t" o:hr="t"/>
-        </w:pict>
       </w:r>
     </w:p>
     <w:bookmarkEnd w:id="18"/>
@@ -974,13 +965,6 @@
         <w:t xml:space="preserve">：不同投資人分群，從分群輔助之個人化推薦中所獲得的成效提升，是否存在顯著差異？</w:t>
       </w:r>
     </w:p>
-    <w:p>
-      <w:r>
-        <w:pict>
-          <v:rect style="width:0;height:1.5pt" o:hralign="center" o:hrstd="t" o:hr="t"/>
-        </w:pict>
-      </w:r>
-    </w:p>
     <w:bookmarkEnd w:id="19"/>
     <w:bookmarkStart w:id="20" w:name="研究目的"/>
     <w:p>
@@ -1201,13 +1185,6 @@
         <w:t xml:space="preserve">：分析不同投資人分群在分群輔助推薦下的成效提升幅度，探討個人化推薦效益是否因投資人群體而異，作為未來差異化推薦策略之依據。</w:t>
       </w:r>
     </w:p>
-    <w:p>
-      <w:r>
-        <w:pict>
-          <v:rect style="width:0;height:1.5pt" o:hralign="center" o:hrstd="t" o:hr="t"/>
-        </w:pict>
-      </w:r>
-    </w:p>
     <w:bookmarkEnd w:id="20"/>
     <w:bookmarkStart w:id="24" w:name="研究範圍與限制"/>
     <w:p>
@@ -1888,13 +1865,6 @@
         <w:t xml:space="preserve">分母仍為零，此為本研究刻意排除之情形。三層條件之交集，較僅「訓練期與測試期皆有交易紀錄」之範圍更窄。基金投資屬低頻交易行為（相較股票交易，申購週期通常以月甚至季計），且定期定額投資人之測試期交易可能全數為既有基金之續扣，此一三層縮限之樣本流失幅度可能不小，將使推薦模型之評估結果聚焦於「持續嘗試新基金之相對活躍投資人」，對於僅維持既有定期定額、交易頻率較低或已流失之投資人，本研究結果之外推適用性須保守看待，實際縮減比例將於第四章資料集描述中揭露</w:t>
       </w:r>
     </w:p>
-    <w:p>
-      <w:r>
-        <w:pict>
-          <v:rect style="width:0;height:1.5pt" o:hralign="center" o:hrstd="t" o:hr="t"/>
-        </w:pict>
-      </w:r>
-    </w:p>
     <w:bookmarkEnd w:id="23"/>
     <w:bookmarkEnd w:id="24"/>
     <w:bookmarkStart w:id="25" w:name="研究流程"/>
@@ -2161,13 +2131,6 @@
         <w:t xml:space="preserve">：整理研究發現、學術貢獻、實務應用建議與研究限制</w:t>
       </w:r>
     </w:p>
-    <w:p>
-      <w:r>
-        <w:pict>
-          <v:rect style="width:0;height:1.5pt" o:hralign="center" o:hrstd="t" o:hr="t"/>
-        </w:pict>
-      </w:r>
-    </w:p>
     <w:bookmarkEnd w:id="25"/>
     <w:bookmarkStart w:id="26" w:name="論文架構說明"/>
     <w:p>
@@ -2304,6 +2267,11 @@
     <w:bookmarkEnd w:id="26"/>
     <w:bookmarkEnd w:id="27"/>
     <w:bookmarkStart w:id="84" w:name="第二章-文獻探討"/>
+    <w:p>
+      <w:r>
+        <w:br w:type="page"/>
+      </w:r>
+    </w:p>
     <w:p>
       <w:pPr>
         <w:pStyle w:val="Heading1"/>
@@ -7234,13 +7202,6 @@
         <w:t xml:space="preserve">概念及機器學習方法建立投資人分群，再據以發展個人化推薦模型，有助於補足既有研究多偏重單一交易資料、一般零售或銀行場景、且較少針對台灣數位券商基金推薦進行實證比較之不足。</w:t>
       </w:r>
     </w:p>
-    <w:p>
-      <w:r>
-        <w:pict>
-          <v:rect style="width:0;height:1.5pt" o:hralign="center" o:hrstd="t" o:hr="t"/>
-        </w:pict>
-      </w:r>
-    </w:p>
     <w:bookmarkEnd w:id="52"/>
     <w:bookmarkStart w:id="78" w:name="個人化推薦系統與-fintech-應用相關文獻"/>
     <w:p>
@@ -7295,13 +7256,6 @@
         <w:t xml:space="preserve">使用者行為資料結合基金交易資料，建構投資人分群與個人化基金推薦模型之理論基礎。</w:t>
       </w:r>
     </w:p>
-    <w:p>
-      <w:r>
-        <w:pict>
-          <v:rect style="width:0;height:1.5pt" o:hralign="center" o:hrstd="t" o:hr="t"/>
-        </w:pict>
-      </w:r>
-    </w:p>
     <w:bookmarkStart w:id="60" w:name="個人化推薦系統文獻脈絡"/>
     <w:p>
       <w:pPr>
@@ -8173,13 +8127,6 @@
           <w:rFonts w:hint="eastAsia"/>
         </w:rPr>
         <w:t xml:space="preserve">Liu（2025）動態效用學習與探索–利用權衡的觀點，提醒本研究：即使不採用強化學習方法，也應留意投資人偏好可能隨時間演化，若僅以歷史交易資料訓練靜態模型，可能無法反映投資人最新的興趣轉變。</w:t>
-      </w:r>
-    </w:p>
-    <w:p>
-      <w:r>
-        <w:pict>
-          <v:rect style="width:0;height:1.5pt" o:hralign="center" o:hrstd="t" o:hr="t"/>
-        </w:pict>
       </w:r>
     </w:p>
     <w:bookmarkEnd w:id="59"/>
@@ -9704,13 +9651,6 @@
         <w:t xml:space="preserve">al.（2022）之解釋性設計與下節之監理文獻共同提醒，金融推薦需重視可解釋性、資料風險與投資人保護，支持本研究在模型設計與限制中納入風險適合度與監理考量。</w:t>
       </w:r>
     </w:p>
-    <w:p>
-      <w:r>
-        <w:pict>
-          <v:rect style="width:0;height:1.5pt" o:hralign="center" o:hrstd="t" o:hr="t"/>
-        </w:pict>
-      </w:r>
-    </w:p>
     <w:bookmarkEnd w:id="67"/>
     <w:bookmarkEnd w:id="68"/>
     <w:bookmarkStart w:id="76" w:name="fintech-與數位券商應用文獻脈絡"/>
@@ -10830,13 +10770,6 @@
         <w:t xml:space="preserve">演算法建模正從「依賴問卷」轉向「依賴投資人過去交易選擇推斷偏好」的趨勢，可支撐本研究以交易行為資料（而非僅問卷）進行投資人分群的方法論正當性。這三篇文獻合而觀之，共同支撐本研究「分群輔助推薦」而非「全自動化決策」、且應保留人工覆核與風險揭露機制的產品定位。</w:t>
       </w:r>
     </w:p>
-    <w:p>
-      <w:r>
-        <w:pict>
-          <v:rect style="width:0;height:1.5pt" o:hralign="center" o:hrstd="t" o:hr="t"/>
-        </w:pict>
-      </w:r>
-    </w:p>
     <w:bookmarkEnd w:id="75"/>
     <w:bookmarkEnd w:id="76"/>
     <w:bookmarkStart w:id="77" w:name="金融商品推薦與一般電商推薦之差異"/>
@@ -10896,13 +10829,6 @@
         <w:t xml:space="preserve">因此，本研究的個人化基金推薦定位為「在風險與適合度約束下的個人化資訊排序」，而非單純的「最可能成交商品預測」。此一定義使本研究區隔於一般電商推薦，也更符合數位券商基金投資服務的學術與實務情境。</w:t>
       </w:r>
     </w:p>
-    <w:p>
-      <w:r>
-        <w:pict>
-          <v:rect style="width:0;height:1.5pt" o:hralign="center" o:hrstd="t" o:hr="t"/>
-        </w:pict>
-      </w:r>
-    </w:p>
     <w:bookmarkEnd w:id="77"/>
     <w:bookmarkEnd w:id="78"/>
     <w:bookmarkStart w:id="83" w:name="文獻整理與研究缺口分析"/>
@@ -10918,13 +10844,6 @@
           <w:rFonts w:hint="eastAsia"/>
         </w:rPr>
         <w:t xml:space="preserve">文獻整理與研究缺口分析</w:t>
-      </w:r>
-    </w:p>
-    <w:p>
-      <w:r>
-        <w:pict>
-          <v:rect style="width:0;height:1.5pt" o:hralign="center" o:hrstd="t" o:hr="t"/>
-        </w:pict>
       </w:r>
     </w:p>
     <w:bookmarkStart w:id="79" w:name="研究缺口彙整表"/>
@@ -11508,13 +11427,6 @@
         </w:tc>
       </w:tr>
     </w:tbl>
-    <w:p>
-      <w:r>
-        <w:pict>
-          <v:rect style="width:0;height:1.5pt" o:hralign="center" o:hrstd="t" o:hr="t"/>
-        </w:pict>
-      </w:r>
-    </w:p>
     <w:bookmarkEnd w:id="79"/>
     <w:bookmarkStart w:id="80" w:name="與國內先行研究之比較許仲廷2022王怡2023"/>
     <w:p>
@@ -11761,13 +11673,6 @@
           <w:rFonts w:hint="eastAsia"/>
         </w:rPr>
         <w:t xml:space="preserve">評估」這一整合環節。</w:t>
-      </w:r>
-    </w:p>
-    <w:p>
-      <w:r>
-        <w:pict>
-          <v:rect style="width:0;height:1.5pt" o:hralign="center" o:hrstd="t" o:hr="t"/>
-        </w:pict>
       </w:r>
     </w:p>
     <w:bookmarkEnd w:id="80"/>
@@ -12027,13 +11932,6 @@
         <w:t xml:space="preserve">增量效果驗證」這條路徑。本研究以此作為核心貢獻定位：不是提出全新演算法，而是在台灣數位券商基金投資服務場域中，首次將分群、多元推薦模型比較與標準化評估指標完整串接的應用型實證研究。</w:t>
       </w:r>
     </w:p>
-    <w:p>
-      <w:r>
-        <w:pict>
-          <v:rect style="width:0;height:1.5pt" o:hralign="center" o:hrstd="t" o:hr="t"/>
-        </w:pict>
-      </w:r>
-    </w:p>
     <w:bookmarkEnd w:id="81"/>
     <w:bookmarkStart w:id="82" w:name="綜合性論述"/>
     <w:p>
@@ -12246,6 +12144,11 @@
     <w:bookmarkEnd w:id="84"/>
     <w:bookmarkStart w:id="135" w:name="第三章-研究方法"/>
     <w:p>
+      <w:r>
+        <w:br w:type="page"/>
+      </w:r>
+    </w:p>
+    <w:p>
       <w:pPr>
         <w:pStyle w:val="Heading1"/>
       </w:pPr>
@@ -13621,13 +13524,6 @@
           <w:rFonts w:hint="eastAsia"/>
         </w:rPr>
         <w:t xml:space="preserve">權重具體數值、各推薦模型之超參數，則須待取得完整期間實際資料後於第四章確認。</w:t>
-      </w:r>
-    </w:p>
-    <w:p>
-      <w:r>
-        <w:pict>
-          <v:rect style="width:0;height:1.5pt" o:hralign="center" o:hrstd="t" o:hr="t"/>
-        </w:pict>
       </w:r>
     </w:p>
     <w:bookmarkEnd w:id="91"/>
@@ -15155,13 +15051,6 @@
           <w:rFonts w:hint="eastAsia"/>
         </w:rPr>
         <w:t xml:space="preserve">之回應，作為第四章實驗結果與分析之呈現基礎，並進一步歸納對好好證券之實務應用建議與後續研究限制，呼應第五章結論與建議之撰寫方向。此步驟為銜接方法論（第三章）與實證結果（第四、五章）之整合階段，本身不涉及新增之資料處理或模型訓練工作，亦不預期產生回頭調整前述步驟之需求。</w:t>
-      </w:r>
-    </w:p>
-    <w:p>
-      <w:r>
-        <w:pict>
-          <v:rect style="width:0;height:1.5pt" o:hralign="center" o:hrstd="t" o:hr="t"/>
-        </w:pict>
       </w:r>
     </w:p>
     <w:bookmarkEnd w:id="98"/>
@@ -18800,13 +18689,6 @@
         <w:t xml:space="preserve">完整事件類型清單，目前僅有單日樣本。相關確認結果將於第四章資料集描述中完整記錄。</w:t>
       </w:r>
     </w:p>
-    <w:p>
-      <w:r>
-        <w:pict>
-          <v:rect style="width:0;height:1.5pt" o:hralign="center" o:hrstd="t" o:hr="t"/>
-        </w:pict>
-      </w:r>
-    </w:p>
     <w:bookmarkEnd w:id="105"/>
     <w:bookmarkEnd w:id="106"/>
     <w:bookmarkStart w:id="115" w:name="資料前處理方法"/>
@@ -23079,13 +22961,6 @@
           <w:rFonts w:hint="eastAsia"/>
         </w:rPr>
         <w:t xml:space="preserve">等）是否具補充價值。相關確認結果將於第四章資料集描述中完整記錄。</w:t>
-      </w:r>
-    </w:p>
-    <w:p>
-      <w:r>
-        <w:pict>
-          <v:rect style="width:0;height:1.5pt" o:hralign="center" o:hrstd="t" o:hr="t"/>
-        </w:pict>
       </w:r>
     </w:p>
     <w:bookmarkEnd w:id="114"/>
@@ -25833,13 +25708,6 @@
           <w:rFonts w:hint="eastAsia"/>
         </w:rPr>
         <w:t xml:space="preserve">經驗法則、套件預設或敏感度分析決定其一），以及各數值變數標準化後之實際離散程度，均須待取得實際資料後確認。</w:t>
-      </w:r>
-    </w:p>
-    <w:p>
-      <w:r>
-        <w:pict>
-          <v:rect style="width:0;height:1.5pt" o:hralign="center" o:hrstd="t" o:hr="t"/>
-        </w:pict>
       </w:r>
     </w:p>
     <w:bookmarkEnd w:id="120"/>
@@ -28734,13 +28602,6 @@
         <w:t xml:space="preserve">採購買次數或金額等超參數與設計選擇，均須待取得實際資料並完成前處理後，依資料規模與稀疏度進行調校，相關調整過程與結果將於第四章實驗結果完整記錄，不視為偏離計畫書。</w:t>
       </w:r>
     </w:p>
-    <w:p>
-      <w:r>
-        <w:pict>
-          <v:rect style="width:0;height:1.5pt" o:hralign="center" o:hrstd="t" o:hr="t"/>
-        </w:pict>
-      </w:r>
-    </w:p>
     <w:bookmarkEnd w:id="127"/>
     <w:bookmarkEnd w:id="128"/>
     <w:bookmarkStart w:id="134" w:name="模型評估方法"/>
@@ -34294,6 +34155,11 @@
     <w:bookmarkEnd w:id="134"/>
     <w:bookmarkEnd w:id="135"/>
     <w:bookmarkStart w:id="138" w:name="參考文獻"/>
+    <w:p>
+      <w:r>
+        <w:br w:type="page"/>
+      </w:r>
+    </w:p>
     <w:p>
       <w:pPr>
         <w:pStyle w:val="Heading1"/>

--- a/thesis-investor-segmentation/thesis/exports/黃子甄_論文計畫書(第一至三章初稿).docx
+++ b/thesis-investor-segmentation/thesis/exports/黃子甄_論文計畫書(第一至三章初稿).docx
@@ -707,7 +707,7 @@
         <w:rPr>
           <w:rFonts w:hint="eastAsia"/>
         </w:rPr>
-        <w:t xml:space="preserve">0.85％（SITCA，2025），顯示基金投資人基數龐大且持續成長，個人化推薦若能落地，具規模化效益。同時，投信投顧公會資料顯示，2026</w:t>
+        <w:t xml:space="preserve">0.85％（中華民國證券投資信託暨顧問商業同業公會〔SITCA〕，2025），顯示基金投資人基數龐大且持續成長，個人化推薦若能落地，具規模化效益。同時，投信投顧公會資料顯示，2026</w:t>
       </w:r>
       <w:r>
         <w:t xml:space="preserve"> </w:t>
@@ -9796,7 +9796,25 @@
         <w:rPr>
           <w:rFonts w:hint="eastAsia"/>
         </w:rPr>
-        <w:t xml:space="preserve">IOSCO（2025，須注意此文件為諮詢報告草案，意見徵詢截止於</w:t>
+        <w:t xml:space="preserve">國際證券管理機構組織（International</w:t>
+      </w:r>
+      <w:r>
+        <w:t xml:space="preserve"> Organization of Securities </w:t>
+      </w:r>
+      <w:r>
+        <w:rPr>
+          <w:rFonts w:hint="eastAsia"/>
+        </w:rPr>
+        <w:t xml:space="preserve">Commissions，下稱</w:t>
+      </w:r>
+      <w:r>
+        <w:t xml:space="preserve"> </w:t>
+      </w:r>
+      <w:r>
+        <w:rPr>
+          <w:rFonts w:hint="eastAsia"/>
+        </w:rPr>
+        <w:t xml:space="preserve">IOSCO）（2025，須注意此文件為諮詢報告草案，意見徵詢截止於</w:t>
       </w:r>
       <w:r>
         <w:t xml:space="preserve"> 2025 </w:t>
@@ -34191,6 +34209,35 @@
         <w:rPr>
           <w:rFonts w:hint="eastAsia"/>
         </w:rPr>
+        <w:t xml:space="preserve">工商時報（2026年1月2日）。少年股神向前衝</w:t>
+      </w:r>
+      <w:r>
+        <w:t xml:space="preserve">　</w:t>
+      </w:r>
+      <w:r>
+        <w:rPr>
+          <w:rFonts w:hint="eastAsia"/>
+        </w:rPr>
+        <w:t xml:space="preserve">2025年新增股民55.18萬人</w:t>
+      </w:r>
+      <w:r>
+        <w:t xml:space="preserve">　</w:t>
+      </w:r>
+      <w:r>
+        <w:rPr>
+          <w:rFonts w:hint="eastAsia"/>
+        </w:rPr>
+        <w:t xml:space="preserve">總開戶數1,376.78萬人寫新高（記者呂淑美）。https://www.ctee.com.tw/news/20260102700507-430201</w:t>
+      </w:r>
+    </w:p>
+    <w:p>
+      <w:pPr>
+        <w:pStyle w:val="References"/>
+      </w:pPr>
+      <w:r>
+        <w:rPr>
+          <w:rFonts w:hint="eastAsia"/>
+        </w:rPr>
         <w:t xml:space="preserve">中國時報（2026年8月18日）。台股震盪催出投資潮</w:t>
       </w:r>
       <w:r>
@@ -34200,7 +34247,29 @@
         <w:rPr>
           <w:rFonts w:hint="eastAsia"/>
         </w:rPr>
-        <w:t xml:space="preserve">基金定期定額人數、扣款筆數雙創新高。</w:t>
+        <w:t xml:space="preserve">基金定期定額人數、扣款筆數雙創新高。https://www.chinatimes.com/realtimenews/20260818004441-260410</w:t>
+      </w:r>
+    </w:p>
+    <w:p>
+      <w:pPr>
+        <w:pStyle w:val="References"/>
+      </w:pPr>
+      <w:r>
+        <w:rPr>
+          <w:rFonts w:hint="eastAsia"/>
+        </w:rPr>
+        <w:t xml:space="preserve">中華民國證券投資信託暨顧問商業同業公會〔SITCA〕（2025年9月12日）。投信投顧公會發布截至114年8月底境內基金、私募基金及全權委託投資業務規模〔新聞稿〕。https://www.sitca.org.tw/CWEB/境內基金新聞稿1140912.pdf</w:t>
+      </w:r>
+    </w:p>
+    <w:p>
+      <w:pPr>
+        <w:pStyle w:val="References"/>
+      </w:pPr>
+      <w:r>
+        <w:rPr>
+          <w:rFonts w:hint="eastAsia"/>
+        </w:rPr>
+        <w:t xml:space="preserve">王怡（2023）。</w:t>
       </w:r>
       <w:r>
         <w:rPr>
@@ -34208,10 +34277,13 @@
           <w:b/>
           <w:bCs/>
         </w:rPr>
-        <w:t xml:space="preserve">中國時報</w:t>
-      </w:r>
-      <w:r>
-        <w:t xml:space="preserve">。https://www.chinatimes.com/realtimenews/20260818004441-260410</w:t>
+        <w:t xml:space="preserve">推薦系統之應用——以共同基金電子交易平台為例</w:t>
+      </w:r>
+      <w:r>
+        <w:rPr>
+          <w:rFonts w:hint="eastAsia"/>
+        </w:rPr>
+        <w:t xml:space="preserve">〔未出版碩士論文〕。東吳大學巨量資料管理學院碩士學位學程。https://hdl.handle.net/11296/xaz6j9</w:t>
       </w:r>
     </w:p>
     <w:p>
@@ -34222,7 +34294,16 @@
         <w:rPr>
           <w:rFonts w:hint="eastAsia"/>
         </w:rPr>
-        <w:t xml:space="preserve">中華民國證券投資信託暨顧問商業同業公會（2025年9月12日）。投信投顧公會發布截至114年8月底境內基金、私募基金及全權委託投資業務規模〔新聞稿〕。https://www.sitca.org.tw/CWEB/境內基金新聞稿1140912.pdf</w:t>
+        <w:t xml:space="preserve">自由財經（2021年9月19日）。〈財經週報-金融監理沙盒〉基金互換實驗結束</w:t>
+      </w:r>
+      <w:r>
+        <w:t xml:space="preserve">　</w:t>
+      </w:r>
+      <w:r>
+        <w:rPr>
+          <w:rFonts w:hint="eastAsia"/>
+        </w:rPr>
+        <w:t xml:space="preserve">好好投資改制券商（記者王孟倫）。https://ec.ltn.com.tw/article/paper/1473687</w:t>
       </w:r>
     </w:p>
     <w:p>
@@ -34233,7 +34314,7 @@
         <w:rPr>
           <w:rFonts w:hint="eastAsia"/>
         </w:rPr>
-        <w:t xml:space="preserve">王怡（2023）。</w:t>
+        <w:t xml:space="preserve">吳忠義（2008）。</w:t>
       </w:r>
       <w:r>
         <w:rPr>
@@ -34241,62 +34322,6 @@
           <w:b/>
           <w:bCs/>
         </w:rPr>
-        <w:t xml:space="preserve">推薦系統之應用——以共同基金電子交易平台為例</w:t>
-      </w:r>
-      <w:r>
-        <w:rPr>
-          <w:rFonts w:hint="eastAsia"/>
-        </w:rPr>
-        <w:t xml:space="preserve">〔未出版碩士論文〕。東吳大學巨量資料管理學院碩士學位學程。https://hdl.handle.net/11296/xaz6j9</w:t>
-      </w:r>
-    </w:p>
-    <w:p>
-      <w:pPr>
-        <w:pStyle w:val="References"/>
-      </w:pPr>
-      <w:r>
-        <w:rPr>
-          <w:rFonts w:hint="eastAsia"/>
-        </w:rPr>
-        <w:t xml:space="preserve">王孟倫（2021年9月19日）。〈財經週報-金融監理沙盒〉基金互換實驗結束</w:t>
-      </w:r>
-      <w:r>
-        <w:t xml:space="preserve">　</w:t>
-      </w:r>
-      <w:r>
-        <w:rPr>
-          <w:rFonts w:hint="eastAsia"/>
-        </w:rPr>
-        <w:t xml:space="preserve">好好投資改制券商。</w:t>
-      </w:r>
-      <w:r>
-        <w:rPr>
-          <w:rFonts w:hint="eastAsia"/>
-          <w:b/>
-          <w:bCs/>
-        </w:rPr>
-        <w:t xml:space="preserve">自由財經</w:t>
-      </w:r>
-      <w:r>
-        <w:t xml:space="preserve">。https://ec.ltn.com.tw/article/paper/1473687</w:t>
-      </w:r>
-    </w:p>
-    <w:p>
-      <w:pPr>
-        <w:pStyle w:val="References"/>
-      </w:pPr>
-      <w:r>
-        <w:rPr>
-          <w:rFonts w:hint="eastAsia"/>
-        </w:rPr>
-        <w:t xml:space="preserve">吳忠義（2008）。</w:t>
-      </w:r>
-      <w:r>
-        <w:rPr>
-          <w:rFonts w:hint="eastAsia"/>
-          <w:b/>
-          <w:bCs/>
-        </w:rPr>
         <w:t xml:space="preserve">共同基金投資人投資行為及風險偏好之研究</w:t>
       </w:r>
       <w:r>
@@ -34304,46 +34329,6 @@
           <w:rFonts w:hint="eastAsia"/>
         </w:rPr>
         <w:t xml:space="preserve">〔未出版碩士論文〕。國立中央大學財務金融學系。</w:t>
-      </w:r>
-    </w:p>
-    <w:p>
-      <w:pPr>
-        <w:pStyle w:val="References"/>
-      </w:pPr>
-      <w:r>
-        <w:rPr>
-          <w:rFonts w:hint="eastAsia"/>
-        </w:rPr>
-        <w:t xml:space="preserve">呂淑美（2026年1月2日）。少年股神向前衝</w:t>
-      </w:r>
-      <w:r>
-        <w:t xml:space="preserve">　</w:t>
-      </w:r>
-      <w:r>
-        <w:rPr>
-          <w:rFonts w:hint="eastAsia"/>
-        </w:rPr>
-        <w:t xml:space="preserve">2025年新增股民55.18萬人</w:t>
-      </w:r>
-      <w:r>
-        <w:t xml:space="preserve">　</w:t>
-      </w:r>
-      <w:r>
-        <w:rPr>
-          <w:rFonts w:hint="eastAsia"/>
-        </w:rPr>
-        <w:t xml:space="preserve">總開戶數1,376.78萬人寫新高。</w:t>
-      </w:r>
-      <w:r>
-        <w:rPr>
-          <w:rFonts w:hint="eastAsia"/>
-          <w:b/>
-          <w:bCs/>
-        </w:rPr>
-        <w:t xml:space="preserve">工商時報</w:t>
-      </w:r>
-      <w:r>
-        <w:t xml:space="preserve">。https://www.ctee.com.tw/news/20260102700507-430201</w:t>
       </w:r>
     </w:p>
     <w:p>
@@ -34472,7 +34457,7 @@
         <w:rPr>
           <w:rFonts w:hint="eastAsia"/>
         </w:rPr>
-        <w:t xml:space="preserve">廖賢龍（2025年11月18日）。境內基金總規模突破10.9兆元創新高</w:t>
+        <w:t xml:space="preserve">經濟日報（2025年11月18日）。境內基金總規模突破10.9兆元創新高</w:t>
       </w:r>
       <w:r>
         <w:t xml:space="preserve">　</w:t>
@@ -34481,18 +34466,18 @@
         <w:rPr>
           <w:rFonts w:hint="eastAsia"/>
         </w:rPr>
-        <w:t xml:space="preserve">統一投信年規模成長王二連霸。</w:t>
-      </w:r>
-      <w:r>
-        <w:rPr>
-          <w:rFonts w:hint="eastAsia"/>
-          <w:b/>
-          <w:bCs/>
-        </w:rPr>
-        <w:t xml:space="preserve">經濟日報</w:t>
-      </w:r>
-      <w:r>
-        <w:t xml:space="preserve">。https://money.udn.com/money/story/5618/9146153</w:t>
+        <w:t xml:space="preserve">統一投信年規模成長王二連霸（記者廖賢龍）。https://money.udn.com/money/story/5618/9146153</w:t>
+      </w:r>
+    </w:p>
+    <w:p>
+      <w:pPr>
+        <w:pStyle w:val="References"/>
+      </w:pPr>
+      <w:r>
+        <w:rPr>
+          <w:rFonts w:hint="eastAsia"/>
+        </w:rPr>
+        <w:t xml:space="preserve">臺灣證券交易所（2026年9月15日）。電子式交易統計資訊〔開放資料集，成交月份：114年8月〕。https://openapi.twse.com.tw/v1/opendata/t187ap19</w:t>
       </w:r>
     </w:p>
     <w:p>
@@ -34602,7 +34587,7 @@
         <w:pStyle w:val="References"/>
       </w:pPr>
       <w:r>
-        <w:t xml:space="preserve">Caliński, T., &amp; Harabasz, J. (1974). A dendrite method for cluster analysis.</w:t>
+        <w:t xml:space="preserve">Bollerslev, T. (1986). Generalized autoregressive conditional heteroskedasticity.</w:t>
       </w:r>
       <w:r>
         <w:t xml:space="preserve"> </w:t>
@@ -34612,7 +34597,7 @@
           <w:i/>
           <w:iCs/>
         </w:rPr>
-        <w:t xml:space="preserve">Communications in Statistics</w:t>
+        <w:t xml:space="preserve">Journal of Econometrics</w:t>
       </w:r>
       <w:r>
         <w:t xml:space="preserve">,</w:t>
@@ -34625,10 +34610,10 @@
           <w:i/>
           <w:iCs/>
         </w:rPr>
-        <w:t xml:space="preserve">3</w:t>
-      </w:r>
-      <w:r>
-        <w:t xml:space="preserve">(1), 1–27.</w:t>
+        <w:t xml:space="preserve">31</w:t>
+      </w:r>
+      <w:r>
+        <w:t xml:space="preserve">(3), 307–327.</w:t>
       </w:r>
     </w:p>
     <w:p>
@@ -34636,7 +34621,7 @@
         <w:pStyle w:val="References"/>
       </w:pPr>
       <w:r>
-        <w:t xml:space="preserve">Cardillo, G., &amp; Chiappini, H. (2024). Robo-advisors: A systematic literature review.</w:t>
+        <w:t xml:space="preserve">Caliński, T., &amp; Harabasz, J. (1974). A dendrite method for cluster analysis.</w:t>
       </w:r>
       <w:r>
         <w:t xml:space="preserve"> </w:t>
@@ -34646,7 +34631,7 @@
           <w:i/>
           <w:iCs/>
         </w:rPr>
-        <w:t xml:space="preserve">Finance Research Letters</w:t>
+        <w:t xml:space="preserve">Communications in Statistics</w:t>
       </w:r>
       <w:r>
         <w:t xml:space="preserve">,</w:t>
@@ -34659,10 +34644,10 @@
           <w:i/>
           <w:iCs/>
         </w:rPr>
-        <w:t xml:space="preserve">62</w:t>
-      </w:r>
-      <w:r>
-        <w:t xml:space="preserve">, Article 105119. https://doi.org/10.1016/j.frl.2024.105119</w:t>
+        <w:t xml:space="preserve">3</w:t>
+      </w:r>
+      <w:r>
+        <w:t xml:space="preserve">(1), 1–27.</w:t>
       </w:r>
     </w:p>
     <w:p>
@@ -34670,7 +34655,7 @@
         <w:pStyle w:val="References"/>
       </w:pPr>
       <w:r>
-        <w:t xml:space="preserve">CFA Institute. (2022).</w:t>
+        <w:t xml:space="preserve">Cardillo, G., &amp; Chiappini, H. (2024). Robo-advisors: A systematic literature review.</w:t>
       </w:r>
       <w:r>
         <w:t xml:space="preserve"> </w:t>
@@ -34680,18 +34665,10 @@
           <w:i/>
           <w:iCs/>
         </w:rPr>
-        <w:t xml:space="preserve">Enhancing investors’ trust: 2022 CFA Institute investor trust study</w:t>
-      </w:r>
-      <w:r>
-        <w:t xml:space="preserve">. CFA Institute. https://www.cfainstitute.org/sites/default/files/-/media/documents/article/Enhancing-Investors-Trust-Report_2022_Online.pdf</w:t>
-      </w:r>
-    </w:p>
-    <w:p>
-      <w:pPr>
-        <w:pStyle w:val="References"/>
-      </w:pPr>
-      <w:r>
-        <w:t xml:space="preserve">Chiou-Wei, S.-Z., &amp; Lee, Y.-T. (2024). Application of KL distance-based intelligent recommendation method to fund recommendation for users with investment behavior in Asia region.</w:t>
+        <w:t xml:space="preserve">Finance Research Letters</w:t>
+      </w:r>
+      <w:r>
+        <w:t xml:space="preserve">,</w:t>
       </w:r>
       <w:r>
         <w:t xml:space="preserve"> </w:t>
@@ -34701,10 +34678,18 @@
           <w:i/>
           <w:iCs/>
         </w:rPr>
-        <w:t xml:space="preserve">Heliyon</w:t>
-      </w:r>
-      <w:r>
-        <w:t xml:space="preserve">,</w:t>
+        <w:t xml:space="preserve">62</w:t>
+      </w:r>
+      <w:r>
+        <w:t xml:space="preserve">, Article 105119. https://doi.org/10.1016/j.frl.2024.105119</w:t>
+      </w:r>
+    </w:p>
+    <w:p>
+      <w:pPr>
+        <w:pStyle w:val="References"/>
+      </w:pPr>
+      <w:r>
+        <w:t xml:space="preserve">CFA Institute. (2022).</w:t>
       </w:r>
       <w:r>
         <w:t xml:space="preserve"> </w:t>
@@ -34714,10 +34699,10 @@
           <w:i/>
           <w:iCs/>
         </w:rPr>
-        <w:t xml:space="preserve">10</w:t>
-      </w:r>
-      <w:r>
-        <w:t xml:space="preserve">(12), Article e32959. https://doi.org/10.1016/j.heliyon.2024.e32959</w:t>
+        <w:t xml:space="preserve">Enhancing investors’ trust: 2022 CFA Institute investor trust study</w:t>
+      </w:r>
+      <w:r>
+        <w:t xml:space="preserve">. CFA Institute. https://www.cfainstitute.org/sites/default/files/-/media/documents/article/Enhancing-Investors-Trust-Report_2022_Online.pdf</w:t>
       </w:r>
     </w:p>
     <w:p>
@@ -34725,7 +34710,7 @@
         <w:pStyle w:val="References"/>
       </w:pPr>
       <w:r>
-        <w:t xml:space="preserve">Chou, Y.-C., Chen, C.-T., &amp; Huang, S.-H. (2022). Modeling behavior sequence for personalized fund recommendation with graphical deep collaborative filtering.</w:t>
+        <w:t xml:space="preserve">Chiou-Wei, S.-Z., &amp; Lee, Y.-T. (2024). Application of KL distance-based intelligent recommendation method to fund recommendation for users with investment behavior in Asia region.</w:t>
       </w:r>
       <w:r>
         <w:t xml:space="preserve"> </w:t>
@@ -34735,7 +34720,7 @@
           <w:i/>
           <w:iCs/>
         </w:rPr>
-        <w:t xml:space="preserve">Expert Systems with Applications</w:t>
+        <w:t xml:space="preserve">Heliyon</w:t>
       </w:r>
       <w:r>
         <w:t xml:space="preserve">,</w:t>
@@ -34748,10 +34733,10 @@
           <w:i/>
           <w:iCs/>
         </w:rPr>
-        <w:t xml:space="preserve">192</w:t>
-      </w:r>
-      <w:r>
-        <w:t xml:space="preserve">, Article 116311. https://doi.org/10.1016/j.eswa.2021.116311</w:t>
+        <w:t xml:space="preserve">10</w:t>
+      </w:r>
+      <w:r>
+        <w:t xml:space="preserve">(12), Article e32959. https://doi.org/10.1016/j.heliyon.2024.e32959</w:t>
       </w:r>
     </w:p>
     <w:p>
@@ -34759,7 +34744,7 @@
         <w:pStyle w:val="References"/>
       </w:pPr>
       <w:r>
-        <w:t xml:space="preserve">Christy, A. J., Umamakeswari, A., Priyatharsini, L., &amp; Neyaa, A. (2021). RFM ranking – An effective approach to customer segmentation.</w:t>
+        <w:t xml:space="preserve">Chou, Y.-C., Chen, C.-T., &amp; Huang, S.-H. (2022). Modeling behavior sequence for personalized fund recommendation with graphical deep collaborative filtering.</w:t>
       </w:r>
       <w:r>
         <w:t xml:space="preserve"> </w:t>
@@ -34769,7 +34754,7 @@
           <w:i/>
           <w:iCs/>
         </w:rPr>
-        <w:t xml:space="preserve">Journal of King Saud University – Computer and Information Sciences</w:t>
+        <w:t xml:space="preserve">Expert Systems with Applications</w:t>
       </w:r>
       <w:r>
         <w:t xml:space="preserve">,</w:t>
@@ -34782,10 +34767,10 @@
           <w:i/>
           <w:iCs/>
         </w:rPr>
-        <w:t xml:space="preserve">33</w:t>
-      </w:r>
-      <w:r>
-        <w:t xml:space="preserve">, 1251–1257. https://doi.org/10.1016/j.jksuci.2018.09.004</w:t>
+        <w:t xml:space="preserve">192</w:t>
+      </w:r>
+      <w:r>
+        <w:t xml:space="preserve">, Article 116311. https://doi.org/10.1016/j.eswa.2021.116311</w:t>
       </w:r>
     </w:p>
     <w:p>
@@ -34793,7 +34778,7 @@
         <w:pStyle w:val="References"/>
       </w:pPr>
       <w:r>
-        <w:t xml:space="preserve">Cohen, J. (1988).</w:t>
+        <w:t xml:space="preserve">Christy, A. J., Umamakeswari, A., Priyatharsini, L., &amp; Neyaa, A. (2021). RFM ranking – An effective approach to customer segmentation.</w:t>
       </w:r>
       <w:r>
         <w:t xml:space="preserve"> </w:t>
@@ -34803,21 +34788,10 @@
           <w:i/>
           <w:iCs/>
         </w:rPr>
-        <w:t xml:space="preserve">Statistical power analysis for the behavioral sciences</w:t>
-      </w:r>
-      <w:r>
-        <w:t xml:space="preserve"> </w:t>
-      </w:r>
-      <w:r>
-        <w:t xml:space="preserve">(2nd ed.). Lawrence Erlbaum Associates.</w:t>
-      </w:r>
-    </w:p>
-    <w:p>
-      <w:pPr>
-        <w:pStyle w:val="References"/>
-      </w:pPr>
-      <w:r>
-        <w:t xml:space="preserve">Davies, D. L., &amp; Bouldin, D. W. (1979). A cluster separation measure.</w:t>
+        <w:t xml:space="preserve">Journal of King Saud University – Computer and Information Sciences</w:t>
+      </w:r>
+      <w:r>
+        <w:t xml:space="preserve">,</w:t>
       </w:r>
       <w:r>
         <w:t xml:space="preserve"> </w:t>
@@ -34827,10 +34801,18 @@
           <w:i/>
           <w:iCs/>
         </w:rPr>
-        <w:t xml:space="preserve">IEEE Transactions on Pattern Analysis and Machine Intelligence</w:t>
-      </w:r>
-      <w:r>
-        <w:t xml:space="preserve">,</w:t>
+        <w:t xml:space="preserve">33</w:t>
+      </w:r>
+      <w:r>
+        <w:t xml:space="preserve">, 1251–1257. https://doi.org/10.1016/j.jksuci.2018.09.004</w:t>
+      </w:r>
+    </w:p>
+    <w:p>
+      <w:pPr>
+        <w:pStyle w:val="References"/>
+      </w:pPr>
+      <w:r>
+        <w:t xml:space="preserve">Cohen, J. (1988).</w:t>
       </w:r>
       <w:r>
         <w:t xml:space="preserve"> </w:t>
@@ -34840,10 +34822,13 @@
           <w:i/>
           <w:iCs/>
         </w:rPr>
-        <w:t xml:space="preserve">PAMI-1</w:t>
-      </w:r>
-      <w:r>
-        <w:t xml:space="preserve">(2), 224–227.</w:t>
+        <w:t xml:space="preserve">Statistical power analysis for the behavioral sciences</w:t>
+      </w:r>
+      <w:r>
+        <w:t xml:space="preserve"> </w:t>
+      </w:r>
+      <w:r>
+        <w:t xml:space="preserve">(2nd ed.). Lawrence Erlbaum Associates.</w:t>
       </w:r>
     </w:p>
     <w:p>
@@ -34851,7 +34836,7 @@
         <w:pStyle w:val="References"/>
       </w:pPr>
       <w:r>
-        <w:t xml:space="preserve">Dunn, O. J. (1964). Multiple comparisons using rank sums.</w:t>
+        <w:t xml:space="preserve">Davies, D. L., &amp; Bouldin, D. W. (1979). A cluster separation measure.</w:t>
       </w:r>
       <w:r>
         <w:t xml:space="preserve"> </w:t>
@@ -34861,7 +34846,7 @@
           <w:i/>
           <w:iCs/>
         </w:rPr>
-        <w:t xml:space="preserve">Technometrics</w:t>
+        <w:t xml:space="preserve">IEEE Transactions on Pattern Analysis and Machine Intelligence</w:t>
       </w:r>
       <w:r>
         <w:t xml:space="preserve">,</w:t>
@@ -34874,10 +34859,10 @@
           <w:i/>
           <w:iCs/>
         </w:rPr>
-        <w:t xml:space="preserve">6</w:t>
-      </w:r>
-      <w:r>
-        <w:t xml:space="preserve">(3), 241–252.</w:t>
+        <w:t xml:space="preserve">PAMI-1</w:t>
+      </w:r>
+      <w:r>
+        <w:t xml:space="preserve">(2), 224–227.</w:t>
       </w:r>
     </w:p>
     <w:p>
@@ -34885,7 +34870,7 @@
         <w:pStyle w:val="References"/>
       </w:pPr>
       <w:r>
-        <w:t xml:space="preserve">Engle, R. F. (1982). Autoregressive conditional heteroscedasticity with estimates of the variance of United Kingdom inflation.</w:t>
+        <w:t xml:space="preserve">Dunn, O. J. (1964). Multiple comparisons using rank sums.</w:t>
       </w:r>
       <w:r>
         <w:t xml:space="preserve"> </w:t>
@@ -34895,7 +34880,7 @@
           <w:i/>
           <w:iCs/>
         </w:rPr>
-        <w:t xml:space="preserve">Econometrica</w:t>
+        <w:t xml:space="preserve">Technometrics</w:t>
       </w:r>
       <w:r>
         <w:t xml:space="preserve">,</w:t>
@@ -34908,10 +34893,10 @@
           <w:i/>
           <w:iCs/>
         </w:rPr>
-        <w:t xml:space="preserve">50</w:t>
-      </w:r>
-      <w:r>
-        <w:t xml:space="preserve">(4), 987–1007.</w:t>
+        <w:t xml:space="preserve">6</w:t>
+      </w:r>
+      <w:r>
+        <w:t xml:space="preserve">(3), 241–252.</w:t>
       </w:r>
     </w:p>
     <w:p>
@@ -34919,7 +34904,7 @@
         <w:pStyle w:val="References"/>
       </w:pPr>
       <w:r>
-        <w:t xml:space="preserve">Gambacorta, L., Gambacorta, R., &amp; Mihet, R. (2023). FinTech, investor sophistication, and financial portfolio choices.</w:t>
+        <w:t xml:space="preserve">Engle, R. F. (1982). Autoregressive conditional heteroscedasticity with estimates of the variance of United Kingdom inflation.</w:t>
       </w:r>
       <w:r>
         <w:t xml:space="preserve"> </w:t>
@@ -34929,7 +34914,7 @@
           <w:i/>
           <w:iCs/>
         </w:rPr>
-        <w:t xml:space="preserve">Review of Corporate Finance Studies</w:t>
+        <w:t xml:space="preserve">Econometrica</w:t>
       </w:r>
       <w:r>
         <w:t xml:space="preserve">,</w:t>
@@ -34942,10 +34927,10 @@
           <w:i/>
           <w:iCs/>
         </w:rPr>
-        <w:t xml:space="preserve">12</w:t>
-      </w:r>
-      <w:r>
-        <w:t xml:space="preserve">(4), 834–866. https://doi.org/10.1093/rcfs/cfad014</w:t>
+        <w:t xml:space="preserve">50</w:t>
+      </w:r>
+      <w:r>
+        <w:t xml:space="preserve">(4), 987–1007.</w:t>
       </w:r>
     </w:p>
     <w:p>
@@ -34953,7 +34938,7 @@
         <w:pStyle w:val="References"/>
       </w:pPr>
       <w:r>
-        <w:t xml:space="preserve">Games, P. A., &amp; Howell, J. F. (1976). Pairwise multiple comparison procedures with unequal n’s and/or variances: A Monte Carlo study.</w:t>
+        <w:t xml:space="preserve">Gambacorta, L., Gambacorta, R., &amp; Mihet, R. (2023). FinTech, investor sophistication, and financial portfolio choices.</w:t>
       </w:r>
       <w:r>
         <w:t xml:space="preserve"> </w:t>
@@ -34963,7 +34948,7 @@
           <w:i/>
           <w:iCs/>
         </w:rPr>
-        <w:t xml:space="preserve">Journal of Educational Statistics</w:t>
+        <w:t xml:space="preserve">Review of Corporate Finance Studies</w:t>
       </w:r>
       <w:r>
         <w:t xml:space="preserve">,</w:t>
@@ -34976,10 +34961,10 @@
           <w:i/>
           <w:iCs/>
         </w:rPr>
-        <w:t xml:space="preserve">1</w:t>
-      </w:r>
-      <w:r>
-        <w:t xml:space="preserve">(2), 113–125.</w:t>
+        <w:t xml:space="preserve">12</w:t>
+      </w:r>
+      <w:r>
+        <w:t xml:space="preserve">(4), 834–866. https://doi.org/10.1093/rcfs/cfad014</w:t>
       </w:r>
     </w:p>
     <w:p>
@@ -34987,7 +34972,7 @@
         <w:pStyle w:val="References"/>
       </w:pPr>
       <w:r>
-        <w:t xml:space="preserve">Gaspar, R. M., &amp; Oliveira, M. (2024). Robo advising and investor profiling.</w:t>
+        <w:t xml:space="preserve">Games, P. A., &amp; Howell, J. F. (1976). Pairwise multiple comparison procedures with unequal n’s and/or variances: A Monte Carlo study.</w:t>
       </w:r>
       <w:r>
         <w:t xml:space="preserve"> </w:t>
@@ -34997,7 +34982,7 @@
           <w:i/>
           <w:iCs/>
         </w:rPr>
-        <w:t xml:space="preserve">FinTech</w:t>
+        <w:t xml:space="preserve">Journal of Educational Statistics</w:t>
       </w:r>
       <w:r>
         <w:t xml:space="preserve">,</w:t>
@@ -35010,10 +34995,10 @@
           <w:i/>
           <w:iCs/>
         </w:rPr>
-        <w:t xml:space="preserve">3</w:t>
-      </w:r>
-      <w:r>
-        <w:t xml:space="preserve">(1), 102–115. https://doi.org/10.3390/fintech3010007</w:t>
+        <w:t xml:space="preserve">1</w:t>
+      </w:r>
+      <w:r>
+        <w:t xml:space="preserve">(2), 113–125.</w:t>
       </w:r>
     </w:p>
     <w:p>
@@ -35021,7 +35006,7 @@
         <w:pStyle w:val="References"/>
       </w:pPr>
       <w:r>
-        <w:t xml:space="preserve">Hansen, B. E. (1999). Threshold effects in non-dynamic panels: Estimation, testing, and inference.</w:t>
+        <w:t xml:space="preserve">Gaspar, R. M., &amp; Oliveira, M. (2024). Robo advising and investor profiling.</w:t>
       </w:r>
       <w:r>
         <w:t xml:space="preserve"> </w:t>
@@ -35031,7 +35016,7 @@
           <w:i/>
           <w:iCs/>
         </w:rPr>
-        <w:t xml:space="preserve">Journal of Econometrics</w:t>
+        <w:t xml:space="preserve">FinTech</w:t>
       </w:r>
       <w:r>
         <w:t xml:space="preserve">,</w:t>
@@ -35044,10 +35029,10 @@
           <w:i/>
           <w:iCs/>
         </w:rPr>
-        <w:t xml:space="preserve">93</w:t>
-      </w:r>
-      <w:r>
-        <w:t xml:space="preserve">(2), 345–368.</w:t>
+        <w:t xml:space="preserve">3</w:t>
+      </w:r>
+      <w:r>
+        <w:t xml:space="preserve">(1), 102–115. https://doi.org/10.3390/fintech3010007</w:t>
       </w:r>
     </w:p>
     <w:p>
@@ -35055,7 +35040,7 @@
         <w:pStyle w:val="References"/>
       </w:pPr>
       <w:r>
-        <w:t xml:space="preserve">Holm, S. (1979). A simple sequentially rejective multiple test procedure.</w:t>
+        <w:t xml:space="preserve">Hansen, B. E. (1999). Threshold effects in non-dynamic panels: Estimation, testing, and inference.</w:t>
       </w:r>
       <w:r>
         <w:t xml:space="preserve"> </w:t>
@@ -35065,7 +35050,7 @@
           <w:i/>
           <w:iCs/>
         </w:rPr>
-        <w:t xml:space="preserve">Scandinavian Journal of Statistics</w:t>
+        <w:t xml:space="preserve">Journal of Econometrics</w:t>
       </w:r>
       <w:r>
         <w:t xml:space="preserve">,</w:t>
@@ -35078,10 +35063,10 @@
           <w:i/>
           <w:iCs/>
         </w:rPr>
-        <w:t xml:space="preserve">6</w:t>
-      </w:r>
-      <w:r>
-        <w:t xml:space="preserve">(2), 65–70.</w:t>
+        <w:t xml:space="preserve">93</w:t>
+      </w:r>
+      <w:r>
+        <w:t xml:space="preserve">(2), 345–368.</w:t>
       </w:r>
     </w:p>
     <w:p>
@@ -35089,7 +35074,7 @@
         <w:pStyle w:val="References"/>
       </w:pPr>
       <w:r>
-        <w:t xml:space="preserve">Hu, Y., Koren, Y., &amp; Volinsky, C. (2008). Collaborative filtering for implicit feedback datasets.</w:t>
+        <w:t xml:space="preserve">Holm, S. (1979). A simple sequentially rejective multiple test procedure.</w:t>
       </w:r>
       <w:r>
         <w:t xml:space="preserve"> </w:t>
@@ -35099,18 +35084,10 @@
           <w:i/>
           <w:iCs/>
         </w:rPr>
-        <w:t xml:space="preserve">2008 Eighth IEEE International Conference on Data Mining</w:t>
-      </w:r>
-      <w:r>
-        <w:t xml:space="preserve">, 263–272. https://doi.org/10.1109/ICDM.2008.22</w:t>
-      </w:r>
-    </w:p>
-    <w:p>
-      <w:pPr>
-        <w:pStyle w:val="References"/>
-      </w:pPr>
-      <w:r>
-        <w:t xml:space="preserve">Huang, Z. (1997). Clustering large data sets with mixed numeric and categorical values. In</w:t>
+        <w:t xml:space="preserve">Scandinavian Journal of Statistics</w:t>
+      </w:r>
+      <w:r>
+        <w:t xml:space="preserve">,</w:t>
       </w:r>
       <w:r>
         <w:t xml:space="preserve"> </w:t>
@@ -35120,13 +35097,10 @@
           <w:i/>
           <w:iCs/>
         </w:rPr>
-        <w:t xml:space="preserve">Proceedings of the First Pacific-Asia Conference on Knowledge Discovery and Data Mining</w:t>
-      </w:r>
-      <w:r>
-        <w:t xml:space="preserve"> </w:t>
-      </w:r>
-      <w:r>
-        <w:t xml:space="preserve">(pp. 21–34). World Scientific.</w:t>
+        <w:t xml:space="preserve">6</w:t>
+      </w:r>
+      <w:r>
+        <w:t xml:space="preserve">(2), 65–70.</w:t>
       </w:r>
     </w:p>
     <w:p>
@@ -35134,7 +35108,7 @@
         <w:pStyle w:val="References"/>
       </w:pPr>
       <w:r>
-        <w:t xml:space="preserve">Huang, Z. (1998). Extensions to the k-means algorithm for clustering large data sets with categorical values.</w:t>
+        <w:t xml:space="preserve">Hu, Y., Koren, Y., &amp; Volinsky, C. (2008). Collaborative filtering for implicit feedback datasets.</w:t>
       </w:r>
       <w:r>
         <w:t xml:space="preserve"> </w:t>
@@ -35144,10 +35118,18 @@
           <w:i/>
           <w:iCs/>
         </w:rPr>
-        <w:t xml:space="preserve">Data Mining and Knowledge Discovery</w:t>
-      </w:r>
-      <w:r>
-        <w:t xml:space="preserve">,</w:t>
+        <w:t xml:space="preserve">2008 Eighth IEEE International Conference on Data Mining</w:t>
+      </w:r>
+      <w:r>
+        <w:t xml:space="preserve">, 263–272. https://doi.org/10.1109/ICDM.2008.22</w:t>
+      </w:r>
+    </w:p>
+    <w:p>
+      <w:pPr>
+        <w:pStyle w:val="References"/>
+      </w:pPr>
+      <w:r>
+        <w:t xml:space="preserve">Huang, Z. (1997). Clustering large data sets with mixed numeric and categorical values. In</w:t>
       </w:r>
       <w:r>
         <w:t xml:space="preserve"> </w:t>
@@ -35157,10 +35139,13 @@
           <w:i/>
           <w:iCs/>
         </w:rPr>
-        <w:t xml:space="preserve">2</w:t>
-      </w:r>
-      <w:r>
-        <w:t xml:space="preserve">, 283–304.</w:t>
+        <w:t xml:space="preserve">Proceedings of the First Pacific-Asia Conference on Knowledge Discovery and Data Mining</w:t>
+      </w:r>
+      <w:r>
+        <w:t xml:space="preserve"> </w:t>
+      </w:r>
+      <w:r>
+        <w:t xml:space="preserve">(pp. 21–34). World Scientific.</w:t>
       </w:r>
     </w:p>
     <w:p>
@@ -35168,7 +35153,7 @@
         <w:pStyle w:val="References"/>
       </w:pPr>
       <w:r>
-        <w:t xml:space="preserve">International Organization of Securities Commissions. (2025).</w:t>
+        <w:t xml:space="preserve">Huang, Z. (1998). Extensions to the k-means algorithm for clustering large data sets with categorical values.</w:t>
       </w:r>
       <w:r>
         <w:t xml:space="preserve"> </w:t>
@@ -35178,6 +35163,40 @@
           <w:i/>
           <w:iCs/>
         </w:rPr>
+        <w:t xml:space="preserve">Data Mining and Knowledge Discovery</w:t>
+      </w:r>
+      <w:r>
+        <w:t xml:space="preserve">,</w:t>
+      </w:r>
+      <w:r>
+        <w:t xml:space="preserve"> </w:t>
+      </w:r>
+      <w:r>
+        <w:rPr>
+          <w:i/>
+          <w:iCs/>
+        </w:rPr>
+        <w:t xml:space="preserve">2</w:t>
+      </w:r>
+      <w:r>
+        <w:t xml:space="preserve">, 283–304.</w:t>
+      </w:r>
+    </w:p>
+    <w:p>
+      <w:pPr>
+        <w:pStyle w:val="References"/>
+      </w:pPr>
+      <w:r>
+        <w:t xml:space="preserve">International Organization of Securities Commissions〔IOSCO〕. (2025).</w:t>
+      </w:r>
+      <w:r>
+        <w:t xml:space="preserve"> </w:t>
+      </w:r>
+      <w:r>
+        <w:rPr>
+          <w:i/>
+          <w:iCs/>
+        </w:rPr>
         <w:t xml:space="preserve">Artificial intelligence in capital markets: Use cases, risks, and challenges</w:t>
       </w:r>
       <w:r>
@@ -35192,7 +35211,7 @@
         <w:pStyle w:val="References"/>
       </w:pPr>
       <w:r>
-        <w:t xml:space="preserve">International Organization of Securities Commissions Board. (2021).</w:t>
+        <w:t xml:space="preserve">International Organization of Securities Commissions Board〔IOSCO〕. (2021).</w:t>
       </w:r>
       <w:r>
         <w:t xml:space="preserve"> </w:t>

--- a/thesis-investor-segmentation/thesis/exports/黃子甄_論文計畫書(第一至三章初稿).docx
+++ b/thesis-investor-segmentation/thesis/exports/黃子甄_論文計畫書(第一至三章初稿).docx
@@ -407,6 +407,204 @@
       </w:pPr>
       <w:r>
         <w:rPr>
+          <w:rFonts w:ascii="Times New Roman" w:hAnsi="Times New Roman" w:eastAsia="標楷體"/>
+          <w:b/>
+          <w:sz w:val="36"/>
+        </w:rPr>
+        <w:t>表目錄</w:t>
+      </w:r>
+    </w:p>
+    <w:p>
+      <w:pPr>
+        <w:tabs>
+          <w:tab w:pos="8504" w:val="right" w:leader="dot"/>
+        </w:tabs>
+        <w:spacing w:line="360" w:lineRule="auto"/>
+        <w:jc w:val="left"/>
+      </w:pPr>
+      <w:r>
+        <w:rPr>
+          <w:rFonts w:ascii="Times New Roman" w:hAnsi="Times New Roman" w:eastAsia="標楷體"/>
+          <w:b w:val="0"/>
+          <w:sz w:val="24"/>
+        </w:rPr>
+        <w:t>表 2-1　研究缺口彙整表</w:t>
+      </w:r>
+      <w:r>
+        <w:tab/>
+      </w:r>
+      <w:r>
+        <w:rPr>
+          <w:rFonts w:ascii="Times New Roman" w:hAnsi="Times New Roman" w:eastAsia="標楷體"/>
+          <w:b w:val="0"/>
+          <w:sz w:val="24"/>
+        </w:rPr>
+        <w:fldChar w:fldCharType="begin"/>
+        <w:instrText xml:space="preserve">PAGEREF TableCap1 \h</w:instrText>
+        <w:fldChar w:fldCharType="end"/>
+      </w:r>
+    </w:p>
+    <w:p>
+      <w:pPr>
+        <w:tabs>
+          <w:tab w:pos="8504" w:val="right" w:leader="dot"/>
+        </w:tabs>
+        <w:spacing w:line="360" w:lineRule="auto"/>
+        <w:jc w:val="left"/>
+      </w:pPr>
+      <w:r>
+        <w:rPr>
+          <w:rFonts w:ascii="Times New Roman" w:hAnsi="Times New Roman" w:eastAsia="標楷體"/>
+          <w:b w:val="0"/>
+          <w:sz w:val="24"/>
+        </w:rPr>
+        <w:t>表 3-1　GA4 使用者行為資料欄位分類</w:t>
+      </w:r>
+      <w:r>
+        <w:tab/>
+      </w:r>
+      <w:r>
+        <w:rPr>
+          <w:rFonts w:ascii="Times New Roman" w:hAnsi="Times New Roman" w:eastAsia="標楷體"/>
+          <w:b w:val="0"/>
+          <w:sz w:val="24"/>
+        </w:rPr>
+        <w:fldChar w:fldCharType="begin"/>
+        <w:instrText xml:space="preserve">PAGEREF TableCap2 \h</w:instrText>
+        <w:fldChar w:fldCharType="end"/>
+      </w:r>
+    </w:p>
+    <w:p>
+      <w:pPr>
+        <w:tabs>
+          <w:tab w:pos="8504" w:val="right" w:leader="dot"/>
+        </w:tabs>
+        <w:spacing w:line="360" w:lineRule="auto"/>
+        <w:jc w:val="left"/>
+      </w:pPr>
+      <w:r>
+        <w:rPr>
+          <w:rFonts w:ascii="Times New Roman" w:hAnsi="Times New Roman" w:eastAsia="標楷體"/>
+          <w:b w:val="0"/>
+          <w:sz w:val="24"/>
+        </w:rPr>
+        <w:t>表 3-2　用戶屬性資料欄位分類</w:t>
+      </w:r>
+      <w:r>
+        <w:tab/>
+      </w:r>
+      <w:r>
+        <w:rPr>
+          <w:rFonts w:ascii="Times New Roman" w:hAnsi="Times New Roman" w:eastAsia="標楷體"/>
+          <w:b w:val="0"/>
+          <w:sz w:val="24"/>
+        </w:rPr>
+        <w:fldChar w:fldCharType="begin"/>
+        <w:instrText xml:space="preserve">PAGEREF TableCap3 \h</w:instrText>
+        <w:fldChar w:fldCharType="end"/>
+      </w:r>
+    </w:p>
+    <w:p>
+      <w:pPr>
+        <w:tabs>
+          <w:tab w:pos="8504" w:val="right" w:leader="dot"/>
+        </w:tabs>
+        <w:spacing w:line="360" w:lineRule="auto"/>
+        <w:jc w:val="left"/>
+      </w:pPr>
+      <w:r>
+        <w:rPr>
+          <w:rFonts w:ascii="Times New Roman" w:hAnsi="Times New Roman" w:eastAsia="標楷體"/>
+          <w:b w:val="0"/>
+          <w:sz w:val="24"/>
+        </w:rPr>
+        <w:t>表 3-3　分群特徵之尺度組成</w:t>
+      </w:r>
+      <w:r>
+        <w:tab/>
+      </w:r>
+      <w:r>
+        <w:rPr>
+          <w:rFonts w:ascii="Times New Roman" w:hAnsi="Times New Roman" w:eastAsia="標楷體"/>
+          <w:b w:val="0"/>
+          <w:sz w:val="24"/>
+        </w:rPr>
+        <w:fldChar w:fldCharType="begin"/>
+        <w:instrText xml:space="preserve">PAGEREF TableCap4 \h</w:instrText>
+        <w:fldChar w:fldCharType="end"/>
+      </w:r>
+    </w:p>
+    <w:p>
+      <w:pPr>
+        <w:tabs>
+          <w:tab w:pos="8504" w:val="right" w:leader="dot"/>
+        </w:tabs>
+        <w:spacing w:line="360" w:lineRule="auto"/>
+        <w:jc w:val="left"/>
+      </w:pPr>
+      <w:r>
+        <w:rPr>
+          <w:rFonts w:ascii="Times New Roman" w:hAnsi="Times New Roman" w:eastAsia="標楷體"/>
+          <w:b w:val="0"/>
+          <w:sz w:val="24"/>
+        </w:rPr>
+        <w:t>表 3-4　個人化推薦模型設計總覽</w:t>
+      </w:r>
+      <w:r>
+        <w:tab/>
+      </w:r>
+      <w:r>
+        <w:rPr>
+          <w:rFonts w:ascii="Times New Roman" w:hAnsi="Times New Roman" w:eastAsia="標楷體"/>
+          <w:b w:val="0"/>
+          <w:sz w:val="24"/>
+        </w:rPr>
+        <w:fldChar w:fldCharType="begin"/>
+        <w:instrText xml:space="preserve">PAGEREF TableCap5 \h</w:instrText>
+        <w:fldChar w:fldCharType="end"/>
+      </w:r>
+    </w:p>
+    <w:p>
+      <w:pPr>
+        <w:tabs>
+          <w:tab w:pos="8504" w:val="right" w:leader="dot"/>
+        </w:tabs>
+        <w:spacing w:line="360" w:lineRule="auto"/>
+        <w:jc w:val="left"/>
+      </w:pPr>
+      <w:r>
+        <w:rPr>
+          <w:rFonts w:ascii="Times New Roman" w:hAnsi="Times New Roman" w:eastAsia="標楷體"/>
+          <w:b w:val="0"/>
+          <w:sz w:val="24"/>
+        </w:rPr>
+        <w:t>表 3-5　評估所需資料欄位</w:t>
+      </w:r>
+      <w:r>
+        <w:tab/>
+      </w:r>
+      <w:r>
+        <w:rPr>
+          <w:rFonts w:ascii="Times New Roman" w:hAnsi="Times New Roman" w:eastAsia="標楷體"/>
+          <w:b w:val="0"/>
+          <w:sz w:val="24"/>
+        </w:rPr>
+        <w:fldChar w:fldCharType="begin"/>
+        <w:instrText xml:space="preserve">PAGEREF TableCap6 \h</w:instrText>
+        <w:fldChar w:fldCharType="end"/>
+      </w:r>
+    </w:p>
+    <w:p>
+      <w:r>
+        <w:br w:type="page"/>
+      </w:r>
+    </w:p>
+    <w:p>
+      <w:pPr>
+        <w:pStyle w:val="Heading1"/>
+      </w:pPr>
+      <w:r>
+        <w:rPr>
           <w:rFonts w:hint="eastAsia"/>
         </w:rPr>
         <w:t xml:space="preserve">第一章</w:t>
@@ -10898,6 +11096,28 @@
         </w:rPr>
         <w:t xml:space="preserve">節文獻探討，本研究可辨識出四項具體研究缺口。以下表格先列出缺口本身，再列出最貼近但仍有具體差異的既有研究（若有），避免研究缺口論述迴避已存在的相關文獻。</w:t>
       </w:r>
+    </w:p>
+    <w:p>
+      <w:bookmarkStart w:id="1" w:name="TableCap1"/>
+      <w:pPr>
+        <w:pStyle w:val="TableCaption"/>
+      </w:pPr>
+      <w:r>
+        <w:rPr>
+          <w:rFonts w:hint="eastAsia"/>
+        </w:rPr>
+        <w:t xml:space="preserve">表</w:t>
+      </w:r>
+      <w:r>
+        <w:t xml:space="preserve"> 2-1　</w:t>
+      </w:r>
+      <w:r>
+        <w:rPr>
+          <w:rFonts w:hint="eastAsia"/>
+        </w:rPr>
+        <w:t xml:space="preserve">研究缺口彙整表</w:t>
+      </w:r>
+      <w:bookmarkEnd w:id="1"/>
     </w:p>
     <w:tbl>
       <w:tblPr>
@@ -10907,17 +11127,19 @@
         <w:tblLook w:firstRow="1" w:lastRow="0" w:firstColumn="0" w:lastColumn="0" w:noHBand="0" w:noVBand="0" w:val="0020"/>
       </w:tblPr>
       <w:tblGrid>
-        <w:gridCol w:w="1980"/>
-        <w:gridCol w:w="1980"/>
-        <w:gridCol w:w="1980"/>
-        <w:gridCol w:w="1980"/>
+        <w:gridCol w:w="1275"/>
+        <w:gridCol w:w="2381"/>
+        <w:gridCol w:w="2551"/>
+        <w:gridCol w:w="2296"/>
       </w:tblGrid>
       <w:tr>
         <w:trPr>
           <w:tblHeader w:val="on"/>
         </w:trPr>
         <w:tc>
-          <w:tcPr/>
+          <w:tcPr>
+            <w:tcW w:type="dxa" w:w="1275"/>
+          </w:tcPr>
           <w:p>
             <w:pPr>
               <w:pStyle w:val="Compact"/>
@@ -10931,7 +11153,9 @@
           </w:p>
         </w:tc>
         <w:tc>
-          <w:tcPr/>
+          <w:tcPr>
+            <w:tcW w:type="dxa" w:w="2381"/>
+          </w:tcPr>
           <w:p>
             <w:pPr>
               <w:pStyle w:val="Compact"/>
@@ -10945,7 +11169,9 @@
           </w:p>
         </w:tc>
         <w:tc>
-          <w:tcPr/>
+          <w:tcPr>
+            <w:tcW w:type="dxa" w:w="2551"/>
+          </w:tcPr>
           <w:p>
             <w:pPr>
               <w:pStyle w:val="Compact"/>
@@ -10959,7 +11185,9 @@
           </w:p>
         </w:tc>
         <w:tc>
-          <w:tcPr/>
+          <w:tcPr>
+            <w:tcW w:type="dxa" w:w="2296"/>
+          </w:tcPr>
           <w:p>
             <w:pPr>
               <w:pStyle w:val="Compact"/>
@@ -10975,7 +11203,9 @@
       </w:tr>
       <w:tr>
         <w:tc>
-          <w:tcPr/>
+          <w:tcPr>
+            <w:tcW w:type="dxa" w:w="1275"/>
+          </w:tcPr>
           <w:p>
             <w:pPr>
               <w:pStyle w:val="Compact"/>
@@ -10991,7 +11221,9 @@
           </w:p>
         </w:tc>
         <w:tc>
-          <w:tcPr/>
+          <w:tcPr>
+            <w:tcW w:type="dxa" w:w="2381"/>
+          </w:tcPr>
           <w:p>
             <w:pPr>
               <w:pStyle w:val="Compact"/>
@@ -11050,7 +11282,9 @@
           </w:p>
         </w:tc>
         <w:tc>
-          <w:tcPr/>
+          <w:tcPr>
+            <w:tcW w:type="dxa" w:w="2551"/>
+          </w:tcPr>
           <w:p>
             <w:pPr>
               <w:pStyle w:val="Compact"/>
@@ -11090,7 +11324,9 @@
           </w:p>
         </w:tc>
         <w:tc>
-          <w:tcPr/>
+          <w:tcPr>
+            <w:tcW w:type="dxa" w:w="2296"/>
+          </w:tcPr>
           <w:p>
             <w:pPr>
               <w:pStyle w:val="Compact"/>
@@ -11124,7 +11360,9 @@
       </w:tr>
       <w:tr>
         <w:tc>
-          <w:tcPr/>
+          <w:tcPr>
+            <w:tcW w:type="dxa" w:w="1275"/>
+          </w:tcPr>
           <w:p>
             <w:pPr>
               <w:pStyle w:val="Compact"/>
@@ -11140,7 +11378,9 @@
           </w:p>
         </w:tc>
         <w:tc>
-          <w:tcPr/>
+          <w:tcPr>
+            <w:tcW w:type="dxa" w:w="2381"/>
+          </w:tcPr>
           <w:p>
             <w:pPr>
               <w:pStyle w:val="Compact"/>
@@ -11166,7 +11406,9 @@
           </w:p>
         </w:tc>
         <w:tc>
-          <w:tcPr/>
+          <w:tcPr>
+            <w:tcW w:type="dxa" w:w="2551"/>
+          </w:tcPr>
           <w:p>
             <w:pPr>
               <w:pStyle w:val="Compact"/>
@@ -11188,7 +11430,9 @@
           </w:p>
         </w:tc>
         <w:tc>
-          <w:tcPr/>
+          <w:tcPr>
+            <w:tcW w:type="dxa" w:w="2296"/>
+          </w:tcPr>
           <w:p>
             <w:pPr>
               <w:pStyle w:val="Compact"/>
@@ -11236,7 +11480,9 @@
       </w:tr>
       <w:tr>
         <w:tc>
-          <w:tcPr/>
+          <w:tcPr>
+            <w:tcW w:type="dxa" w:w="1275"/>
+          </w:tcPr>
           <w:p>
             <w:pPr>
               <w:pStyle w:val="Compact"/>
@@ -11252,7 +11498,9 @@
           </w:p>
         </w:tc>
         <w:tc>
-          <w:tcPr/>
+          <w:tcPr>
+            <w:tcW w:type="dxa" w:w="2381"/>
+          </w:tcPr>
           <w:p>
             <w:pPr>
               <w:pStyle w:val="Compact"/>
@@ -11269,7 +11517,9 @@
           </w:p>
         </w:tc>
         <w:tc>
-          <w:tcPr/>
+          <w:tcPr>
+            <w:tcW w:type="dxa" w:w="2551"/>
+          </w:tcPr>
           <w:p>
             <w:pPr>
               <w:pStyle w:val="Compact"/>
@@ -11283,7 +11533,9 @@
           </w:p>
         </w:tc>
         <w:tc>
-          <w:tcPr/>
+          <w:tcPr>
+            <w:tcW w:type="dxa" w:w="2296"/>
+          </w:tcPr>
           <w:p>
             <w:pPr>
               <w:pStyle w:val="Compact"/>
@@ -11326,7 +11578,9 @@
       </w:tr>
       <w:tr>
         <w:tc>
-          <w:tcPr/>
+          <w:tcPr>
+            <w:tcW w:type="dxa" w:w="1275"/>
+          </w:tcPr>
           <w:p>
             <w:pPr>
               <w:pStyle w:val="Compact"/>
@@ -11357,7 +11611,9 @@
           </w:p>
         </w:tc>
         <w:tc>
-          <w:tcPr/>
+          <w:tcPr>
+            <w:tcW w:type="dxa" w:w="2381"/>
+          </w:tcPr>
           <w:p>
             <w:pPr>
               <w:pStyle w:val="Compact"/>
@@ -11389,7 +11645,9 @@
           </w:p>
         </w:tc>
         <w:tc>
-          <w:tcPr/>
+          <w:tcPr>
+            <w:tcW w:type="dxa" w:w="2551"/>
+          </w:tcPr>
           <w:p>
             <w:pPr>
               <w:pStyle w:val="Compact"/>
@@ -11403,7 +11661,9 @@
           </w:p>
         </w:tc>
         <w:tc>
-          <w:tcPr/>
+          <w:tcPr>
+            <w:tcW w:type="dxa" w:w="2296"/>
+          </w:tcPr>
           <w:p>
             <w:pPr>
               <w:pStyle w:val="Compact"/>
@@ -15442,6 +15702,28 @@
         <w:t xml:space="preserve">節前處理規劃之鑑別力分類如下：</w:t>
       </w:r>
     </w:p>
+    <w:p>
+      <w:bookmarkStart w:id="2" w:name="TableCap2"/>
+      <w:pPr>
+        <w:pStyle w:val="TableCaption"/>
+      </w:pPr>
+      <w:r>
+        <w:rPr>
+          <w:rFonts w:hint="eastAsia"/>
+        </w:rPr>
+        <w:t xml:space="preserve">表</w:t>
+      </w:r>
+      <w:r>
+        <w:t xml:space="preserve"> 3-1　GA4 </w:t>
+      </w:r>
+      <w:r>
+        <w:rPr>
+          <w:rFonts w:hint="eastAsia"/>
+        </w:rPr>
+        <w:t xml:space="preserve">使用者行為資料欄位分類</w:t>
+      </w:r>
+      <w:bookmarkEnd w:id="2"/>
+    </w:p>
     <w:tbl>
       <w:tblPr>
         <w:tblStyle w:val="Table"/>
@@ -15450,16 +15732,18 @@
         <w:tblLook w:firstRow="1" w:lastRow="0" w:firstColumn="0" w:lastColumn="0" w:noHBand="0" w:noVBand="0" w:val="0020"/>
       </w:tblPr>
       <w:tblGrid>
-        <w:gridCol w:w="2640"/>
-        <w:gridCol w:w="2640"/>
-        <w:gridCol w:w="2640"/>
+        <w:gridCol w:w="1275"/>
+        <w:gridCol w:w="2126"/>
+        <w:gridCol w:w="5102"/>
       </w:tblGrid>
       <w:tr>
         <w:trPr>
           <w:tblHeader w:val="on"/>
         </w:trPr>
         <w:tc>
-          <w:tcPr/>
+          <w:tcPr>
+            <w:tcW w:type="dxa" w:w="1275"/>
+          </w:tcPr>
           <w:p>
             <w:pPr>
               <w:pStyle w:val="Compact"/>
@@ -15473,7 +15757,9 @@
           </w:p>
         </w:tc>
         <w:tc>
-          <w:tcPr/>
+          <w:tcPr>
+            <w:tcW w:type="dxa" w:w="2126"/>
+          </w:tcPr>
           <w:p>
             <w:pPr>
               <w:pStyle w:val="Compact"/>
@@ -15487,7 +15773,9 @@
           </w:p>
         </w:tc>
         <w:tc>
-          <w:tcPr/>
+          <w:tcPr>
+            <w:tcW w:type="dxa" w:w="5102"/>
+          </w:tcPr>
           <w:p>
             <w:pPr>
               <w:pStyle w:val="Compact"/>
@@ -15503,7 +15791,9 @@
       </w:tr>
       <w:tr>
         <w:tc>
-          <w:tcPr/>
+          <w:tcPr>
+            <w:tcW w:type="dxa" w:w="1275"/>
+          </w:tcPr>
           <w:p>
             <w:pPr>
               <w:pStyle w:val="Compact"/>
@@ -15517,7 +15807,9 @@
           </w:p>
         </w:tc>
         <w:tc>
-          <w:tcPr/>
+          <w:tcPr>
+            <w:tcW w:type="dxa" w:w="2126"/>
+          </w:tcPr>
           <w:p>
             <w:pPr>
               <w:pStyle w:val="Compact"/>
@@ -15576,7 +15868,9 @@
           </w:p>
         </w:tc>
         <w:tc>
-          <w:tcPr/>
+          <w:tcPr>
+            <w:tcW w:type="dxa" w:w="5102"/>
+          </w:tcPr>
           <w:p>
             <w:pPr>
               <w:pStyle w:val="Compact"/>
@@ -15616,7 +15910,9 @@
       </w:tr>
       <w:tr>
         <w:tc>
-          <w:tcPr/>
+          <w:tcPr>
+            <w:tcW w:type="dxa" w:w="1275"/>
+          </w:tcPr>
           <w:p>
             <w:pPr>
               <w:pStyle w:val="Compact"/>
@@ -15630,7 +15926,9 @@
           </w:p>
         </w:tc>
         <w:tc>
-          <w:tcPr/>
+          <w:tcPr>
+            <w:tcW w:type="dxa" w:w="2126"/>
+          </w:tcPr>
           <w:p>
             <w:pPr>
               <w:pStyle w:val="Compact"/>
@@ -15671,7 +15969,9 @@
           </w:p>
         </w:tc>
         <w:tc>
-          <w:tcPr/>
+          <w:tcPr>
+            <w:tcW w:type="dxa" w:w="5102"/>
+          </w:tcPr>
           <w:p>
             <w:pPr>
               <w:pStyle w:val="Compact"/>
@@ -15747,7 +16047,9 @@
       </w:tr>
       <w:tr>
         <w:tc>
-          <w:tcPr/>
+          <w:tcPr>
+            <w:tcW w:type="dxa" w:w="1275"/>
+          </w:tcPr>
           <w:p>
             <w:pPr>
               <w:pStyle w:val="Compact"/>
@@ -15761,7 +16063,9 @@
           </w:p>
         </w:tc>
         <w:tc>
-          <w:tcPr/>
+          <w:tcPr>
+            <w:tcW w:type="dxa" w:w="2126"/>
+          </w:tcPr>
           <w:p>
             <w:pPr>
               <w:pStyle w:val="Compact"/>
@@ -15820,7 +16124,9 @@
           </w:p>
         </w:tc>
         <w:tc>
-          <w:tcPr/>
+          <w:tcPr>
+            <w:tcW w:type="dxa" w:w="5102"/>
+          </w:tcPr>
           <w:p>
             <w:pPr>
               <w:pStyle w:val="Compact"/>
@@ -15890,7 +16196,9 @@
       </w:tr>
       <w:tr>
         <w:tc>
-          <w:tcPr/>
+          <w:tcPr>
+            <w:tcW w:type="dxa" w:w="1275"/>
+          </w:tcPr>
           <w:p>
             <w:pPr>
               <w:pStyle w:val="Compact"/>
@@ -15922,7 +16230,9 @@
           </w:p>
         </w:tc>
         <w:tc>
-          <w:tcPr/>
+          <w:tcPr>
+            <w:tcW w:type="dxa" w:w="2126"/>
+          </w:tcPr>
           <w:p>
             <w:pPr>
               <w:pStyle w:val="Compact"/>
@@ -15954,7 +16264,9 @@
           </w:p>
         </w:tc>
         <w:tc>
-          <w:tcPr/>
+          <w:tcPr>
+            <w:tcW w:type="dxa" w:w="5102"/>
+          </w:tcPr>
           <w:p>
             <w:pPr>
               <w:pStyle w:val="Compact"/>
@@ -16046,7 +16358,9 @@
       </w:tr>
       <w:tr>
         <w:tc>
-          <w:tcPr/>
+          <w:tcPr>
+            <w:tcW w:type="dxa" w:w="1275"/>
+          </w:tcPr>
           <w:p>
             <w:pPr>
               <w:pStyle w:val="Compact"/>
@@ -16060,7 +16374,9 @@
           </w:p>
         </w:tc>
         <w:tc>
-          <w:tcPr/>
+          <w:tcPr>
+            <w:tcW w:type="dxa" w:w="2126"/>
+          </w:tcPr>
           <w:p>
             <w:pPr>
               <w:pStyle w:val="Compact"/>
@@ -16137,7 +16453,9 @@
           </w:p>
         </w:tc>
         <w:tc>
-          <w:tcPr/>
+          <w:tcPr>
+            <w:tcW w:type="dxa" w:w="5102"/>
+          </w:tcPr>
           <w:p>
             <w:pPr>
               <w:pStyle w:val="Compact"/>
@@ -16192,7 +16510,9 @@
       </w:tr>
       <w:tr>
         <w:tc>
-          <w:tcPr/>
+          <w:tcPr>
+            <w:tcW w:type="dxa" w:w="1275"/>
+          </w:tcPr>
           <w:p>
             <w:pPr>
               <w:pStyle w:val="Compact"/>
@@ -16206,7 +16526,9 @@
           </w:p>
         </w:tc>
         <w:tc>
-          <w:tcPr/>
+          <w:tcPr>
+            <w:tcW w:type="dxa" w:w="2126"/>
+          </w:tcPr>
           <w:p>
             <w:pPr>
               <w:pStyle w:val="Compact"/>
@@ -16238,7 +16560,9 @@
           </w:p>
         </w:tc>
         <w:tc>
-          <w:tcPr/>
+          <w:tcPr>
+            <w:tcW w:type="dxa" w:w="5102"/>
+          </w:tcPr>
           <w:p>
             <w:pPr>
               <w:pStyle w:val="Compact"/>
@@ -16263,7 +16587,9 @@
       </w:tr>
       <w:tr>
         <w:tc>
-          <w:tcPr/>
+          <w:tcPr>
+            <w:tcW w:type="dxa" w:w="1275"/>
+          </w:tcPr>
           <w:p>
             <w:pPr>
               <w:pStyle w:val="Compact"/>
@@ -16277,7 +16603,9 @@
           </w:p>
         </w:tc>
         <w:tc>
-          <w:tcPr/>
+          <w:tcPr>
+            <w:tcW w:type="dxa" w:w="2126"/>
+          </w:tcPr>
           <w:p>
             <w:pPr>
               <w:pStyle w:val="Compact"/>
@@ -16312,7 +16640,9 @@
           </w:p>
         </w:tc>
         <w:tc>
-          <w:tcPr/>
+          <w:tcPr>
+            <w:tcW w:type="dxa" w:w="5102"/>
+          </w:tcPr>
           <w:p>
             <w:pPr>
               <w:pStyle w:val="Compact"/>
@@ -16355,7 +16685,9 @@
       </w:tr>
       <w:tr>
         <w:tc>
-          <w:tcPr/>
+          <w:tcPr>
+            <w:tcW w:type="dxa" w:w="1275"/>
+          </w:tcPr>
           <w:p>
             <w:pPr>
               <w:pStyle w:val="Compact"/>
@@ -16369,7 +16701,9 @@
           </w:p>
         </w:tc>
         <w:tc>
-          <w:tcPr/>
+          <w:tcPr>
+            <w:tcW w:type="dxa" w:w="2126"/>
+          </w:tcPr>
           <w:p>
             <w:pPr>
               <w:pStyle w:val="Compact"/>
@@ -16473,7 +16807,9 @@
           </w:p>
         </w:tc>
         <w:tc>
-          <w:tcPr/>
+          <w:tcPr>
+            <w:tcW w:type="dxa" w:w="5102"/>
+          </w:tcPr>
           <w:p>
             <w:pPr>
               <w:pStyle w:val="Compact"/>
@@ -16498,7 +16834,9 @@
       </w:tr>
       <w:tr>
         <w:tc>
-          <w:tcPr/>
+          <w:tcPr>
+            <w:tcW w:type="dxa" w:w="1275"/>
+          </w:tcPr>
           <w:p>
             <w:pPr>
               <w:pStyle w:val="Compact"/>
@@ -16512,7 +16850,9 @@
           </w:p>
         </w:tc>
         <w:tc>
-          <w:tcPr/>
+          <w:tcPr>
+            <w:tcW w:type="dxa" w:w="2126"/>
+          </w:tcPr>
           <w:p>
             <w:pPr>
               <w:pStyle w:val="Compact"/>
@@ -16571,7 +16911,9 @@
           </w:p>
         </w:tc>
         <w:tc>
-          <w:tcPr/>
+          <w:tcPr>
+            <w:tcW w:type="dxa" w:w="5102"/>
+          </w:tcPr>
           <w:p>
             <w:pPr>
               <w:pStyle w:val="Compact"/>
@@ -16614,7 +16956,9 @@
       </w:tr>
       <w:tr>
         <w:tc>
-          <w:tcPr/>
+          <w:tcPr>
+            <w:tcW w:type="dxa" w:w="1275"/>
+          </w:tcPr>
           <w:p>
             <w:pPr>
               <w:pStyle w:val="Compact"/>
@@ -16628,7 +16972,9 @@
           </w:p>
         </w:tc>
         <w:tc>
-          <w:tcPr/>
+          <w:tcPr>
+            <w:tcW w:type="dxa" w:w="2126"/>
+          </w:tcPr>
           <w:p>
             <w:pPr>
               <w:pStyle w:val="Compact"/>
@@ -16696,7 +17042,9 @@
           </w:p>
         </w:tc>
         <w:tc>
-          <w:tcPr/>
+          <w:tcPr>
+            <w:tcW w:type="dxa" w:w="5102"/>
+          </w:tcPr>
           <w:p>
             <w:pPr>
               <w:pStyle w:val="Compact"/>
@@ -17571,6 +17919,28 @@
         <w:t xml:space="preserve">欄位總表與鑑別力分類：</w:t>
       </w:r>
     </w:p>
+    <w:p>
+      <w:bookmarkStart w:id="3" w:name="TableCap3"/>
+      <w:pPr>
+        <w:pStyle w:val="TableCaption"/>
+      </w:pPr>
+      <w:r>
+        <w:rPr>
+          <w:rFonts w:hint="eastAsia"/>
+        </w:rPr>
+        <w:t xml:space="preserve">表</w:t>
+      </w:r>
+      <w:r>
+        <w:t xml:space="preserve"> 3-2　</w:t>
+      </w:r>
+      <w:r>
+        <w:rPr>
+          <w:rFonts w:hint="eastAsia"/>
+        </w:rPr>
+        <w:t xml:space="preserve">用戶屬性資料欄位分類</w:t>
+      </w:r>
+      <w:bookmarkEnd w:id="3"/>
+    </w:p>
     <w:tbl>
       <w:tblPr>
         <w:tblStyle w:val="Table"/>
@@ -17579,17 +17949,19 @@
         <w:tblLook w:firstRow="1" w:lastRow="0" w:firstColumn="0" w:lastColumn="0" w:noHBand="0" w:noVBand="0" w:val="0020"/>
       </w:tblPr>
       <w:tblGrid>
-        <w:gridCol w:w="1980"/>
-        <w:gridCol w:w="1980"/>
-        <w:gridCol w:w="1980"/>
-        <w:gridCol w:w="1980"/>
+        <w:gridCol w:w="1275"/>
+        <w:gridCol w:w="1700"/>
+        <w:gridCol w:w="1020"/>
+        <w:gridCol w:w="4507"/>
       </w:tblGrid>
       <w:tr>
         <w:trPr>
           <w:tblHeader w:val="on"/>
         </w:trPr>
         <w:tc>
-          <w:tcPr/>
+          <w:tcPr>
+            <w:tcW w:type="dxa" w:w="1275"/>
+          </w:tcPr>
           <w:p>
             <w:pPr>
               <w:pStyle w:val="Compact"/>
@@ -17603,7 +17975,9 @@
           </w:p>
         </w:tc>
         <w:tc>
-          <w:tcPr/>
+          <w:tcPr>
+            <w:tcW w:type="dxa" w:w="1700"/>
+          </w:tcPr>
           <w:p>
             <w:pPr>
               <w:pStyle w:val="Compact"/>
@@ -17617,7 +17991,9 @@
           </w:p>
         </w:tc>
         <w:tc>
-          <w:tcPr/>
+          <w:tcPr>
+            <w:tcW w:type="dxa" w:w="1020"/>
+          </w:tcPr>
           <w:p>
             <w:pPr>
               <w:pStyle w:val="Compact"/>
@@ -17631,7 +18007,9 @@
           </w:p>
         </w:tc>
         <w:tc>
-          <w:tcPr/>
+          <w:tcPr>
+            <w:tcW w:type="dxa" w:w="4507"/>
+          </w:tcPr>
           <w:p>
             <w:pPr>
               <w:pStyle w:val="Compact"/>
@@ -17647,7 +18025,9 @@
       </w:tr>
       <w:tr>
         <w:tc>
-          <w:tcPr/>
+          <w:tcPr>
+            <w:tcW w:type="dxa" w:w="1275"/>
+          </w:tcPr>
           <w:p>
             <w:pPr>
               <w:pStyle w:val="Compact"/>
@@ -17661,7 +18041,9 @@
           </w:p>
         </w:tc>
         <w:tc>
-          <w:tcPr/>
+          <w:tcPr>
+            <w:tcW w:type="dxa" w:w="1700"/>
+          </w:tcPr>
           <w:p>
             <w:pPr>
               <w:pStyle w:val="Compact"/>
@@ -17675,7 +18057,9 @@
           </w:p>
         </w:tc>
         <w:tc>
-          <w:tcPr/>
+          <w:tcPr>
+            <w:tcW w:type="dxa" w:w="1020"/>
+          </w:tcPr>
           <w:p>
             <w:pPr>
               <w:pStyle w:val="Compact"/>
@@ -17689,7 +18073,9 @@
           </w:p>
         </w:tc>
         <w:tc>
-          <w:tcPr/>
+          <w:tcPr>
+            <w:tcW w:type="dxa" w:w="4507"/>
+          </w:tcPr>
           <w:p>
             <w:pPr>
               <w:pStyle w:val="Compact"/>
@@ -17717,7 +18103,9 @@
       </w:tr>
       <w:tr>
         <w:tc>
-          <w:tcPr/>
+          <w:tcPr>
+            <w:tcW w:type="dxa" w:w="1275"/>
+          </w:tcPr>
           <w:p>
             <w:pPr>
               <w:pStyle w:val="Compact"/>
@@ -17731,7 +18119,9 @@
           </w:p>
         </w:tc>
         <w:tc>
-          <w:tcPr/>
+          <w:tcPr>
+            <w:tcW w:type="dxa" w:w="1700"/>
+          </w:tcPr>
           <w:p>
             <w:pPr>
               <w:pStyle w:val="Compact"/>
@@ -17745,7 +18135,9 @@
           </w:p>
         </w:tc>
         <w:tc>
-          <w:tcPr/>
+          <w:tcPr>
+            <w:tcW w:type="dxa" w:w="1020"/>
+          </w:tcPr>
           <w:p>
             <w:pPr>
               <w:pStyle w:val="Compact"/>
@@ -17759,7 +18151,9 @@
           </w:p>
         </w:tc>
         <w:tc>
-          <w:tcPr/>
+          <w:tcPr>
+            <w:tcW w:type="dxa" w:w="4507"/>
+          </w:tcPr>
           <w:p>
             <w:pPr>
               <w:pStyle w:val="Compact"/>
@@ -17793,7 +18187,9 @@
       </w:tr>
       <w:tr>
         <w:tc>
-          <w:tcPr/>
+          <w:tcPr>
+            <w:tcW w:type="dxa" w:w="1275"/>
+          </w:tcPr>
           <w:p>
             <w:pPr>
               <w:pStyle w:val="Compact"/>
@@ -17807,7 +18203,9 @@
           </w:p>
         </w:tc>
         <w:tc>
-          <w:tcPr/>
+          <w:tcPr>
+            <w:tcW w:type="dxa" w:w="1700"/>
+          </w:tcPr>
           <w:p>
             <w:pPr>
               <w:pStyle w:val="Compact"/>
@@ -17821,7 +18219,9 @@
           </w:p>
         </w:tc>
         <w:tc>
-          <w:tcPr/>
+          <w:tcPr>
+            <w:tcW w:type="dxa" w:w="1020"/>
+          </w:tcPr>
           <w:p>
             <w:pPr>
               <w:pStyle w:val="Compact"/>
@@ -17835,7 +18235,9 @@
           </w:p>
         </w:tc>
         <w:tc>
-          <w:tcPr/>
+          <w:tcPr>
+            <w:tcW w:type="dxa" w:w="4507"/>
+          </w:tcPr>
           <w:p>
             <w:pPr>
               <w:pStyle w:val="Compact"/>
@@ -17905,7 +18307,9 @@
       </w:tr>
       <w:tr>
         <w:tc>
-          <w:tcPr/>
+          <w:tcPr>
+            <w:tcW w:type="dxa" w:w="1275"/>
+          </w:tcPr>
           <w:p>
             <w:pPr>
               <w:pStyle w:val="Compact"/>
@@ -17919,7 +18323,9 @@
           </w:p>
         </w:tc>
         <w:tc>
-          <w:tcPr/>
+          <w:tcPr>
+            <w:tcW w:type="dxa" w:w="1700"/>
+          </w:tcPr>
           <w:p>
             <w:pPr>
               <w:pStyle w:val="Compact"/>
@@ -17933,7 +18339,9 @@
           </w:p>
         </w:tc>
         <w:tc>
-          <w:tcPr/>
+          <w:tcPr>
+            <w:tcW w:type="dxa" w:w="1020"/>
+          </w:tcPr>
           <w:p>
             <w:pPr>
               <w:pStyle w:val="Compact"/>
@@ -17947,7 +18355,9 @@
           </w:p>
         </w:tc>
         <w:tc>
-          <w:tcPr/>
+          <w:tcPr>
+            <w:tcW w:type="dxa" w:w="4507"/>
+          </w:tcPr>
           <w:p>
             <w:pPr>
               <w:pStyle w:val="Compact"/>
@@ -17963,7 +18373,9 @@
       </w:tr>
       <w:tr>
         <w:tc>
-          <w:tcPr/>
+          <w:tcPr>
+            <w:tcW w:type="dxa" w:w="1275"/>
+          </w:tcPr>
           <w:p>
             <w:pPr>
               <w:pStyle w:val="Compact"/>
@@ -17977,7 +18389,9 @@
           </w:p>
         </w:tc>
         <w:tc>
-          <w:tcPr/>
+          <w:tcPr>
+            <w:tcW w:type="dxa" w:w="1700"/>
+          </w:tcPr>
           <w:p>
             <w:pPr>
               <w:pStyle w:val="Compact"/>
@@ -17991,7 +18405,9 @@
           </w:p>
         </w:tc>
         <w:tc>
-          <w:tcPr/>
+          <w:tcPr>
+            <w:tcW w:type="dxa" w:w="1020"/>
+          </w:tcPr>
           <w:p>
             <w:pPr>
               <w:pStyle w:val="Compact"/>
@@ -18005,7 +18421,9 @@
           </w:p>
         </w:tc>
         <w:tc>
-          <w:tcPr/>
+          <w:tcPr>
+            <w:tcW w:type="dxa" w:w="4507"/>
+          </w:tcPr>
           <w:p>
             <w:pPr>
               <w:pStyle w:val="Compact"/>
@@ -18030,7 +18448,9 @@
       </w:tr>
       <w:tr>
         <w:tc>
-          <w:tcPr/>
+          <w:tcPr>
+            <w:tcW w:type="dxa" w:w="1275"/>
+          </w:tcPr>
           <w:p>
             <w:pPr>
               <w:pStyle w:val="Compact"/>
@@ -18044,7 +18464,9 @@
           </w:p>
         </w:tc>
         <w:tc>
-          <w:tcPr/>
+          <w:tcPr>
+            <w:tcW w:type="dxa" w:w="1700"/>
+          </w:tcPr>
           <w:p>
             <w:pPr>
               <w:pStyle w:val="Compact"/>
@@ -18058,7 +18480,9 @@
           </w:p>
         </w:tc>
         <w:tc>
-          <w:tcPr/>
+          <w:tcPr>
+            <w:tcW w:type="dxa" w:w="1020"/>
+          </w:tcPr>
           <w:p>
             <w:pPr>
               <w:pStyle w:val="Compact"/>
@@ -18069,7 +18493,9 @@
           </w:p>
         </w:tc>
         <w:tc>
-          <w:tcPr/>
+          <w:tcPr>
+            <w:tcW w:type="dxa" w:w="4507"/>
+          </w:tcPr>
           <w:p>
             <w:pPr>
               <w:pStyle w:val="Compact"/>
@@ -23204,6 +23630,28 @@
         <w:t xml:space="preserve">本研究之候選分群特徵同時包含三種不同尺度，此一資料特性直接決定了分群演算法之選擇：</w:t>
       </w:r>
     </w:p>
+    <w:p>
+      <w:bookmarkStart w:id="4" w:name="TableCap4"/>
+      <w:pPr>
+        <w:pStyle w:val="TableCaption"/>
+      </w:pPr>
+      <w:r>
+        <w:rPr>
+          <w:rFonts w:hint="eastAsia"/>
+        </w:rPr>
+        <w:t xml:space="preserve">表</w:t>
+      </w:r>
+      <w:r>
+        <w:t xml:space="preserve"> 3-3　</w:t>
+      </w:r>
+      <w:r>
+        <w:rPr>
+          <w:rFonts w:hint="eastAsia"/>
+        </w:rPr>
+        <w:t xml:space="preserve">分群特徵之尺度組成</w:t>
+      </w:r>
+      <w:bookmarkEnd w:id="4"/>
+    </w:p>
     <w:tbl>
       <w:tblPr>
         <w:tblStyle w:val="Table"/>
@@ -23212,16 +23660,18 @@
         <w:tblLook w:firstRow="1" w:lastRow="0" w:firstColumn="0" w:lastColumn="0" w:noHBand="0" w:noVBand="0" w:val="0020"/>
       </w:tblPr>
       <w:tblGrid>
-        <w:gridCol w:w="2640"/>
-        <w:gridCol w:w="2640"/>
-        <w:gridCol w:w="2640"/>
+        <w:gridCol w:w="1275"/>
+        <w:gridCol w:w="2126"/>
+        <w:gridCol w:w="5102"/>
       </w:tblGrid>
       <w:tr>
         <w:trPr>
           <w:tblHeader w:val="on"/>
         </w:trPr>
         <w:tc>
-          <w:tcPr/>
+          <w:tcPr>
+            <w:tcW w:type="dxa" w:w="1275"/>
+          </w:tcPr>
           <w:p>
             <w:pPr>
               <w:pStyle w:val="Compact"/>
@@ -23235,7 +23685,9 @@
           </w:p>
         </w:tc>
         <w:tc>
-          <w:tcPr/>
+          <w:tcPr>
+            <w:tcW w:type="dxa" w:w="2126"/>
+          </w:tcPr>
           <w:p>
             <w:pPr>
               <w:pStyle w:val="Compact"/>
@@ -23249,7 +23701,9 @@
           </w:p>
         </w:tc>
         <w:tc>
-          <w:tcPr/>
+          <w:tcPr>
+            <w:tcW w:type="dxa" w:w="5102"/>
+          </w:tcPr>
           <w:p>
             <w:pPr>
               <w:pStyle w:val="Compact"/>
@@ -23265,7 +23719,9 @@
       </w:tr>
       <w:tr>
         <w:tc>
-          <w:tcPr/>
+          <w:tcPr>
+            <w:tcW w:type="dxa" w:w="1275"/>
+          </w:tcPr>
           <w:p>
             <w:pPr>
               <w:pStyle w:val="Compact"/>
@@ -23279,7 +23735,9 @@
           </w:p>
         </w:tc>
         <w:tc>
-          <w:tcPr/>
+          <w:tcPr>
+            <w:tcW w:type="dxa" w:w="2126"/>
+          </w:tcPr>
           <w:p>
             <w:pPr>
               <w:pStyle w:val="Compact"/>
@@ -23302,7 +23760,9 @@
           </w:p>
         </w:tc>
         <w:tc>
-          <w:tcPr/>
+          <w:tcPr>
+            <w:tcW w:type="dxa" w:w="5102"/>
+          </w:tcPr>
           <w:p>
             <w:pPr>
               <w:pStyle w:val="Compact"/>
@@ -23327,7 +23787,9 @@
       </w:tr>
       <w:tr>
         <w:tc>
-          <w:tcPr/>
+          <w:tcPr>
+            <w:tcW w:type="dxa" w:w="1275"/>
+          </w:tcPr>
           <w:p>
             <w:pPr>
               <w:pStyle w:val="Compact"/>
@@ -23350,7 +23812,9 @@
           </w:p>
         </w:tc>
         <w:tc>
-          <w:tcPr/>
+          <w:tcPr>
+            <w:tcW w:type="dxa" w:w="2126"/>
+          </w:tcPr>
           <w:p>
             <w:pPr>
               <w:pStyle w:val="Compact"/>
@@ -23376,7 +23840,9 @@
           </w:p>
         </w:tc>
         <w:tc>
-          <w:tcPr/>
+          <w:tcPr>
+            <w:tcW w:type="dxa" w:w="5102"/>
+          </w:tcPr>
           <w:p>
             <w:pPr>
               <w:pStyle w:val="Compact"/>
@@ -23392,7 +23858,9 @@
       </w:tr>
       <w:tr>
         <w:tc>
-          <w:tcPr/>
+          <w:tcPr>
+            <w:tcW w:type="dxa" w:w="1275"/>
+          </w:tcPr>
           <w:p>
             <w:pPr>
               <w:pStyle w:val="Compact"/>
@@ -23415,7 +23883,9 @@
           </w:p>
         </w:tc>
         <w:tc>
-          <w:tcPr/>
+          <w:tcPr>
+            <w:tcW w:type="dxa" w:w="2126"/>
+          </w:tcPr>
           <w:p>
             <w:pPr>
               <w:pStyle w:val="Compact"/>
@@ -23429,7 +23899,9 @@
           </w:p>
         </w:tc>
         <w:tc>
-          <w:tcPr/>
+          <w:tcPr>
+            <w:tcW w:type="dxa" w:w="5102"/>
+          </w:tcPr>
           <w:p>
             <w:pPr>
               <w:pStyle w:val="Compact"/>
@@ -25785,6 +26257,28 @@
         <w:t xml:space="preserve">運算產出推薦清單，不需使用者即時互動：</w:t>
       </w:r>
     </w:p>
+    <w:p>
+      <w:bookmarkStart w:id="5" w:name="TableCap5"/>
+      <w:pPr>
+        <w:pStyle w:val="TableCaption"/>
+      </w:pPr>
+      <w:r>
+        <w:rPr>
+          <w:rFonts w:hint="eastAsia"/>
+        </w:rPr>
+        <w:t xml:space="preserve">表</w:t>
+      </w:r>
+      <w:r>
+        <w:t xml:space="preserve"> 3-4　</w:t>
+      </w:r>
+      <w:r>
+        <w:rPr>
+          <w:rFonts w:hint="eastAsia"/>
+        </w:rPr>
+        <w:t xml:space="preserve">個人化推薦模型設計總覽</w:t>
+      </w:r>
+      <w:bookmarkEnd w:id="5"/>
+    </w:p>
     <w:tbl>
       <w:tblPr>
         <w:tblStyle w:val="Table"/>
@@ -25793,16 +26287,18 @@
         <w:tblLook w:firstRow="1" w:lastRow="0" w:firstColumn="0" w:lastColumn="0" w:noHBand="0" w:noVBand="0" w:val="0020"/>
       </w:tblPr>
       <w:tblGrid>
-        <w:gridCol w:w="2640"/>
-        <w:gridCol w:w="2640"/>
-        <w:gridCol w:w="2640"/>
+        <w:gridCol w:w="1275"/>
+        <w:gridCol w:w="3571"/>
+        <w:gridCol w:w="3656"/>
       </w:tblGrid>
       <w:tr>
         <w:trPr>
           <w:tblHeader w:val="on"/>
         </w:trPr>
         <w:tc>
-          <w:tcPr/>
+          <w:tcPr>
+            <w:tcW w:type="dxa" w:w="1275"/>
+          </w:tcPr>
           <w:p>
             <w:pPr>
               <w:pStyle w:val="Compact"/>
@@ -25816,7 +26312,9 @@
           </w:p>
         </w:tc>
         <w:tc>
-          <w:tcPr/>
+          <w:tcPr>
+            <w:tcW w:type="dxa" w:w="3571"/>
+          </w:tcPr>
           <w:p>
             <w:pPr>
               <w:pStyle w:val="Compact"/>
@@ -25830,7 +26328,9 @@
           </w:p>
         </w:tc>
         <w:tc>
-          <w:tcPr/>
+          <w:tcPr>
+            <w:tcW w:type="dxa" w:w="3656"/>
+          </w:tcPr>
           <w:p>
             <w:pPr>
               <w:pStyle w:val="Compact"/>
@@ -25846,7 +26346,9 @@
       </w:tr>
       <w:tr>
         <w:tc>
-          <w:tcPr/>
+          <w:tcPr>
+            <w:tcW w:type="dxa" w:w="1275"/>
+          </w:tcPr>
           <w:p>
             <w:pPr>
               <w:pStyle w:val="Compact"/>
@@ -25860,7 +26362,9 @@
           </w:p>
         </w:tc>
         <w:tc>
-          <w:tcPr/>
+          <w:tcPr>
+            <w:tcW w:type="dxa" w:w="3571"/>
+          </w:tcPr>
           <w:p>
             <w:pPr>
               <w:pStyle w:val="Compact"/>
@@ -25888,7 +26392,9 @@
           </w:p>
         </w:tc>
         <w:tc>
-          <w:tcPr/>
+          <w:tcPr>
+            <w:tcW w:type="dxa" w:w="3656"/>
+          </w:tcPr>
           <w:p>
             <w:pPr>
               <w:pStyle w:val="Compact"/>
@@ -25904,7 +26410,9 @@
       </w:tr>
       <w:tr>
         <w:tc>
-          <w:tcPr/>
+          <w:tcPr>
+            <w:tcW w:type="dxa" w:w="1275"/>
+          </w:tcPr>
           <w:p>
             <w:pPr>
               <w:pStyle w:val="Compact"/>
@@ -25918,7 +26426,9 @@
           </w:p>
         </w:tc>
         <w:tc>
-          <w:tcPr/>
+          <w:tcPr>
+            <w:tcW w:type="dxa" w:w="3571"/>
+          </w:tcPr>
           <w:p>
             <w:pPr>
               <w:pStyle w:val="Compact"/>
@@ -25932,7 +26442,9 @@
           </w:p>
         </w:tc>
         <w:tc>
-          <w:tcPr/>
+          <w:tcPr>
+            <w:tcW w:type="dxa" w:w="3656"/>
+          </w:tcPr>
           <w:p>
             <w:pPr>
               <w:pStyle w:val="Compact"/>
@@ -25948,7 +26460,9 @@
       </w:tr>
       <w:tr>
         <w:tc>
-          <w:tcPr/>
+          <w:tcPr>
+            <w:tcW w:type="dxa" w:w="1275"/>
+          </w:tcPr>
           <w:p>
             <w:pPr>
               <w:pStyle w:val="Compact"/>
@@ -25962,7 +26476,9 @@
           </w:p>
         </w:tc>
         <w:tc>
-          <w:tcPr/>
+          <w:tcPr>
+            <w:tcW w:type="dxa" w:w="3571"/>
+          </w:tcPr>
           <w:p>
             <w:pPr>
               <w:pStyle w:val="Compact"/>
@@ -26038,7 +26554,9 @@
           </w:p>
         </w:tc>
         <w:tc>
-          <w:tcPr/>
+          <w:tcPr>
+            <w:tcW w:type="dxa" w:w="3656"/>
+          </w:tcPr>
           <w:p>
             <w:pPr>
               <w:pStyle w:val="Compact"/>
@@ -26063,7 +26581,9 @@
       </w:tr>
       <w:tr>
         <w:tc>
-          <w:tcPr/>
+          <w:tcPr>
+            <w:tcW w:type="dxa" w:w="1275"/>
+          </w:tcPr>
           <w:p>
             <w:pPr>
               <w:pStyle w:val="Compact"/>
@@ -26086,7 +26606,9 @@
           </w:p>
         </w:tc>
         <w:tc>
-          <w:tcPr/>
+          <w:tcPr>
+            <w:tcW w:type="dxa" w:w="3571"/>
+          </w:tcPr>
           <w:p>
             <w:pPr>
               <w:pStyle w:val="Compact"/>
@@ -26148,7 +26670,9 @@
           </w:p>
         </w:tc>
         <w:tc>
-          <w:tcPr/>
+          <w:tcPr>
+            <w:tcW w:type="dxa" w:w="3656"/>
+          </w:tcPr>
           <w:p>
             <w:pPr>
               <w:pStyle w:val="Compact"/>
@@ -31904,6 +32428,28 @@
         <w:t xml:space="preserve">欄位評估紀錄）。</w:t>
       </w:r>
     </w:p>
+    <w:p>
+      <w:bookmarkStart w:id="6" w:name="TableCap6"/>
+      <w:pPr>
+        <w:pStyle w:val="TableCaption"/>
+      </w:pPr>
+      <w:r>
+        <w:rPr>
+          <w:rFonts w:hint="eastAsia"/>
+        </w:rPr>
+        <w:t xml:space="preserve">表</w:t>
+      </w:r>
+      <w:r>
+        <w:t xml:space="preserve"> 3-5　</w:t>
+      </w:r>
+      <w:r>
+        <w:rPr>
+          <w:rFonts w:hint="eastAsia"/>
+        </w:rPr>
+        <w:t xml:space="preserve">評估所需資料欄位</w:t>
+      </w:r>
+      <w:bookmarkEnd w:id="6"/>
+    </w:p>
     <w:tbl>
       <w:tblPr>
         <w:tblStyle w:val="Table"/>
@@ -31912,15 +32458,17 @@
         <w:tblLook w:firstRow="1" w:lastRow="0" w:firstColumn="0" w:lastColumn="0" w:noHBand="0" w:noVBand="0" w:val="0020"/>
       </w:tblPr>
       <w:tblGrid>
-        <w:gridCol w:w="3960"/>
-        <w:gridCol w:w="3960"/>
+        <w:gridCol w:w="2126"/>
+        <w:gridCol w:w="6378"/>
       </w:tblGrid>
       <w:tr>
         <w:trPr>
           <w:tblHeader w:val="on"/>
         </w:trPr>
         <w:tc>
-          <w:tcPr/>
+          <w:tcPr>
+            <w:tcW w:type="dxa" w:w="2126"/>
+          </w:tcPr>
           <w:p>
             <w:pPr>
               <w:pStyle w:val="Compact"/>
@@ -31934,7 +32482,9 @@
           </w:p>
         </w:tc>
         <w:tc>
-          <w:tcPr/>
+          <w:tcPr>
+            <w:tcW w:type="dxa" w:w="6378"/>
+          </w:tcPr>
           <w:p>
             <w:pPr>
               <w:pStyle w:val="Compact"/>
@@ -31950,7 +32500,9 @@
       </w:tr>
       <w:tr>
         <w:tc>
-          <w:tcPr/>
+          <w:tcPr>
+            <w:tcW w:type="dxa" w:w="2126"/>
+          </w:tcPr>
           <w:p>
             <w:pPr>
               <w:pStyle w:val="Compact"/>
@@ -31961,7 +32513,9 @@
           </w:p>
         </w:tc>
         <w:tc>
-          <w:tcPr/>
+          <w:tcPr>
+            <w:tcW w:type="dxa" w:w="6378"/>
+          </w:tcPr>
           <w:p>
             <w:pPr>
               <w:pStyle w:val="Compact"/>
@@ -31977,7 +32531,9 @@
       </w:tr>
       <w:tr>
         <w:tc>
-          <w:tcPr/>
+          <w:tcPr>
+            <w:tcW w:type="dxa" w:w="2126"/>
+          </w:tcPr>
           <w:p>
             <w:pPr>
               <w:pStyle w:val="Compact"/>
@@ -31988,7 +32544,9 @@
           </w:p>
         </w:tc>
         <w:tc>
-          <w:tcPr/>
+          <w:tcPr>
+            <w:tcW w:type="dxa" w:w="6378"/>
+          </w:tcPr>
           <w:p>
             <w:pPr>
               <w:pStyle w:val="Compact"/>
@@ -32004,7 +32562,9 @@
       </w:tr>
       <w:tr>
         <w:tc>
-          <w:tcPr/>
+          <w:tcPr>
+            <w:tcW w:type="dxa" w:w="2126"/>
+          </w:tcPr>
           <w:p>
             <w:pPr>
               <w:pStyle w:val="Compact"/>
@@ -32015,7 +32575,9 @@
           </w:p>
         </w:tc>
         <w:tc>
-          <w:tcPr/>
+          <w:tcPr>
+            <w:tcW w:type="dxa" w:w="6378"/>
+          </w:tcPr>
           <w:p>
             <w:pPr>
               <w:pStyle w:val="Compact"/>
@@ -32031,7 +32593,9 @@
       </w:tr>
       <w:tr>
         <w:tc>
-          <w:tcPr/>
+          <w:tcPr>
+            <w:tcW w:type="dxa" w:w="2126"/>
+          </w:tcPr>
           <w:p>
             <w:pPr>
               <w:pStyle w:val="Compact"/>
@@ -32042,7 +32606,9 @@
           </w:p>
         </w:tc>
         <w:tc>
-          <w:tcPr/>
+          <w:tcPr>
+            <w:tcW w:type="dxa" w:w="6378"/>
+          </w:tcPr>
           <w:p>
             <w:pPr>
               <w:pStyle w:val="Compact"/>
@@ -35789,7 +36355,7 @@
     <w:bookmarkEnd w:id="138"/>
     <w:sectPr>
       <w:footerReference r:id="rId9" w:type="default"/>
-      <w:pgSz w:h="15840" w:w="12240"/>
+      <w:pgSz w:h="16838" w:w="11906"/>
       <w:pgMar w:bottom="1417" w:footer="720" w:gutter="0" w:header="720" w:left="1984" w:right="1417" w:top="1417"/>
       <w:cols w:space="720"/>
       <w:docGrid w:linePitch="360"/>
@@ -48453,6 +49019,20 @@
       <w:ind w:hanging="480" w:left="480"/>
     </w:pPr>
   </w:style>
+  <w:style w:customStyle="1" w:styleId="TableCaption" w:type="paragraph">
+    <w:name w:val="TableCaption"/>
+    <w:basedOn w:val="Normal"/>
+    <w:pPr>
+      <w:spacing w:after="120" w:before="240" w:line="240" w:lineRule="auto"/>
+      <w:jc w:val="center"/>
+    </w:pPr>
+    <w:rPr>
+      <w:rFonts w:ascii="Times New Roman" w:eastAsia="標楷體" w:hAnsi="Times New Roman"/>
+      <w:b/>
+      <w:color w:val="000000"/>
+      <w:sz w:val="24"/>
+    </w:rPr>
+  </w:style>
   <w:style w:customStyle="1" w:styleId="Table" w:type="table">
     <w:name w:val="Table"/>
     <w:basedOn w:val="TableGrid"/>

--- a/thesis-investor-segmentation/thesis/exports/黃子甄_論文計畫書(第一至三章初稿).docx
+++ b/thesis-investor-segmentation/thesis/exports/黃子甄_論文計畫書(第一至三章初稿).docx
@@ -591,6 +591,84 @@
         </w:rPr>
         <w:fldChar w:fldCharType="begin"/>
         <w:instrText xml:space="preserve">PAGEREF TableCap6 \h</w:instrText>
+        <w:fldChar w:fldCharType="end"/>
+      </w:r>
+    </w:p>
+    <w:p>
+      <w:r>
+        <w:br w:type="page"/>
+      </w:r>
+    </w:p>
+    <w:p>
+      <w:pPr>
+        <w:pStyle w:val="Heading1"/>
+      </w:pPr>
+      <w:r>
+        <w:rPr>
+          <w:rFonts w:ascii="Times New Roman" w:hAnsi="Times New Roman" w:eastAsia="標楷體"/>
+          <w:b/>
+          <w:sz w:val="36"/>
+        </w:rPr>
+        <w:t>圖目錄</w:t>
+      </w:r>
+    </w:p>
+    <w:p>
+      <w:pPr>
+        <w:tabs>
+          <w:tab w:pos="8504" w:val="right" w:leader="dot"/>
+        </w:tabs>
+        <w:spacing w:line="360" w:lineRule="auto"/>
+        <w:jc w:val="left"/>
+      </w:pPr>
+      <w:r>
+        <w:rPr>
+          <w:rFonts w:ascii="Times New Roman" w:hAnsi="Times New Roman" w:eastAsia="標楷體"/>
+          <w:b w:val="0"/>
+          <w:sz w:val="24"/>
+        </w:rPr>
+        <w:t>圖 3-1　五層資料處理架構圖</w:t>
+      </w:r>
+      <w:r>
+        <w:tab/>
+      </w:r>
+      <w:r>
+        <w:rPr>
+          <w:rFonts w:ascii="Times New Roman" w:hAnsi="Times New Roman" w:eastAsia="標楷體"/>
+          <w:b w:val="0"/>
+          <w:sz w:val="24"/>
+        </w:rPr>
+        <w:fldChar w:fldCharType="begin"/>
+        <w:instrText xml:space="preserve">PAGEREF FigCap1 \h</w:instrText>
+        <w:fldChar w:fldCharType="end"/>
+      </w:r>
+    </w:p>
+    <w:p>
+      <w:pPr>
+        <w:tabs>
+          <w:tab w:pos="8504" w:val="right" w:leader="dot"/>
+        </w:tabs>
+        <w:spacing w:line="360" w:lineRule="auto"/>
+        <w:jc w:val="left"/>
+      </w:pPr>
+      <w:r>
+        <w:rPr>
+          <w:rFonts w:ascii="Times New Roman" w:hAnsi="Times New Roman" w:eastAsia="標楷體"/>
+          <w:b w:val="0"/>
+          <w:sz w:val="24"/>
+        </w:rPr>
+        <w:t>圖 3-2　研究流程圖</w:t>
+      </w:r>
+      <w:r>
+        <w:tab/>
+      </w:r>
+      <w:r>
+        <w:rPr>
+          <w:rFonts w:ascii="Times New Roman" w:hAnsi="Times New Roman" w:eastAsia="標楷體"/>
+          <w:b w:val="0"/>
+          <w:sz w:val="24"/>
+        </w:rPr>
+        <w:fldChar w:fldCharType="begin"/>
+        <w:instrText xml:space="preserve">PAGEREF FigCap2 \h</w:instrText>
         <w:fldChar w:fldCharType="end"/>
       </w:r>
     </w:p>
@@ -12420,7 +12498,7 @@
     <w:bookmarkEnd w:id="82"/>
     <w:bookmarkEnd w:id="83"/>
     <w:bookmarkEnd w:id="84"/>
-    <w:bookmarkStart w:id="135" w:name="第三章-研究方法"/>
+    <w:bookmarkStart w:id="141" w:name="第三章-研究方法"/>
     <w:p>
       <w:r>
         <w:br w:type="page"/>
@@ -12446,7 +12524,7 @@
         <w:t xml:space="preserve">研究方法</w:t>
       </w:r>
     </w:p>
-    <w:bookmarkStart w:id="92" w:name="研究架構設計"/>
+    <w:bookmarkStart w:id="95" w:name="研究架構設計"/>
     <w:p>
       <w:pPr>
         <w:pStyle w:val="Heading2"/>
@@ -12776,7 +12854,7 @@
       </w:r>
     </w:p>
     <w:bookmarkEnd w:id="85"/>
-    <w:bookmarkStart w:id="86" w:name="五層架構總覽與層間資料介面"/>
+    <w:bookmarkStart w:id="89" w:name="五層架構總覽與層間資料介面"/>
     <w:p>
       <w:pPr>
         <w:pStyle w:val="Heading3"/>
@@ -12854,474 +12932,1545 @@
     </w:p>
     <w:p>
       <w:pPr>
-        <w:pStyle w:val="SourceCode"/>
-      </w:pPr>
+        <w:pStyle w:val="Figure"/>
+      </w:pPr>
+      <w:r>
+        <w:drawing>
+          <wp:inline>
+            <wp:extent cx="4679999" cy="5913153"/>
+            <wp:effectExtent b="0" l="0" r="0" t="0"/>
+            <wp:docPr descr="" title="" id="87" name="Picture"/>
+            <a:graphic>
+              <a:graphicData uri="http://schemas.openxmlformats.org/drawingml/2006/picture">
+                <pic:pic>
+                  <pic:nvPicPr>
+                    <pic:cNvPr descr="figures/fig_3_1_architecture.png" id="88" name="Picture"/>
+                    <pic:cNvPicPr>
+                      <a:picLocks noChangeArrowheads="1" noChangeAspect="1"/>
+                    </pic:cNvPicPr>
+                  </pic:nvPicPr>
+                  <pic:blipFill>
+                    <a:blip r:embed="rId86"/>
+                    <a:stretch>
+                      <a:fillRect/>
+                    </a:stretch>
+                  </pic:blipFill>
+                  <pic:spPr bwMode="auto">
+                    <a:xfrm>
+                      <a:off x="0" y="0"/>
+                      <a:ext cx="4679999" cy="5913153"/>
+                    </a:xfrm>
+                    <a:prstGeom prst="rect">
+                      <a:avLst/>
+                    </a:prstGeom>
+                    <a:noFill/>
+                    <a:ln w="9525">
+                      <a:noFill/>
+                      <a:headEnd/>
+                      <a:tailEnd/>
+                    </a:ln>
+                  </pic:spPr>
+                </pic:pic>
+              </a:graphicData>
+            </a:graphic>
+          </wp:inline>
+        </w:drawing>
+      </w:r>
+    </w:p>
+    <w:p>
+      <w:bookmarkStart w:id="1" w:name="FigCap1"/>
+      <w:pPr>
+        <w:pStyle w:val="FigureCaption"/>
+      </w:pPr>
+      <w:r>
+        <w:rPr>
+          <w:rFonts w:hint="eastAsia"/>
+        </w:rPr>
+        <w:t xml:space="preserve">圖</w:t>
+      </w:r>
+      <w:r>
+        <w:t xml:space="preserve"> 3-1　</w:t>
+      </w:r>
+      <w:r>
+        <w:rPr>
+          <w:rFonts w:hint="eastAsia"/>
+        </w:rPr>
+        <w:t xml:space="preserve">五層資料處理架構圖</w:t>
+      </w:r>
+      <w:bookmarkEnd w:id="1"/>
+    </w:p>
+    <w:bookmarkEnd w:id="89"/>
+    <w:bookmarkStart w:id="90" w:name="第一層資料蒐集"/>
+    <w:p>
+      <w:pPr>
+        <w:pStyle w:val="Heading3"/>
+      </w:pPr>
+      <w:r>
+        <w:t xml:space="preserve">3.1.3 </w:t>
+      </w:r>
+      <w:r>
+        <w:rPr>
+          <w:rFonts w:hint="eastAsia"/>
+        </w:rPr>
+        <w:t xml:space="preserve">第一層：資料蒐集</w:t>
+      </w:r>
+    </w:p>
+    <w:p>
+      <w:pPr>
+        <w:pStyle w:val="FirstParagraph"/>
+      </w:pPr>
+      <w:r>
+        <w:rPr>
+          <w:rFonts w:hint="eastAsia"/>
+        </w:rPr>
+        <w:t xml:space="preserve">本研究資料來源涵蓋三類：使用者網站行為資料（GA4／BigQuery</w:t>
+      </w:r>
+      <w:r>
+        <w:t xml:space="preserve"> </w:t>
+      </w:r>
+      <w:r>
+        <w:rPr>
+          <w:rFonts w:hint="eastAsia"/>
+        </w:rPr>
+        <w:t xml:space="preserve">每日匯出）、基金交易資料（內部交易資料庫）、用戶屬性資料（KYC／帳戶衍生欄位），三者規劃以</w:t>
+      </w:r>
+      <w:r>
+        <w:t xml:space="preserve"> </w:t>
+      </w:r>
       <w:r>
         <w:rPr>
           <w:rStyle w:val="VerbatimChar"/>
-          <w:rFonts w:hint="eastAsia"/>
-        </w:rPr>
-        <w:t xml:space="preserve">第一層：資料蒐集（3.3</w:t>
+        </w:rPr>
+        <w:t xml:space="preserve">user_id</w:t>
+      </w:r>
+      <w:r>
+        <w:t xml:space="preserve"> </w:t>
+      </w:r>
+      <w:r>
+        <w:rPr>
+          <w:rFonts w:hint="eastAsia"/>
+        </w:rPr>
+        <w:t xml:space="preserve">為共同鍵值於使用者層級串接。此層之角色是為第二層提供原始輸入，本身不涉及特徵計算；欄位範圍、資料期間、欄位鑑別力分類與資料倫理原則詳見</w:t>
+      </w:r>
+      <w:r>
+        <w:t xml:space="preserve"> 3.3 </w:t>
+      </w:r>
+      <w:r>
+        <w:rPr>
+          <w:rFonts w:hint="eastAsia"/>
+        </w:rPr>
+        <w:t xml:space="preserve">節。</w:t>
+      </w:r>
+    </w:p>
+    <w:bookmarkEnd w:id="90"/>
+    <w:bookmarkStart w:id="91" w:name="第二層特徵工程與資料前處理"/>
+    <w:p>
+      <w:pPr>
+        <w:pStyle w:val="Heading3"/>
+      </w:pPr>
+      <w:r>
+        <w:t xml:space="preserve">3.1.4 </w:t>
+      </w:r>
+      <w:r>
+        <w:rPr>
+          <w:rFonts w:hint="eastAsia"/>
+        </w:rPr>
+        <w:t xml:space="preserve">第二層：特徵工程與資料前處理</w:t>
+      </w:r>
+    </w:p>
+    <w:p>
+      <w:pPr>
+        <w:pStyle w:val="FirstParagraph"/>
+      </w:pPr>
+      <w:r>
+        <w:rPr>
+          <w:rFonts w:hint="eastAsia"/>
+        </w:rPr>
+        <w:t xml:space="preserve">此層將第一層之原始事件與欄位資料轉換為第三、四層可直接使用之訓練期特徵矩陣，是五層架構中承上啟下之樞紐——其產出品質直接決定分群（第三層）與推薦模型（第四層）之輸入可靠度。此層之方法論層級承諾——訓練期／測試期嚴格切分、標準化參數僅以訓練期資料鎖定——貫穿本研究架構第二至五層，為避免資料洩漏之核心設計原則；執行程序與方法論細節詳見</w:t>
+      </w:r>
+      <w:r>
+        <w:t xml:space="preserve"> 3.4 </w:t>
+      </w:r>
+      <w:r>
+        <w:rPr>
+          <w:rFonts w:hint="eastAsia"/>
+        </w:rPr>
+        <w:t xml:space="preserve">節。</w:t>
+      </w:r>
+    </w:p>
+    <w:bookmarkEnd w:id="91"/>
+    <w:bookmarkStart w:id="92" w:name="第三層投資人分群"/>
+    <w:p>
+      <w:pPr>
+        <w:pStyle w:val="Heading3"/>
+      </w:pPr>
+      <w:r>
+        <w:t xml:space="preserve">3.1.5 </w:t>
+      </w:r>
+      <w:r>
+        <w:rPr>
+          <w:rFonts w:hint="eastAsia"/>
+        </w:rPr>
+        <w:t xml:space="preserve">第三層：投資人分群</w:t>
+      </w:r>
+    </w:p>
+    <w:p>
+      <w:pPr>
+        <w:pStyle w:val="FirstParagraph"/>
+      </w:pPr>
+      <w:r>
+        <w:rPr>
+          <w:rFonts w:hint="eastAsia"/>
+        </w:rPr>
+        <w:t xml:space="preserve">以第二層產出之訓練期特徵矩陣為輸入，採用</w:t>
+      </w:r>
+      <w:r>
+        <w:t xml:space="preserve"> K-prototypes </w:t>
+      </w:r>
+      <w:r>
+        <w:rPr>
+          <w:rFonts w:hint="eastAsia"/>
+        </w:rPr>
+        <w:t xml:space="preserve">演算法進行投資人分群，同時處理連續型（RFM、年收入）、次序類別型（KYC</w:t>
+      </w:r>
+      <w:r>
+        <w:t xml:space="preserve"> </w:t>
+      </w:r>
+      <w:r>
+        <w:rPr>
+          <w:rFonts w:hint="eastAsia"/>
+        </w:rPr>
+        <w:t xml:space="preserve">風險等級、交易經驗）與無序類別型（職業、所得來源、裝置類型等）混合尺度特徵；K-means</w:t>
+      </w:r>
+      <w:r>
+        <w:t xml:space="preserve"> </w:t>
+      </w:r>
+      <w:r>
+        <w:rPr>
+          <w:rFonts w:hint="eastAsia"/>
+        </w:rPr>
+        <w:t xml:space="preserve">因無法原生處理類別型特徵，僅作為方法論對照而非正式比較對象。此層直接回應</w:t>
+      </w:r>
+      <w:r>
+        <w:t xml:space="preserve"> 1.2 </w:t>
+      </w:r>
+      <w:r>
+        <w:rPr>
+          <w:rFonts w:hint="eastAsia"/>
+        </w:rPr>
+        <w:t xml:space="preserve">節之</w:t>
+      </w:r>
+      <w:r>
+        <w:rPr>
+          <w:rFonts w:hint="eastAsia"/>
+          <w:b/>
+          <w:bCs/>
+        </w:rPr>
+        <w:t xml:space="preserve">研究問題</w:t>
+      </w:r>
+      <w:r>
+        <w:rPr>
+          <w:b/>
+          <w:bCs/>
+        </w:rPr>
+        <w:t xml:space="preserve"> </w:t>
+      </w:r>
+      <w:r>
+        <w:rPr>
+          <w:rFonts w:hint="eastAsia"/>
+          <w:b/>
+          <w:bCs/>
+        </w:rPr>
+        <w:t xml:space="preserve">RQ1（分群識別）</w:t>
+      </w:r>
+      <w:r>
+        <w:rPr>
+          <w:rFonts w:hint="eastAsia"/>
+        </w:rPr>
+        <w:t xml:space="preserve">，其產出（分群標籤）是第四層「分群輔助協同過濾」得以存在之前提，此依賴關係即</w:t>
+      </w:r>
+      <w:r>
+        <w:t xml:space="preserve"> 3.1.1 </w:t>
+      </w:r>
+      <w:r>
+        <w:rPr>
+          <w:rFonts w:hint="eastAsia"/>
+        </w:rPr>
+        <w:t xml:space="preserve">節「先分群、再推薦」設計理念之具體體現。演算法原理、最佳分群數選取方法與資料洩漏防範設計詳見</w:t>
+      </w:r>
+      <w:r>
+        <w:t xml:space="preserve"> 3.5 </w:t>
+      </w:r>
+      <w:r>
+        <w:rPr>
+          <w:rFonts w:hint="eastAsia"/>
+        </w:rPr>
+        <w:t xml:space="preserve">節。</w:t>
+      </w:r>
+    </w:p>
+    <w:bookmarkEnd w:id="92"/>
+    <w:bookmarkStart w:id="93" w:name="第四五層個人化推薦模型與評估"/>
+    <w:p>
+      <w:pPr>
+        <w:pStyle w:val="Heading3"/>
+      </w:pPr>
+      <w:r>
+        <w:t xml:space="preserve">3.1.6 </w:t>
+      </w:r>
+      <w:r>
+        <w:rPr>
+          <w:rFonts w:hint="eastAsia"/>
+        </w:rPr>
+        <w:t xml:space="preserve">第四、五層：個人化推薦模型與評估</w:t>
+      </w:r>
+    </w:p>
+    <w:p>
+      <w:pPr>
+        <w:pStyle w:val="FirstParagraph"/>
+      </w:pPr>
+      <w:r>
+        <w:rPr>
+          <w:rFonts w:hint="eastAsia"/>
+        </w:rPr>
+        <w:t xml:space="preserve">第四層以第二層特徵與第三層分群標籤為輸入，依</w:t>
+      </w:r>
+      <w:r>
+        <w:t xml:space="preserve"> 3.1.1 </w:t>
+      </w:r>
+      <w:r>
+        <w:rPr>
+          <w:rFonts w:hint="eastAsia"/>
+        </w:rPr>
+        <w:t xml:space="preserve">節之基準階梯理念，依序建置熱門推薦、內容導向推薦、協同過濾（ALS）、分群輔助協同過濾四種模型；第四種模型採候選集篩選（post-hoc</w:t>
+      </w:r>
+      <w:r>
+        <w:t xml:space="preserve"> </w:t>
+      </w:r>
+      <w:r>
+        <w:rPr>
+          <w:rFonts w:hint="eastAsia"/>
+        </w:rPr>
+        <w:t xml:space="preserve">filtering）之整合方式——ALS</w:t>
+      </w:r>
+      <w:r>
+        <w:t xml:space="preserve"> </w:t>
+      </w:r>
+      <w:r>
+        <w:rPr>
+          <w:rFonts w:hint="eastAsia"/>
+        </w:rPr>
+        <w:t xml:space="preserve">僅以訓練期全體使用者互動資料訓練一次，分群完全不影響潛在因子估計，僅於推論階段依分群結果縮小候選基金池，差異純粹來自候選範圍之限縮，而非模型依群體重新訓練，操作型定義詳見</w:t>
+      </w:r>
+      <w:r>
+        <w:t xml:space="preserve"> 3.6.5 </w:t>
+      </w:r>
+      <w:r>
+        <w:rPr>
+          <w:rFonts w:hint="eastAsia"/>
+        </w:rPr>
+        <w:t xml:space="preserve">節。第五層以第二層時間切分所留出之測試期資料為評估基礎，定義</w:t>
+      </w:r>
+      <w:r>
+        <w:t xml:space="preserve"> ground </w:t>
+      </w:r>
+      <w:r>
+        <w:rPr>
+          <w:rFonts w:hint="eastAsia"/>
+        </w:rPr>
+        <w:t xml:space="preserve">truth（測試期購買之新基金，排除既有持股之複購與定期定額續扣），並以</w:t>
+      </w:r>
+      <w:r>
+        <w:t xml:space="preserve"> </w:t>
+      </w:r>
+      <w:r>
+        <w:rPr>
+          <w:rFonts w:hint="eastAsia"/>
+        </w:rPr>
+        <w:t xml:space="preserve">Precision@K、Recall@K、MAP（NDCG@K</w:t>
+      </w:r>
+      <w:r>
+        <w:t xml:space="preserve"> </w:t>
+      </w:r>
+      <w:r>
+        <w:rPr>
+          <w:rFonts w:hint="eastAsia"/>
+        </w:rPr>
+        <w:t xml:space="preserve">為輔助指標）比較四種模型之成效：以配對統計檢定回應</w:t>
+      </w:r>
+      <w:r>
+        <w:rPr>
+          <w:rFonts w:hint="eastAsia"/>
+          <w:b/>
+          <w:bCs/>
+        </w:rPr>
+        <w:t xml:space="preserve">RQ2（推薦成效比較）</w:t>
+      </w:r>
+      <w:r>
+        <w:rPr>
+          <w:rFonts w:hint="eastAsia"/>
+        </w:rPr>
+        <w:t xml:space="preserve">——分群輔助</w:t>
+      </w:r>
+      <w:r>
+        <w:t xml:space="preserve"> CF </w:t>
+      </w:r>
+      <w:r>
+        <w:rPr>
+          <w:rFonts w:hint="eastAsia"/>
+        </w:rPr>
+        <w:t xml:space="preserve">相較其餘三種基準模型是否具統計上顯著之增量效果；以群體間比較回應</w:t>
+      </w:r>
+      <w:r>
+        <w:rPr>
+          <w:rFonts w:hint="eastAsia"/>
+          <w:b/>
+          <w:bCs/>
+        </w:rPr>
+        <w:t xml:space="preserve">RQ3（群體間差異）</w:t>
+      </w:r>
+      <w:r>
+        <w:rPr>
+          <w:rFonts w:hint="eastAsia"/>
+        </w:rPr>
+        <w:t xml:space="preserve">——此增量效果是否因投資人所屬群體而異。兩層之候選基金池定義、已持有基金排除邏輯、評估對象範圍界定與統計檢定設計詳見</w:t>
+      </w:r>
+      <w:r>
+        <w:t xml:space="preserve"> 3.6、3.7 </w:t>
+      </w:r>
+      <w:r>
+        <w:rPr>
+          <w:rFonts w:hint="eastAsia"/>
+        </w:rPr>
+        <w:t xml:space="preserve">節。</w:t>
+      </w:r>
+    </w:p>
+    <w:bookmarkEnd w:id="93"/>
+    <w:bookmarkStart w:id="94" w:name="貫穿五層之方法論層級承諾"/>
+    <w:p>
+      <w:pPr>
+        <w:pStyle w:val="Heading3"/>
+      </w:pPr>
+      <w:r>
+        <w:t xml:space="preserve">3.1.7 </w:t>
+      </w:r>
+      <w:r>
+        <w:rPr>
+          <w:rFonts w:hint="eastAsia"/>
+        </w:rPr>
+        <w:t xml:space="preserve">貫穿五層之方法論層級承諾</w:t>
+      </w:r>
+    </w:p>
+    <w:p>
+      <w:pPr>
+        <w:pStyle w:val="FirstParagraph"/>
+      </w:pPr>
+      <w:r>
+        <w:rPr>
+          <w:rFonts w:hint="eastAsia"/>
+        </w:rPr>
+        <w:t xml:space="preserve">以下原則貫穿本研究架構第二至五層，為方法論層級承諾，不因實際資料結果而調整：(1)</w:t>
+      </w:r>
+      <w:r>
+        <w:t xml:space="preserve"> </w:t>
+      </w:r>
+      <w:r>
+        <w:rPr>
+          <w:rFonts w:hint="eastAsia"/>
+          <w:b/>
+          <w:bCs/>
+        </w:rPr>
+        <w:t xml:space="preserve">時間切分與資料洩漏防範</w:t>
+      </w:r>
+      <w:r>
+        <w:rPr>
+          <w:rFonts w:hint="eastAsia"/>
+        </w:rPr>
+        <w:t xml:space="preserve">——分群特徵、標準化參數、識別碼對照表均僅以訓練期資料計算或建立，測試期資料僅用於推薦模型評估階段；(2)</w:t>
+      </w:r>
+      <w:r>
+        <w:t xml:space="preserve"> </w:t>
+      </w:r>
+      <w:r>
+        <w:rPr>
+          <w:b/>
+          <w:bCs/>
+        </w:rPr>
+        <w:t xml:space="preserve">user_id </w:t>
+      </w:r>
+      <w:r>
+        <w:rPr>
+          <w:rFonts w:hint="eastAsia"/>
+          <w:b/>
+          <w:bCs/>
+        </w:rPr>
+        <w:t xml:space="preserve">作為串接鍵值</w:t>
+      </w:r>
+      <w:r>
+        <w:rPr>
+          <w:rFonts w:hint="eastAsia"/>
+        </w:rPr>
+        <w:t xml:space="preserve">——三類原始資料以</w:t>
+      </w:r>
+      <w:r>
+        <w:t xml:space="preserve"> </w:t>
       </w:r>
       <w:r>
         <w:rPr>
           <w:rStyle w:val="VerbatimChar"/>
         </w:rPr>
+        <w:t xml:space="preserve">user_id</w:t>
+      </w:r>
+      <w:r>
+        <w:t xml:space="preserve"> </w:t>
+      </w:r>
+      <w:r>
+        <w:rPr>
+          <w:rFonts w:hint="eastAsia"/>
+        </w:rPr>
+        <w:t xml:space="preserve">於使用者層級合併，作為分群與推薦模型之共同分析單位；(3)</w:t>
+      </w:r>
+      <w:r>
+        <w:t xml:space="preserve"> </w:t>
+      </w:r>
+      <w:r>
+        <w:rPr>
+          <w:b/>
+          <w:bCs/>
+        </w:rPr>
+        <w:t xml:space="preserve">K-prototypes </w:t>
+      </w:r>
+      <w:r>
+        <w:rPr>
+          <w:rFonts w:hint="eastAsia"/>
+          <w:b/>
+          <w:bCs/>
+        </w:rPr>
+        <w:t xml:space="preserve">為正式分群方法、K-means</w:t>
+      </w:r>
+      <w:r>
+        <w:rPr>
+          <w:b/>
+          <w:bCs/>
+        </w:rPr>
+        <w:t xml:space="preserve"> </w:t>
+      </w:r>
+      <w:r>
+        <w:rPr>
+          <w:rFonts w:hint="eastAsia"/>
+          <w:b/>
+          <w:bCs/>
+        </w:rPr>
+        <w:t xml:space="preserve">僅作方法論對照</w:t>
+      </w:r>
+      <w:r>
+        <w:rPr>
+          <w:rFonts w:hint="eastAsia"/>
+        </w:rPr>
+        <w:t xml:space="preserve">——因應候選特徵包含無序類別型變數之技術必要性；(4)</w:t>
+      </w:r>
+      <w:r>
+        <w:t xml:space="preserve"> </w:t>
+      </w:r>
+      <w:r>
+        <w:rPr>
+          <w:rFonts w:hint="eastAsia"/>
+          <w:b/>
+          <w:bCs/>
+        </w:rPr>
+        <w:t xml:space="preserve">「新基金探索」任務界定</w:t>
+      </w:r>
+      <w:r>
+        <w:rPr>
+          <w:rFonts w:hint="eastAsia"/>
+        </w:rPr>
+        <w:t xml:space="preserve">——第四層候選基金池與第五層</w:t>
+      </w:r>
+      <w:r>
+        <w:t xml:space="preserve"> ground truth </w:t>
+      </w:r>
+      <w:r>
+        <w:rPr>
+          <w:rFonts w:hint="eastAsia"/>
+        </w:rPr>
+        <w:t xml:space="preserve">一律排除訓練期已持有基金，本研究之推薦任務聚焦於「使用者尚未接觸過之新基金」，而非既有持股之複購或定期定額續扣預測；此界定同時約束</w:t>
+      </w:r>
+      <w:r>
+        <w:t xml:space="preserve"> 3.6、3.7 </w:t>
+      </w:r>
+      <w:r>
+        <w:rPr>
+          <w:rFonts w:hint="eastAsia"/>
+        </w:rPr>
+        <w:t xml:space="preserve">兩節，直接決定第四章各項指標數字之解讀方式（例如「命中」恆指命中一檔新基金），並連帶決定第五章關於複購行為之研究限制陳述，詳見</w:t>
+      </w:r>
+      <w:r>
+        <w:t xml:space="preserve"> 3.6.1 </w:t>
+      </w:r>
+      <w:r>
+        <w:rPr>
+          <w:rFonts w:hint="eastAsia"/>
+        </w:rPr>
+        <w:t xml:space="preserve">節「候選基金池之統一規則」。實際分群數、群體命名、γ</w:t>
+      </w:r>
+      <w:r>
+        <w:t xml:space="preserve"> </w:t>
+      </w:r>
+      <w:r>
+        <w:rPr>
+          <w:rFonts w:hint="eastAsia"/>
+        </w:rPr>
+        <w:t xml:space="preserve">權重具體數值、各推薦模型之超參數，則須待取得完整期間實際資料後於第四章確認。</w:t>
+      </w:r>
+    </w:p>
+    <w:bookmarkEnd w:id="94"/>
+    <w:bookmarkEnd w:id="95"/>
+    <w:bookmarkStart w:id="105" w:name="研究流程說明"/>
+    <w:p>
+      <w:pPr>
+        <w:pStyle w:val="Heading2"/>
+      </w:pPr>
+      <w:r>
+        <w:t xml:space="preserve">3.2 </w:t>
+      </w:r>
+      <w:r>
+        <w:rPr>
+          <w:rFonts w:hint="eastAsia"/>
+        </w:rPr>
+        <w:t xml:space="preserve">研究流程說明</w:t>
+      </w:r>
+    </w:p>
+    <w:p>
+      <w:pPr>
+        <w:pStyle w:val="FirstParagraph"/>
+      </w:pPr>
+      <w:r>
+        <w:rPr>
+          <w:rFonts w:hint="eastAsia"/>
+        </w:rPr>
+        <w:t xml:space="preserve">本研究方法論流程共分六個步驟，對應</w:t>
+      </w:r>
+      <w:r>
+        <w:t xml:space="preserve"> 3.1 </w:t>
+      </w:r>
+      <w:r>
+        <w:rPr>
+          <w:rFonts w:hint="eastAsia"/>
+        </w:rPr>
+        <w:t xml:space="preserve">節五層研究架構之實際執行順序。</w:t>
+      </w:r>
+      <w:r>
+        <w:rPr>
+          <w:rFonts w:hint="eastAsia"/>
+          <w:b/>
+          <w:bCs/>
+        </w:rPr>
+        <w:t xml:space="preserve">與</w:t>
+      </w:r>
+      <w:r>
+        <w:rPr>
+          <w:b/>
+          <w:bCs/>
+        </w:rPr>
+        <w:t xml:space="preserve"> 3.1 </w:t>
+      </w:r>
+      <w:r>
+        <w:rPr>
+          <w:rFonts w:hint="eastAsia"/>
+          <w:b/>
+          <w:bCs/>
+        </w:rPr>
+        <w:t xml:space="preserve">節之靜態結構不同，本節之重點在於執行順序、每一步驟結束時之產出檢核點，以及檢核未通過時之回頭調整路徑</w:t>
+      </w:r>
+      <w:r>
+        <w:rPr>
+          <w:rFonts w:hint="eastAsia"/>
+        </w:rPr>
+        <w:t xml:space="preserve">——方法論規劃並非保證一次線性執行即可成功，以下流程圖以虛線標示可能之回饋迴圈：</w:t>
+      </w:r>
+    </w:p>
+    <w:p>
+      <w:pPr>
+        <w:pStyle w:val="Figure"/>
+      </w:pPr>
+      <w:r>
+        <w:drawing>
+          <wp:inline>
+            <wp:extent cx="5039999" cy="6392195"/>
+            <wp:effectExtent b="0" l="0" r="0" t="0"/>
+            <wp:docPr descr="" title="" id="97" name="Picture"/>
+            <a:graphic>
+              <a:graphicData uri="http://schemas.openxmlformats.org/drawingml/2006/picture">
+                <pic:pic>
+                  <pic:nvPicPr>
+                    <pic:cNvPr descr="figures/fig_3_2_process_flow.png" id="98" name="Picture"/>
+                    <pic:cNvPicPr>
+                      <a:picLocks noChangeArrowheads="1" noChangeAspect="1"/>
+                    </pic:cNvPicPr>
+                  </pic:nvPicPr>
+                  <pic:blipFill>
+                    <a:blip r:embed="rId96"/>
+                    <a:stretch>
+                      <a:fillRect/>
+                    </a:stretch>
+                  </pic:blipFill>
+                  <pic:spPr bwMode="auto">
+                    <a:xfrm>
+                      <a:off x="0" y="0"/>
+                      <a:ext cx="5039999" cy="6392195"/>
+                    </a:xfrm>
+                    <a:prstGeom prst="rect">
+                      <a:avLst/>
+                    </a:prstGeom>
+                    <a:noFill/>
+                    <a:ln w="9525">
+                      <a:noFill/>
+                      <a:headEnd/>
+                      <a:tailEnd/>
+                    </a:ln>
+                  </pic:spPr>
+                </pic:pic>
+              </a:graphicData>
+            </a:graphic>
+          </wp:inline>
+        </w:drawing>
+      </w:r>
+    </w:p>
+    <w:p>
+      <w:bookmarkStart w:id="2" w:name="FigCap2"/>
+      <w:pPr>
+        <w:pStyle w:val="FigureCaption"/>
+      </w:pPr>
+      <w:r>
+        <w:rPr>
+          <w:rFonts w:hint="eastAsia"/>
+        </w:rPr>
+        <w:t xml:space="preserve">圖</w:t>
+      </w:r>
+      <w:r>
+        <w:t xml:space="preserve"> 3-2　</w:t>
+      </w:r>
+      <w:r>
+        <w:rPr>
+          <w:rFonts w:hint="eastAsia"/>
+        </w:rPr>
+        <w:t xml:space="preserve">研究流程圖</w:t>
+      </w:r>
+      <w:bookmarkEnd w:id="2"/>
+    </w:p>
+    <w:bookmarkStart w:id="99" w:name="步驟一資料蒐集與整合規劃"/>
+    <w:p>
+      <w:pPr>
+        <w:pStyle w:val="Heading3"/>
+      </w:pPr>
+      <w:r>
+        <w:t xml:space="preserve">3.2.1 </w:t>
+      </w:r>
+      <w:r>
+        <w:rPr>
+          <w:rFonts w:hint="eastAsia"/>
+        </w:rPr>
+        <w:t xml:space="preserve">步驟一：資料蒐集與整合規劃</w:t>
+      </w:r>
+    </w:p>
+    <w:p>
+      <w:pPr>
+        <w:pStyle w:val="FirstParagraph"/>
+      </w:pPr>
+      <w:r>
+        <w:rPr>
+          <w:rFonts w:hint="eastAsia"/>
+        </w:rPr>
+        <w:t xml:space="preserve">確認並整理三類資料來源之欄位範圍、資料期間與鑑別力分類，並規劃以</w:t>
+      </w:r>
+      <w:r>
         <w:t xml:space="preserve"> </w:t>
       </w:r>
       <w:r>
         <w:rPr>
           <w:rStyle w:val="VerbatimChar"/>
-          <w:rFonts w:hint="eastAsia"/>
-        </w:rPr>
-        <w:t xml:space="preserve">節）</w:t>
-      </w:r>
-      <w:r>
-        <w:br/>
+        </w:rPr>
+        <w:t xml:space="preserve">user_id</w:t>
+      </w:r>
+      <w:r>
+        <w:t xml:space="preserve"> </w:t>
+      </w:r>
+      <w:r>
+        <w:rPr>
+          <w:rFonts w:hint="eastAsia"/>
+        </w:rPr>
+        <w:t xml:space="preserve">為共同鍵值之串接方式，同時建立資料倫理與脫敏原則，執行細節詳見</w:t>
+      </w:r>
+      <w:r>
+        <w:t xml:space="preserve"> 3.3 </w:t>
+      </w:r>
+      <w:r>
+        <w:rPr>
+          <w:rFonts w:hint="eastAsia"/>
+        </w:rPr>
+        <w:t xml:space="preserve">節。這些欄位確認之結果將影響步驟二之特徵計算範圍，若交易資料表確認含贖回紀錄或</w:t>
+      </w:r>
+      <w:r>
+        <w:t xml:space="preserve"> </w:t>
       </w:r>
       <w:r>
         <w:rPr>
           <w:rStyle w:val="VerbatimChar"/>
         </w:rPr>
-        <w:t xml:space="preserve">  ├─ </w:t>
+        <w:t xml:space="preserve">content_group</w:t>
+      </w:r>
+      <w:r>
+        <w:t xml:space="preserve"> </w:t>
+      </w:r>
+      <w:r>
+        <w:rPr>
+          <w:rFonts w:hint="eastAsia"/>
+        </w:rPr>
+        <w:t xml:space="preserve">值域擴增，需回頭調整步驟二之對應規則。</w:t>
+      </w:r>
+    </w:p>
+    <w:bookmarkEnd w:id="99"/>
+    <w:bookmarkStart w:id="100" w:name="步驟二資料前處理與特徵工程"/>
+    <w:p>
+      <w:pPr>
+        <w:pStyle w:val="Heading3"/>
+      </w:pPr>
+      <w:r>
+        <w:t xml:space="preserve">3.2.2 </w:t>
+      </w:r>
+      <w:r>
+        <w:rPr>
+          <w:rFonts w:hint="eastAsia"/>
+        </w:rPr>
+        <w:t xml:space="preserve">步驟二：資料前處理與特徵工程</w:t>
+      </w:r>
+    </w:p>
+    <w:p>
+      <w:pPr>
+        <w:pStyle w:val="FirstParagraph"/>
+      </w:pPr>
+      <w:r>
+        <w:rPr>
+          <w:rFonts w:hint="eastAsia"/>
+        </w:rPr>
+        <w:t xml:space="preserve">依步驟一確認之欄位，執行識別碼歸戶（僅以訓練期登入事件建立對照表）、依欄位性質分三類之缺值處理、交易與行為</w:t>
+      </w:r>
+      <w:r>
+        <w:t xml:space="preserve"> RFM </w:t>
+      </w:r>
+      <w:r>
+        <w:rPr>
+          <w:rFonts w:hint="eastAsia"/>
+        </w:rPr>
+        <w:t xml:space="preserve">特徵計算、GA4</w:t>
+      </w:r>
+      <w:r>
+        <w:t xml:space="preserve"> </w:t>
+      </w:r>
+      <w:r>
+        <w:rPr>
+          <w:rFonts w:hint="eastAsia"/>
+        </w:rPr>
+        <w:t xml:space="preserve">篩選行為與交叉驗證特徵萃取，以及依下游用途分流之特徵標準化，程序細節詳見</w:t>
+      </w:r>
+      <w:r>
+        <w:t xml:space="preserve"> 3.4 </w:t>
+      </w:r>
+      <w:r>
+        <w:rPr>
+          <w:rFonts w:hint="eastAsia"/>
+        </w:rPr>
+        <w:t xml:space="preserve">節。</w:t>
+      </w:r>
+      <w:r>
+        <w:rPr>
+          <w:rFonts w:hint="eastAsia"/>
+          <w:b/>
+          <w:bCs/>
+        </w:rPr>
+        <w:t xml:space="preserve">本步驟同時執行訓練期／測試期之時間切分</w:t>
+      </w:r>
+      <w:r>
+        <w:rPr>
+          <w:rFonts w:hint="eastAsia"/>
+        </w:rPr>
+        <w:t xml:space="preserve">，此切分貫穿後續所有步驟，為本研究防範資料洩漏之核心設計。</w:t>
+      </w:r>
+    </w:p>
+    <w:p>
+      <w:pPr>
+        <w:pStyle w:val="BodyText"/>
+      </w:pPr>
+      <w:r>
+        <w:rPr>
+          <w:rFonts w:hint="eastAsia"/>
+          <w:b/>
+          <w:bCs/>
+        </w:rPr>
+        <w:t xml:space="preserve">產出檢核點</w:t>
+      </w:r>
+      <w:r>
+        <w:rPr>
+          <w:b/>
+          <w:bCs/>
+        </w:rPr>
+        <w:t xml:space="preserve"> </w:t>
+      </w:r>
+      <w:r>
+        <w:rPr>
+          <w:rFonts w:hint="eastAsia"/>
+          <w:b/>
+          <w:bCs/>
+        </w:rPr>
+        <w:t xml:space="preserve">A：</w:t>
+      </w:r>
+      <w:r>
+        <w:t xml:space="preserve"> </w:t>
+      </w:r>
+      <w:r>
+        <w:rPr>
+          <w:rFonts w:hint="eastAsia"/>
+        </w:rPr>
+        <w:t xml:space="preserve">本步驟結束時，須檢核識別碼歸戶率（訓練期有登入事件之使用者占比）與各欄位缺值比例是否落於合理範圍——若歸戶率過低，可歸戶進入分群與推薦模型之匿名行為樣本將大幅縮水，影響第三層分群特徵之代表性；若缺值比例超出</w:t>
+      </w:r>
+      <w:r>
+        <w:t xml:space="preserve"> 3.4.2 </w:t>
+      </w:r>
+      <w:r>
+        <w:rPr>
+          <w:rFonts w:hint="eastAsia"/>
+        </w:rPr>
+        <w:t xml:space="preserve">節規劃之填補門檻，需重新評估該欄位是否納入特徵集合。</w:t>
+      </w:r>
+      <w:r>
+        <w:rPr>
+          <w:rFonts w:hint="eastAsia"/>
+          <w:b/>
+          <w:bCs/>
+        </w:rPr>
+        <w:t xml:space="preserve">檢核未通過時，回頭調整步驟一之欄位取得範圍（例如延長資料蒐集期間以取得更多登入事件）或步驟二之處理規則（例如調整缺值填補門檻或排除該欄位）</w:t>
+      </w:r>
+      <w:r>
+        <w:rPr>
+          <w:rFonts w:hint="eastAsia"/>
+        </w:rPr>
+        <w:t xml:space="preserve">，而非逕行帶入品質不佳之特徵進入下一步驟。</w:t>
+      </w:r>
+    </w:p>
+    <w:bookmarkEnd w:id="100"/>
+    <w:bookmarkStart w:id="101" w:name="步驟三投資人分群"/>
+    <w:p>
+      <w:pPr>
+        <w:pStyle w:val="Heading3"/>
+      </w:pPr>
+      <w:r>
+        <w:t xml:space="preserve">3.2.3 </w:t>
+      </w:r>
+      <w:r>
+        <w:rPr>
+          <w:rFonts w:hint="eastAsia"/>
+        </w:rPr>
+        <w:t xml:space="preserve">步驟三：投資人分群</w:t>
+      </w:r>
+    </w:p>
+    <w:p>
+      <w:pPr>
+        <w:pStyle w:val="FirstParagraph"/>
+      </w:pPr>
+      <w:r>
+        <w:rPr>
+          <w:rFonts w:hint="eastAsia"/>
+        </w:rPr>
+        <w:t xml:space="preserve">以步驟二產出之訓練期特徵矩陣為輸入，執行</w:t>
+      </w:r>
+      <w:r>
+        <w:t xml:space="preserve"> K-prototypes </w:t>
+      </w:r>
+      <w:r>
+        <w:rPr>
+          <w:rFonts w:hint="eastAsia"/>
+        </w:rPr>
+        <w:t xml:space="preserve">分群，以</w:t>
+      </w:r>
+      <w:r>
+        <w:t xml:space="preserve"> Elbow、Silhouette </w:t>
+      </w:r>
+      <w:r>
+        <w:rPr>
+          <w:rFonts w:hint="eastAsia"/>
+        </w:rPr>
+        <w:t xml:space="preserve">等指標選定最佳分群數並為各群體賦予商業意義之命名，本步驟回應</w:t>
+      </w:r>
+      <w:r>
+        <w:rPr>
+          <w:rFonts w:hint="eastAsia"/>
+          <w:b/>
+          <w:bCs/>
+        </w:rPr>
+        <w:t xml:space="preserve">研究問題</w:t>
+      </w:r>
+      <w:r>
+        <w:rPr>
+          <w:b/>
+          <w:bCs/>
+        </w:rPr>
+        <w:t xml:space="preserve"> RQ1</w:t>
+      </w:r>
+      <w:r>
+        <w:rPr>
+          <w:rFonts w:hint="eastAsia"/>
+        </w:rPr>
+        <w:t xml:space="preserve">，執行細節詳見</w:t>
+      </w:r>
+      <w:r>
+        <w:t xml:space="preserve"> 3.5 </w:t>
+      </w:r>
+      <w:r>
+        <w:rPr>
+          <w:rFonts w:hint="eastAsia"/>
+        </w:rPr>
+        <w:t xml:space="preserve">節。</w:t>
+      </w:r>
+    </w:p>
+    <w:p>
+      <w:pPr>
+        <w:pStyle w:val="BodyText"/>
+      </w:pPr>
+      <w:r>
+        <w:rPr>
+          <w:rFonts w:hint="eastAsia"/>
+          <w:b/>
+          <w:bCs/>
+        </w:rPr>
+        <w:t xml:space="preserve">產出檢核點</w:t>
+      </w:r>
+      <w:r>
+        <w:rPr>
+          <w:b/>
+          <w:bCs/>
+        </w:rPr>
+        <w:t xml:space="preserve"> </w:t>
+      </w:r>
+      <w:r>
+        <w:rPr>
+          <w:rFonts w:hint="eastAsia"/>
+          <w:b/>
+          <w:bCs/>
+        </w:rPr>
+        <w:t xml:space="preserve">B：</w:t>
+      </w:r>
+      <w:r>
+        <w:t xml:space="preserve"> </w:t>
+      </w:r>
+      <w:r>
+        <w:rPr>
+          <w:rFonts w:hint="eastAsia"/>
+        </w:rPr>
+        <w:t xml:space="preserve">分群完成後，須檢核分群品質指標（依</w:t>
+      </w:r>
+      <w:r>
+        <w:t xml:space="preserve"> 3.5 </w:t>
+      </w:r>
+      <w:r>
+        <w:rPr>
+          <w:rFonts w:hint="eastAsia"/>
+        </w:rPr>
+        <w:t xml:space="preserve">節混合距離相容版本之</w:t>
+      </w:r>
+      <w:r>
+        <w:t xml:space="preserve"> Silhouette、Davies-Bouldin </w:t>
+      </w:r>
+      <w:r>
+        <w:rPr>
+          <w:rFonts w:hint="eastAsia"/>
+        </w:rPr>
+        <w:t xml:space="preserve">等）是否落於可接受範圍，並檢視各群體是否具備可解讀之商業意義（例如群體輪廓過於接近、無法區分）。</w:t>
+      </w:r>
+      <w:r>
+        <w:rPr>
+          <w:rFonts w:hint="eastAsia"/>
+          <w:b/>
+          <w:bCs/>
+        </w:rPr>
+        <w:t xml:space="preserve">檢核未通過時，回頭調整步驟二之特徵組合（如新增或移除特徵）或標準化方式（如重新評估</w:t>
+      </w:r>
+      <w:r>
+        <w:rPr>
+          <w:b/>
+          <w:bCs/>
+        </w:rPr>
+        <w:t xml:space="preserve"> γ </w:t>
+      </w:r>
+      <w:r>
+        <w:rPr>
+          <w:rFonts w:hint="eastAsia"/>
+          <w:b/>
+          <w:bCs/>
+        </w:rPr>
+        <w:t xml:space="preserve">權重），重新執行分群</w:t>
+      </w:r>
+      <w:r>
+        <w:rPr>
+          <w:rFonts w:hint="eastAsia"/>
+        </w:rPr>
+        <w:t xml:space="preserve">，而非強行採用品質不佳之分群結果進入步驟四——分群標籤之品質直接決定第四層「分群輔助協同過濾」候選集篩選之意義，品質不佳之分群將使</w:t>
+      </w:r>
+      <w:r>
+        <w:t xml:space="preserve"> RQ1 </w:t>
+      </w:r>
+      <w:r>
+        <w:rPr>
+          <w:rFonts w:hint="eastAsia"/>
+        </w:rPr>
+        <w:t xml:space="preserve">之回答本身缺乏說服力，也連帶弱化</w:t>
+      </w:r>
+      <w:r>
+        <w:t xml:space="preserve"> RQ2、RQ3 </w:t>
+      </w:r>
+      <w:r>
+        <w:rPr>
+          <w:rFonts w:hint="eastAsia"/>
+        </w:rPr>
+        <w:t xml:space="preserve">之解讀基礎。</w:t>
+      </w:r>
+    </w:p>
+    <w:bookmarkEnd w:id="101"/>
+    <w:bookmarkStart w:id="102" w:name="步驟四個人化推薦模型建置"/>
+    <w:p>
+      <w:pPr>
+        <w:pStyle w:val="Heading3"/>
+      </w:pPr>
+      <w:r>
+        <w:t xml:space="preserve">3.2.4 </w:t>
+      </w:r>
+      <w:r>
+        <w:rPr>
+          <w:rFonts w:hint="eastAsia"/>
+        </w:rPr>
+        <w:t xml:space="preserve">步驟四：個人化推薦模型建置</w:t>
+      </w:r>
+    </w:p>
+    <w:p>
+      <w:pPr>
+        <w:pStyle w:val="FirstParagraph"/>
+      </w:pPr>
+      <w:r>
+        <w:rPr>
+          <w:rFonts w:hint="eastAsia"/>
+        </w:rPr>
+        <w:t xml:space="preserve">以訓練期之「使用者</w:t>
+      </w:r>
+      <w:r>
+        <w:t xml:space="preserve"> × </w:t>
+      </w:r>
+      <w:r>
+        <w:rPr>
+          <w:rFonts w:hint="eastAsia"/>
+        </w:rPr>
+        <w:t xml:space="preserve">基金」互動資料與步驟三之分群標籤為輸入，依</w:t>
+      </w:r>
+      <w:r>
+        <w:t xml:space="preserve"> 3.1.1 </w:t>
+      </w:r>
+      <w:r>
+        <w:rPr>
+          <w:rFonts w:hint="eastAsia"/>
+        </w:rPr>
+        <w:t xml:space="preserve">節基準階梯之設計理念，依序建置熱門推薦、內容導向推薦、協同過濾（ALS）、分群輔助協同過濾四種模型，候選基金池統一排除訓練期已持有基金，執行細節詳見</w:t>
+      </w:r>
+      <w:r>
+        <w:t xml:space="preserve"> 3.6 </w:t>
+      </w:r>
+      <w:r>
+        <w:rPr>
+          <w:rFonts w:hint="eastAsia"/>
+        </w:rPr>
+        <w:t xml:space="preserve">節。</w:t>
+      </w:r>
+    </w:p>
+    <w:p>
+      <w:pPr>
+        <w:pStyle w:val="BodyText"/>
+      </w:pPr>
+      <w:r>
+        <w:rPr>
+          <w:rFonts w:hint="eastAsia"/>
+          <w:b/>
+          <w:bCs/>
+        </w:rPr>
+        <w:t xml:space="preserve">產出檢核點</w:t>
+      </w:r>
+      <w:r>
+        <w:rPr>
+          <w:b/>
+          <w:bCs/>
+        </w:rPr>
+        <w:t xml:space="preserve"> </w:t>
+      </w:r>
+      <w:r>
+        <w:rPr>
+          <w:rFonts w:hint="eastAsia"/>
+          <w:b/>
+          <w:bCs/>
+        </w:rPr>
+        <w:t xml:space="preserve">C：</w:t>
+      </w:r>
+      <w:r>
+        <w:t xml:space="preserve"> </w:t>
+      </w:r>
+      <w:r>
+        <w:rPr>
+          <w:rFonts w:hint="eastAsia"/>
+        </w:rPr>
+        <w:t xml:space="preserve">分群輔助</w:t>
+      </w:r>
+      <w:r>
+        <w:t xml:space="preserve"> CF </w:t>
+      </w:r>
+      <w:r>
+        <w:rPr>
+          <w:rFonts w:hint="eastAsia"/>
+        </w:rPr>
+        <w:t xml:space="preserve">建置後，須檢核候選集篩選後之候選基金池是否過度稀疏——即「使用者所屬群體其他成員曾購買、且使用者自身尚未購買」之基金集合若過小甚至為空集合，將使該使用者之推薦清單退化（Top-K</w:t>
+      </w:r>
+      <w:r>
+        <w:t xml:space="preserve"> </w:t>
+      </w:r>
+      <w:r>
+        <w:rPr>
+          <w:rFonts w:hint="eastAsia"/>
+        </w:rPr>
+        <w:t xml:space="preserve">不足額或需回退至全域候選池）。</w:t>
+      </w:r>
+      <w:r>
+        <w:rPr>
+          <w:rFonts w:hint="eastAsia"/>
+          <w:b/>
+          <w:bCs/>
+        </w:rPr>
+        <w:t xml:space="preserve">檢核未通過時，回頭調整步驟三之分群數（分群數過多可能使各群成員過少、候選池稀疏）或放寬本步驟之候選集篩選門檻（如同群定義範圍擴大納入次相似群體）</w:t>
+      </w:r>
+      <w:r>
+        <w:rPr>
+          <w:rFonts w:hint="eastAsia"/>
+        </w:rPr>
+        <w:t xml:space="preserve">，調整原則已於</w:t>
+      </w:r>
+      <w:r>
+        <w:t xml:space="preserve"> 3.6.5 </w:t>
+      </w:r>
+      <w:r>
+        <w:rPr>
+          <w:rFonts w:hint="eastAsia"/>
+        </w:rPr>
+        <w:t xml:space="preserve">節預先規劃，實際調整結果將於第四章記錄，不視為偏離計畫書。</w:t>
+      </w:r>
+    </w:p>
+    <w:bookmarkEnd w:id="102"/>
+    <w:bookmarkStart w:id="103" w:name="步驟五模型評估與比較"/>
+    <w:p>
+      <w:pPr>
+        <w:pStyle w:val="Heading3"/>
+      </w:pPr>
+      <w:r>
+        <w:t xml:space="preserve">3.2.5 </w:t>
+      </w:r>
+      <w:r>
+        <w:rPr>
+          <w:rFonts w:hint="eastAsia"/>
+        </w:rPr>
+        <w:t xml:space="preserve">步驟五：模型評估與比較</w:t>
+      </w:r>
+    </w:p>
+    <w:p>
+      <w:pPr>
+        <w:pStyle w:val="FirstParagraph"/>
+      </w:pPr>
+      <w:r>
+        <w:rPr>
+          <w:rFonts w:hint="eastAsia"/>
+        </w:rPr>
+        <w:t xml:space="preserve">以步驟二切分之測試期資料為評估基礎，定義</w:t>
+      </w:r>
+      <w:r>
+        <w:t xml:space="preserve"> ground </w:t>
+      </w:r>
+      <w:r>
+        <w:rPr>
+          <w:rFonts w:hint="eastAsia"/>
+        </w:rPr>
+        <w:t xml:space="preserve">truth（測試期購買之新基金，排除複購與定期定額續扣），計算四種模型之</w:t>
+      </w:r>
+      <w:r>
+        <w:t xml:space="preserve"> </w:t>
+      </w:r>
+      <w:r>
+        <w:rPr>
+          <w:rFonts w:hint="eastAsia"/>
+        </w:rPr>
+        <w:t xml:space="preserve">Precision@K、Recall@K、MAP（NDCG@K</w:t>
+      </w:r>
+      <w:r>
+        <w:t xml:space="preserve"> </w:t>
+      </w:r>
+      <w:r>
+        <w:rPr>
+          <w:rFonts w:hint="eastAsia"/>
+        </w:rPr>
+        <w:t xml:space="preserve">為輔助指標），並執行統計檢定回應</w:t>
+      </w:r>
+      <w:r>
+        <w:rPr>
+          <w:rFonts w:hint="eastAsia"/>
+          <w:b/>
+          <w:bCs/>
+        </w:rPr>
+        <w:t xml:space="preserve">研究問題</w:t>
+      </w:r>
+      <w:r>
+        <w:rPr>
+          <w:b/>
+          <w:bCs/>
+        </w:rPr>
+        <w:t xml:space="preserve"> RQ2、RQ3</w:t>
+      </w:r>
+      <w:r>
+        <w:rPr>
+          <w:rFonts w:hint="eastAsia"/>
+        </w:rPr>
+        <w:t xml:space="preserve">，執行細節與檢定方法詳見</w:t>
+      </w:r>
+      <w:r>
+        <w:t xml:space="preserve"> 3.7 </w:t>
+      </w:r>
+      <w:r>
+        <w:rPr>
+          <w:rFonts w:hint="eastAsia"/>
+        </w:rPr>
+        <w:t xml:space="preserve">節。</w:t>
+      </w:r>
+    </w:p>
+    <w:p>
+      <w:pPr>
+        <w:pStyle w:val="BodyText"/>
+      </w:pPr>
+      <w:r>
+        <w:rPr>
+          <w:rFonts w:hint="eastAsia"/>
+          <w:b/>
+          <w:bCs/>
+        </w:rPr>
+        <w:t xml:space="preserve">產出檢核點</w:t>
+      </w:r>
+      <w:r>
+        <w:rPr>
+          <w:b/>
+          <w:bCs/>
+        </w:rPr>
+        <w:t xml:space="preserve"> </w:t>
+      </w:r>
+      <w:r>
+        <w:rPr>
+          <w:rFonts w:hint="eastAsia"/>
+          <w:b/>
+          <w:bCs/>
+        </w:rPr>
+        <w:t xml:space="preserve">D：</w:t>
+      </w:r>
+      <w:r>
+        <w:t xml:space="preserve"> </w:t>
+      </w:r>
+      <w:r>
+        <w:rPr>
+          <w:rFonts w:hint="eastAsia"/>
+        </w:rPr>
+        <w:t xml:space="preserve">計算指標前，須檢核評估對象是否確實符合</w:t>
+      </w:r>
+      <w:r>
+        <w:t xml:space="preserve"> 3.7.1 </w:t>
+      </w:r>
+      <w:r>
+        <w:rPr>
+          <w:rFonts w:hint="eastAsia"/>
+        </w:rPr>
+        <w:t xml:space="preserve">節之三層條件（訓練期有交易、測試期有交易、測試期至少購買一檔新基金），若某使用者</w:t>
+      </w:r>
+      <w:r>
+        <w:t xml:space="preserve"> ground truth </w:t>
+      </w:r>
+      <w:r>
+        <w:rPr>
+          <w:rFonts w:hint="eastAsia"/>
+        </w:rPr>
+        <w:t xml:space="preserve">為空集合卻仍被納入</w:t>
+      </w:r>
+      <w:r>
+        <w:t xml:space="preserve"> Recall </w:t>
+      </w:r>
+      <w:r>
+        <w:rPr>
+          <w:rFonts w:hint="eastAsia"/>
+        </w:rPr>
+        <w:t xml:space="preserve">計算，將使該指標分母出現零值或計算失真。三層條件本身由</w:t>
+      </w:r>
+      <w:r>
+        <w:t xml:space="preserve"> 3.7.1 </w:t>
+      </w:r>
+      <w:r>
+        <w:rPr>
+          <w:rFonts w:hint="eastAsia"/>
+        </w:rPr>
+        <w:t xml:space="preserve">節定義，實際篩選則發生於步驟二建立分析資料集時，而非步驟一（步驟一僅涉及欄位範圍、資料期間、鑑別力分類與串接規劃，不含評估對象篩選）。</w:t>
+      </w:r>
+      <w:r>
+        <w:rPr>
+          <w:rFonts w:hint="eastAsia"/>
+          <w:b/>
+          <w:bCs/>
+        </w:rPr>
+        <w:t xml:space="preserve">檢核未通過時，回頭檢視</w:t>
+      </w:r>
+      <w:r>
+        <w:rPr>
+          <w:b/>
+          <w:bCs/>
+        </w:rPr>
+        <w:t xml:space="preserve"> 3.7.1 </w:t>
+      </w:r>
+      <w:r>
+        <w:rPr>
+          <w:rFonts w:hint="eastAsia"/>
+          <w:b/>
+          <w:bCs/>
+        </w:rPr>
+        <w:t xml:space="preserve">節三層條件於步驟二之落實情況</w:t>
+      </w:r>
+      <w:r>
+        <w:rPr>
+          <w:rFonts w:hint="eastAsia"/>
+        </w:rPr>
+        <w:t xml:space="preserve">，而非在指標計算階段以特例處理掩蓋範圍界定之疏漏。</w:t>
+      </w:r>
+    </w:p>
+    <w:bookmarkEnd w:id="103"/>
+    <w:bookmarkStart w:id="104" w:name="步驟六結果整合與應用建議"/>
+    <w:p>
+      <w:pPr>
+        <w:pStyle w:val="Heading3"/>
+      </w:pPr>
+      <w:r>
+        <w:t xml:space="preserve">3.2.6 </w:t>
+      </w:r>
+      <w:r>
+        <w:rPr>
+          <w:rFonts w:hint="eastAsia"/>
+        </w:rPr>
+        <w:t xml:space="preserve">步驟六：結果整合與應用建議</w:t>
+      </w:r>
+    </w:p>
+    <w:p>
+      <w:pPr>
+        <w:pStyle w:val="FirstParagraph"/>
+      </w:pPr>
+      <w:r>
+        <w:rPr>
+          <w:rFonts w:hint="eastAsia"/>
+        </w:rPr>
+        <w:t xml:space="preserve">整合步驟三之分群輪廓、步驟五之模型比較結果與</w:t>
+      </w:r>
+      <w:r>
+        <w:t xml:space="preserve"> RQ1–RQ3 </w:t>
+      </w:r>
+      <w:r>
+        <w:rPr>
+          <w:rFonts w:hint="eastAsia"/>
+        </w:rPr>
+        <w:t xml:space="preserve">之回應，作為第四章實驗結果與分析之呈現基礎，並進一步歸納對好好證券之實務應用建議與後續研究限制，呼應第五章結論與建議之撰寫方向。此步驟為銜接方法論（第三章）與實證結果（第四、五章）之整合階段，本身不涉及新增之資料處理或模型訓練工作，亦不預期產生回頭調整前述步驟之需求。</w:t>
+      </w:r>
+    </w:p>
+    <w:bookmarkEnd w:id="104"/>
+    <w:bookmarkEnd w:id="105"/>
+    <w:bookmarkStart w:id="112" w:name="資料來源與資料說明"/>
+    <w:p>
+      <w:pPr>
+        <w:pStyle w:val="Heading2"/>
+      </w:pPr>
+      <w:r>
+        <w:t xml:space="preserve">3.3 </w:t>
+      </w:r>
+      <w:r>
+        <w:rPr>
+          <w:rFonts w:hint="eastAsia"/>
+        </w:rPr>
+        <w:t xml:space="preserve">資料來源與資料說明</w:t>
+      </w:r>
+    </w:p>
+    <w:bookmarkStart w:id="106" w:name="研究場域與資料期間"/>
+    <w:p>
+      <w:pPr>
+        <w:pStyle w:val="Heading3"/>
+      </w:pPr>
+      <w:r>
+        <w:t xml:space="preserve">3.3.1 </w:t>
+      </w:r>
+      <w:r>
+        <w:rPr>
+          <w:rFonts w:hint="eastAsia"/>
+        </w:rPr>
+        <w:t xml:space="preserve">研究場域與資料期間</w:t>
+      </w:r>
+    </w:p>
+    <w:p>
+      <w:pPr>
+        <w:pStyle w:val="FirstParagraph"/>
+      </w:pPr>
+      <w:r>
+        <w:rPr>
+          <w:rFonts w:hint="eastAsia"/>
+        </w:rPr>
+        <w:t xml:space="preserve">本研究資料來源為好好證券（數位券商）之基金投資服務平台，涵蓋三類資料：使用者網站行為資料（GA4／BigQuery）、基金交易資料（內部交易資料庫）、用戶屬性資料（KYC</w:t>
+      </w:r>
+      <w:r>
+        <w:t xml:space="preserve"> </w:t>
+      </w:r>
+      <w:r>
+        <w:rPr>
+          <w:rFonts w:hint="eastAsia"/>
+        </w:rPr>
+        <w:t xml:space="preserve">與帳戶衍生欄位）。研究期間依</w:t>
+      </w:r>
+      <w:r>
+        <w:t xml:space="preserve"> 1.4 </w:t>
+      </w:r>
+      <w:r>
+        <w:rPr>
+          <w:rFonts w:hint="eastAsia"/>
+        </w:rPr>
+        <w:t xml:space="preserve">節規劃為最近</w:t>
+      </w:r>
+      <w:r>
+        <w:t xml:space="preserve"> 12–18 </w:t>
+      </w:r>
+      <w:r>
+        <w:rPr>
+          <w:rFonts w:hint="eastAsia"/>
+        </w:rPr>
+        <w:t xml:space="preserve">個月（暫定</w:t>
+      </w:r>
+      <w:r>
+        <w:t xml:space="preserve"> </w:t>
+      </w:r>
+      <w:r>
+        <w:rPr>
+          <w:rFonts w:hint="eastAsia"/>
+        </w:rPr>
+        <w:t xml:space="preserve">2024/10–2026/03，實際區間依資料取得狀況調整），三類資料以</w:t>
+      </w:r>
+      <w:r>
+        <w:t xml:space="preserve"> </w:t>
       </w:r>
       <w:r>
         <w:rPr>
           <w:rStyle w:val="VerbatimChar"/>
-          <w:rFonts w:hint="eastAsia"/>
-        </w:rPr>
-        <w:t xml:space="preserve">使用者網站行為資料（GA4／BigQuery）</w:t>
-      </w:r>
-      <w:r>
-        <w:br/>
-      </w:r>
-      <w:r>
-        <w:rPr>
-          <w:rStyle w:val="VerbatimChar"/>
-        </w:rPr>
-        <w:t xml:space="preserve">  ├─ </w:t>
-      </w:r>
-      <w:r>
-        <w:rPr>
-          <w:rStyle w:val="VerbatimChar"/>
-          <w:rFonts w:hint="eastAsia"/>
-        </w:rPr>
-        <w:t xml:space="preserve">基金交易資料（內部交易資料庫）</w:t>
-      </w:r>
-      <w:r>
-        <w:br/>
-      </w:r>
-      <w:r>
-        <w:rPr>
-          <w:rStyle w:val="VerbatimChar"/>
-        </w:rPr>
-        <w:t xml:space="preserve">  └─ </w:t>
-      </w:r>
-      <w:r>
-        <w:rPr>
-          <w:rStyle w:val="VerbatimChar"/>
-          <w:rFonts w:hint="eastAsia"/>
-        </w:rPr>
-        <w:t xml:space="preserve">用戶屬性資料</w:t>
-      </w:r>
-      <w:r>
-        <w:br/>
-      </w:r>
-      <w:r>
-        <w:rPr>
-          <w:rStyle w:val="VerbatimChar"/>
-        </w:rPr>
-        <w:t xml:space="preserve">        │  </w:t>
-      </w:r>
-      <w:r>
-        <w:rPr>
-          <w:rStyle w:val="VerbatimChar"/>
-          <w:rFonts w:hint="eastAsia"/>
-        </w:rPr>
-        <w:t xml:space="preserve">介面：原始事件列與欄位資料（user_id／user_pseudo_id</w:t>
-      </w:r>
-      <w:r>
-        <w:rPr>
-          <w:rStyle w:val="VerbatimChar"/>
-        </w:rPr>
-        <w:t xml:space="preserve"> </w:t>
-      </w:r>
-      <w:r>
-        <w:rPr>
-          <w:rStyle w:val="VerbatimChar"/>
-          <w:rFonts w:hint="eastAsia"/>
-        </w:rPr>
-        <w:t xml:space="preserve">尚未串接）</w:t>
-      </w:r>
-      <w:r>
-        <w:br/>
-      </w:r>
-      <w:r>
-        <w:rPr>
-          <w:rStyle w:val="VerbatimChar"/>
-        </w:rPr>
-        <w:t xml:space="preserve">        ▼</w:t>
-      </w:r>
-      <w:r>
-        <w:br/>
-      </w:r>
-      <w:r>
-        <w:rPr>
-          <w:rStyle w:val="VerbatimChar"/>
-          <w:rFonts w:hint="eastAsia"/>
-        </w:rPr>
-        <w:t xml:space="preserve">第二層：特徵工程／資料前處理（3.4</w:t>
-      </w:r>
-      <w:r>
-        <w:rPr>
-          <w:rStyle w:val="VerbatimChar"/>
-        </w:rPr>
-        <w:t xml:space="preserve"> </w:t>
-      </w:r>
-      <w:r>
-        <w:rPr>
-          <w:rStyle w:val="VerbatimChar"/>
-          <w:rFonts w:hint="eastAsia"/>
-        </w:rPr>
-        <w:t xml:space="preserve">節）</w:t>
-      </w:r>
-      <w:r>
-        <w:br/>
-      </w:r>
-      <w:r>
-        <w:rPr>
-          <w:rStyle w:val="VerbatimChar"/>
-        </w:rPr>
-        <w:t xml:space="preserve">  └─ </w:t>
-      </w:r>
-      <w:r>
-        <w:rPr>
-          <w:rStyle w:val="VerbatimChar"/>
-          <w:rFonts w:hint="eastAsia"/>
-        </w:rPr>
-        <w:t xml:space="preserve">識別碼歸戶、缺值處理、RFM／行為特徵計算、標準化</w:t>
-      </w:r>
-      <w:r>
-        <w:br/>
-      </w:r>
-      <w:r>
-        <w:rPr>
-          <w:rStyle w:val="VerbatimChar"/>
-        </w:rPr>
-        <w:t xml:space="preserve">        │  </w:t>
-      </w:r>
-      <w:r>
-        <w:rPr>
-          <w:rStyle w:val="VerbatimChar"/>
-          <w:rFonts w:hint="eastAsia"/>
-        </w:rPr>
-        <w:t xml:space="preserve">介面：訓練期使用者</w:t>
-      </w:r>
-      <w:r>
-        <w:rPr>
-          <w:rStyle w:val="VerbatimChar"/>
-        </w:rPr>
-        <w:t xml:space="preserve"> × </w:t>
-      </w:r>
-      <w:r>
-        <w:rPr>
-          <w:rStyle w:val="VerbatimChar"/>
-          <w:rFonts w:hint="eastAsia"/>
-        </w:rPr>
-        <w:t xml:space="preserve">特徵矩陣（僅以訓練期資料計算，防範資料洩漏）</w:t>
-      </w:r>
-      <w:r>
-        <w:br/>
-      </w:r>
-      <w:r>
-        <w:rPr>
-          <w:rStyle w:val="VerbatimChar"/>
-        </w:rPr>
-        <w:t xml:space="preserve">        ▼</w:t>
-      </w:r>
-      <w:r>
-        <w:br/>
-      </w:r>
-      <w:r>
-        <w:rPr>
-          <w:rStyle w:val="VerbatimChar"/>
-          <w:rFonts w:hint="eastAsia"/>
-        </w:rPr>
-        <w:t xml:space="preserve">第三層：投資人分群（3.5</w:t>
-      </w:r>
-      <w:r>
-        <w:rPr>
-          <w:rStyle w:val="VerbatimChar"/>
-        </w:rPr>
-        <w:t xml:space="preserve"> </w:t>
-      </w:r>
-      <w:r>
-        <w:rPr>
-          <w:rStyle w:val="VerbatimChar"/>
-          <w:rFonts w:hint="eastAsia"/>
-        </w:rPr>
-        <w:t xml:space="preserve">節）</w:t>
-      </w:r>
-      <w:r>
-        <w:br/>
-      </w:r>
-      <w:r>
-        <w:rPr>
-          <w:rStyle w:val="VerbatimChar"/>
-        </w:rPr>
-        <w:t xml:space="preserve">  └─ K-prototypes </w:t>
-      </w:r>
-      <w:r>
-        <w:rPr>
-          <w:rStyle w:val="VerbatimChar"/>
-          <w:rFonts w:hint="eastAsia"/>
-        </w:rPr>
-        <w:t xml:space="preserve">分群（K-means</w:t>
-      </w:r>
-      <w:r>
-        <w:rPr>
-          <w:rStyle w:val="VerbatimChar"/>
-        </w:rPr>
-        <w:t xml:space="preserve"> </w:t>
-      </w:r>
-      <w:r>
-        <w:rPr>
-          <w:rStyle w:val="VerbatimChar"/>
-          <w:rFonts w:hint="eastAsia"/>
-        </w:rPr>
-        <w:t xml:space="preserve">僅作方法論對照）</w:t>
-      </w:r>
-      <w:r>
-        <w:br/>
-      </w:r>
-      <w:r>
-        <w:rPr>
-          <w:rStyle w:val="VerbatimChar"/>
-        </w:rPr>
-        <w:t xml:space="preserve">        │  </w:t>
-      </w:r>
-      <w:r>
-        <w:rPr>
-          <w:rStyle w:val="VerbatimChar"/>
-          <w:rFonts w:hint="eastAsia"/>
-        </w:rPr>
-        <w:t xml:space="preserve">介面：分群標籤（每位使用者一個群體代號，訓練期資料）</w:t>
-      </w:r>
-      <w:r>
-        <w:br/>
-      </w:r>
-      <w:r>
-        <w:rPr>
-          <w:rStyle w:val="VerbatimChar"/>
-        </w:rPr>
-        <w:t xml:space="preserve">        ▼</w:t>
-      </w:r>
-      <w:r>
-        <w:br/>
-      </w:r>
-      <w:r>
-        <w:rPr>
-          <w:rStyle w:val="VerbatimChar"/>
-          <w:rFonts w:hint="eastAsia"/>
-        </w:rPr>
-        <w:t xml:space="preserve">第四層：個人化推薦模型（3.6</w:t>
-      </w:r>
-      <w:r>
-        <w:rPr>
-          <w:rStyle w:val="VerbatimChar"/>
-        </w:rPr>
-        <w:t xml:space="preserve"> </w:t>
-      </w:r>
-      <w:r>
-        <w:rPr>
-          <w:rStyle w:val="VerbatimChar"/>
-          <w:rFonts w:hint="eastAsia"/>
-        </w:rPr>
-        <w:t xml:space="preserve">節）</w:t>
-      </w:r>
-      <w:r>
-        <w:br/>
-      </w:r>
-      <w:r>
-        <w:rPr>
-          <w:rStyle w:val="VerbatimChar"/>
-        </w:rPr>
-        <w:t xml:space="preserve">  ├─ </w:t>
-      </w:r>
-      <w:r>
-        <w:rPr>
-          <w:rStyle w:val="VerbatimChar"/>
-          <w:rFonts w:hint="eastAsia"/>
-        </w:rPr>
-        <w:t xml:space="preserve">熱門推薦（baseline）</w:t>
-      </w:r>
-      <w:r>
-        <w:br/>
-      </w:r>
-      <w:r>
-        <w:rPr>
-          <w:rStyle w:val="VerbatimChar"/>
-        </w:rPr>
-        <w:t xml:space="preserve">  ├─ </w:t>
-      </w:r>
-      <w:r>
-        <w:rPr>
-          <w:rStyle w:val="VerbatimChar"/>
-          <w:rFonts w:hint="eastAsia"/>
-        </w:rPr>
-        <w:t xml:space="preserve">內容導向推薦（基於基金屬性相似度）</w:t>
-      </w:r>
-      <w:r>
-        <w:br/>
-      </w:r>
-      <w:r>
-        <w:rPr>
-          <w:rStyle w:val="VerbatimChar"/>
-        </w:rPr>
-        <w:t xml:space="preserve">  ├─ </w:t>
-      </w:r>
-      <w:r>
-        <w:rPr>
-          <w:rStyle w:val="VerbatimChar"/>
-          <w:rFonts w:hint="eastAsia"/>
-        </w:rPr>
-        <w:t xml:space="preserve">協同過濾推薦（ALS）</w:t>
-      </w:r>
-      <w:r>
-        <w:br/>
-      </w:r>
-      <w:r>
-        <w:rPr>
-          <w:rStyle w:val="VerbatimChar"/>
-        </w:rPr>
-        <w:t xml:space="preserve">  └─ </w:t>
-      </w:r>
-      <w:r>
-        <w:rPr>
-          <w:rStyle w:val="VerbatimChar"/>
-          <w:rFonts w:hint="eastAsia"/>
-        </w:rPr>
-        <w:t xml:space="preserve">分群輔助協同過濾（結合第三層分群結果，候選集篩選）</w:t>
-      </w:r>
-      <w:r>
-        <w:br/>
-      </w:r>
-      <w:r>
-        <w:rPr>
-          <w:rStyle w:val="VerbatimChar"/>
-        </w:rPr>
-        <w:t xml:space="preserve">        │  </w:t>
-      </w:r>
-      <w:r>
-        <w:rPr>
-          <w:rStyle w:val="VerbatimChar"/>
-          <w:rFonts w:hint="eastAsia"/>
-        </w:rPr>
-        <w:t xml:space="preserve">介面：依訓練期資料產出之</w:t>
-      </w:r>
-      <w:r>
-        <w:rPr>
-          <w:rStyle w:val="VerbatimChar"/>
-        </w:rPr>
-        <w:t xml:space="preserve"> Top-K </w:t>
-      </w:r>
-      <w:r>
-        <w:rPr>
-          <w:rStyle w:val="VerbatimChar"/>
-          <w:rFonts w:hint="eastAsia"/>
-        </w:rPr>
-        <w:t xml:space="preserve">推薦清單（供測試期評估）</w:t>
-      </w:r>
-      <w:r>
-        <w:br/>
-      </w:r>
-      <w:r>
-        <w:rPr>
-          <w:rStyle w:val="VerbatimChar"/>
-        </w:rPr>
-        <w:t xml:space="preserve">        ▼</w:t>
-      </w:r>
-      <w:r>
-        <w:br/>
-      </w:r>
-      <w:r>
-        <w:rPr>
-          <w:rStyle w:val="VerbatimChar"/>
-          <w:rFonts w:hint="eastAsia"/>
-        </w:rPr>
-        <w:t xml:space="preserve">第五層：模型評估（3.7</w:t>
-      </w:r>
-      <w:r>
-        <w:rPr>
-          <w:rStyle w:val="VerbatimChar"/>
-        </w:rPr>
-        <w:t xml:space="preserve"> </w:t>
-      </w:r>
-      <w:r>
-        <w:rPr>
-          <w:rStyle w:val="VerbatimChar"/>
-          <w:rFonts w:hint="eastAsia"/>
-        </w:rPr>
-        <w:t xml:space="preserve">節）</w:t>
-      </w:r>
-      <w:r>
-        <w:br/>
-      </w:r>
-      <w:r>
-        <w:rPr>
-          <w:rStyle w:val="VerbatimChar"/>
-        </w:rPr>
-        <w:t xml:space="preserve">  └─ Precision@K、Recall@K、MAP </w:t>
-      </w:r>
-      <w:r>
-        <w:rPr>
-          <w:rStyle w:val="VerbatimChar"/>
-          <w:rFonts w:hint="eastAsia"/>
-        </w:rPr>
-        <w:t xml:space="preserve">等指標比較，分析分群輔助模型相較基準模型之效益</w:t>
-      </w:r>
-    </w:p>
-    <w:bookmarkEnd w:id="86"/>
-    <w:bookmarkStart w:id="87" w:name="第一層資料蒐集"/>
-    <w:p>
-      <w:pPr>
-        <w:pStyle w:val="Heading3"/>
-      </w:pPr>
-      <w:r>
-        <w:t xml:space="preserve">3.1.3 </w:t>
-      </w:r>
-      <w:r>
-        <w:rPr>
-          <w:rFonts w:hint="eastAsia"/>
-        </w:rPr>
-        <w:t xml:space="preserve">第一層：資料蒐集</w:t>
-      </w:r>
-    </w:p>
-    <w:p>
-      <w:pPr>
-        <w:pStyle w:val="FirstParagraph"/>
-      </w:pPr>
-      <w:r>
-        <w:rPr>
-          <w:rFonts w:hint="eastAsia"/>
-        </w:rPr>
-        <w:t xml:space="preserve">本研究資料來源涵蓋三類：使用者網站行為資料（GA4／BigQuery</w:t>
-      </w:r>
-      <w:r>
-        <w:t xml:space="preserve"> </w:t>
-      </w:r>
-      <w:r>
-        <w:rPr>
-          <w:rFonts w:hint="eastAsia"/>
-        </w:rPr>
-        <w:t xml:space="preserve">每日匯出）、基金交易資料（內部交易資料庫）、用戶屬性資料（KYC／帳戶衍生欄位），三者規劃以</w:t>
-      </w:r>
-      <w:r>
-        <w:t xml:space="preserve"> </w:t>
-      </w:r>
-      <w:r>
-        <w:rPr>
-          <w:rStyle w:val="VerbatimChar"/>
         </w:rPr>
         <w:t xml:space="preserve">user_id</w:t>
       </w:r>
@@ -13332,2099 +14481,6 @@
         <w:rPr>
           <w:rFonts w:hint="eastAsia"/>
         </w:rPr>
-        <w:t xml:space="preserve">為共同鍵值於使用者層級串接。此層之角色是為第二層提供原始輸入，本身不涉及特徵計算；欄位範圍、資料期間、欄位鑑別力分類與資料倫理原則詳見</w:t>
-      </w:r>
-      <w:r>
-        <w:t xml:space="preserve"> 3.3 </w:t>
-      </w:r>
-      <w:r>
-        <w:rPr>
-          <w:rFonts w:hint="eastAsia"/>
-        </w:rPr>
-        <w:t xml:space="preserve">節。</w:t>
-      </w:r>
-    </w:p>
-    <w:bookmarkEnd w:id="87"/>
-    <w:bookmarkStart w:id="88" w:name="第二層特徵工程與資料前處理"/>
-    <w:p>
-      <w:pPr>
-        <w:pStyle w:val="Heading3"/>
-      </w:pPr>
-      <w:r>
-        <w:t xml:space="preserve">3.1.4 </w:t>
-      </w:r>
-      <w:r>
-        <w:rPr>
-          <w:rFonts w:hint="eastAsia"/>
-        </w:rPr>
-        <w:t xml:space="preserve">第二層：特徵工程與資料前處理</w:t>
-      </w:r>
-    </w:p>
-    <w:p>
-      <w:pPr>
-        <w:pStyle w:val="FirstParagraph"/>
-      </w:pPr>
-      <w:r>
-        <w:rPr>
-          <w:rFonts w:hint="eastAsia"/>
-        </w:rPr>
-        <w:t xml:space="preserve">此層將第一層之原始事件與欄位資料轉換為第三、四層可直接使用之訓練期特徵矩陣，是五層架構中承上啟下之樞紐——其產出品質直接決定分群（第三層）與推薦模型（第四層）之輸入可靠度。此層之方法論層級承諾——訓練期／測試期嚴格切分、標準化參數僅以訓練期資料鎖定——貫穿本研究架構第二至五層，為避免資料洩漏之核心設計原則；執行程序與方法論細節詳見</w:t>
-      </w:r>
-      <w:r>
-        <w:t xml:space="preserve"> 3.4 </w:t>
-      </w:r>
-      <w:r>
-        <w:rPr>
-          <w:rFonts w:hint="eastAsia"/>
-        </w:rPr>
-        <w:t xml:space="preserve">節。</w:t>
-      </w:r>
-    </w:p>
-    <w:bookmarkEnd w:id="88"/>
-    <w:bookmarkStart w:id="89" w:name="第三層投資人分群"/>
-    <w:p>
-      <w:pPr>
-        <w:pStyle w:val="Heading3"/>
-      </w:pPr>
-      <w:r>
-        <w:t xml:space="preserve">3.1.5 </w:t>
-      </w:r>
-      <w:r>
-        <w:rPr>
-          <w:rFonts w:hint="eastAsia"/>
-        </w:rPr>
-        <w:t xml:space="preserve">第三層：投資人分群</w:t>
-      </w:r>
-    </w:p>
-    <w:p>
-      <w:pPr>
-        <w:pStyle w:val="FirstParagraph"/>
-      </w:pPr>
-      <w:r>
-        <w:rPr>
-          <w:rFonts w:hint="eastAsia"/>
-        </w:rPr>
-        <w:t xml:space="preserve">以第二層產出之訓練期特徵矩陣為輸入，採用</w:t>
-      </w:r>
-      <w:r>
-        <w:t xml:space="preserve"> K-prototypes </w:t>
-      </w:r>
-      <w:r>
-        <w:rPr>
-          <w:rFonts w:hint="eastAsia"/>
-        </w:rPr>
-        <w:t xml:space="preserve">演算法進行投資人分群，同時處理連續型（RFM、年收入）、次序類別型（KYC</w:t>
-      </w:r>
-      <w:r>
-        <w:t xml:space="preserve"> </w:t>
-      </w:r>
-      <w:r>
-        <w:rPr>
-          <w:rFonts w:hint="eastAsia"/>
-        </w:rPr>
-        <w:t xml:space="preserve">風險等級、交易經驗）與無序類別型（職業、所得來源、裝置類型等）混合尺度特徵；K-means</w:t>
-      </w:r>
-      <w:r>
-        <w:t xml:space="preserve"> </w:t>
-      </w:r>
-      <w:r>
-        <w:rPr>
-          <w:rFonts w:hint="eastAsia"/>
-        </w:rPr>
-        <w:t xml:space="preserve">因無法原生處理類別型特徵，僅作為方法論對照而非正式比較對象。此層直接回應</w:t>
-      </w:r>
-      <w:r>
-        <w:t xml:space="preserve"> 1.2 </w:t>
-      </w:r>
-      <w:r>
-        <w:rPr>
-          <w:rFonts w:hint="eastAsia"/>
-        </w:rPr>
-        <w:t xml:space="preserve">節之</w:t>
-      </w:r>
-      <w:r>
-        <w:rPr>
-          <w:rFonts w:hint="eastAsia"/>
-          <w:b/>
-          <w:bCs/>
-        </w:rPr>
-        <w:t xml:space="preserve">研究問題</w:t>
-      </w:r>
-      <w:r>
-        <w:rPr>
-          <w:b/>
-          <w:bCs/>
-        </w:rPr>
-        <w:t xml:space="preserve"> </w:t>
-      </w:r>
-      <w:r>
-        <w:rPr>
-          <w:rFonts w:hint="eastAsia"/>
-          <w:b/>
-          <w:bCs/>
-        </w:rPr>
-        <w:t xml:space="preserve">RQ1（分群識別）</w:t>
-      </w:r>
-      <w:r>
-        <w:rPr>
-          <w:rFonts w:hint="eastAsia"/>
-        </w:rPr>
-        <w:t xml:space="preserve">，其產出（分群標籤）是第四層「分群輔助協同過濾」得以存在之前提，此依賴關係即</w:t>
-      </w:r>
-      <w:r>
-        <w:t xml:space="preserve"> 3.1.1 </w:t>
-      </w:r>
-      <w:r>
-        <w:rPr>
-          <w:rFonts w:hint="eastAsia"/>
-        </w:rPr>
-        <w:t xml:space="preserve">節「先分群、再推薦」設計理念之具體體現。演算法原理、最佳分群數選取方法與資料洩漏防範設計詳見</w:t>
-      </w:r>
-      <w:r>
-        <w:t xml:space="preserve"> 3.5 </w:t>
-      </w:r>
-      <w:r>
-        <w:rPr>
-          <w:rFonts w:hint="eastAsia"/>
-        </w:rPr>
-        <w:t xml:space="preserve">節。</w:t>
-      </w:r>
-    </w:p>
-    <w:bookmarkEnd w:id="89"/>
-    <w:bookmarkStart w:id="90" w:name="第四五層個人化推薦模型與評估"/>
-    <w:p>
-      <w:pPr>
-        <w:pStyle w:val="Heading3"/>
-      </w:pPr>
-      <w:r>
-        <w:t xml:space="preserve">3.1.6 </w:t>
-      </w:r>
-      <w:r>
-        <w:rPr>
-          <w:rFonts w:hint="eastAsia"/>
-        </w:rPr>
-        <w:t xml:space="preserve">第四、五層：個人化推薦模型與評估</w:t>
-      </w:r>
-    </w:p>
-    <w:p>
-      <w:pPr>
-        <w:pStyle w:val="FirstParagraph"/>
-      </w:pPr>
-      <w:r>
-        <w:rPr>
-          <w:rFonts w:hint="eastAsia"/>
-        </w:rPr>
-        <w:t xml:space="preserve">第四層以第二層特徵與第三層分群標籤為輸入，依</w:t>
-      </w:r>
-      <w:r>
-        <w:t xml:space="preserve"> 3.1.1 </w:t>
-      </w:r>
-      <w:r>
-        <w:rPr>
-          <w:rFonts w:hint="eastAsia"/>
-        </w:rPr>
-        <w:t xml:space="preserve">節之基準階梯理念，依序建置熱門推薦、內容導向推薦、協同過濾（ALS）、分群輔助協同過濾四種模型；第四種模型採候選集篩選（post-hoc</w:t>
-      </w:r>
-      <w:r>
-        <w:t xml:space="preserve"> </w:t>
-      </w:r>
-      <w:r>
-        <w:rPr>
-          <w:rFonts w:hint="eastAsia"/>
-        </w:rPr>
-        <w:t xml:space="preserve">filtering）之整合方式——ALS</w:t>
-      </w:r>
-      <w:r>
-        <w:t xml:space="preserve"> </w:t>
-      </w:r>
-      <w:r>
-        <w:rPr>
-          <w:rFonts w:hint="eastAsia"/>
-        </w:rPr>
-        <w:t xml:space="preserve">僅以訓練期全體使用者互動資料訓練一次，分群完全不影響潛在因子估計，僅於推論階段依分群結果縮小候選基金池，差異純粹來自候選範圍之限縮，而非模型依群體重新訓練，操作型定義詳見</w:t>
-      </w:r>
-      <w:r>
-        <w:t xml:space="preserve"> 3.6.5 </w:t>
-      </w:r>
-      <w:r>
-        <w:rPr>
-          <w:rFonts w:hint="eastAsia"/>
-        </w:rPr>
-        <w:t xml:space="preserve">節。第五層以第二層時間切分所留出之測試期資料為評估基礎，定義</w:t>
-      </w:r>
-      <w:r>
-        <w:t xml:space="preserve"> ground </w:t>
-      </w:r>
-      <w:r>
-        <w:rPr>
-          <w:rFonts w:hint="eastAsia"/>
-        </w:rPr>
-        <w:t xml:space="preserve">truth（測試期購買之新基金，排除既有持股之複購與定期定額續扣），並以</w:t>
-      </w:r>
-      <w:r>
-        <w:t xml:space="preserve"> </w:t>
-      </w:r>
-      <w:r>
-        <w:rPr>
-          <w:rFonts w:hint="eastAsia"/>
-        </w:rPr>
-        <w:t xml:space="preserve">Precision@K、Recall@K、MAP（NDCG@K</w:t>
-      </w:r>
-      <w:r>
-        <w:t xml:space="preserve"> </w:t>
-      </w:r>
-      <w:r>
-        <w:rPr>
-          <w:rFonts w:hint="eastAsia"/>
-        </w:rPr>
-        <w:t xml:space="preserve">為輔助指標）比較四種模型之成效：以配對統計檢定回應</w:t>
-      </w:r>
-      <w:r>
-        <w:rPr>
-          <w:rFonts w:hint="eastAsia"/>
-          <w:b/>
-          <w:bCs/>
-        </w:rPr>
-        <w:t xml:space="preserve">RQ2（推薦成效比較）</w:t>
-      </w:r>
-      <w:r>
-        <w:rPr>
-          <w:rFonts w:hint="eastAsia"/>
-        </w:rPr>
-        <w:t xml:space="preserve">——分群輔助</w:t>
-      </w:r>
-      <w:r>
-        <w:t xml:space="preserve"> CF </w:t>
-      </w:r>
-      <w:r>
-        <w:rPr>
-          <w:rFonts w:hint="eastAsia"/>
-        </w:rPr>
-        <w:t xml:space="preserve">相較其餘三種基準模型是否具統計上顯著之增量效果；以群體間比較回應</w:t>
-      </w:r>
-      <w:r>
-        <w:rPr>
-          <w:rFonts w:hint="eastAsia"/>
-          <w:b/>
-          <w:bCs/>
-        </w:rPr>
-        <w:t xml:space="preserve">RQ3（群體間差異）</w:t>
-      </w:r>
-      <w:r>
-        <w:rPr>
-          <w:rFonts w:hint="eastAsia"/>
-        </w:rPr>
-        <w:t xml:space="preserve">——此增量效果是否因投資人所屬群體而異。兩層之候選基金池定義、已持有基金排除邏輯、評估對象範圍界定與統計檢定設計詳見</w:t>
-      </w:r>
-      <w:r>
-        <w:t xml:space="preserve"> 3.6、3.7 </w:t>
-      </w:r>
-      <w:r>
-        <w:rPr>
-          <w:rFonts w:hint="eastAsia"/>
-        </w:rPr>
-        <w:t xml:space="preserve">節。</w:t>
-      </w:r>
-    </w:p>
-    <w:bookmarkEnd w:id="90"/>
-    <w:bookmarkStart w:id="91" w:name="貫穿五層之方法論層級承諾"/>
-    <w:p>
-      <w:pPr>
-        <w:pStyle w:val="Heading3"/>
-      </w:pPr>
-      <w:r>
-        <w:t xml:space="preserve">3.1.7 </w:t>
-      </w:r>
-      <w:r>
-        <w:rPr>
-          <w:rFonts w:hint="eastAsia"/>
-        </w:rPr>
-        <w:t xml:space="preserve">貫穿五層之方法論層級承諾</w:t>
-      </w:r>
-    </w:p>
-    <w:p>
-      <w:pPr>
-        <w:pStyle w:val="FirstParagraph"/>
-      </w:pPr>
-      <w:r>
-        <w:rPr>
-          <w:rFonts w:hint="eastAsia"/>
-        </w:rPr>
-        <w:t xml:space="preserve">以下原則貫穿本研究架構第二至五層，為方法論層級承諾，不因實際資料結果而調整：(1)</w:t>
-      </w:r>
-      <w:r>
-        <w:t xml:space="preserve"> </w:t>
-      </w:r>
-      <w:r>
-        <w:rPr>
-          <w:rFonts w:hint="eastAsia"/>
-          <w:b/>
-          <w:bCs/>
-        </w:rPr>
-        <w:t xml:space="preserve">時間切分與資料洩漏防範</w:t>
-      </w:r>
-      <w:r>
-        <w:rPr>
-          <w:rFonts w:hint="eastAsia"/>
-        </w:rPr>
-        <w:t xml:space="preserve">——分群特徵、標準化參數、識別碼對照表均僅以訓練期資料計算或建立，測試期資料僅用於推薦模型評估階段；(2)</w:t>
-      </w:r>
-      <w:r>
-        <w:t xml:space="preserve"> </w:t>
-      </w:r>
-      <w:r>
-        <w:rPr>
-          <w:b/>
-          <w:bCs/>
-        </w:rPr>
-        <w:t xml:space="preserve">user_id </w:t>
-      </w:r>
-      <w:r>
-        <w:rPr>
-          <w:rFonts w:hint="eastAsia"/>
-          <w:b/>
-          <w:bCs/>
-        </w:rPr>
-        <w:t xml:space="preserve">作為串接鍵值</w:t>
-      </w:r>
-      <w:r>
-        <w:rPr>
-          <w:rFonts w:hint="eastAsia"/>
-        </w:rPr>
-        <w:t xml:space="preserve">——三類原始資料以</w:t>
-      </w:r>
-      <w:r>
-        <w:t xml:space="preserve"> </w:t>
-      </w:r>
-      <w:r>
-        <w:rPr>
-          <w:rStyle w:val="VerbatimChar"/>
-        </w:rPr>
-        <w:t xml:space="preserve">user_id</w:t>
-      </w:r>
-      <w:r>
-        <w:t xml:space="preserve"> </w:t>
-      </w:r>
-      <w:r>
-        <w:rPr>
-          <w:rFonts w:hint="eastAsia"/>
-        </w:rPr>
-        <w:t xml:space="preserve">於使用者層級合併，作為分群與推薦模型之共同分析單位；(3)</w:t>
-      </w:r>
-      <w:r>
-        <w:t xml:space="preserve"> </w:t>
-      </w:r>
-      <w:r>
-        <w:rPr>
-          <w:b/>
-          <w:bCs/>
-        </w:rPr>
-        <w:t xml:space="preserve">K-prototypes </w:t>
-      </w:r>
-      <w:r>
-        <w:rPr>
-          <w:rFonts w:hint="eastAsia"/>
-          <w:b/>
-          <w:bCs/>
-        </w:rPr>
-        <w:t xml:space="preserve">為正式分群方法、K-means</w:t>
-      </w:r>
-      <w:r>
-        <w:rPr>
-          <w:b/>
-          <w:bCs/>
-        </w:rPr>
-        <w:t xml:space="preserve"> </w:t>
-      </w:r>
-      <w:r>
-        <w:rPr>
-          <w:rFonts w:hint="eastAsia"/>
-          <w:b/>
-          <w:bCs/>
-        </w:rPr>
-        <w:t xml:space="preserve">僅作方法論對照</w:t>
-      </w:r>
-      <w:r>
-        <w:rPr>
-          <w:rFonts w:hint="eastAsia"/>
-        </w:rPr>
-        <w:t xml:space="preserve">——因應候選特徵包含無序類別型變數之技術必要性；(4)</w:t>
-      </w:r>
-      <w:r>
-        <w:t xml:space="preserve"> </w:t>
-      </w:r>
-      <w:r>
-        <w:rPr>
-          <w:rFonts w:hint="eastAsia"/>
-          <w:b/>
-          <w:bCs/>
-        </w:rPr>
-        <w:t xml:space="preserve">「新基金探索」任務界定</w:t>
-      </w:r>
-      <w:r>
-        <w:rPr>
-          <w:rFonts w:hint="eastAsia"/>
-        </w:rPr>
-        <w:t xml:space="preserve">——第四層候選基金池與第五層</w:t>
-      </w:r>
-      <w:r>
-        <w:t xml:space="preserve"> ground truth </w:t>
-      </w:r>
-      <w:r>
-        <w:rPr>
-          <w:rFonts w:hint="eastAsia"/>
-        </w:rPr>
-        <w:t xml:space="preserve">一律排除訓練期已持有基金，本研究之推薦任務聚焦於「使用者尚未接觸過之新基金」，而非既有持股之複購或定期定額續扣預測；此界定同時約束</w:t>
-      </w:r>
-      <w:r>
-        <w:t xml:space="preserve"> 3.6、3.7 </w:t>
-      </w:r>
-      <w:r>
-        <w:rPr>
-          <w:rFonts w:hint="eastAsia"/>
-        </w:rPr>
-        <w:t xml:space="preserve">兩節，直接決定第四章各項指標數字之解讀方式（例如「命中」恆指命中一檔新基金），並連帶決定第五章關於複購行為之研究限制陳述，詳見</w:t>
-      </w:r>
-      <w:r>
-        <w:t xml:space="preserve"> 3.6.1 </w:t>
-      </w:r>
-      <w:r>
-        <w:rPr>
-          <w:rFonts w:hint="eastAsia"/>
-        </w:rPr>
-        <w:t xml:space="preserve">節「候選基金池之統一規則」。實際分群數、群體命名、γ</w:t>
-      </w:r>
-      <w:r>
-        <w:t xml:space="preserve"> </w:t>
-      </w:r>
-      <w:r>
-        <w:rPr>
-          <w:rFonts w:hint="eastAsia"/>
-        </w:rPr>
-        <w:t xml:space="preserve">權重具體數值、各推薦模型之超參數，則須待取得完整期間實際資料後於第四章確認。</w:t>
-      </w:r>
-    </w:p>
-    <w:bookmarkEnd w:id="91"/>
-    <w:bookmarkEnd w:id="92"/>
-    <w:bookmarkStart w:id="99" w:name="研究流程說明"/>
-    <w:p>
-      <w:pPr>
-        <w:pStyle w:val="Heading2"/>
-      </w:pPr>
-      <w:r>
-        <w:t xml:space="preserve">3.2 </w:t>
-      </w:r>
-      <w:r>
-        <w:rPr>
-          <w:rFonts w:hint="eastAsia"/>
-        </w:rPr>
-        <w:t xml:space="preserve">研究流程說明</w:t>
-      </w:r>
-    </w:p>
-    <w:p>
-      <w:pPr>
-        <w:pStyle w:val="FirstParagraph"/>
-      </w:pPr>
-      <w:r>
-        <w:rPr>
-          <w:rFonts w:hint="eastAsia"/>
-        </w:rPr>
-        <w:t xml:space="preserve">本研究方法論流程共分六個步驟，對應</w:t>
-      </w:r>
-      <w:r>
-        <w:t xml:space="preserve"> 3.1 </w:t>
-      </w:r>
-      <w:r>
-        <w:rPr>
-          <w:rFonts w:hint="eastAsia"/>
-        </w:rPr>
-        <w:t xml:space="preserve">節五層研究架構之實際執行順序。</w:t>
-      </w:r>
-      <w:r>
-        <w:rPr>
-          <w:rFonts w:hint="eastAsia"/>
-          <w:b/>
-          <w:bCs/>
-        </w:rPr>
-        <w:t xml:space="preserve">與</w:t>
-      </w:r>
-      <w:r>
-        <w:rPr>
-          <w:b/>
-          <w:bCs/>
-        </w:rPr>
-        <w:t xml:space="preserve"> 3.1 </w:t>
-      </w:r>
-      <w:r>
-        <w:rPr>
-          <w:rFonts w:hint="eastAsia"/>
-          <w:b/>
-          <w:bCs/>
-        </w:rPr>
-        <w:t xml:space="preserve">節之靜態結構不同，本節之重點在於執行順序、每一步驟結束時之產出檢核點，以及檢核未通過時之回頭調整路徑</w:t>
-      </w:r>
-      <w:r>
-        <w:rPr>
-          <w:rFonts w:hint="eastAsia"/>
-        </w:rPr>
-        <w:t xml:space="preserve">——方法論規劃並非保證一次線性執行即可成功，以下流程圖以虛線標示可能之回饋迴圈：</w:t>
-      </w:r>
-    </w:p>
-    <w:p>
-      <w:pPr>
-        <w:pStyle w:val="SourceCode"/>
-      </w:pPr>
-      <w:r>
-        <w:rPr>
-          <w:rStyle w:val="VerbatimChar"/>
-          <w:rFonts w:hint="eastAsia"/>
-        </w:rPr>
-        <w:t xml:space="preserve">步驟</w:t>
-      </w:r>
-      <w:r>
-        <w:rPr>
-          <w:rStyle w:val="VerbatimChar"/>
-        </w:rPr>
-        <w:t xml:space="preserve"> </w:t>
-      </w:r>
-      <w:r>
-        <w:rPr>
-          <w:rStyle w:val="VerbatimChar"/>
-          <w:rFonts w:hint="eastAsia"/>
-        </w:rPr>
-        <w:t xml:space="preserve">1：資料蒐集與整合規劃</w:t>
-      </w:r>
-      <w:r>
-        <w:rPr>
-          <w:rStyle w:val="VerbatimChar"/>
-        </w:rPr>
-        <w:t xml:space="preserve"> ──────────── 3.3 </w:t>
-      </w:r>
-      <w:r>
-        <w:rPr>
-          <w:rStyle w:val="VerbatimChar"/>
-          <w:rFonts w:hint="eastAsia"/>
-        </w:rPr>
-        <w:t xml:space="preserve">節</w:t>
-      </w:r>
-      <w:r>
-        <w:br/>
-      </w:r>
-      <w:r>
-        <w:rPr>
-          <w:rStyle w:val="VerbatimChar"/>
-        </w:rPr>
-        <w:t xml:space="preserve">   │</w:t>
-      </w:r>
-      <w:r>
-        <w:br/>
-      </w:r>
-      <w:r>
-        <w:rPr>
-          <w:rStyle w:val="VerbatimChar"/>
-        </w:rPr>
-        <w:t xml:space="preserve">   ▼</w:t>
-      </w:r>
-      <w:r>
-        <w:br/>
-      </w:r>
-      <w:r>
-        <w:rPr>
-          <w:rStyle w:val="VerbatimChar"/>
-          <w:rFonts w:hint="eastAsia"/>
-        </w:rPr>
-        <w:t xml:space="preserve">步驟</w:t>
-      </w:r>
-      <w:r>
-        <w:rPr>
-          <w:rStyle w:val="VerbatimChar"/>
-        </w:rPr>
-        <w:t xml:space="preserve"> </w:t>
-      </w:r>
-      <w:r>
-        <w:rPr>
-          <w:rStyle w:val="VerbatimChar"/>
-          <w:rFonts w:hint="eastAsia"/>
-        </w:rPr>
-        <w:t xml:space="preserve">2：資料前處理與特徵工程</w:t>
-      </w:r>
-      <w:r>
-        <w:rPr>
-          <w:rStyle w:val="VerbatimChar"/>
-        </w:rPr>
-        <w:t xml:space="preserve"> ────────── 3.4 </w:t>
-      </w:r>
-      <w:r>
-        <w:rPr>
-          <w:rStyle w:val="VerbatimChar"/>
-          <w:rFonts w:hint="eastAsia"/>
-        </w:rPr>
-        <w:t xml:space="preserve">節</w:t>
-      </w:r>
-      <w:r>
-        <w:br/>
-      </w:r>
-      <w:r>
-        <w:rPr>
-          <w:rStyle w:val="VerbatimChar"/>
-        </w:rPr>
-        <w:t xml:space="preserve">   │      </w:t>
-      </w:r>
-      <w:r>
-        <w:rPr>
-          <w:rStyle w:val="VerbatimChar"/>
-          <w:rFonts w:hint="eastAsia"/>
-        </w:rPr>
-        <w:t xml:space="preserve">（含識別碼歸戶、缺值處理、RFM／行為特徵計算、標準化）</w:t>
-      </w:r>
-      <w:r>
-        <w:br/>
-      </w:r>
-      <w:r>
-        <w:rPr>
-          <w:rStyle w:val="VerbatimChar"/>
-        </w:rPr>
-        <w:t xml:space="preserve">   │      ▼ </w:t>
-      </w:r>
-      <w:r>
-        <w:rPr>
-          <w:rStyle w:val="VerbatimChar"/>
-          <w:rFonts w:hint="eastAsia"/>
-        </w:rPr>
-        <w:t xml:space="preserve">依訓練期／測試期切分</w:t>
-      </w:r>
-      <w:r>
-        <w:br/>
-      </w:r>
-      <w:r>
-        <w:rPr>
-          <w:rStyle w:val="VerbatimChar"/>
-        </w:rPr>
-        <w:t xml:space="preserve">   │      </w:t>
-      </w:r>
-      <w:r>
-        <w:rPr>
-          <w:rStyle w:val="VerbatimChar"/>
-          <w:rFonts w:hint="eastAsia"/>
-        </w:rPr>
-        <w:t xml:space="preserve">【檢核點</w:t>
-      </w:r>
-      <w:r>
-        <w:rPr>
-          <w:rStyle w:val="VerbatimChar"/>
-        </w:rPr>
-        <w:t xml:space="preserve"> </w:t>
-      </w:r>
-      <w:r>
-        <w:rPr>
-          <w:rStyle w:val="VerbatimChar"/>
-          <w:rFonts w:hint="eastAsia"/>
-        </w:rPr>
-        <w:t xml:space="preserve">A：歸戶率、缺值比例是否落於合理範圍？】</w:t>
-      </w:r>
-      <w:r>
-        <w:br/>
-      </w:r>
-      <w:r>
-        <w:rPr>
-          <w:rStyle w:val="VerbatimChar"/>
-        </w:rPr>
-        <w:t xml:space="preserve">   │      ⇢ </w:t>
-      </w:r>
-      <w:r>
-        <w:rPr>
-          <w:rStyle w:val="VerbatimChar"/>
-          <w:rFonts w:hint="eastAsia"/>
-        </w:rPr>
-        <w:t xml:space="preserve">不通過</w:t>
-      </w:r>
-      <w:r>
-        <w:rPr>
-          <w:rStyle w:val="VerbatimChar"/>
-        </w:rPr>
-        <w:t xml:space="preserve"> ⇢ </w:t>
-      </w:r>
-      <w:r>
-        <w:rPr>
-          <w:rStyle w:val="VerbatimChar"/>
-          <w:rFonts w:hint="eastAsia"/>
-        </w:rPr>
-        <w:t xml:space="preserve">回頭調整步驟一之欄位取得範圍或步驟二之處理規則</w:t>
-      </w:r>
-      <w:r>
-        <w:br/>
-      </w:r>
-      <w:r>
-        <w:rPr>
-          <w:rStyle w:val="VerbatimChar"/>
-        </w:rPr>
-        <w:t xml:space="preserve">   │</w:t>
-      </w:r>
-      <w:r>
-        <w:br/>
-      </w:r>
-      <w:r>
-        <w:rPr>
-          <w:rStyle w:val="VerbatimChar"/>
-        </w:rPr>
-        <w:t xml:space="preserve">   ├──────────────────────┐</w:t>
-      </w:r>
-      <w:r>
-        <w:br/>
-      </w:r>
-      <w:r>
-        <w:rPr>
-          <w:rStyle w:val="VerbatimChar"/>
-        </w:rPr>
-        <w:t xml:space="preserve">   ▼                       │</w:t>
-      </w:r>
-      <w:r>
-        <w:br/>
-      </w:r>
-      <w:r>
-        <w:rPr>
-          <w:rStyle w:val="VerbatimChar"/>
-          <w:rFonts w:hint="eastAsia"/>
-        </w:rPr>
-        <w:t xml:space="preserve">步驟</w:t>
-      </w:r>
-      <w:r>
-        <w:rPr>
-          <w:rStyle w:val="VerbatimChar"/>
-        </w:rPr>
-        <w:t xml:space="preserve"> </w:t>
-      </w:r>
-      <w:r>
-        <w:rPr>
-          <w:rStyle w:val="VerbatimChar"/>
-          <w:rFonts w:hint="eastAsia"/>
-        </w:rPr>
-        <w:t xml:space="preserve">3：投資人分群</w:t>
-      </w:r>
-      <w:r>
-        <w:rPr>
-          <w:rStyle w:val="VerbatimChar"/>
-        </w:rPr>
-        <w:t xml:space="preserve"> ── 3.5 </w:t>
-      </w:r>
-      <w:r>
-        <w:rPr>
-          <w:rStyle w:val="VerbatimChar"/>
-          <w:rFonts w:hint="eastAsia"/>
-        </w:rPr>
-        <w:t xml:space="preserve">節</w:t>
-      </w:r>
-      <w:r>
-        <w:rPr>
-          <w:rStyle w:val="VerbatimChar"/>
-        </w:rPr>
-        <w:t xml:space="preserve">          </w:t>
-      </w:r>
-      <w:r>
-        <w:rPr>
-          <w:rStyle w:val="VerbatimChar"/>
-          <w:rFonts w:hint="eastAsia"/>
-        </w:rPr>
-        <w:t xml:space="preserve">│（測試期資料保留，</w:t>
-      </w:r>
-      <w:r>
-        <w:br/>
-      </w:r>
-      <w:r>
-        <w:rPr>
-          <w:rStyle w:val="VerbatimChar"/>
-        </w:rPr>
-        <w:t xml:space="preserve">   </w:t>
-      </w:r>
-      <w:r>
-        <w:rPr>
-          <w:rStyle w:val="VerbatimChar"/>
-          <w:rFonts w:hint="eastAsia"/>
-        </w:rPr>
-        <w:t xml:space="preserve">│（回應</w:t>
-      </w:r>
-      <w:r>
-        <w:rPr>
-          <w:rStyle w:val="VerbatimChar"/>
-        </w:rPr>
-        <w:t xml:space="preserve"> </w:t>
-      </w:r>
-      <w:r>
-        <w:rPr>
-          <w:rStyle w:val="VerbatimChar"/>
-          <w:rFonts w:hint="eastAsia"/>
-        </w:rPr>
-        <w:t xml:space="preserve">RQ1）</w:t>
-      </w:r>
-      <w:r>
-        <w:rPr>
-          <w:rStyle w:val="VerbatimChar"/>
-        </w:rPr>
-        <w:t xml:space="preserve">                       │ </w:t>
-      </w:r>
-      <w:r>
-        <w:rPr>
-          <w:rStyle w:val="VerbatimChar"/>
-          <w:rFonts w:hint="eastAsia"/>
-        </w:rPr>
-        <w:t xml:space="preserve">不進入步驟</w:t>
-      </w:r>
-      <w:r>
-        <w:rPr>
-          <w:rStyle w:val="VerbatimChar"/>
-        </w:rPr>
-        <w:t xml:space="preserve"> </w:t>
-      </w:r>
-      <w:r>
-        <w:rPr>
-          <w:rStyle w:val="VerbatimChar"/>
-          <w:rFonts w:hint="eastAsia"/>
-        </w:rPr>
-        <w:t xml:space="preserve">3–4）</w:t>
-      </w:r>
-      <w:r>
-        <w:br/>
-      </w:r>
-      <w:r>
-        <w:rPr>
-          <w:rStyle w:val="VerbatimChar"/>
-        </w:rPr>
-        <w:t xml:space="preserve">   </w:t>
-      </w:r>
-      <w:r>
-        <w:rPr>
-          <w:rStyle w:val="VerbatimChar"/>
-          <w:rFonts w:hint="eastAsia"/>
-        </w:rPr>
-        <w:t xml:space="preserve">│【檢核點</w:t>
-      </w:r>
-      <w:r>
-        <w:rPr>
-          <w:rStyle w:val="VerbatimChar"/>
-        </w:rPr>
-        <w:t xml:space="preserve"> </w:t>
-      </w:r>
-      <w:r>
-        <w:rPr>
-          <w:rStyle w:val="VerbatimChar"/>
-          <w:rFonts w:hint="eastAsia"/>
-        </w:rPr>
-        <w:t xml:space="preserve">B：分群品質指標（Silhouette</w:t>
-      </w:r>
-      <w:r>
-        <w:rPr>
-          <w:rStyle w:val="VerbatimChar"/>
-        </w:rPr>
-        <w:t xml:space="preserve"> </w:t>
-      </w:r>
-      <w:r>
-        <w:rPr>
-          <w:rStyle w:val="VerbatimChar"/>
-          <w:rFonts w:hint="eastAsia"/>
-        </w:rPr>
-        <w:t xml:space="preserve">等）是否可接受？】</w:t>
-      </w:r>
-      <w:r>
-        <w:br/>
-      </w:r>
-      <w:r>
-        <w:rPr>
-          <w:rStyle w:val="VerbatimChar"/>
-        </w:rPr>
-        <w:t xml:space="preserve">   │⇢ </w:t>
-      </w:r>
-      <w:r>
-        <w:rPr>
-          <w:rStyle w:val="VerbatimChar"/>
-          <w:rFonts w:hint="eastAsia"/>
-        </w:rPr>
-        <w:t xml:space="preserve">不通過</w:t>
-      </w:r>
-      <w:r>
-        <w:rPr>
-          <w:rStyle w:val="VerbatimChar"/>
-        </w:rPr>
-        <w:t xml:space="preserve"> ⇢ </w:t>
-      </w:r>
-      <w:r>
-        <w:rPr>
-          <w:rStyle w:val="VerbatimChar"/>
-          <w:rFonts w:hint="eastAsia"/>
-        </w:rPr>
-        <w:t xml:space="preserve">回頭調整步驟二之特徵組合或標準化方式，重新分群</w:t>
-      </w:r>
-      <w:r>
-        <w:br/>
-      </w:r>
-      <w:r>
-        <w:rPr>
-          <w:rStyle w:val="VerbatimChar"/>
-        </w:rPr>
-        <w:t xml:space="preserve">   ▼                                   │</w:t>
-      </w:r>
-      <w:r>
-        <w:br/>
-      </w:r>
-      <w:r>
-        <w:rPr>
-          <w:rStyle w:val="VerbatimChar"/>
-          <w:rFonts w:hint="eastAsia"/>
-        </w:rPr>
-        <w:t xml:space="preserve">步驟</w:t>
-      </w:r>
-      <w:r>
-        <w:rPr>
-          <w:rStyle w:val="VerbatimChar"/>
-        </w:rPr>
-        <w:t xml:space="preserve"> </w:t>
-      </w:r>
-      <w:r>
-        <w:rPr>
-          <w:rStyle w:val="VerbatimChar"/>
-          <w:rFonts w:hint="eastAsia"/>
-        </w:rPr>
-        <w:t xml:space="preserve">4：個人化推薦模型建置</w:t>
-      </w:r>
-      <w:r>
-        <w:rPr>
-          <w:rStyle w:val="VerbatimChar"/>
-        </w:rPr>
-        <w:t xml:space="preserve"> ── 3.6 </w:t>
-      </w:r>
-      <w:r>
-        <w:rPr>
-          <w:rStyle w:val="VerbatimChar"/>
-          <w:rFonts w:hint="eastAsia"/>
-        </w:rPr>
-        <w:t xml:space="preserve">節</w:t>
-      </w:r>
-      <w:r>
-        <w:rPr>
-          <w:rStyle w:val="VerbatimChar"/>
-        </w:rPr>
-        <w:t xml:space="preserve">  │</w:t>
-      </w:r>
-      <w:r>
-        <w:br/>
-      </w:r>
-      <w:r>
-        <w:rPr>
-          <w:rStyle w:val="VerbatimChar"/>
-        </w:rPr>
-        <w:t xml:space="preserve">   </w:t>
-      </w:r>
-      <w:r>
-        <w:rPr>
-          <w:rStyle w:val="VerbatimChar"/>
-          <w:rFonts w:hint="eastAsia"/>
-        </w:rPr>
-        <w:t xml:space="preserve">│（以訓練期資料訓練四種模型）</w:t>
-      </w:r>
-      <w:r>
-        <w:rPr>
-          <w:rStyle w:val="VerbatimChar"/>
-        </w:rPr>
-        <w:t xml:space="preserve">       │</w:t>
-      </w:r>
-      <w:r>
-        <w:br/>
-      </w:r>
-      <w:r>
-        <w:rPr>
-          <w:rStyle w:val="VerbatimChar"/>
-        </w:rPr>
-        <w:t xml:space="preserve">   </w:t>
-      </w:r>
-      <w:r>
-        <w:rPr>
-          <w:rStyle w:val="VerbatimChar"/>
-          <w:rFonts w:hint="eastAsia"/>
-        </w:rPr>
-        <w:t xml:space="preserve">│【檢核點</w:t>
-      </w:r>
-      <w:r>
-        <w:rPr>
-          <w:rStyle w:val="VerbatimChar"/>
-        </w:rPr>
-        <w:t xml:space="preserve"> </w:t>
-      </w:r>
-      <w:r>
-        <w:rPr>
-          <w:rStyle w:val="VerbatimChar"/>
-          <w:rFonts w:hint="eastAsia"/>
-        </w:rPr>
-        <w:t xml:space="preserve">C：分群輔助</w:t>
-      </w:r>
-      <w:r>
-        <w:rPr>
-          <w:rStyle w:val="VerbatimChar"/>
-        </w:rPr>
-        <w:t xml:space="preserve"> CF </w:t>
-      </w:r>
-      <w:r>
-        <w:rPr>
-          <w:rStyle w:val="VerbatimChar"/>
-          <w:rFonts w:hint="eastAsia"/>
-        </w:rPr>
-        <w:t xml:space="preserve">候選池是否過度稀疏（同群成員購買基金過少）？】</w:t>
-      </w:r>
-      <w:r>
-        <w:br/>
-      </w:r>
-      <w:r>
-        <w:rPr>
-          <w:rStyle w:val="VerbatimChar"/>
-        </w:rPr>
-        <w:t xml:space="preserve">   │⇢ </w:t>
-      </w:r>
-      <w:r>
-        <w:rPr>
-          <w:rStyle w:val="VerbatimChar"/>
-          <w:rFonts w:hint="eastAsia"/>
-        </w:rPr>
-        <w:t xml:space="preserve">不通過</w:t>
-      </w:r>
-      <w:r>
-        <w:rPr>
-          <w:rStyle w:val="VerbatimChar"/>
-        </w:rPr>
-        <w:t xml:space="preserve"> ⇢ </w:t>
-      </w:r>
-      <w:r>
-        <w:rPr>
-          <w:rStyle w:val="VerbatimChar"/>
-          <w:rFonts w:hint="eastAsia"/>
-        </w:rPr>
-        <w:t xml:space="preserve">回頭調整步驟三之分群數，或放寬候選集篩選門檻（同群定義）</w:t>
-      </w:r>
-      <w:r>
-        <w:br/>
-      </w:r>
-      <w:r>
-        <w:rPr>
-          <w:rStyle w:val="VerbatimChar"/>
-        </w:rPr>
-        <w:t xml:space="preserve">   ▼                                   ▼</w:t>
-      </w:r>
-      <w:r>
-        <w:br/>
-      </w:r>
-      <w:r>
-        <w:rPr>
-          <w:rStyle w:val="VerbatimChar"/>
-          <w:rFonts w:hint="eastAsia"/>
-        </w:rPr>
-        <w:t xml:space="preserve">步驟</w:t>
-      </w:r>
-      <w:r>
-        <w:rPr>
-          <w:rStyle w:val="VerbatimChar"/>
-        </w:rPr>
-        <w:t xml:space="preserve"> </w:t>
-      </w:r>
-      <w:r>
-        <w:rPr>
-          <w:rStyle w:val="VerbatimChar"/>
-          <w:rFonts w:hint="eastAsia"/>
-        </w:rPr>
-        <w:t xml:space="preserve">5：模型評估與比較</w:t>
-      </w:r>
-      <w:r>
-        <w:rPr>
-          <w:rStyle w:val="VerbatimChar"/>
-        </w:rPr>
-        <w:t xml:space="preserve"> ─────────────── 3.7 </w:t>
-      </w:r>
-      <w:r>
-        <w:rPr>
-          <w:rStyle w:val="VerbatimChar"/>
-          <w:rFonts w:hint="eastAsia"/>
-        </w:rPr>
-        <w:t xml:space="preserve">節</w:t>
-      </w:r>
-      <w:r>
-        <w:br/>
-      </w:r>
-      <w:r>
-        <w:rPr>
-          <w:rStyle w:val="VerbatimChar"/>
-        </w:rPr>
-        <w:t xml:space="preserve">   </w:t>
-      </w:r>
-      <w:r>
-        <w:rPr>
-          <w:rStyle w:val="VerbatimChar"/>
-          <w:rFonts w:hint="eastAsia"/>
-        </w:rPr>
-        <w:t xml:space="preserve">│（以測試期資料評估，回應</w:t>
-      </w:r>
-      <w:r>
-        <w:rPr>
-          <w:rStyle w:val="VerbatimChar"/>
-        </w:rPr>
-        <w:t xml:space="preserve"> </w:t>
-      </w:r>
-      <w:r>
-        <w:rPr>
-          <w:rStyle w:val="VerbatimChar"/>
-          <w:rFonts w:hint="eastAsia"/>
-        </w:rPr>
-        <w:t xml:space="preserve">RQ2、RQ3）</w:t>
-      </w:r>
-      <w:r>
-        <w:br/>
-      </w:r>
-      <w:r>
-        <w:rPr>
-          <w:rStyle w:val="VerbatimChar"/>
-        </w:rPr>
-        <w:t xml:space="preserve">   </w:t>
-      </w:r>
-      <w:r>
-        <w:rPr>
-          <w:rStyle w:val="VerbatimChar"/>
-          <w:rFonts w:hint="eastAsia"/>
-        </w:rPr>
-        <w:t xml:space="preserve">│【檢核點</w:t>
-      </w:r>
-      <w:r>
-        <w:rPr>
-          <w:rStyle w:val="VerbatimChar"/>
-        </w:rPr>
-        <w:t xml:space="preserve"> </w:t>
-      </w:r>
-      <w:r>
-        <w:rPr>
-          <w:rStyle w:val="VerbatimChar"/>
-          <w:rFonts w:hint="eastAsia"/>
-        </w:rPr>
-        <w:t xml:space="preserve">D：四模型指標是否均能計算（如</w:t>
-      </w:r>
-      <w:r>
-        <w:rPr>
-          <w:rStyle w:val="VerbatimChar"/>
-        </w:rPr>
-        <w:t xml:space="preserve"> Recall </w:t>
-      </w:r>
-      <w:r>
-        <w:rPr>
-          <w:rStyle w:val="VerbatimChar"/>
-          <w:rFonts w:hint="eastAsia"/>
-        </w:rPr>
-        <w:t xml:space="preserve">分母非零）？】</w:t>
-      </w:r>
-      <w:r>
-        <w:br/>
-      </w:r>
-      <w:r>
-        <w:rPr>
-          <w:rStyle w:val="VerbatimChar"/>
-        </w:rPr>
-        <w:t xml:space="preserve">   │⇢ </w:t>
-      </w:r>
-      <w:r>
-        <w:rPr>
-          <w:rStyle w:val="VerbatimChar"/>
-          <w:rFonts w:hint="eastAsia"/>
-        </w:rPr>
-        <w:t xml:space="preserve">不通過</w:t>
-      </w:r>
-      <w:r>
-        <w:rPr>
-          <w:rStyle w:val="VerbatimChar"/>
-        </w:rPr>
-        <w:t xml:space="preserve"> ⇢ </w:t>
-      </w:r>
-      <w:r>
-        <w:rPr>
-          <w:rStyle w:val="VerbatimChar"/>
-          <w:rFonts w:hint="eastAsia"/>
-        </w:rPr>
-        <w:t xml:space="preserve">回頭檢視</w:t>
-      </w:r>
-      <w:r>
-        <w:rPr>
-          <w:rStyle w:val="VerbatimChar"/>
-        </w:rPr>
-        <w:t xml:space="preserve"> 3.7.1 </w:t>
-      </w:r>
-      <w:r>
-        <w:rPr>
-          <w:rStyle w:val="VerbatimChar"/>
-          <w:rFonts w:hint="eastAsia"/>
-        </w:rPr>
-        <w:t xml:space="preserve">節三層條件於步驟二之落實情況</w:t>
-      </w:r>
-      <w:r>
-        <w:br/>
-      </w:r>
-      <w:r>
-        <w:rPr>
-          <w:rStyle w:val="VerbatimChar"/>
-        </w:rPr>
-        <w:t xml:space="preserve">   ▼</w:t>
-      </w:r>
-      <w:r>
-        <w:br/>
-      </w:r>
-      <w:r>
-        <w:rPr>
-          <w:rStyle w:val="VerbatimChar"/>
-          <w:rFonts w:hint="eastAsia"/>
-        </w:rPr>
-        <w:t xml:space="preserve">步驟</w:t>
-      </w:r>
-      <w:r>
-        <w:rPr>
-          <w:rStyle w:val="VerbatimChar"/>
-        </w:rPr>
-        <w:t xml:space="preserve"> </w:t>
-      </w:r>
-      <w:r>
-        <w:rPr>
-          <w:rStyle w:val="VerbatimChar"/>
-          <w:rFonts w:hint="eastAsia"/>
-        </w:rPr>
-        <w:t xml:space="preserve">6：結果整合與應用建議</w:t>
-      </w:r>
-      <w:r>
-        <w:rPr>
-          <w:rStyle w:val="VerbatimChar"/>
-        </w:rPr>
-        <w:t xml:space="preserve"> ── </w:t>
-      </w:r>
-      <w:r>
-        <w:rPr>
-          <w:rStyle w:val="VerbatimChar"/>
-          <w:rFonts w:hint="eastAsia"/>
-        </w:rPr>
-        <w:t xml:space="preserve">呼應第四、五章</w:t>
-      </w:r>
-    </w:p>
-    <w:bookmarkStart w:id="93" w:name="步驟一資料蒐集與整合規劃"/>
-    <w:p>
-      <w:pPr>
-        <w:pStyle w:val="Heading3"/>
-      </w:pPr>
-      <w:r>
-        <w:t xml:space="preserve">3.2.1 </w:t>
-      </w:r>
-      <w:r>
-        <w:rPr>
-          <w:rFonts w:hint="eastAsia"/>
-        </w:rPr>
-        <w:t xml:space="preserve">步驟一：資料蒐集與整合規劃</w:t>
-      </w:r>
-    </w:p>
-    <w:p>
-      <w:pPr>
-        <w:pStyle w:val="FirstParagraph"/>
-      </w:pPr>
-      <w:r>
-        <w:rPr>
-          <w:rFonts w:hint="eastAsia"/>
-        </w:rPr>
-        <w:t xml:space="preserve">確認並整理三類資料來源之欄位範圍、資料期間與鑑別力分類，並規劃以</w:t>
-      </w:r>
-      <w:r>
-        <w:t xml:space="preserve"> </w:t>
-      </w:r>
-      <w:r>
-        <w:rPr>
-          <w:rStyle w:val="VerbatimChar"/>
-        </w:rPr>
-        <w:t xml:space="preserve">user_id</w:t>
-      </w:r>
-      <w:r>
-        <w:t xml:space="preserve"> </w:t>
-      </w:r>
-      <w:r>
-        <w:rPr>
-          <w:rFonts w:hint="eastAsia"/>
-        </w:rPr>
-        <w:t xml:space="preserve">為共同鍵值之串接方式，同時建立資料倫理與脫敏原則，執行細節詳見</w:t>
-      </w:r>
-      <w:r>
-        <w:t xml:space="preserve"> 3.3 </w:t>
-      </w:r>
-      <w:r>
-        <w:rPr>
-          <w:rFonts w:hint="eastAsia"/>
-        </w:rPr>
-        <w:t xml:space="preserve">節。這些欄位確認之結果將影響步驟二之特徵計算範圍，若交易資料表確認含贖回紀錄或</w:t>
-      </w:r>
-      <w:r>
-        <w:t xml:space="preserve"> </w:t>
-      </w:r>
-      <w:r>
-        <w:rPr>
-          <w:rStyle w:val="VerbatimChar"/>
-        </w:rPr>
-        <w:t xml:space="preserve">content_group</w:t>
-      </w:r>
-      <w:r>
-        <w:t xml:space="preserve"> </w:t>
-      </w:r>
-      <w:r>
-        <w:rPr>
-          <w:rFonts w:hint="eastAsia"/>
-        </w:rPr>
-        <w:t xml:space="preserve">值域擴增，需回頭調整步驟二之對應規則。</w:t>
-      </w:r>
-    </w:p>
-    <w:bookmarkEnd w:id="93"/>
-    <w:bookmarkStart w:id="94" w:name="步驟二資料前處理與特徵工程"/>
-    <w:p>
-      <w:pPr>
-        <w:pStyle w:val="Heading3"/>
-      </w:pPr>
-      <w:r>
-        <w:t xml:space="preserve">3.2.2 </w:t>
-      </w:r>
-      <w:r>
-        <w:rPr>
-          <w:rFonts w:hint="eastAsia"/>
-        </w:rPr>
-        <w:t xml:space="preserve">步驟二：資料前處理與特徵工程</w:t>
-      </w:r>
-    </w:p>
-    <w:p>
-      <w:pPr>
-        <w:pStyle w:val="FirstParagraph"/>
-      </w:pPr>
-      <w:r>
-        <w:rPr>
-          <w:rFonts w:hint="eastAsia"/>
-        </w:rPr>
-        <w:t xml:space="preserve">依步驟一確認之欄位，執行識別碼歸戶（僅以訓練期登入事件建立對照表）、依欄位性質分三類之缺值處理、交易與行為</w:t>
-      </w:r>
-      <w:r>
-        <w:t xml:space="preserve"> RFM </w:t>
-      </w:r>
-      <w:r>
-        <w:rPr>
-          <w:rFonts w:hint="eastAsia"/>
-        </w:rPr>
-        <w:t xml:space="preserve">特徵計算、GA4</w:t>
-      </w:r>
-      <w:r>
-        <w:t xml:space="preserve"> </w:t>
-      </w:r>
-      <w:r>
-        <w:rPr>
-          <w:rFonts w:hint="eastAsia"/>
-        </w:rPr>
-        <w:t xml:space="preserve">篩選行為與交叉驗證特徵萃取，以及依下游用途分流之特徵標準化，程序細節詳見</w:t>
-      </w:r>
-      <w:r>
-        <w:t xml:space="preserve"> 3.4 </w:t>
-      </w:r>
-      <w:r>
-        <w:rPr>
-          <w:rFonts w:hint="eastAsia"/>
-        </w:rPr>
-        <w:t xml:space="preserve">節。</w:t>
-      </w:r>
-      <w:r>
-        <w:rPr>
-          <w:rFonts w:hint="eastAsia"/>
-          <w:b/>
-          <w:bCs/>
-        </w:rPr>
-        <w:t xml:space="preserve">本步驟同時執行訓練期／測試期之時間切分</w:t>
-      </w:r>
-      <w:r>
-        <w:rPr>
-          <w:rFonts w:hint="eastAsia"/>
-        </w:rPr>
-        <w:t xml:space="preserve">，此切分貫穿後續所有步驟，為本研究防範資料洩漏之核心設計。</w:t>
-      </w:r>
-    </w:p>
-    <w:p>
-      <w:pPr>
-        <w:pStyle w:val="BodyText"/>
-      </w:pPr>
-      <w:r>
-        <w:rPr>
-          <w:rFonts w:hint="eastAsia"/>
-          <w:b/>
-          <w:bCs/>
-        </w:rPr>
-        <w:t xml:space="preserve">產出檢核點</w:t>
-      </w:r>
-      <w:r>
-        <w:rPr>
-          <w:b/>
-          <w:bCs/>
-        </w:rPr>
-        <w:t xml:space="preserve"> </w:t>
-      </w:r>
-      <w:r>
-        <w:rPr>
-          <w:rFonts w:hint="eastAsia"/>
-          <w:b/>
-          <w:bCs/>
-        </w:rPr>
-        <w:t xml:space="preserve">A：</w:t>
-      </w:r>
-      <w:r>
-        <w:t xml:space="preserve"> </w:t>
-      </w:r>
-      <w:r>
-        <w:rPr>
-          <w:rFonts w:hint="eastAsia"/>
-        </w:rPr>
-        <w:t xml:space="preserve">本步驟結束時，須檢核識別碼歸戶率（訓練期有登入事件之使用者占比）與各欄位缺值比例是否落於合理範圍——若歸戶率過低，可歸戶進入分群與推薦模型之匿名行為樣本將大幅縮水，影響第三層分群特徵之代表性；若缺值比例超出</w:t>
-      </w:r>
-      <w:r>
-        <w:t xml:space="preserve"> 3.4.2 </w:t>
-      </w:r>
-      <w:r>
-        <w:rPr>
-          <w:rFonts w:hint="eastAsia"/>
-        </w:rPr>
-        <w:t xml:space="preserve">節規劃之填補門檻，需重新評估該欄位是否納入特徵集合。</w:t>
-      </w:r>
-      <w:r>
-        <w:rPr>
-          <w:rFonts w:hint="eastAsia"/>
-          <w:b/>
-          <w:bCs/>
-        </w:rPr>
-        <w:t xml:space="preserve">檢核未通過時，回頭調整步驟一之欄位取得範圍（例如延長資料蒐集期間以取得更多登入事件）或步驟二之處理規則（例如調整缺值填補門檻或排除該欄位）</w:t>
-      </w:r>
-      <w:r>
-        <w:rPr>
-          <w:rFonts w:hint="eastAsia"/>
-        </w:rPr>
-        <w:t xml:space="preserve">，而非逕行帶入品質不佳之特徵進入下一步驟。</w:t>
-      </w:r>
-    </w:p>
-    <w:bookmarkEnd w:id="94"/>
-    <w:bookmarkStart w:id="95" w:name="步驟三投資人分群"/>
-    <w:p>
-      <w:pPr>
-        <w:pStyle w:val="Heading3"/>
-      </w:pPr>
-      <w:r>
-        <w:t xml:space="preserve">3.2.3 </w:t>
-      </w:r>
-      <w:r>
-        <w:rPr>
-          <w:rFonts w:hint="eastAsia"/>
-        </w:rPr>
-        <w:t xml:space="preserve">步驟三：投資人分群</w:t>
-      </w:r>
-    </w:p>
-    <w:p>
-      <w:pPr>
-        <w:pStyle w:val="FirstParagraph"/>
-      </w:pPr>
-      <w:r>
-        <w:rPr>
-          <w:rFonts w:hint="eastAsia"/>
-        </w:rPr>
-        <w:t xml:space="preserve">以步驟二產出之訓練期特徵矩陣為輸入，執行</w:t>
-      </w:r>
-      <w:r>
-        <w:t xml:space="preserve"> K-prototypes </w:t>
-      </w:r>
-      <w:r>
-        <w:rPr>
-          <w:rFonts w:hint="eastAsia"/>
-        </w:rPr>
-        <w:t xml:space="preserve">分群，以</w:t>
-      </w:r>
-      <w:r>
-        <w:t xml:space="preserve"> Elbow、Silhouette </w:t>
-      </w:r>
-      <w:r>
-        <w:rPr>
-          <w:rFonts w:hint="eastAsia"/>
-        </w:rPr>
-        <w:t xml:space="preserve">等指標選定最佳分群數並為各群體賦予商業意義之命名，本步驟回應</w:t>
-      </w:r>
-      <w:r>
-        <w:rPr>
-          <w:rFonts w:hint="eastAsia"/>
-          <w:b/>
-          <w:bCs/>
-        </w:rPr>
-        <w:t xml:space="preserve">研究問題</w:t>
-      </w:r>
-      <w:r>
-        <w:rPr>
-          <w:b/>
-          <w:bCs/>
-        </w:rPr>
-        <w:t xml:space="preserve"> RQ1</w:t>
-      </w:r>
-      <w:r>
-        <w:rPr>
-          <w:rFonts w:hint="eastAsia"/>
-        </w:rPr>
-        <w:t xml:space="preserve">，執行細節詳見</w:t>
-      </w:r>
-      <w:r>
-        <w:t xml:space="preserve"> 3.5 </w:t>
-      </w:r>
-      <w:r>
-        <w:rPr>
-          <w:rFonts w:hint="eastAsia"/>
-        </w:rPr>
-        <w:t xml:space="preserve">節。</w:t>
-      </w:r>
-    </w:p>
-    <w:p>
-      <w:pPr>
-        <w:pStyle w:val="BodyText"/>
-      </w:pPr>
-      <w:r>
-        <w:rPr>
-          <w:rFonts w:hint="eastAsia"/>
-          <w:b/>
-          <w:bCs/>
-        </w:rPr>
-        <w:t xml:space="preserve">產出檢核點</w:t>
-      </w:r>
-      <w:r>
-        <w:rPr>
-          <w:b/>
-          <w:bCs/>
-        </w:rPr>
-        <w:t xml:space="preserve"> </w:t>
-      </w:r>
-      <w:r>
-        <w:rPr>
-          <w:rFonts w:hint="eastAsia"/>
-          <w:b/>
-          <w:bCs/>
-        </w:rPr>
-        <w:t xml:space="preserve">B：</w:t>
-      </w:r>
-      <w:r>
-        <w:t xml:space="preserve"> </w:t>
-      </w:r>
-      <w:r>
-        <w:rPr>
-          <w:rFonts w:hint="eastAsia"/>
-        </w:rPr>
-        <w:t xml:space="preserve">分群完成後，須檢核分群品質指標（依</w:t>
-      </w:r>
-      <w:r>
-        <w:t xml:space="preserve"> 3.5 </w:t>
-      </w:r>
-      <w:r>
-        <w:rPr>
-          <w:rFonts w:hint="eastAsia"/>
-        </w:rPr>
-        <w:t xml:space="preserve">節混合距離相容版本之</w:t>
-      </w:r>
-      <w:r>
-        <w:t xml:space="preserve"> Silhouette、Davies-Bouldin </w:t>
-      </w:r>
-      <w:r>
-        <w:rPr>
-          <w:rFonts w:hint="eastAsia"/>
-        </w:rPr>
-        <w:t xml:space="preserve">等）是否落於可接受範圍，並檢視各群體是否具備可解讀之商業意義（例如群體輪廓過於接近、無法區分）。</w:t>
-      </w:r>
-      <w:r>
-        <w:rPr>
-          <w:rFonts w:hint="eastAsia"/>
-          <w:b/>
-          <w:bCs/>
-        </w:rPr>
-        <w:t xml:space="preserve">檢核未通過時，回頭調整步驟二之特徵組合（如新增或移除特徵）或標準化方式（如重新評估</w:t>
-      </w:r>
-      <w:r>
-        <w:rPr>
-          <w:b/>
-          <w:bCs/>
-        </w:rPr>
-        <w:t xml:space="preserve"> γ </w:t>
-      </w:r>
-      <w:r>
-        <w:rPr>
-          <w:rFonts w:hint="eastAsia"/>
-          <w:b/>
-          <w:bCs/>
-        </w:rPr>
-        <w:t xml:space="preserve">權重），重新執行分群</w:t>
-      </w:r>
-      <w:r>
-        <w:rPr>
-          <w:rFonts w:hint="eastAsia"/>
-        </w:rPr>
-        <w:t xml:space="preserve">，而非強行採用品質不佳之分群結果進入步驟四——分群標籤之品質直接決定第四層「分群輔助協同過濾」候選集篩選之意義，品質不佳之分群將使</w:t>
-      </w:r>
-      <w:r>
-        <w:t xml:space="preserve"> RQ1 </w:t>
-      </w:r>
-      <w:r>
-        <w:rPr>
-          <w:rFonts w:hint="eastAsia"/>
-        </w:rPr>
-        <w:t xml:space="preserve">之回答本身缺乏說服力，也連帶弱化</w:t>
-      </w:r>
-      <w:r>
-        <w:t xml:space="preserve"> RQ2、RQ3 </w:t>
-      </w:r>
-      <w:r>
-        <w:rPr>
-          <w:rFonts w:hint="eastAsia"/>
-        </w:rPr>
-        <w:t xml:space="preserve">之解讀基礎。</w:t>
-      </w:r>
-    </w:p>
-    <w:bookmarkEnd w:id="95"/>
-    <w:bookmarkStart w:id="96" w:name="步驟四個人化推薦模型建置"/>
-    <w:p>
-      <w:pPr>
-        <w:pStyle w:val="Heading3"/>
-      </w:pPr>
-      <w:r>
-        <w:t xml:space="preserve">3.2.4 </w:t>
-      </w:r>
-      <w:r>
-        <w:rPr>
-          <w:rFonts w:hint="eastAsia"/>
-        </w:rPr>
-        <w:t xml:space="preserve">步驟四：個人化推薦模型建置</w:t>
-      </w:r>
-    </w:p>
-    <w:p>
-      <w:pPr>
-        <w:pStyle w:val="FirstParagraph"/>
-      </w:pPr>
-      <w:r>
-        <w:rPr>
-          <w:rFonts w:hint="eastAsia"/>
-        </w:rPr>
-        <w:t xml:space="preserve">以訓練期之「使用者</w:t>
-      </w:r>
-      <w:r>
-        <w:t xml:space="preserve"> × </w:t>
-      </w:r>
-      <w:r>
-        <w:rPr>
-          <w:rFonts w:hint="eastAsia"/>
-        </w:rPr>
-        <w:t xml:space="preserve">基金」互動資料與步驟三之分群標籤為輸入，依</w:t>
-      </w:r>
-      <w:r>
-        <w:t xml:space="preserve"> 3.1.1 </w:t>
-      </w:r>
-      <w:r>
-        <w:rPr>
-          <w:rFonts w:hint="eastAsia"/>
-        </w:rPr>
-        <w:t xml:space="preserve">節基準階梯之設計理念，依序建置熱門推薦、內容導向推薦、協同過濾（ALS）、分群輔助協同過濾四種模型，候選基金池統一排除訓練期已持有基金，執行細節詳見</w:t>
-      </w:r>
-      <w:r>
-        <w:t xml:space="preserve"> 3.6 </w:t>
-      </w:r>
-      <w:r>
-        <w:rPr>
-          <w:rFonts w:hint="eastAsia"/>
-        </w:rPr>
-        <w:t xml:space="preserve">節。</w:t>
-      </w:r>
-    </w:p>
-    <w:p>
-      <w:pPr>
-        <w:pStyle w:val="BodyText"/>
-      </w:pPr>
-      <w:r>
-        <w:rPr>
-          <w:rFonts w:hint="eastAsia"/>
-          <w:b/>
-          <w:bCs/>
-        </w:rPr>
-        <w:t xml:space="preserve">產出檢核點</w:t>
-      </w:r>
-      <w:r>
-        <w:rPr>
-          <w:b/>
-          <w:bCs/>
-        </w:rPr>
-        <w:t xml:space="preserve"> </w:t>
-      </w:r>
-      <w:r>
-        <w:rPr>
-          <w:rFonts w:hint="eastAsia"/>
-          <w:b/>
-          <w:bCs/>
-        </w:rPr>
-        <w:t xml:space="preserve">C：</w:t>
-      </w:r>
-      <w:r>
-        <w:t xml:space="preserve"> </w:t>
-      </w:r>
-      <w:r>
-        <w:rPr>
-          <w:rFonts w:hint="eastAsia"/>
-        </w:rPr>
-        <w:t xml:space="preserve">分群輔助</w:t>
-      </w:r>
-      <w:r>
-        <w:t xml:space="preserve"> CF </w:t>
-      </w:r>
-      <w:r>
-        <w:rPr>
-          <w:rFonts w:hint="eastAsia"/>
-        </w:rPr>
-        <w:t xml:space="preserve">建置後，須檢核候選集篩選後之候選基金池是否過度稀疏——即「使用者所屬群體其他成員曾購買、且使用者自身尚未購買」之基金集合若過小甚至為空集合，將使該使用者之推薦清單退化（Top-K</w:t>
-      </w:r>
-      <w:r>
-        <w:t xml:space="preserve"> </w:t>
-      </w:r>
-      <w:r>
-        <w:rPr>
-          <w:rFonts w:hint="eastAsia"/>
-        </w:rPr>
-        <w:t xml:space="preserve">不足額或需回退至全域候選池）。</w:t>
-      </w:r>
-      <w:r>
-        <w:rPr>
-          <w:rFonts w:hint="eastAsia"/>
-          <w:b/>
-          <w:bCs/>
-        </w:rPr>
-        <w:t xml:space="preserve">檢核未通過時，回頭調整步驟三之分群數（分群數過多可能使各群成員過少、候選池稀疏）或放寬本步驟之候選集篩選門檻（如同群定義範圍擴大納入次相似群體）</w:t>
-      </w:r>
-      <w:r>
-        <w:rPr>
-          <w:rFonts w:hint="eastAsia"/>
-        </w:rPr>
-        <w:t xml:space="preserve">，調整原則已於</w:t>
-      </w:r>
-      <w:r>
-        <w:t xml:space="preserve"> 3.6.5 </w:t>
-      </w:r>
-      <w:r>
-        <w:rPr>
-          <w:rFonts w:hint="eastAsia"/>
-        </w:rPr>
-        <w:t xml:space="preserve">節預先規劃，實際調整結果將於第四章記錄，不視為偏離計畫書。</w:t>
-      </w:r>
-    </w:p>
-    <w:bookmarkEnd w:id="96"/>
-    <w:bookmarkStart w:id="97" w:name="步驟五模型評估與比較"/>
-    <w:p>
-      <w:pPr>
-        <w:pStyle w:val="Heading3"/>
-      </w:pPr>
-      <w:r>
-        <w:t xml:space="preserve">3.2.5 </w:t>
-      </w:r>
-      <w:r>
-        <w:rPr>
-          <w:rFonts w:hint="eastAsia"/>
-        </w:rPr>
-        <w:t xml:space="preserve">步驟五：模型評估與比較</w:t>
-      </w:r>
-    </w:p>
-    <w:p>
-      <w:pPr>
-        <w:pStyle w:val="FirstParagraph"/>
-      </w:pPr>
-      <w:r>
-        <w:rPr>
-          <w:rFonts w:hint="eastAsia"/>
-        </w:rPr>
-        <w:t xml:space="preserve">以步驟二切分之測試期資料為評估基礎，定義</w:t>
-      </w:r>
-      <w:r>
-        <w:t xml:space="preserve"> ground </w:t>
-      </w:r>
-      <w:r>
-        <w:rPr>
-          <w:rFonts w:hint="eastAsia"/>
-        </w:rPr>
-        <w:t xml:space="preserve">truth（測試期購買之新基金，排除複購與定期定額續扣），計算四種模型之</w:t>
-      </w:r>
-      <w:r>
-        <w:t xml:space="preserve"> </w:t>
-      </w:r>
-      <w:r>
-        <w:rPr>
-          <w:rFonts w:hint="eastAsia"/>
-        </w:rPr>
-        <w:t xml:space="preserve">Precision@K、Recall@K、MAP（NDCG@K</w:t>
-      </w:r>
-      <w:r>
-        <w:t xml:space="preserve"> </w:t>
-      </w:r>
-      <w:r>
-        <w:rPr>
-          <w:rFonts w:hint="eastAsia"/>
-        </w:rPr>
-        <w:t xml:space="preserve">為輔助指標），並執行統計檢定回應</w:t>
-      </w:r>
-      <w:r>
-        <w:rPr>
-          <w:rFonts w:hint="eastAsia"/>
-          <w:b/>
-          <w:bCs/>
-        </w:rPr>
-        <w:t xml:space="preserve">研究問題</w:t>
-      </w:r>
-      <w:r>
-        <w:rPr>
-          <w:b/>
-          <w:bCs/>
-        </w:rPr>
-        <w:t xml:space="preserve"> RQ2、RQ3</w:t>
-      </w:r>
-      <w:r>
-        <w:rPr>
-          <w:rFonts w:hint="eastAsia"/>
-        </w:rPr>
-        <w:t xml:space="preserve">，執行細節與檢定方法詳見</w:t>
-      </w:r>
-      <w:r>
-        <w:t xml:space="preserve"> 3.7 </w:t>
-      </w:r>
-      <w:r>
-        <w:rPr>
-          <w:rFonts w:hint="eastAsia"/>
-        </w:rPr>
-        <w:t xml:space="preserve">節。</w:t>
-      </w:r>
-    </w:p>
-    <w:p>
-      <w:pPr>
-        <w:pStyle w:val="BodyText"/>
-      </w:pPr>
-      <w:r>
-        <w:rPr>
-          <w:rFonts w:hint="eastAsia"/>
-          <w:b/>
-          <w:bCs/>
-        </w:rPr>
-        <w:t xml:space="preserve">產出檢核點</w:t>
-      </w:r>
-      <w:r>
-        <w:rPr>
-          <w:b/>
-          <w:bCs/>
-        </w:rPr>
-        <w:t xml:space="preserve"> </w:t>
-      </w:r>
-      <w:r>
-        <w:rPr>
-          <w:rFonts w:hint="eastAsia"/>
-          <w:b/>
-          <w:bCs/>
-        </w:rPr>
-        <w:t xml:space="preserve">D：</w:t>
-      </w:r>
-      <w:r>
-        <w:t xml:space="preserve"> </w:t>
-      </w:r>
-      <w:r>
-        <w:rPr>
-          <w:rFonts w:hint="eastAsia"/>
-        </w:rPr>
-        <w:t xml:space="preserve">計算指標前，須檢核評估對象是否確實符合</w:t>
-      </w:r>
-      <w:r>
-        <w:t xml:space="preserve"> 3.7.1 </w:t>
-      </w:r>
-      <w:r>
-        <w:rPr>
-          <w:rFonts w:hint="eastAsia"/>
-        </w:rPr>
-        <w:t xml:space="preserve">節之三層條件（訓練期有交易、測試期有交易、測試期至少購買一檔新基金），若某使用者</w:t>
-      </w:r>
-      <w:r>
-        <w:t xml:space="preserve"> ground truth </w:t>
-      </w:r>
-      <w:r>
-        <w:rPr>
-          <w:rFonts w:hint="eastAsia"/>
-        </w:rPr>
-        <w:t xml:space="preserve">為空集合卻仍被納入</w:t>
-      </w:r>
-      <w:r>
-        <w:t xml:space="preserve"> Recall </w:t>
-      </w:r>
-      <w:r>
-        <w:rPr>
-          <w:rFonts w:hint="eastAsia"/>
-        </w:rPr>
-        <w:t xml:space="preserve">計算，將使該指標分母出現零值或計算失真。三層條件本身由</w:t>
-      </w:r>
-      <w:r>
-        <w:t xml:space="preserve"> 3.7.1 </w:t>
-      </w:r>
-      <w:r>
-        <w:rPr>
-          <w:rFonts w:hint="eastAsia"/>
-        </w:rPr>
-        <w:t xml:space="preserve">節定義，實際篩選則發生於步驟二建立分析資料集時，而非步驟一（步驟一僅涉及欄位範圍、資料期間、鑑別力分類與串接規劃，不含評估對象篩選）。</w:t>
-      </w:r>
-      <w:r>
-        <w:rPr>
-          <w:rFonts w:hint="eastAsia"/>
-          <w:b/>
-          <w:bCs/>
-        </w:rPr>
-        <w:t xml:space="preserve">檢核未通過時，回頭檢視</w:t>
-      </w:r>
-      <w:r>
-        <w:rPr>
-          <w:b/>
-          <w:bCs/>
-        </w:rPr>
-        <w:t xml:space="preserve"> 3.7.1 </w:t>
-      </w:r>
-      <w:r>
-        <w:rPr>
-          <w:rFonts w:hint="eastAsia"/>
-          <w:b/>
-          <w:bCs/>
-        </w:rPr>
-        <w:t xml:space="preserve">節三層條件於步驟二之落實情況</w:t>
-      </w:r>
-      <w:r>
-        <w:rPr>
-          <w:rFonts w:hint="eastAsia"/>
-        </w:rPr>
-        <w:t xml:space="preserve">，而非在指標計算階段以特例處理掩蓋範圍界定之疏漏。</w:t>
-      </w:r>
-    </w:p>
-    <w:bookmarkEnd w:id="97"/>
-    <w:bookmarkStart w:id="98" w:name="步驟六結果整合與應用建議"/>
-    <w:p>
-      <w:pPr>
-        <w:pStyle w:val="Heading3"/>
-      </w:pPr>
-      <w:r>
-        <w:t xml:space="preserve">3.2.6 </w:t>
-      </w:r>
-      <w:r>
-        <w:rPr>
-          <w:rFonts w:hint="eastAsia"/>
-        </w:rPr>
-        <w:t xml:space="preserve">步驟六：結果整合與應用建議</w:t>
-      </w:r>
-    </w:p>
-    <w:p>
-      <w:pPr>
-        <w:pStyle w:val="FirstParagraph"/>
-      </w:pPr>
-      <w:r>
-        <w:rPr>
-          <w:rFonts w:hint="eastAsia"/>
-        </w:rPr>
-        <w:t xml:space="preserve">整合步驟三之分群輪廓、步驟五之模型比較結果與</w:t>
-      </w:r>
-      <w:r>
-        <w:t xml:space="preserve"> RQ1–RQ3 </w:t>
-      </w:r>
-      <w:r>
-        <w:rPr>
-          <w:rFonts w:hint="eastAsia"/>
-        </w:rPr>
-        <w:t xml:space="preserve">之回應，作為第四章實驗結果與分析之呈現基礎，並進一步歸納對好好證券之實務應用建議與後續研究限制，呼應第五章結論與建議之撰寫方向。此步驟為銜接方法論（第三章）與實證結果（第四、五章）之整合階段，本身不涉及新增之資料處理或模型訓練工作，亦不預期產生回頭調整前述步驟之需求。</w:t>
-      </w:r>
-    </w:p>
-    <w:bookmarkEnd w:id="98"/>
-    <w:bookmarkEnd w:id="99"/>
-    <w:bookmarkStart w:id="106" w:name="資料來源與資料說明"/>
-    <w:p>
-      <w:pPr>
-        <w:pStyle w:val="Heading2"/>
-      </w:pPr>
-      <w:r>
-        <w:t xml:space="preserve">3.3 </w:t>
-      </w:r>
-      <w:r>
-        <w:rPr>
-          <w:rFonts w:hint="eastAsia"/>
-        </w:rPr>
-        <w:t xml:space="preserve">資料來源與資料說明</w:t>
-      </w:r>
-    </w:p>
-    <w:bookmarkStart w:id="100" w:name="研究場域與資料期間"/>
-    <w:p>
-      <w:pPr>
-        <w:pStyle w:val="Heading3"/>
-      </w:pPr>
-      <w:r>
-        <w:t xml:space="preserve">3.3.1 </w:t>
-      </w:r>
-      <w:r>
-        <w:rPr>
-          <w:rFonts w:hint="eastAsia"/>
-        </w:rPr>
-        <w:t xml:space="preserve">研究場域與資料期間</w:t>
-      </w:r>
-    </w:p>
-    <w:p>
-      <w:pPr>
-        <w:pStyle w:val="FirstParagraph"/>
-      </w:pPr>
-      <w:r>
-        <w:rPr>
-          <w:rFonts w:hint="eastAsia"/>
-        </w:rPr>
-        <w:t xml:space="preserve">本研究資料來源為好好證券（數位券商）之基金投資服務平台，涵蓋三類資料：使用者網站行為資料（GA4／BigQuery）、基金交易資料（內部交易資料庫）、用戶屬性資料（KYC</w:t>
-      </w:r>
-      <w:r>
-        <w:t xml:space="preserve"> </w:t>
-      </w:r>
-      <w:r>
-        <w:rPr>
-          <w:rFonts w:hint="eastAsia"/>
-        </w:rPr>
-        <w:t xml:space="preserve">與帳戶衍生欄位）。研究期間依</w:t>
-      </w:r>
-      <w:r>
-        <w:t xml:space="preserve"> 1.4 </w:t>
-      </w:r>
-      <w:r>
-        <w:rPr>
-          <w:rFonts w:hint="eastAsia"/>
-        </w:rPr>
-        <w:t xml:space="preserve">節規劃為最近</w:t>
-      </w:r>
-      <w:r>
-        <w:t xml:space="preserve"> 12–18 </w:t>
-      </w:r>
-      <w:r>
-        <w:rPr>
-          <w:rFonts w:hint="eastAsia"/>
-        </w:rPr>
-        <w:t xml:space="preserve">個月（暫定</w:t>
-      </w:r>
-      <w:r>
-        <w:t xml:space="preserve"> </w:t>
-      </w:r>
-      <w:r>
-        <w:rPr>
-          <w:rFonts w:hint="eastAsia"/>
-        </w:rPr>
-        <w:t xml:space="preserve">2024/10–2026/03，實際區間依資料取得狀況調整），三類資料以</w:t>
-      </w:r>
-      <w:r>
-        <w:t xml:space="preserve"> </w:t>
-      </w:r>
-      <w:r>
-        <w:rPr>
-          <w:rStyle w:val="VerbatimChar"/>
-        </w:rPr>
-        <w:t xml:space="preserve">user_id</w:t>
-      </w:r>
-      <w:r>
-        <w:t xml:space="preserve"> </w:t>
-      </w:r>
-      <w:r>
-        <w:rPr>
-          <w:rFonts w:hint="eastAsia"/>
-        </w:rPr>
         <w:t xml:space="preserve">為共同鍵值於使用者層級串接（串接流程見</w:t>
       </w:r>
       <w:r>
@@ -15437,8 +14493,8 @@
         <w:t xml:space="preserve">節）。</w:t>
       </w:r>
     </w:p>
-    <w:bookmarkEnd w:id="100"/>
-    <w:bookmarkStart w:id="101" w:name="ga4-使用者行為資料"/>
+    <w:bookmarkEnd w:id="106"/>
+    <w:bookmarkStart w:id="107" w:name="ga4-使用者行為資料"/>
     <w:p>
       <w:pPr>
         <w:pStyle w:val="Heading3"/>
@@ -17284,8 +16340,8 @@
         <w:t xml:space="preserve">節）。</w:t>
       </w:r>
     </w:p>
-    <w:bookmarkEnd w:id="101"/>
-    <w:bookmarkStart w:id="102" w:name="基金交易資料"/>
+    <w:bookmarkEnd w:id="107"/>
+    <w:bookmarkStart w:id="108" w:name="基金交易資料"/>
     <w:p>
       <w:pPr>
         <w:pStyle w:val="Heading3"/>
@@ -17841,8 +16897,8 @@
         <w:t xml:space="preserve">節「延伸指標」段落列出（帳戶年資、贖回次數、申購／贖回比例等），惟均待實際欄位確認後方能定案。</w:t>
       </w:r>
     </w:p>
-    <w:bookmarkEnd w:id="102"/>
-    <w:bookmarkStart w:id="103" w:name="用戶屬性資料"/>
+    <w:bookmarkEnd w:id="108"/>
+    <w:bookmarkStart w:id="109" w:name="用戶屬性資料"/>
     <w:p>
       <w:pPr>
         <w:pStyle w:val="Heading3"/>
@@ -18569,8 +17625,8 @@
         <w:t xml:space="preserve">）同一評級系統，兩者可直接對應比較，無須另建對照表。</w:t>
       </w:r>
     </w:p>
-    <w:bookmarkEnd w:id="103"/>
-    <w:bookmarkStart w:id="104" w:name="資料倫理與脫敏方式"/>
+    <w:bookmarkEnd w:id="109"/>
+    <w:bookmarkStart w:id="110" w:name="資料倫理與脫敏方式"/>
     <w:p>
       <w:pPr>
         <w:pStyle w:val="Heading3"/>
@@ -18804,8 +17860,8 @@
         <w:t xml:space="preserve">本研究資料僅用於學術分析目的，不對外公開原始資料、不重新識別（re-identify）任何使用者身份，分析結果以群體統計或聚合形式呈現於論文中。</w:t>
       </w:r>
     </w:p>
-    <w:bookmarkEnd w:id="104"/>
-    <w:bookmarkStart w:id="105" w:name="資料限制與待確認事項"/>
+    <w:bookmarkEnd w:id="110"/>
+    <w:bookmarkStart w:id="111" w:name="資料限制與待確認事項"/>
     <w:p>
       <w:pPr>
         <w:pStyle w:val="Heading3"/>
@@ -19133,9 +18189,9 @@
         <w:t xml:space="preserve">完整事件類型清單，目前僅有單日樣本。相關確認結果將於第四章資料集描述中完整記錄。</w:t>
       </w:r>
     </w:p>
-    <w:bookmarkEnd w:id="105"/>
-    <w:bookmarkEnd w:id="106"/>
-    <w:bookmarkStart w:id="115" w:name="資料前處理方法"/>
+    <w:bookmarkEnd w:id="111"/>
+    <w:bookmarkEnd w:id="112"/>
+    <w:bookmarkStart w:id="121" w:name="資料前處理方法"/>
     <w:p>
       <w:pPr>
         <w:pStyle w:val="Heading2"/>
@@ -19150,7 +18206,7 @@
         <w:t xml:space="preserve">資料前處理方法</w:t>
       </w:r>
     </w:p>
-    <w:bookmarkStart w:id="107" w:name="資料串接與識別碼歸戶前置步驟"/>
+    <w:bookmarkStart w:id="113" w:name="資料串接與識別碼歸戶前置步驟"/>
     <w:p>
       <w:pPr>
         <w:pStyle w:val="Heading3"/>
@@ -20019,8 +19075,8 @@
         <w:t xml:space="preserve">節與本節之間最大的未驗證依賴，取得完整期間資料後須優先核實。</w:t>
       </w:r>
     </w:p>
-    <w:bookmarkEnd w:id="107"/>
-    <w:bookmarkStart w:id="108" w:name="缺值處理策略"/>
+    <w:bookmarkEnd w:id="113"/>
+    <w:bookmarkStart w:id="114" w:name="缺值處理策略"/>
     <w:p>
       <w:pPr>
         <w:pStyle w:val="Heading3"/>
@@ -20311,8 +19367,8 @@
         <w:t xml:space="preserve">欄位個別非空值之加總計算，避免使用者一次複選多項篩選條件時，同一次篩選行為被重複計入多次。</w:t>
       </w:r>
     </w:p>
-    <w:bookmarkEnd w:id="108"/>
-    <w:bookmarkStart w:id="111" w:name="rfm-特徵計算公式"/>
+    <w:bookmarkEnd w:id="114"/>
+    <w:bookmarkStart w:id="117" w:name="rfm-特徵計算公式"/>
     <w:p>
       <w:pPr>
         <w:pStyle w:val="Heading3"/>
@@ -20327,7 +19383,7 @@
         <w:t xml:space="preserve">特徵計算公式</w:t>
       </w:r>
     </w:p>
-    <w:bookmarkStart w:id="109" w:name="交易-rfm"/>
+    <w:bookmarkStart w:id="115" w:name="交易-rfm"/>
     <w:p>
       <w:pPr>
         <w:pStyle w:val="Heading4"/>
@@ -20863,8 +19919,8 @@
         <w:t xml:space="preserve">設計）。若交易資料包含贖回紀錄，另規劃計算贖回次數與申購／贖回比例，作為投資人穩定度之延伸特徵。</w:t>
       </w:r>
     </w:p>
-    <w:bookmarkEnd w:id="109"/>
-    <w:bookmarkStart w:id="110" w:name="行為-rfm"/>
+    <w:bookmarkEnd w:id="115"/>
+    <w:bookmarkStart w:id="116" w:name="行為-rfm"/>
     <w:p>
       <w:pPr>
         <w:pStyle w:val="Heading4"/>
@@ -21364,9 +20420,9 @@
         <w:t xml:space="preserve">之未交易或未瀏覽者）與負值，並有效壓縮右尾極端值使分布趨近常態，同時保留變數間相對大小關係。是否需要轉換將依訓練期實際資料之偏態係數（skewness）判斷，非無條件套用。</w:t>
       </w:r>
     </w:p>
-    <w:bookmarkEnd w:id="110"/>
-    <w:bookmarkEnd w:id="111"/>
-    <w:bookmarkStart w:id="112" w:name="ga4-行為特徵計算方式"/>
+    <w:bookmarkEnd w:id="116"/>
+    <w:bookmarkEnd w:id="117"/>
+    <w:bookmarkStart w:id="118" w:name="ga4-行為特徵計算方式"/>
     <w:p>
       <w:pPr>
         <w:pStyle w:val="Heading3"/>
@@ -22052,8 +21108,8 @@
         <w:t xml:space="preserve">值清單後再評估是否有補充價值。</w:t>
       </w:r>
     </w:p>
-    <w:bookmarkEnd w:id="112"/>
-    <w:bookmarkStart w:id="113" w:name="特徵標準化方法"/>
+    <w:bookmarkEnd w:id="118"/>
+    <w:bookmarkStart w:id="119" w:name="特徵標準化方法"/>
     <w:p>
       <w:pPr>
         <w:pStyle w:val="Heading3"/>
@@ -23226,8 +22282,8 @@
         <w:t xml:space="preserve">節資料洩漏防範原則之必要延伸——若標準化參數涵蓋測試期資料，將與分群特徵、評估設計之訓練／測試期隔離原則產生相同性質之資料洩漏風險。</w:t>
       </w:r>
     </w:p>
-    <w:bookmarkEnd w:id="113"/>
-    <w:bookmarkStart w:id="114" w:name="資料限制與待確認事項-1"/>
+    <w:bookmarkEnd w:id="119"/>
+    <w:bookmarkStart w:id="120" w:name="資料限制與待確認事項-1"/>
     <w:p>
       <w:pPr>
         <w:pStyle w:val="Heading3"/>
@@ -23407,9 +22463,9 @@
         <w:t xml:space="preserve">等）是否具補充價值。相關確認結果將於第四章資料集描述中完整記錄。</w:t>
       </w:r>
     </w:p>
-    <w:bookmarkEnd w:id="114"/>
-    <w:bookmarkEnd w:id="115"/>
-    <w:bookmarkStart w:id="121" w:name="投資人分群方法"/>
+    <w:bookmarkEnd w:id="120"/>
+    <w:bookmarkEnd w:id="121"/>
+    <w:bookmarkStart w:id="127" w:name="投資人分群方法"/>
     <w:p>
       <w:pPr>
         <w:pStyle w:val="Heading2"/>
@@ -23462,7 +22518,7 @@
         <w:t xml:space="preserve">權重之具體數值則須待取得實際資料後確認。</w:t>
       </w:r>
     </w:p>
-    <w:bookmarkStart w:id="116" w:name="分群特徵之計算期間與資料洩漏防範"/>
+    <w:bookmarkStart w:id="122" w:name="分群特徵之計算期間與資料洩漏防範"/>
     <w:p>
       <w:pPr>
         <w:pStyle w:val="Heading3"/>
@@ -23603,8 +22659,8 @@
         <w:t xml:space="preserve">之孤立規則。</w:t>
       </w:r>
     </w:p>
-    <w:bookmarkEnd w:id="116"/>
-    <w:bookmarkStart w:id="117" w:name="分群特徵之尺度組成"/>
+    <w:bookmarkEnd w:id="122"/>
+    <w:bookmarkStart w:id="123" w:name="分群特徵之尺度組成"/>
     <w:p>
       <w:pPr>
         <w:pStyle w:val="Heading3"/>
@@ -24272,8 +23328,8 @@
         <w:t xml:space="preserve">節前處理規劃），風險等級僅作為次序類別之補充維度，而非分群依據之主體；若第四章實際分群結果顯示風險等級對群體區分之貢獻確實有限（例如特徵重要性分析中排名極低），將於結果分析中如實呈現並討論，而非預設其必然有效。</w:t>
       </w:r>
     </w:p>
-    <w:bookmarkEnd w:id="117"/>
-    <w:bookmarkStart w:id="118" w:name="分群演算法選擇k-prototypes"/>
+    <w:bookmarkEnd w:id="123"/>
+    <w:bookmarkStart w:id="124" w:name="分群演算法選擇k-prototypes"/>
     <w:p>
       <w:pPr>
         <w:pStyle w:val="Heading3"/>
@@ -25631,8 +24687,8 @@
         <w:t xml:space="preserve">於本節僅作為「為何不適用混合型資料」之方法論對照，不列入正式分群結果之比較實驗。</w:t>
       </w:r>
     </w:p>
-    <w:bookmarkEnd w:id="118"/>
-    <w:bookmarkStart w:id="119" w:name="最佳分群數選取方法"/>
+    <w:bookmarkEnd w:id="124"/>
+    <w:bookmarkStart w:id="125" w:name="最佳分群數選取方法"/>
     <w:p>
       <w:pPr>
         <w:pStyle w:val="Heading3"/>
@@ -26084,8 +25140,8 @@
         <w:t xml:space="preserve">多指標收斂之結果將作為最終分群數之判斷依據，而非僅依賴單一指標之結果。分群完成後，將依各群體於交易與行為特徵上之輪廓差異，予以商業意義之命名（例如「高頻積極型」「保守長期持有型」），作為後續推薦模型設計與第五章實務應用建議之基礎。</w:t>
       </w:r>
     </w:p>
-    <w:bookmarkEnd w:id="119"/>
-    <w:bookmarkStart w:id="120" w:name="方法論承諾與待驗證項目"/>
+    <w:bookmarkEnd w:id="125"/>
+    <w:bookmarkStart w:id="126" w:name="方法論承諾與待驗證項目"/>
     <w:p>
       <w:pPr>
         <w:pStyle w:val="Heading3"/>
@@ -26200,9 +25256,9 @@
         <w:t xml:space="preserve">經驗法則、套件預設或敏感度分析決定其一），以及各數值變數標準化後之實際離散程度，均須待取得實際資料後確認。</w:t>
       </w:r>
     </w:p>
-    <w:bookmarkEnd w:id="120"/>
-    <w:bookmarkEnd w:id="121"/>
-    <w:bookmarkStart w:id="128" w:name="個人化推薦模型方法"/>
+    <w:bookmarkEnd w:id="126"/>
+    <w:bookmarkEnd w:id="127"/>
+    <w:bookmarkStart w:id="134" w:name="個人化推薦模型方法"/>
     <w:p>
       <w:pPr>
         <w:pStyle w:val="Heading2"/>
@@ -26217,7 +25273,7 @@
         <w:t xml:space="preserve">個人化推薦模型方法</w:t>
       </w:r>
     </w:p>
-    <w:bookmarkStart w:id="122" w:name="推薦模型設計總覽"/>
+    <w:bookmarkStart w:id="128" w:name="推薦模型設計總覽"/>
     <w:p>
       <w:pPr>
         <w:pStyle w:val="Heading3"/>
@@ -26990,8 +26046,8 @@
         <w:t xml:space="preserve">，「已持有」等同於「訓練期內曾出現於交易紀錄之基金」，即現行定義維持不變。此一條件式定義使本規則得以在交易欄位確認前先行定案，屆時僅需依答案套用對應分支，不影響本節其餘設計。</w:t>
       </w:r>
     </w:p>
-    <w:bookmarkEnd w:id="122"/>
-    <w:bookmarkStart w:id="123" w:name="熱門推薦baseline"/>
+    <w:bookmarkEnd w:id="128"/>
+    <w:bookmarkStart w:id="129" w:name="熱門推薦baseline"/>
     <w:p>
       <w:pPr>
         <w:pStyle w:val="Heading3"/>
@@ -27119,8 +26175,8 @@
         <w:t xml:space="preserve">之「候選集篩選、排序依據不變」邏輯一致，為本研究候選集排除規則之統一體現。</w:t>
       </w:r>
     </w:p>
-    <w:bookmarkEnd w:id="123"/>
-    <w:bookmarkStart w:id="124" w:name="內容導向推薦"/>
+    <w:bookmarkEnd w:id="129"/>
+    <w:bookmarkStart w:id="130" w:name="內容導向推薦"/>
     <w:p>
       <w:pPr>
         <w:pStyle w:val="Heading3"/>
@@ -27680,8 +26736,8 @@
         <w:t xml:space="preserve">方式聚合——將使用者訓練期購買之所有基金屬性向量取算術平均，作為代表該使用者偏好之輪廓向量，再計算此輪廓向量與各候選基金屬性向量之餘弦相似度並排序。採平均而非「逐檔取最大相似度」之理由是：向量平均可反映使用者整體偏好之重心，避免推薦結果被單一極端持股過度主導；惟若後續資料顯示使用者偏好呈現明顯之多群集分布（例如同時持有高風險與低風險基金而非居中偏好），亦可能改採逐檔取最大相似度或其他聚合方式，此為須待實際資料驗證之設計選擇，相關比較將於第四章記錄。</w:t>
       </w:r>
     </w:p>
-    <w:bookmarkEnd w:id="124"/>
-    <w:bookmarkStart w:id="125" w:name="協同過濾als-隱性回饋矩陣分解"/>
+    <w:bookmarkEnd w:id="130"/>
+    <w:bookmarkStart w:id="131" w:name="協同過濾als-隱性回饋矩陣分解"/>
     <w:p>
       <w:pPr>
         <w:pStyle w:val="Heading3"/>
@@ -28612,8 +27668,8 @@
         <w:t xml:space="preserve">實作（該套件原生支援信賴權重輸入，無需自行實作最佳化流程）。</w:t>
       </w:r>
     </w:p>
-    <w:bookmarkEnd w:id="125"/>
-    <w:bookmarkStart w:id="126" w:name="分群輔助-cf候選集篩選整合方式方案-a之操作型定義"/>
+    <w:bookmarkEnd w:id="131"/>
+    <w:bookmarkStart w:id="132" w:name="分群輔助-cf候選集篩選整合方式方案-a之操作型定義"/>
     <w:p>
       <w:pPr>
         <w:pStyle w:val="Heading3"/>
@@ -29043,8 +28099,8 @@
         <w:t xml:space="preserve">可能因使用者實際購買之基金恰好不在同群成員購買清單內而下降。此一消長關係須於第四章結果分析中明確呈現，而非僅報告單一指標即宣稱模型優劣。</w:t>
       </w:r>
     </w:p>
-    <w:bookmarkEnd w:id="126"/>
-    <w:bookmarkStart w:id="127" w:name="方法論承諾與待驗證項目-1"/>
+    <w:bookmarkEnd w:id="132"/>
+    <w:bookmarkStart w:id="133" w:name="方法論承諾與待驗證項目-1"/>
     <w:p>
       <w:pPr>
         <w:pStyle w:val="Heading3"/>
@@ -29144,9 +28200,9 @@
         <w:t xml:space="preserve">採購買次數或金額等超參數與設計選擇，均須待取得實際資料並完成前處理後，依資料規模與稀疏度進行調校，相關調整過程與結果將於第四章實驗結果完整記錄，不視為偏離計畫書。</w:t>
       </w:r>
     </w:p>
-    <w:bookmarkEnd w:id="127"/>
-    <w:bookmarkEnd w:id="128"/>
-    <w:bookmarkStart w:id="134" w:name="模型評估方法"/>
+    <w:bookmarkEnd w:id="133"/>
+    <w:bookmarkEnd w:id="134"/>
+    <w:bookmarkStart w:id="140" w:name="模型評估方法"/>
     <w:p>
       <w:pPr>
         <w:pStyle w:val="Heading2"/>
@@ -29161,7 +28217,7 @@
         <w:t xml:space="preserve">模型評估方法</w:t>
       </w:r>
     </w:p>
-    <w:bookmarkStart w:id="129" w:name="訓練集測試集切分方式"/>
+    <w:bookmarkStart w:id="135" w:name="訓練集測試集切分方式"/>
     <w:p>
       <w:pPr>
         <w:pStyle w:val="Heading3"/>
@@ -29545,8 +28601,8 @@
         <w:t xml:space="preserve">節之研究限制說明一致對應。</w:t>
       </w:r>
     </w:p>
-    <w:bookmarkEnd w:id="129"/>
-    <w:bookmarkStart w:id="130" w:name="評估指標定義與計算方式"/>
+    <w:bookmarkEnd w:id="135"/>
+    <w:bookmarkStart w:id="136" w:name="評估指標定義與計算方式"/>
     <w:p>
       <w:pPr>
         <w:pStyle w:val="Heading3"/>
@@ -32828,8 +31884,8 @@
         </w:tc>
       </w:tr>
     </w:tbl>
-    <w:bookmarkEnd w:id="130"/>
-    <w:bookmarkStart w:id="131" w:name="分數之意義與模型間比較邏輯"/>
+    <w:bookmarkEnd w:id="136"/>
+    <w:bookmarkStart w:id="137" w:name="分數之意義與模型間比較邏輯"/>
     <w:p>
       <w:pPr>
         <w:pStyle w:val="Heading3"/>
@@ -33647,8 +32703,8 @@
         <w:t xml:space="preserve">RQ2：「分群輔助之個人化推薦，相較基準模型具有統計上顯著之增量效果」，此為全論文最核心之研究發現。</w:t>
       </w:r>
     </w:p>
-    <w:bookmarkEnd w:id="131"/>
-    <w:bookmarkStart w:id="132" w:name="rq3-群體間差異之計算方式"/>
+    <w:bookmarkEnd w:id="137"/>
+    <w:bookmarkStart w:id="138" w:name="rq3-群體間差異之計算方式"/>
     <w:p>
       <w:pPr>
         <w:pStyle w:val="Heading3"/>
@@ -34639,8 +33695,8 @@
         <w:t xml:space="preserve">之間擇一，並搭配對應之事後檢定。此設計使本研究得以在取得實際資料後，依資料實際分布特性選擇統計檢定力最適當之方法，相關選擇過程與結果將於第四章實驗結果完整記錄。</w:t>
       </w:r>
     </w:p>
-    <w:bookmarkEnd w:id="132"/>
-    <w:bookmarkStart w:id="133" w:name="方法論承諾與待驗證項目-2"/>
+    <w:bookmarkEnd w:id="138"/>
+    <w:bookmarkStart w:id="139" w:name="方法論承諾與待驗證項目-2"/>
     <w:p>
       <w:pPr>
         <w:pStyle w:val="Heading3"/>
@@ -34735,10 +33791,10 @@
         <w:t xml:space="preserve">內建函式）等實作細節，均須待取得實際資料後依規模與套件核對結果確認。</w:t>
       </w:r>
     </w:p>
-    <w:bookmarkEnd w:id="133"/>
-    <w:bookmarkEnd w:id="134"/>
-    <w:bookmarkEnd w:id="135"/>
-    <w:bookmarkStart w:id="138" w:name="參考文獻"/>
+    <w:bookmarkEnd w:id="139"/>
+    <w:bookmarkEnd w:id="140"/>
+    <w:bookmarkEnd w:id="141"/>
+    <w:bookmarkStart w:id="144" w:name="參考文獻"/>
     <w:p>
       <w:r>
         <w:br w:type="page"/>
@@ -34755,7 +33811,7 @@
         <w:t xml:space="preserve">參考文獻</w:t>
       </w:r>
     </w:p>
-    <w:bookmarkStart w:id="136" w:name="中文文獻"/>
+    <w:bookmarkStart w:id="142" w:name="中文文獻"/>
     <w:p>
       <w:pPr>
         <w:pStyle w:val="Heading2"/>
@@ -35111,8 +34167,8 @@
         <w:t xml:space="preserve">〔未出版碩士論文〕。朝陽科技大學資訊管理系。</w:t>
       </w:r>
     </w:p>
-    <w:bookmarkEnd w:id="136"/>
-    <w:bookmarkStart w:id="137" w:name="西文文獻"/>
+    <w:bookmarkEnd w:id="142"/>
+    <w:bookmarkStart w:id="143" w:name="西文文獻"/>
     <w:p>
       <w:pPr>
         <w:pStyle w:val="Heading2"/>
@@ -36351,8 +35407,8 @@
         <w:t xml:space="preserve">(3), Article 196. https://doi.org/10.3390/info16030196</w:t>
       </w:r>
     </w:p>
-    <w:bookmarkEnd w:id="137"/>
-    <w:bookmarkEnd w:id="138"/>
+    <w:bookmarkEnd w:id="143"/>
+    <w:bookmarkEnd w:id="144"/>
     <w:sectPr>
       <w:footerReference r:id="rId9" w:type="default"/>
       <w:pgSz w:h="16838" w:w="11906"/>
@@ -49033,6 +48089,28 @@
       <w:sz w:val="24"/>
     </w:rPr>
   </w:style>
+  <w:style w:customStyle="1" w:styleId="Figure" w:type="paragraph">
+    <w:name w:val="Figure"/>
+    <w:basedOn w:val="Normal"/>
+    <w:pPr>
+      <w:spacing w:after="120" w:before="240"/>
+      <w:jc w:val="center"/>
+    </w:pPr>
+  </w:style>
+  <w:style w:customStyle="1" w:styleId="FigureCaption" w:type="paragraph">
+    <w:name w:val="FigureCaption"/>
+    <w:basedOn w:val="Normal"/>
+    <w:pPr>
+      <w:spacing w:after="240" w:before="120" w:line="240" w:lineRule="auto"/>
+      <w:jc w:val="center"/>
+    </w:pPr>
+    <w:rPr>
+      <w:rFonts w:ascii="Times New Roman" w:eastAsia="標楷體" w:hAnsi="Times New Roman"/>
+      <w:b/>
+      <w:color w:val="000000"/>
+      <w:sz w:val="24"/>
+    </w:rPr>
+  </w:style>
   <w:style w:customStyle="1" w:styleId="Table" w:type="table">
     <w:name w:val="Table"/>
     <w:basedOn w:val="TableGrid"/>

--- a/thesis-investor-segmentation/thesis/exports/黃子甄_論文計畫書(第一至三章初稿).docx
+++ b/thesis-investor-segmentation/thesis/exports/黃子甄_論文計畫書(第一至三章初稿).docx
@@ -8915,25 +8915,7 @@
         <w:rPr>
           <w:rFonts w:hint="eastAsia"/>
         </w:rPr>
-        <w:t xml:space="preserve">al.（2022）與</w:t>
-      </w:r>
-      <w:r>
-        <w:t xml:space="preserve"> Ogedengbe et </w:t>
-      </w:r>
-      <w:r>
-        <w:rPr>
-          <w:rFonts w:hint="eastAsia"/>
-        </w:rPr>
-        <w:t xml:space="preserve">al.（2022）兩篇文獻雖與基金推薦相關，但性質上有所限制：Shah</w:t>
-      </w:r>
-      <w:r>
-        <w:t xml:space="preserve"> et </w:t>
-      </w:r>
-      <w:r>
-        <w:rPr>
-          <w:rFonts w:hint="eastAsia"/>
-        </w:rPr>
-        <w:t xml:space="preserve">al.（2022）為印度大學部學生的「提案型」論文，僅提出知識圖譜嵌入結合深度學習的推薦架構設計，</w:t>
+        <w:t xml:space="preserve">al.（2022）雖與基金推薦相關，但性質上有所限制：其為印度大學部學生的「提案型」論文，僅提出知識圖譜嵌入結合深度學習的推薦架構設計，</w:t>
       </w:r>
       <w:r>
         <w:rPr>
@@ -8974,43 +8956,7 @@
         <w:rPr>
           <w:rFonts w:hint="eastAsia"/>
         </w:rPr>
-        <w:t xml:space="preserve">al.（2022）本身的方法設計並未經實證驗證；Ogedengbe</w:t>
-      </w:r>
-      <w:r>
-        <w:t xml:space="preserve"> et </w:t>
-      </w:r>
-      <w:r>
-        <w:rPr>
-          <w:rFonts w:hint="eastAsia"/>
-        </w:rPr>
-        <w:t xml:space="preserve">al.（2022）則是一篇品質疑慮較高的產業綜述，其</w:t>
-      </w:r>
-      <w:r>
-        <w:t xml:space="preserve"> 79 </w:t>
-      </w:r>
-      <w:r>
-        <w:rPr>
-          <w:rFonts w:hint="eastAsia"/>
-        </w:rPr>
-        <w:t xml:space="preserve">篇參考文獻中大量與主題無關（如疫苗物流、交通號誌辨識），且全文無原創實驗，所有產業案例（Revolut、Robinhood</w:t>
-      </w:r>
-      <w:r>
-        <w:t xml:space="preserve"> </w:t>
-      </w:r>
-      <w:r>
-        <w:rPr>
-          <w:rFonts w:hint="eastAsia"/>
-        </w:rPr>
-        <w:t xml:space="preserve">等）均為公開報導的二手轉述，故僅適合作為「FinTech</w:t>
-      </w:r>
-      <w:r>
-        <w:t xml:space="preserve"> </w:t>
-      </w:r>
-      <w:r>
-        <w:rPr>
-          <w:rFonts w:hint="eastAsia"/>
-        </w:rPr>
-        <w:t xml:space="preserve">使用者行為三分類」（交易、瀏覽、投資組合活動）與「混合推薦架構融合方式」等概念性背景參考，不宜作為方法論或實證的核心支撐。Sanz-Cruzado,</w:t>
+        <w:t xml:space="preserve">al.（2022）本身的方法設計並未經實證驗證。Sanz-Cruzado,</w:t>
       </w:r>
       <w:r>
         <w:t xml:space="preserve"> Droukas &amp; </w:t>
@@ -9091,16 +9037,7 @@
         <w:rPr>
           <w:rFonts w:hint="eastAsia"/>
         </w:rPr>
-        <w:t xml:space="preserve">基金／金融商品推薦常見模型可分為五類。第一，協同過濾模型：以使用者歷史購買、贖回或評分資料建立使用者—基金互動矩陣。第二，內容式推薦：依基金屬性進行匹配，包括基金類型、風險等級、投資區域、費用率等。第三，混合式推薦：Ogedengbe</w:t>
-      </w:r>
-      <w:r>
-        <w:t xml:space="preserve"> et </w:t>
-      </w:r>
-      <w:r>
-        <w:rPr>
-          <w:rFonts w:hint="eastAsia"/>
-        </w:rPr>
-        <w:t xml:space="preserve">al.（2022）將混合架構的融合方式歸納為模型層融合（CF/CBF</w:t>
+        <w:t xml:space="preserve">基金／金融商品推薦常見模型可分為五類。第一，協同過濾模型：以使用者歷史購買、贖回或評分資料建立使用者—基金互動矩陣。第二，內容式推薦：依基金屬性進行匹配，包括基金類型、風險等級、投資區域、費用率等。第三，混合式推薦：依常見分類可分為模型層融合（CF/CBF</w:t>
       </w:r>
       <w:r>
         <w:t xml:space="preserve"> </w:t>
@@ -9118,7 +9055,7 @@
         <w:rPr>
           <w:rFonts w:hint="eastAsia"/>
         </w:rPr>
-        <w:t xml:space="preserve">CF」定位為切換機制變形的分類依據（惟該文獻本身品質有限，僅作分類概念引用）。第四，圖模型與深度協同過濾：Chou,</w:t>
+        <w:t xml:space="preserve">CF」定位為切換機制變形之分類依據。第四，圖模型與深度協同過濾：Chou,</w:t>
       </w:r>
       <w:r>
         <w:t xml:space="preserve"> Chen &amp; </w:t>
@@ -34968,40 +34905,6 @@
         <w:pStyle w:val="References"/>
       </w:pPr>
       <w:r>
-        <w:t xml:space="preserve">Ogedengbe, A. O., et al. (2022). A hybrid recommendation engine for fintech platforms: Leveraging behavioral analytics for user engagement and conversion.</w:t>
-      </w:r>
-      <w:r>
-        <w:t xml:space="preserve"> </w:t>
-      </w:r>
-      <w:r>
-        <w:rPr>
-          <w:i/>
-          <w:iCs/>
-        </w:rPr>
-        <w:t xml:space="preserve">International Journal of Multidisciplinary Evolutionary Research</w:t>
-      </w:r>
-      <w:r>
-        <w:t xml:space="preserve">,</w:t>
-      </w:r>
-      <w:r>
-        <w:t xml:space="preserve"> </w:t>
-      </w:r>
-      <w:r>
-        <w:rPr>
-          <w:i/>
-          <w:iCs/>
-        </w:rPr>
-        <w:t xml:space="preserve">3</w:t>
-      </w:r>
-      <w:r>
-        <w:t xml:space="preserve">(1).</w:t>
-      </w:r>
-    </w:p>
-    <w:p>
-      <w:pPr>
-        <w:pStyle w:val="References"/>
-      </w:pPr>
-      <w:r>
         <w:t xml:space="preserve">Rousseeuw, P. J. (1987). Silhouettes: A graphical aid to the interpretation and validation of cluster analysis.</w:t>
       </w:r>
       <w:r>

--- a/thesis-investor-segmentation/thesis/exports/黃子甄_論文計畫書(第一至三章初稿).docx
+++ b/thesis-investor-segmentation/thesis/exports/黃子甄_論文計畫書(第一至三章初稿).docx
@@ -1043,7 +1043,7 @@
         <w:rPr>
           <w:rFonts w:hint="eastAsia"/>
         </w:rPr>
-        <w:t xml:space="preserve">基金投資人投資行為與偏好問卷調查分析》，投資人在選擇基金資訊管道與交易平台時，高度仰賴平台提供之資訊完整性與便利性（鄭天澤等，2021）。然而，以本研究對象好好證券為例，可交易共同基金型錄約達</w:t>
+        <w:t xml:space="preserve">基金投資人投資行為與偏好問卷調查分析》，投資人在選擇基金資訊管道與交易平台時，高度仰賴平台提供之資訊完整性與便利性（鄭天澤等，2021）。然而，以本研究對象好好證券為例，承前所述之</w:t>
       </w:r>
       <w:r>
         <w:t xml:space="preserve"> 4,000+ </w:t>
@@ -1052,7 +1052,7 @@
         <w:rPr>
           <w:rFonts w:hint="eastAsia"/>
         </w:rPr>
-        <w:t xml:space="preserve">檔，遠超過一般投資人可自行比較、篩選之能力範圍，容易造成資訊過載，若僅依賴熱門排行榜等靜態推薦方式，難以滿足不同風險偏好與投資行為投資人之差異化需求。</w:t>
+        <w:t xml:space="preserve">檔型錄規模，遠超過一般投資人可自行比較、篩選之能力範圍，容易造成資訊過載，若僅依賴熱門排行榜等靜態推薦方式，難以滿足不同風險偏好與投資行為投資人之差異化需求。</w:t>
       </w:r>
     </w:p>
     <w:p>
@@ -4722,7 +4722,7 @@
         <w:rPr>
           <w:rFonts w:hint="eastAsia"/>
         </w:rPr>
-        <w:t xml:space="preserve">提出，以最近一次行為時間（Recency）、行為頻率（Frequency）與金額價值（Monetary）衡量顧客價值，是顧客關係管理與直效行銷中常見的行為分群工具；傳統作法多依</w:t>
+        <w:t xml:space="preserve">提出（原始出處見於陳一慈（2021）、鄭婕妤（2010）之文獻回顧引用，本研究以次級引用方式處理），以最近一次行為時間（Recency）、行為頻率（Frequency）與金額價值（Monetary）衡量顧客價值，是顧客關係管理與直效行銷中常見的行為分群工具；傳統作法多依</w:t>
       </w:r>
       <w:r>
         <w:t xml:space="preserve"> </w:t>
@@ -4758,7 +4758,7 @@
         <w:rPr>
           <w:rFonts w:hint="eastAsia"/>
         </w:rPr>
-        <w:t xml:space="preserve">分並加總，形成高低忠誠度之判斷依據（此二筆原始文獻見於陳一慈（2021）、鄭婕妤（2010）之文獻回顧引用，本研究以次級引用方式處理）。Christy</w:t>
+        <w:t xml:space="preserve">分並加總，形成高低忠誠度之判斷依據。Christy</w:t>
       </w:r>
       <w:r>
         <w:t xml:space="preserve"> et </w:t>
@@ -6145,13 +6145,13 @@
         <w:pStyle w:val="FirstParagraph"/>
       </w:pPr>
       <w:r>
-        <w:t xml:space="preserve">Thompson, Feng, Reesor, &amp; </w:t>
-      </w:r>
-      <w:r>
-        <w:rPr>
-          <w:rFonts w:hint="eastAsia"/>
-        </w:rPr>
-        <w:t xml:space="preserve">Grace（2021）以加拿大某註冊投資交易商之真實資料（52,025</w:t>
+        <w:t xml:space="preserve">Thompson et </w:t>
+      </w:r>
+      <w:r>
+        <w:rPr>
+          <w:rFonts w:hint="eastAsia"/>
+        </w:rPr>
+        <w:t xml:space="preserve">al.（2021）以加拿大某註冊投資交易商之真實資料（52,025</w:t>
       </w:r>
       <w:r>
         <w:t xml:space="preserve"> </w:t>
@@ -7606,13 +7606,13 @@
         <w:t xml:space="preserve">年金融商品推薦文獻後指出，此領域已由傳統協同過濾（CF）與內容式推薦，發展至「精準行銷式推薦」（含混合式推薦、圖神經網路、序列推薦）、「時間序列分析式推薦」與「文本探勘式推薦」三大研究方向，其中精準行銷式推薦是與本研究最直接相關的支線，且已有</w:t>
       </w:r>
       <w:r>
-        <w:t xml:space="preserve"> Chou, Chen &amp; </w:t>
-      </w:r>
-      <w:r>
-        <w:rPr>
-          <w:rFonts w:hint="eastAsia"/>
-        </w:rPr>
-        <w:t xml:space="preserve">Huang（2022）之</w:t>
+        <w:t xml:space="preserve"> Chou et </w:t>
+      </w:r>
+      <w:r>
+        <w:rPr>
+          <w:rFonts w:hint="eastAsia"/>
+        </w:rPr>
+        <w:t xml:space="preserve">al.（2022）之</w:t>
       </w:r>
       <w:r>
         <w:t xml:space="preserve"> GraphDCF </w:t>
@@ -8447,13 +8447,13 @@
         <w:t xml:space="preserve">本節核心文獻為</w:t>
       </w:r>
       <w:r>
-        <w:t xml:space="preserve"> Chou, Chen &amp; </w:t>
-      </w:r>
-      <w:r>
-        <w:rPr>
-          <w:rFonts w:hint="eastAsia"/>
-        </w:rPr>
-        <w:t xml:space="preserve">Huang（2022）提出的</w:t>
+        <w:t xml:space="preserve"> Chou et </w:t>
+      </w:r>
+      <w:r>
+        <w:rPr>
+          <w:rFonts w:hint="eastAsia"/>
+        </w:rPr>
+        <w:t xml:space="preserve">al.（2022）提出的</w:t>
       </w:r>
       <w:r>
         <w:t xml:space="preserve"> </w:t>
@@ -8938,10 +8938,10 @@
         <w:rPr>
           <w:rFonts w:hint="eastAsia"/>
         </w:rPr>
-        <w:t xml:space="preserve">GraphDCF（Chou,</w:t>
-      </w:r>
-      <w:r>
-        <w:t xml:space="preserve"> Chen, &amp; Huang, </w:t>
+        <w:t xml:space="preserve">GraphDCF（Chou</w:t>
+      </w:r>
+      <w:r>
+        <w:t xml:space="preserve"> et al., </w:t>
       </w:r>
       <w:r>
         <w:rPr>
@@ -8956,16 +8956,16 @@
         <w:rPr>
           <w:rFonts w:hint="eastAsia"/>
         </w:rPr>
-        <w:t xml:space="preserve">al.（2022）本身的方法設計並未經實證驗證。Sanz-Cruzado,</w:t>
-      </w:r>
-      <w:r>
-        <w:t xml:space="preserve"> Droukas &amp; </w:t>
-      </w:r>
-      <w:r>
-        <w:rPr>
-          <w:rFonts w:hint="eastAsia"/>
-        </w:rPr>
-        <w:t xml:space="preserve">McCreadie（2024）則品質相對紮實：作者具學術與業界雙重背景（Glasgow</w:t>
+        <w:t xml:space="preserve">al.（2022）本身的方法設計並未經實證驗證。Sanz-Cruzado</w:t>
+      </w:r>
+      <w:r>
+        <w:t xml:space="preserve"> et </w:t>
+      </w:r>
+      <w:r>
+        <w:rPr>
+          <w:rFonts w:hint="eastAsia"/>
+        </w:rPr>
+        <w:t xml:space="preserve">al.（2024）則品質相對紮實：作者具學術與業界雙重背景（Glasgow</w:t>
       </w:r>
       <w:r>
         <w:t xml:space="preserve"> </w:t>
@@ -9055,16 +9055,16 @@
         <w:rPr>
           <w:rFonts w:hint="eastAsia"/>
         </w:rPr>
-        <w:t xml:space="preserve">CF」定位為切換機制變形之分類依據。第四，圖模型與深度協同過濾：Chou,</w:t>
-      </w:r>
-      <w:r>
-        <w:t xml:space="preserve"> Chen &amp; </w:t>
-      </w:r>
-      <w:r>
-        <w:rPr>
-          <w:rFonts w:hint="eastAsia"/>
-        </w:rPr>
-        <w:t xml:space="preserve">Huang（2022）之</w:t>
+        <w:t xml:space="preserve">CF」定位為切換機制變形之分類依據。第四，圖模型與深度協同過濾：Chou</w:t>
+      </w:r>
+      <w:r>
+        <w:t xml:space="preserve"> et </w:t>
+      </w:r>
+      <w:r>
+        <w:rPr>
+          <w:rFonts w:hint="eastAsia"/>
+        </w:rPr>
+        <w:t xml:space="preserve">al.（2022）之</w:t>
       </w:r>
       <w:r>
         <w:t xml:space="preserve"> GraphDCF </w:t>
@@ -9126,13 +9126,13 @@
         <w:pStyle w:val="BodyText"/>
       </w:pPr>
       <w:r>
-        <w:t xml:space="preserve">Sanz-Cruzado, Droukas, &amp; </w:t>
-      </w:r>
-      <w:r>
-        <w:rPr>
-          <w:rFonts w:hint="eastAsia"/>
-        </w:rPr>
-        <w:t xml:space="preserve">McCreadie（2024）進一步將既有金融資產推薦（Financial</w:t>
+        <w:t xml:space="preserve">Sanz-Cruzado et </w:t>
+      </w:r>
+      <w:r>
+        <w:rPr>
+          <w:rFonts w:hint="eastAsia"/>
+        </w:rPr>
+        <w:t xml:space="preserve">al.（2024）進一步將既有金融資產推薦（Financial</w:t>
       </w:r>
       <w:r>
         <w:t xml:space="preserve"> Asset Recommendation, </w:t>
@@ -9284,16 +9284,16 @@
         <w:rPr>
           <w:rFonts w:hint="eastAsia"/>
         </w:rPr>
-        <w:t xml:space="preserve">之變動百分比），實驗證實同時納入雙方動態因子的組合效果最佳。Sanz-Cruzado,</w:t>
-      </w:r>
-      <w:r>
-        <w:t xml:space="preserve"> Droukas, &amp; </w:t>
-      </w:r>
-      <w:r>
-        <w:rPr>
-          <w:rFonts w:hint="eastAsia"/>
-        </w:rPr>
-        <w:t xml:space="preserve">McCreadie（2024）之</w:t>
+        <w:t xml:space="preserve">之變動百分比），實驗證實同時納入雙方動態因子的組合效果最佳。Sanz-Cruzado</w:t>
+      </w:r>
+      <w:r>
+        <w:t xml:space="preserve"> et </w:t>
+      </w:r>
+      <w:r>
+        <w:rPr>
+          <w:rFonts w:hint="eastAsia"/>
+        </w:rPr>
+        <w:t xml:space="preserve">al.（2024）之</w:t>
       </w:r>
       <w:r>
         <w:t xml:space="preserve"> FAR-Trans </w:t>
@@ -9451,16 +9451,16 @@
         <w:rPr>
           <w:rFonts w:hint="eastAsia"/>
         </w:rPr>
-        <w:t xml:space="preserve">等傳統機器學習模型在此高度不平衡的分類任務中，表現甚至不如隨機基準，凸顯傳統方法難以處理稀疏交易資料。Sanz-Cruzado,</w:t>
-      </w:r>
-      <w:r>
-        <w:t xml:space="preserve"> Droukas, &amp; </w:t>
-      </w:r>
-      <w:r>
-        <w:rPr>
-          <w:rFonts w:hint="eastAsia"/>
-        </w:rPr>
-        <w:t xml:space="preserve">McCreadie（2024）則使用兩類指標回答兩個不同問題：ROI@k</w:t>
+        <w:t xml:space="preserve">等傳統機器學習模型在此高度不平衡的分類任務中，表現甚至不如隨機基準，凸顯傳統方法難以處理稀疏交易資料。Sanz-Cruzado</w:t>
+      </w:r>
+      <w:r>
+        <w:t xml:space="preserve"> et </w:t>
+      </w:r>
+      <w:r>
+        <w:rPr>
+          <w:rFonts w:hint="eastAsia"/>
+        </w:rPr>
+        <w:t xml:space="preserve">al.（2024）則使用兩類指標回答兩個不同問題：ROI@k</w:t>
       </w:r>
       <w:r>
         <w:t xml:space="preserve"> </w:t>
@@ -9685,16 +9685,16 @@
         <w:rPr>
           <w:rFonts w:hint="eastAsia"/>
         </w:rPr>
-        <w:t xml:space="preserve">檔產品），模型能推薦符合其偏好的產品而非僅推薦熱銷基金；但若顧客過去僅購買過熱銷基金，模型也會傾向推薦熱銷基金，顯示低交易頻率顧客仍是模型限制所在。Sanz-Cruzado,</w:t>
-      </w:r>
-      <w:r>
-        <w:t xml:space="preserve"> Droukas, &amp; </w:t>
-      </w:r>
-      <w:r>
-        <w:rPr>
-          <w:rFonts w:hint="eastAsia"/>
-        </w:rPr>
-        <w:t xml:space="preserve">McCreadie（2024）之實驗進一步指出，金融資產推薦領域普遍存在交易資料長尾分佈的問題——其</w:t>
+        <w:t xml:space="preserve">檔產品），模型能推薦符合其偏好的產品而非僅推薦熱銷基金；但若顧客過去僅購買過熱銷基金，模型也會傾向推薦熱銷基金，顯示低交易頻率顧客仍是模型限制所在。Sanz-Cruzado</w:t>
+      </w:r>
+      <w:r>
+        <w:t xml:space="preserve"> et </w:t>
+      </w:r>
+      <w:r>
+        <w:rPr>
+          <w:rFonts w:hint="eastAsia"/>
+        </w:rPr>
+        <w:t xml:space="preserve">al.（2024）之實驗進一步指出，金融資產推薦領域普遍存在交易資料長尾分佈的問題——其</w:t>
       </w:r>
       <w:r>
         <w:t xml:space="preserve"> FAR-Trans </w:t>
@@ -9741,10 +9741,10 @@
         <w:rPr>
           <w:rFonts w:hint="eastAsia"/>
         </w:rPr>
-        <w:t xml:space="preserve">這些發現共同指出，金融商品推薦的核心並非單純找出「最多人買的商品」，而是需要理解投資人與基金之間的多維關係，包括交易行為、風險偏好、商品屬性、時間變化與可解釋性；同時，「推薦準確度」與「推薦資產的獲利性」是兩個不易同時兼顧的目標（Sanz-Cruzado,</w:t>
-      </w:r>
-      <w:r>
-        <w:t xml:space="preserve"> Droukas, &amp; McCreadie, </w:t>
+        <w:t xml:space="preserve">這些發現共同指出，金融商品推薦的核心並非單純找出「最多人買的商品」，而是需要理解投資人與基金之間的多維關係，包括交易行為、風險偏好、商品屬性、時間變化與可解釋性；同時，「推薦準確度」與「推薦資產的獲利性」是兩個不易同時兼顧的目標（Sanz-Cruzado</w:t>
+      </w:r>
+      <w:r>
+        <w:t xml:space="preserve"> et al., </w:t>
       </w:r>
       <w:r>
         <w:rPr>
@@ -9804,16 +9804,16 @@
         <w:rPr>
           <w:rFonts w:hint="eastAsia"/>
         </w:rPr>
-        <w:t xml:space="preserve">行為資料。第三，Sanz-Cruzado,</w:t>
-      </w:r>
-      <w:r>
-        <w:t xml:space="preserve"> Droukas, &amp; </w:t>
-      </w:r>
-      <w:r>
-        <w:rPr>
-          <w:rFonts w:hint="eastAsia"/>
-        </w:rPr>
-        <w:t xml:space="preserve">McCreadie（2024）之</w:t>
+        <w:t xml:space="preserve">行為資料。第三，Sanz-Cruzado</w:t>
+      </w:r>
+      <w:r>
+        <w:t xml:space="preserve"> et </w:t>
+      </w:r>
+      <w:r>
+        <w:rPr>
+          <w:rFonts w:hint="eastAsia"/>
+        </w:rPr>
+        <w:t xml:space="preserve">al.（2024）之</w:t>
       </w:r>
       <w:r>
         <w:t xml:space="preserve"> FAR-Trans </w:t>
@@ -9825,13 +9825,13 @@
         <w:t xml:space="preserve">資料集與</w:t>
       </w:r>
       <w:r>
-        <w:t xml:space="preserve"> Chou, Chen, &amp; </w:t>
-      </w:r>
-      <w:r>
-        <w:rPr>
-          <w:rFonts w:hint="eastAsia"/>
-        </w:rPr>
-        <w:t xml:space="preserve">Huang（2022）之</w:t>
+        <w:t xml:space="preserve"> Chou et </w:t>
+      </w:r>
+      <w:r>
+        <w:rPr>
+          <w:rFonts w:hint="eastAsia"/>
+        </w:rPr>
+        <w:t xml:space="preserve">al.（2022）之</w:t>
       </w:r>
       <w:r>
         <w:t xml:space="preserve"> GraphDCF </w:t>
@@ -9912,13 +9912,13 @@
         <w:pStyle w:val="BodyText"/>
       </w:pPr>
       <w:r>
-        <w:t xml:space="preserve">Gambacorta, Gambacorta, &amp; </w:t>
-      </w:r>
-      <w:r>
-        <w:rPr>
-          <w:rFonts w:hint="eastAsia"/>
-        </w:rPr>
-        <w:t xml:space="preserve">Mihet（2023）以義大利家庭與銀行</w:t>
+        <w:t xml:space="preserve">Gambacorta et </w:t>
+      </w:r>
+      <w:r>
+        <w:rPr>
+          <w:rFonts w:hint="eastAsia"/>
+        </w:rPr>
+        <w:t xml:space="preserve">al.（2023）以義大利家庭與銀行</w:t>
       </w:r>
       <w:r>
         <w:t xml:space="preserve"> 2004–2020 </w:t>
@@ -10171,16 +10171,16 @@
         <w:rPr>
           <w:rFonts w:hint="eastAsia"/>
         </w:rPr>
-        <w:t xml:space="preserve">與數位券商應用研究的方法可分為三類。第一，理論建模與大樣本迴歸：Gambacorta,</w:t>
-      </w:r>
-      <w:r>
-        <w:t xml:space="preserve"> Gambacorta, &amp; </w:t>
-      </w:r>
-      <w:r>
-        <w:rPr>
-          <w:rFonts w:hint="eastAsia"/>
-        </w:rPr>
-        <w:t xml:space="preserve">Mihet（2023）建立具資訊不對稱的一般均衡投資組合選擇模型，並以固定效果迴歸驗證五項理論預測。第二，監理機關的問卷調查與利害關係人座談：IOSCO（2025）以</w:t>
+        <w:t xml:space="preserve">與數位券商應用研究的方法可分為三類。第一，理論建模與大樣本迴歸：Gambacorta</w:t>
+      </w:r>
+      <w:r>
+        <w:t xml:space="preserve"> et </w:t>
+      </w:r>
+      <w:r>
+        <w:rPr>
+          <w:rFonts w:hint="eastAsia"/>
+        </w:rPr>
+        <w:t xml:space="preserve">al.（2023）建立具資訊不對稱的一般均衡投資組合選擇模型，並以固定效果迴歸驗證五項理論預測。第二，監理機關的問卷調查與利害關係人座談：IOSCO（2025）以</w:t>
       </w:r>
       <w:r>
         <w:t xml:space="preserve"> IOSCO </w:t>
@@ -10275,13 +10275,13 @@
         <w:t xml:space="preserve">本研究雖不直接採用上述方法，但可引用</w:t>
       </w:r>
       <w:r>
-        <w:t xml:space="preserve"> Gambacorta, Gambacorta, &amp; </w:t>
-      </w:r>
-      <w:r>
-        <w:rPr>
-          <w:rFonts w:hint="eastAsia"/>
-        </w:rPr>
-        <w:t xml:space="preserve">Mihet（2023）的理論框架說明投資人異質性的堅實學理基礎，並引用</w:t>
+        <w:t xml:space="preserve"> Gambacorta et </w:t>
+      </w:r>
+      <w:r>
+        <w:rPr>
+          <w:rFonts w:hint="eastAsia"/>
+        </w:rPr>
+        <w:t xml:space="preserve">al.（2023）的理論框架說明投資人異質性的堅實學理基礎，並引用</w:t>
       </w:r>
       <w:r>
         <w:t xml:space="preserve"> </w:t>
@@ -10314,13 +10314,13 @@
         <w:pStyle w:val="FirstParagraph"/>
       </w:pPr>
       <w:r>
-        <w:t xml:space="preserve">Gambacorta, Gambacorta, &amp; </w:t>
-      </w:r>
-      <w:r>
-        <w:rPr>
-          <w:rFonts w:hint="eastAsia"/>
-        </w:rPr>
-        <w:t xml:space="preserve">Mihet（2023）使用義大利銀行「家庭所得與財富調查」（SHIW）與「區域銀行放款調查」（RBLS）兩組資料，以問卷正確答題比例衡量投資人金融素養（成熟度代理變數），並以銀行提供數位服務的比例建構「數位化程度」指標——作者也在研究限制中明確指出，此研究僅衡量銀行數位服務的「供給面」，未直接測量投資人對數位工具的「實際使用強度」與行為資料（如點擊、瀏覽、下單頻率），這正是本研究採用</w:t>
+        <w:t xml:space="preserve">Gambacorta et </w:t>
+      </w:r>
+      <w:r>
+        <w:rPr>
+          <w:rFonts w:hint="eastAsia"/>
+        </w:rPr>
+        <w:t xml:space="preserve">al.（2023）使用義大利銀行「家庭所得與財富調查」（SHIW）與「區域銀行放款調查」（RBLS）兩組資料，以問卷正確答題比例衡量投資人金融素養（成熟度代理變數），並以銀行提供數位服務的比例建構「數位化程度」指標——作者也在研究限制中明確指出，此研究僅衡量銀行數位服務的「供給面」，未直接測量投資人對數位工具的「實際使用強度」與行為資料（如點擊、瀏覽、下單頻率），這正是本研究採用</w:t>
       </w:r>
       <w:r>
         <w:t xml:space="preserve"> GA4 </w:t>
@@ -10379,13 +10379,13 @@
         <w:t xml:space="preserve">行為資料與基金交易資料，正好填補</w:t>
       </w:r>
       <w:r>
-        <w:t xml:space="preserve"> Gambacorta, Gambacorta, &amp; </w:t>
-      </w:r>
-      <w:r>
-        <w:rPr>
-          <w:rFonts w:hint="eastAsia"/>
-        </w:rPr>
-        <w:t xml:space="preserve">Mihet（2023）所指出的「供給面指標」與「投資人實際行為資料」之間的落差。若能再結合匿名化</w:t>
+        <w:t xml:space="preserve"> Gambacorta et </w:t>
+      </w:r>
+      <w:r>
+        <w:rPr>
+          <w:rFonts w:hint="eastAsia"/>
+        </w:rPr>
+        <w:t xml:space="preserve">al.（2023）所指出的「供給面指標」與「投資人實際行為資料」之間的落差。若能再結合匿名化</w:t>
       </w:r>
       <w:r>
         <w:t xml:space="preserve"> KYC </w:t>
@@ -10504,13 +10504,13 @@
         <w:pStyle w:val="FirstParagraph"/>
       </w:pPr>
       <w:r>
-        <w:t xml:space="preserve">Gambacorta, Gambacorta, &amp; </w:t>
-      </w:r>
-      <w:r>
-        <w:rPr>
-          <w:rFonts w:hint="eastAsia"/>
-        </w:rPr>
-        <w:t xml:space="preserve">Mihet（2023）以迴歸係數大小（基點、百分點）衡量金融科技對報酬與風險資產配置的異質化效果；CFA</w:t>
+        <w:t xml:space="preserve">Gambacorta et </w:t>
+      </w:r>
+      <w:r>
+        <w:rPr>
+          <w:rFonts w:hint="eastAsia"/>
+        </w:rPr>
+        <w:t xml:space="preserve">al.（2023）以迴歸係數大小（基點、百分點）衡量金融科技對報酬與風險資產配置的異質化效果；CFA</w:t>
       </w:r>
       <w:r>
         <w:t xml:space="preserve"> </w:t>
@@ -10578,13 +10578,13 @@
         <w:t xml:space="preserve">IOSCO（2025）／IOSCO（2021）之治理原則與</w:t>
       </w:r>
       <w:r>
-        <w:t xml:space="preserve"> Gambacorta, Gambacorta, &amp; </w:t>
-      </w:r>
-      <w:r>
-        <w:rPr>
-          <w:rFonts w:hint="eastAsia"/>
-        </w:rPr>
-        <w:t xml:space="preserve">Mihet（2023）之資訊落差論述。</w:t>
+        <w:t xml:space="preserve"> Gambacorta et </w:t>
+      </w:r>
+      <w:r>
+        <w:rPr>
+          <w:rFonts w:hint="eastAsia"/>
+        </w:rPr>
+        <w:t xml:space="preserve">al.（2023）之資訊落差論述。</w:t>
       </w:r>
     </w:p>
     <w:bookmarkEnd w:id="71"/>
@@ -10700,13 +10700,13 @@
         <w:pStyle w:val="FirstParagraph"/>
       </w:pPr>
       <w:r>
-        <w:t xml:space="preserve">Gambacorta, Gambacorta, &amp; </w:t>
-      </w:r>
-      <w:r>
-        <w:rPr>
-          <w:rFonts w:hint="eastAsia"/>
-        </w:rPr>
-        <w:t xml:space="preserve">Mihet（2023）之核心發現是：金融科技進步會</w:t>
+        <w:t xml:space="preserve">Gambacorta et </w:t>
+      </w:r>
+      <w:r>
+        <w:rPr>
+          <w:rFonts w:hint="eastAsia"/>
+        </w:rPr>
+        <w:t xml:space="preserve">al.（2023）之核心發現是：金融科技進步會</w:t>
       </w:r>
       <w:r>
         <w:rPr>
@@ -10785,10 +10785,10 @@
         <w:rPr>
           <w:rFonts w:hint="eastAsia"/>
         </w:rPr>
-        <w:t xml:space="preserve">應用雖能提升效率與個人化程度，但（一）其效益並非對所有投資人一致，可能擴大既有的資訊與財富不平等（Gambacorta,</w:t>
-      </w:r>
-      <w:r>
-        <w:t xml:space="preserve"> Gambacorta, &amp; Mihet, </w:t>
+        <w:t xml:space="preserve">應用雖能提升效率與個人化程度，但（一）其效益並非對所有投資人一致，可能擴大既有的資訊與財富不平等（Gambacorta</w:t>
+      </w:r>
+      <w:r>
+        <w:t xml:space="preserve"> et al., </w:t>
       </w:r>
       <w:r>
         <w:rPr>
@@ -10815,13 +10815,13 @@
         <w:t xml:space="preserve">2022）。因此，本研究若能在數位券商場景中設計兼顧分群、推薦準確度與風險適合度的基金推薦模型，將有助於回應「如何讓金融科技真正支援不同成熟度投資人」此一問題，同時避免加劇</w:t>
       </w:r>
       <w:r>
-        <w:t xml:space="preserve"> Gambacorta, Gambacorta, &amp; </w:t>
-      </w:r>
-      <w:r>
-        <w:rPr>
-          <w:rFonts w:hint="eastAsia"/>
-        </w:rPr>
-        <w:t xml:space="preserve">Mihet（2023）所指出的資訊不平等。</w:t>
+        <w:t xml:space="preserve"> Gambacorta et </w:t>
+      </w:r>
+      <w:r>
+        <w:rPr>
+          <w:rFonts w:hint="eastAsia"/>
+        </w:rPr>
+        <w:t xml:space="preserve">al.（2023）所指出的資訊不平等。</w:t>
       </w:r>
     </w:p>
     <w:bookmarkEnd w:id="73"/>
@@ -10851,16 +10851,16 @@
         <w:rPr>
           <w:rFonts w:hint="eastAsia"/>
         </w:rPr>
-        <w:t xml:space="preserve">與數位券商文獻提供本研究的場域正當性與實務貢獻基礎。第一，Gambacorta,</w:t>
-      </w:r>
-      <w:r>
-        <w:t xml:space="preserve"> Gambacorta, &amp; </w:t>
-      </w:r>
-      <w:r>
-        <w:rPr>
-          <w:rFonts w:hint="eastAsia"/>
-        </w:rPr>
-        <w:t xml:space="preserve">Mihet（2023）之理論與實證證實投資人金融素養／資訊處理能力存在顯著且會隨科技進步擴大的異質性，說明分群分析在基金推薦前具有必要性，且本研究若能透過個人化推薦精準識別並協助非成熟投資人，可視為呼應其政策意涵的具體技術實作。第二，IOSCO（2025）、IOSCO（2021）之</w:t>
+        <w:t xml:space="preserve">與數位券商文獻提供本研究的場域正當性與實務貢獻基礎。第一，Gambacorta</w:t>
+      </w:r>
+      <w:r>
+        <w:t xml:space="preserve"> et </w:t>
+      </w:r>
+      <w:r>
+        <w:rPr>
+          <w:rFonts w:hint="eastAsia"/>
+        </w:rPr>
+        <w:t xml:space="preserve">al.（2023）之理論與實證證實投資人金融素養／資訊處理能力存在顯著且會隨科技進步擴大的異質性，說明分群分析在基金推薦前具有必要性，且本研究若能透過個人化推薦精準識別並協助非成熟投資人，可視為呼應其政策意涵的具體技術實作。第二，IOSCO（2025）、IOSCO（2021）之</w:t>
       </w:r>
       <w:r>
         <w:t xml:space="preserve"> AI/ML </w:t>
@@ -11389,13 +11389,13 @@
               <w:pStyle w:val="Compact"/>
             </w:pPr>
             <w:r>
-              <w:t xml:space="preserve">Chou, Chen, &amp; </w:t>
+              <w:t xml:space="preserve">Chou et </w:t>
             </w:r>
             <w:r>
               <w:rPr>
                 <w:rFonts w:hint="eastAsia"/>
               </w:rPr>
-              <w:t xml:space="preserve">Huang（2022，GraphDCF）、Wei</w:t>
+              <w:t xml:space="preserve">al.（2022，GraphDCF）、Wei</w:t>
             </w:r>
             <w:r>
               <w:t xml:space="preserve"> &amp; </w:t>
@@ -11625,10 +11625,10 @@
               <w:rPr>
                 <w:rFonts w:hint="eastAsia"/>
               </w:rPr>
-              <w:t xml:space="preserve">GraphDCF（Chou,</w:t>
+              <w:t xml:space="preserve">GraphDCF（Chou</w:t>
             </w:r>
             <w:r>
-              <w:t xml:space="preserve"> Chen, &amp; Huang, </w:t>
+              <w:t xml:space="preserve"> et al., </w:t>
             </w:r>
             <w:r>
               <w:rPr>
@@ -12106,13 +12106,13 @@
         <w:t xml:space="preserve">系統性比較，補足王怡（2023）效用推薦模型缺乏的基準比較設計，也呼應</w:t>
       </w:r>
       <w:r>
-        <w:t xml:space="preserve"> Chou, Chen, &amp; </w:t>
-      </w:r>
-      <w:r>
-        <w:rPr>
-          <w:rFonts w:hint="eastAsia"/>
-        </w:rPr>
-        <w:t xml:space="preserve">Huang（2022，GraphDCF）以熱銷基金為對照組的評估精神。</w:t>
+        <w:t xml:space="preserve"> Chou et </w:t>
+      </w:r>
+      <w:r>
+        <w:rPr>
+          <w:rFonts w:hint="eastAsia"/>
+        </w:rPr>
+        <w:t xml:space="preserve">al.（2022，GraphDCF）以熱銷基金為對照組的評估精神。</w:t>
       </w:r>
     </w:p>
     <w:p>
@@ -12300,10 +12300,10 @@
         <w:rPr>
           <w:rFonts w:hint="eastAsia"/>
         </w:rPr>
-        <w:t xml:space="preserve">2020）提供將此異質性轉化為可操作區隔的具體方法；基金與金融商品推薦文獻（Chou,</w:t>
-      </w:r>
-      <w:r>
-        <w:t xml:space="preserve"> Chen, &amp; Huang, </w:t>
+        <w:t xml:space="preserve">2020）提供將此異質性轉化為可操作區隔的具體方法；基金與金融商品推薦文獻（Chou</w:t>
+      </w:r>
+      <w:r>
+        <w:t xml:space="preserve"> et al., </w:t>
       </w:r>
       <w:r>
         <w:rPr>
@@ -12345,10 +12345,10 @@
         <w:rPr>
           <w:rFonts w:hint="eastAsia"/>
         </w:rPr>
-        <w:t xml:space="preserve">與數位券商文獻（Gambacorta,</w:t>
-      </w:r>
-      <w:r>
-        <w:t xml:space="preserve"> Gambacorta, &amp; Mihet, </w:t>
+        <w:t xml:space="preserve">與數位券商文獻（Gambacorta</w:t>
+      </w:r>
+      <w:r>
+        <w:t xml:space="preserve"> et al., </w:t>
       </w:r>
       <w:r>
         <w:rPr>
@@ -34905,6 +34905,40 @@
         <w:pStyle w:val="References"/>
       </w:pPr>
       <w:r>
+        <w:t xml:space="preserve">Miglautsch, J. R. (2000). Thoughts on RFM scoring.</w:t>
+      </w:r>
+      <w:r>
+        <w:t xml:space="preserve"> </w:t>
+      </w:r>
+      <w:r>
+        <w:rPr>
+          <w:i/>
+          <w:iCs/>
+        </w:rPr>
+        <w:t xml:space="preserve">Journal of Database Marketing &amp; Customer Strategy Management</w:t>
+      </w:r>
+      <w:r>
+        <w:t xml:space="preserve">,</w:t>
+      </w:r>
+      <w:r>
+        <w:t xml:space="preserve"> </w:t>
+      </w:r>
+      <w:r>
+        <w:rPr>
+          <w:i/>
+          <w:iCs/>
+        </w:rPr>
+        <w:t xml:space="preserve">8</w:t>
+      </w:r>
+      <w:r>
+        <w:t xml:space="preserve">(1), 67–72. https://doi.org/10.1057/palgrave.jdm.3240019</w:t>
+      </w:r>
+    </w:p>
+    <w:p>
+      <w:pPr>
+        <w:pStyle w:val="References"/>
+      </w:pPr>
+      <w:r>
         <w:t xml:space="preserve">Rousseeuw, P. J. (1987). Silhouettes: A graphical aid to the interpretation and validation of cluster analysis.</w:t>
       </w:r>
       <w:r>

--- a/thesis-investor-segmentation/thesis/exports/黃子甄_論文計畫書(第一至三章初稿).docx
+++ b/thesis-investor-segmentation/thesis/exports/黃子甄_論文計畫書(第一至三章初稿).docx
@@ -109,37 +109,45 @@
         <w:jc w:val="center"/>
       </w:pPr>
     </w:p>
-    <w:p/>
     <w:p>
       <w:pPr>
         <w:jc w:val="center"/>
       </w:pPr>
-      <w:r>
-        <w:rPr>
-          <w:b/>
-          <w:sz w:val="36"/>
-        </w:rPr>
-        <w:t>研究生：黃子甄　撰</w:t>
-      </w:r>
-    </w:p>
-    <w:p>
-      <w:pPr>
-        <w:jc w:val="center"/>
-      </w:pPr>
-      <w:r>
-        <w:rPr>
-          <w:b/>
-          <w:sz w:val="36"/>
-        </w:rPr>
-        <w:t>指導教授：王亦凡　博士</w:t>
-      </w:r>
     </w:p>
     <w:p>
       <w:pPr>
         <w:jc w:val="center"/>
       </w:pPr>
     </w:p>
-    <w:p/>
+    <w:p>
+      <w:pPr>
+        <w:jc w:val="center"/>
+      </w:pPr>
+      <w:r>
+        <w:rPr>
+          <w:b/>
+          <w:sz w:val="36"/>
+        </w:rPr>
+        <w:t>研究生：黃子甄　撰</w:t>
+      </w:r>
+    </w:p>
+    <w:p>
+      <w:pPr>
+        <w:jc w:val="center"/>
+      </w:pPr>
+      <w:r>
+        <w:rPr>
+          <w:b/>
+          <w:sz w:val="36"/>
+        </w:rPr>
+        <w:t>指導教授：王亦凡　博士</w:t>
+      </w:r>
+    </w:p>
+    <w:p>
+      <w:pPr>
+        <w:jc w:val="center"/>
+      </w:pPr>
+    </w:p>
     <w:p>
       <w:pPr>
         <w:jc w:val="center"/>
@@ -166,7 +174,7 @@
           <w:sz w:val="24"/>
           <w:szCs w:val="22"/>
         </w:rPr>
-        <w:id w:val="271526416"/>
+        <w:id w:val="1619412202"/>
         <w:docPartObj>
           <w:docPartGallery w:val="Table of Contents"/>
           <w:docPartUnique/>
@@ -203,7 +211,7 @@
           <w:r>
             <w:fldChar w:fldCharType="separate"/>
           </w:r>
-          <w:hyperlink w:anchor="_Toc241506264" w:history="1">
+          <w:hyperlink w:anchor="_Toc241702943" w:history="1">
             <w:r>
               <w:rPr>
                 <w:rStyle w:val="affa"/>
@@ -230,7 +238,7 @@
                 <w:noProof/>
                 <w:webHidden/>
               </w:rPr>
-              <w:instrText xml:space="preserve"> PAGEREF _Toc241506264 \h </w:instrText>
+              <w:instrText xml:space="preserve"> PAGEREF _Toc241702943 \h </w:instrText>
             </w:r>
             <w:r>
               <w:rPr>
@@ -271,7 +279,7 @@
               <w:noProof/>
             </w:rPr>
           </w:pPr>
-          <w:hyperlink w:anchor="_Toc241506265" w:history="1">
+          <w:hyperlink w:anchor="_Toc241702944" w:history="1">
             <w:r>
               <w:rPr>
                 <w:rStyle w:val="affa"/>
@@ -298,7 +306,7 @@
                 <w:noProof/>
                 <w:webHidden/>
               </w:rPr>
-              <w:instrText xml:space="preserve"> PAGEREF _Toc241506265 \h </w:instrText>
+              <w:instrText xml:space="preserve"> PAGEREF _Toc241702944 \h </w:instrText>
             </w:r>
             <w:r>
               <w:rPr>
@@ -339,7 +347,7 @@
               <w:noProof/>
             </w:rPr>
           </w:pPr>
-          <w:hyperlink w:anchor="_Toc241506266" w:history="1">
+          <w:hyperlink w:anchor="_Toc241702945" w:history="1">
             <w:r>
               <w:rPr>
                 <w:rStyle w:val="affa"/>
@@ -366,7 +374,7 @@
                 <w:noProof/>
                 <w:webHidden/>
               </w:rPr>
-              <w:instrText xml:space="preserve"> PAGEREF _Toc241506266 \h </w:instrText>
+              <w:instrText xml:space="preserve"> PAGEREF _Toc241702945 \h </w:instrText>
             </w:r>
             <w:r>
               <w:rPr>
@@ -407,7 +415,7 @@
               <w:noProof/>
             </w:rPr>
           </w:pPr>
-          <w:hyperlink w:anchor="_Toc241506267" w:history="1">
+          <w:hyperlink w:anchor="_Toc241702946" w:history="1">
             <w:r>
               <w:rPr>
                 <w:rStyle w:val="affa"/>
@@ -441,7 +449,7 @@
                 <w:noProof/>
                 <w:webHidden/>
               </w:rPr>
-              <w:instrText xml:space="preserve"> PAGEREF _Toc241506267 \h </w:instrText>
+              <w:instrText xml:space="preserve"> PAGEREF _Toc241702946 \h </w:instrText>
             </w:r>
             <w:r>
               <w:rPr>
@@ -482,7 +490,7 @@
               <w:noProof/>
             </w:rPr>
           </w:pPr>
-          <w:hyperlink w:anchor="_Toc241506268" w:history="1">
+          <w:hyperlink w:anchor="_Toc241702947" w:history="1">
             <w:r>
               <w:rPr>
                 <w:rStyle w:val="affa"/>
@@ -516,7 +524,7 @@
                 <w:noProof/>
                 <w:webHidden/>
               </w:rPr>
-              <w:instrText xml:space="preserve"> PAGEREF _Toc241506268 \h </w:instrText>
+              <w:instrText xml:space="preserve"> PAGEREF _Toc241702947 \h </w:instrText>
             </w:r>
             <w:r>
               <w:rPr>
@@ -557,7 +565,7 @@
               <w:noProof/>
             </w:rPr>
           </w:pPr>
-          <w:hyperlink w:anchor="_Toc241506269" w:history="1">
+          <w:hyperlink w:anchor="_Toc241702948" w:history="1">
             <w:r>
               <w:rPr>
                 <w:rStyle w:val="affa"/>
@@ -591,7 +599,7 @@
                 <w:noProof/>
                 <w:webHidden/>
               </w:rPr>
-              <w:instrText xml:space="preserve"> PAGEREF _Toc241506269 \h </w:instrText>
+              <w:instrText xml:space="preserve"> PAGEREF _Toc241702948 \h </w:instrText>
             </w:r>
             <w:r>
               <w:rPr>
@@ -632,7 +640,7 @@
               <w:noProof/>
             </w:rPr>
           </w:pPr>
-          <w:hyperlink w:anchor="_Toc241506270" w:history="1">
+          <w:hyperlink w:anchor="_Toc241702949" w:history="1">
             <w:r>
               <w:rPr>
                 <w:rStyle w:val="affa"/>
@@ -666,7 +674,7 @@
                 <w:noProof/>
                 <w:webHidden/>
               </w:rPr>
-              <w:instrText xml:space="preserve"> PAGEREF _Toc241506270 \h </w:instrText>
+              <w:instrText xml:space="preserve"> PAGEREF _Toc241702949 \h </w:instrText>
             </w:r>
             <w:r>
               <w:rPr>
@@ -707,7 +715,7 @@
               <w:noProof/>
             </w:rPr>
           </w:pPr>
-          <w:hyperlink w:anchor="_Toc241506271" w:history="1">
+          <w:hyperlink w:anchor="_Toc241702950" w:history="1">
             <w:r>
               <w:rPr>
                 <w:rStyle w:val="affa"/>
@@ -734,7 +742,7 @@
                 <w:noProof/>
                 <w:webHidden/>
               </w:rPr>
-              <w:instrText xml:space="preserve"> PAGEREF _Toc241506271 \h </w:instrText>
+              <w:instrText xml:space="preserve"> PAGEREF _Toc241702950 \h </w:instrText>
             </w:r>
             <w:r>
               <w:rPr>
@@ -775,7 +783,7 @@
               <w:noProof/>
             </w:rPr>
           </w:pPr>
-          <w:hyperlink w:anchor="_Toc241506272" w:history="1">
+          <w:hyperlink w:anchor="_Toc241702951" w:history="1">
             <w:r>
               <w:rPr>
                 <w:rStyle w:val="affa"/>
@@ -802,7 +810,7 @@
                 <w:noProof/>
                 <w:webHidden/>
               </w:rPr>
-              <w:instrText xml:space="preserve"> PAGEREF _Toc241506272 \h </w:instrText>
+              <w:instrText xml:space="preserve"> PAGEREF _Toc241702951 \h </w:instrText>
             </w:r>
             <w:r>
               <w:rPr>
@@ -843,7 +851,7 @@
               <w:noProof/>
             </w:rPr>
           </w:pPr>
-          <w:hyperlink w:anchor="_Toc241506273" w:history="1">
+          <w:hyperlink w:anchor="_Toc241702952" w:history="1">
             <w:r>
               <w:rPr>
                 <w:rStyle w:val="affa"/>
@@ -870,7 +878,7 @@
                 <w:noProof/>
                 <w:webHidden/>
               </w:rPr>
-              <w:instrText xml:space="preserve"> PAGEREF _Toc241506273 \h </w:instrText>
+              <w:instrText xml:space="preserve"> PAGEREF _Toc241702952 \h </w:instrText>
             </w:r>
             <w:r>
               <w:rPr>
@@ -911,7 +919,7 @@
               <w:noProof/>
             </w:rPr>
           </w:pPr>
-          <w:hyperlink w:anchor="_Toc241506274" w:history="1">
+          <w:hyperlink w:anchor="_Toc241702953" w:history="1">
             <w:r>
               <w:rPr>
                 <w:rStyle w:val="affa"/>
@@ -945,7 +953,7 @@
                 <w:noProof/>
                 <w:webHidden/>
               </w:rPr>
-              <w:instrText xml:space="preserve"> PAGEREF _Toc241506274 \h </w:instrText>
+              <w:instrText xml:space="preserve"> PAGEREF _Toc241702953 \h </w:instrText>
             </w:r>
             <w:r>
               <w:rPr>
@@ -965,7 +973,7 @@
                 <w:noProof/>
                 <w:webHidden/>
               </w:rPr>
-              <w:t>11</w:t>
+              <w:t>12</w:t>
             </w:r>
             <w:r>
               <w:rPr>
@@ -986,7 +994,7 @@
               <w:noProof/>
             </w:rPr>
           </w:pPr>
-          <w:hyperlink w:anchor="_Toc241506275" w:history="1">
+          <w:hyperlink w:anchor="_Toc241702954" w:history="1">
             <w:r>
               <w:rPr>
                 <w:rStyle w:val="affa"/>
@@ -1020,7 +1028,7 @@
                 <w:noProof/>
                 <w:webHidden/>
               </w:rPr>
-              <w:instrText xml:space="preserve"> PAGEREF _Toc241506275 \h </w:instrText>
+              <w:instrText xml:space="preserve"> PAGEREF _Toc241702954 \h </w:instrText>
             </w:r>
             <w:r>
               <w:rPr>
@@ -1061,7 +1069,7 @@
               <w:noProof/>
             </w:rPr>
           </w:pPr>
-          <w:hyperlink w:anchor="_Toc241506276" w:history="1">
+          <w:hyperlink w:anchor="_Toc241702955" w:history="1">
             <w:r>
               <w:rPr>
                 <w:rStyle w:val="affa"/>
@@ -1088,7 +1096,7 @@
                 <w:noProof/>
                 <w:webHidden/>
               </w:rPr>
-              <w:instrText xml:space="preserve"> PAGEREF _Toc241506276 \h </w:instrText>
+              <w:instrText xml:space="preserve"> PAGEREF _Toc241702955 \h </w:instrText>
             </w:r>
             <w:r>
               <w:rPr>
@@ -1108,7 +1116,7 @@
                 <w:noProof/>
                 <w:webHidden/>
               </w:rPr>
-              <w:t>13</w:t>
+              <w:t>14</w:t>
             </w:r>
             <w:r>
               <w:rPr>
@@ -1129,7 +1137,7 @@
               <w:noProof/>
             </w:rPr>
           </w:pPr>
-          <w:hyperlink w:anchor="_Toc241506277" w:history="1">
+          <w:hyperlink w:anchor="_Toc241702956" w:history="1">
             <w:r>
               <w:rPr>
                 <w:rStyle w:val="affa"/>
@@ -1163,7 +1171,7 @@
                 <w:noProof/>
                 <w:webHidden/>
               </w:rPr>
-              <w:instrText xml:space="preserve"> PAGEREF _Toc241506277 \h </w:instrText>
+              <w:instrText xml:space="preserve"> PAGEREF _Toc241702956 \h </w:instrText>
             </w:r>
             <w:r>
               <w:rPr>
@@ -1183,7 +1191,7 @@
                 <w:noProof/>
                 <w:webHidden/>
               </w:rPr>
-              <w:t>13</w:t>
+              <w:t>14</w:t>
             </w:r>
             <w:r>
               <w:rPr>
@@ -1204,7 +1212,7 @@
               <w:noProof/>
             </w:rPr>
           </w:pPr>
-          <w:hyperlink w:anchor="_Toc241506278" w:history="1">
+          <w:hyperlink w:anchor="_Toc241702957" w:history="1">
             <w:r>
               <w:rPr>
                 <w:rStyle w:val="affa"/>
@@ -1238,7 +1246,7 @@
                 <w:noProof/>
                 <w:webHidden/>
               </w:rPr>
-              <w:instrText xml:space="preserve"> PAGEREF _Toc241506278 \h </w:instrText>
+              <w:instrText xml:space="preserve"> PAGEREF _Toc241702957 \h </w:instrText>
             </w:r>
             <w:r>
               <w:rPr>
@@ -1258,7 +1266,7 @@
                 <w:noProof/>
                 <w:webHidden/>
               </w:rPr>
-              <w:t>17</w:t>
+              <w:t>18</w:t>
             </w:r>
             <w:r>
               <w:rPr>
@@ -1279,7 +1287,7 @@
               <w:noProof/>
             </w:rPr>
           </w:pPr>
-          <w:hyperlink w:anchor="_Toc241506279" w:history="1">
+          <w:hyperlink w:anchor="_Toc241702958" w:history="1">
             <w:r>
               <w:rPr>
                 <w:rStyle w:val="affa"/>
@@ -1313,7 +1321,7 @@
                 <w:noProof/>
                 <w:webHidden/>
               </w:rPr>
-              <w:instrText xml:space="preserve"> PAGEREF _Toc241506279 \h </w:instrText>
+              <w:instrText xml:space="preserve"> PAGEREF _Toc241702958 \h </w:instrText>
             </w:r>
             <w:r>
               <w:rPr>
@@ -1333,7 +1341,7 @@
                 <w:noProof/>
                 <w:webHidden/>
               </w:rPr>
-              <w:t>17</w:t>
+              <w:t>18</w:t>
             </w:r>
             <w:r>
               <w:rPr>
@@ -1354,7 +1362,7 @@
               <w:noProof/>
             </w:rPr>
           </w:pPr>
-          <w:hyperlink w:anchor="_Toc241506280" w:history="1">
+          <w:hyperlink w:anchor="_Toc241702959" w:history="1">
             <w:r>
               <w:rPr>
                 <w:rStyle w:val="affa"/>
@@ -1388,7 +1396,7 @@
                 <w:noProof/>
                 <w:webHidden/>
               </w:rPr>
-              <w:instrText xml:space="preserve"> PAGEREF _Toc241506280 \h </w:instrText>
+              <w:instrText xml:space="preserve"> PAGEREF _Toc241702959 \h </w:instrText>
             </w:r>
             <w:r>
               <w:rPr>
@@ -1408,7 +1416,7 @@
                 <w:noProof/>
                 <w:webHidden/>
               </w:rPr>
-              <w:t>21</w:t>
+              <w:t>22</w:t>
             </w:r>
             <w:r>
               <w:rPr>
@@ -1429,7 +1437,7 @@
               <w:noProof/>
             </w:rPr>
           </w:pPr>
-          <w:hyperlink w:anchor="_Toc241506281" w:history="1">
+          <w:hyperlink w:anchor="_Toc241702960" w:history="1">
             <w:r>
               <w:rPr>
                 <w:rStyle w:val="affa"/>
@@ -1477,7 +1485,7 @@
                 <w:noProof/>
                 <w:webHidden/>
               </w:rPr>
-              <w:instrText xml:space="preserve"> PAGEREF _Toc241506281 \h </w:instrText>
+              <w:instrText xml:space="preserve"> PAGEREF _Toc241702960 \h </w:instrText>
             </w:r>
             <w:r>
               <w:rPr>
@@ -1497,7 +1505,7 @@
                 <w:noProof/>
                 <w:webHidden/>
               </w:rPr>
-              <w:t>29</w:t>
+              <w:t>30</w:t>
             </w:r>
             <w:r>
               <w:rPr>
@@ -1518,7 +1526,7 @@
               <w:noProof/>
             </w:rPr>
           </w:pPr>
-          <w:hyperlink w:anchor="_Toc241506282" w:history="1">
+          <w:hyperlink w:anchor="_Toc241702961" w:history="1">
             <w:r>
               <w:rPr>
                 <w:rStyle w:val="affa"/>
@@ -1552,7 +1560,7 @@
                 <w:noProof/>
                 <w:webHidden/>
               </w:rPr>
-              <w:instrText xml:space="preserve"> PAGEREF _Toc241506282 \h </w:instrText>
+              <w:instrText xml:space="preserve"> PAGEREF _Toc241702961 \h </w:instrText>
             </w:r>
             <w:r>
               <w:rPr>
@@ -1572,7 +1580,7 @@
                 <w:noProof/>
                 <w:webHidden/>
               </w:rPr>
-              <w:t>30</w:t>
+              <w:t>31</w:t>
             </w:r>
             <w:r>
               <w:rPr>
@@ -1593,7 +1601,7 @@
               <w:noProof/>
             </w:rPr>
           </w:pPr>
-          <w:hyperlink w:anchor="_Toc241506283" w:history="1">
+          <w:hyperlink w:anchor="_Toc241702962" w:history="1">
             <w:r>
               <w:rPr>
                 <w:rStyle w:val="affa"/>
@@ -1627,7 +1635,7 @@
                 <w:noProof/>
                 <w:webHidden/>
               </w:rPr>
-              <w:instrText xml:space="preserve"> PAGEREF _Toc241506283 \h </w:instrText>
+              <w:instrText xml:space="preserve"> PAGEREF _Toc241702962 \h </w:instrText>
             </w:r>
             <w:r>
               <w:rPr>
@@ -1647,7 +1655,7 @@
                 <w:noProof/>
                 <w:webHidden/>
               </w:rPr>
-              <w:t>34</w:t>
+              <w:t>35</w:t>
             </w:r>
             <w:r>
               <w:rPr>
@@ -1668,7 +1676,7 @@
               <w:noProof/>
             </w:rPr>
           </w:pPr>
-          <w:hyperlink w:anchor="_Toc241506284" w:history="1">
+          <w:hyperlink w:anchor="_Toc241702963" w:history="1">
             <w:r>
               <w:rPr>
                 <w:rStyle w:val="affa"/>
@@ -1702,7 +1710,7 @@
                 <w:noProof/>
                 <w:webHidden/>
               </w:rPr>
-              <w:instrText xml:space="preserve"> PAGEREF _Toc241506284 \h </w:instrText>
+              <w:instrText xml:space="preserve"> PAGEREF _Toc241702963 \h </w:instrText>
             </w:r>
             <w:r>
               <w:rPr>
@@ -1722,7 +1730,7 @@
                 <w:noProof/>
                 <w:webHidden/>
               </w:rPr>
-              <w:t>39</w:t>
+              <w:t>40</w:t>
             </w:r>
             <w:r>
               <w:rPr>
@@ -1743,7 +1751,7 @@
               <w:noProof/>
             </w:rPr>
           </w:pPr>
-          <w:hyperlink w:anchor="_Toc241506285" w:history="1">
+          <w:hyperlink w:anchor="_Toc241702964" w:history="1">
             <w:r>
               <w:rPr>
                 <w:rStyle w:val="affa"/>
@@ -1777,7 +1785,7 @@
                 <w:noProof/>
                 <w:webHidden/>
               </w:rPr>
-              <w:instrText xml:space="preserve"> PAGEREF _Toc241506285 \h </w:instrText>
+              <w:instrText xml:space="preserve"> PAGEREF _Toc241702964 \h </w:instrText>
             </w:r>
             <w:r>
               <w:rPr>
@@ -1797,7 +1805,7 @@
                 <w:noProof/>
                 <w:webHidden/>
               </w:rPr>
-              <w:t>44</w:t>
+              <w:t>45</w:t>
             </w:r>
             <w:r>
               <w:rPr>
@@ -1818,7 +1826,7 @@
               <w:noProof/>
             </w:rPr>
           </w:pPr>
-          <w:hyperlink w:anchor="_Toc241506286" w:history="1">
+          <w:hyperlink w:anchor="_Toc241702965" w:history="1">
             <w:r>
               <w:rPr>
                 <w:rStyle w:val="affa"/>
@@ -1852,7 +1860,7 @@
                 <w:noProof/>
                 <w:webHidden/>
               </w:rPr>
-              <w:instrText xml:space="preserve"> PAGEREF _Toc241506286 \h </w:instrText>
+              <w:instrText xml:space="preserve"> PAGEREF _Toc241702965 \h </w:instrText>
             </w:r>
             <w:r>
               <w:rPr>
@@ -1872,7 +1880,7 @@
                 <w:noProof/>
                 <w:webHidden/>
               </w:rPr>
-              <w:t>44</w:t>
+              <w:t>45</w:t>
             </w:r>
             <w:r>
               <w:rPr>
@@ -1893,7 +1901,7 @@
               <w:noProof/>
             </w:rPr>
           </w:pPr>
-          <w:hyperlink w:anchor="_Toc241506287" w:history="1">
+          <w:hyperlink w:anchor="_Toc241702966" w:history="1">
             <w:r>
               <w:rPr>
                 <w:rStyle w:val="affa"/>
@@ -1927,7 +1935,7 @@
                 <w:noProof/>
                 <w:webHidden/>
               </w:rPr>
-              <w:instrText xml:space="preserve"> PAGEREF _Toc241506287 \h </w:instrText>
+              <w:instrText xml:space="preserve"> PAGEREF _Toc241702966 \h </w:instrText>
             </w:r>
             <w:r>
               <w:rPr>
@@ -1947,7 +1955,7 @@
                 <w:noProof/>
                 <w:webHidden/>
               </w:rPr>
-              <w:t>44</w:t>
+              <w:t>45</w:t>
             </w:r>
             <w:r>
               <w:rPr>
@@ -1968,7 +1976,7 @@
               <w:noProof/>
             </w:rPr>
           </w:pPr>
-          <w:hyperlink w:anchor="_Toc241506288" w:history="1">
+          <w:hyperlink w:anchor="_Toc241702967" w:history="1">
             <w:r>
               <w:rPr>
                 <w:rStyle w:val="affa"/>
@@ -2030,7 +2038,7 @@
                 <w:noProof/>
                 <w:webHidden/>
               </w:rPr>
-              <w:instrText xml:space="preserve"> PAGEREF _Toc241506288 \h </w:instrText>
+              <w:instrText xml:space="preserve"> PAGEREF _Toc241702967 \h </w:instrText>
             </w:r>
             <w:r>
               <w:rPr>
@@ -2050,7 +2058,7 @@
                 <w:noProof/>
                 <w:webHidden/>
               </w:rPr>
-              <w:t>47</w:t>
+              <w:t>48</w:t>
             </w:r>
             <w:r>
               <w:rPr>
@@ -2071,7 +2079,7 @@
               <w:noProof/>
             </w:rPr>
           </w:pPr>
-          <w:hyperlink w:anchor="_Toc241506289" w:history="1">
+          <w:hyperlink w:anchor="_Toc241702968" w:history="1">
             <w:r>
               <w:rPr>
                 <w:rStyle w:val="affa"/>
@@ -2105,7 +2113,7 @@
                 <w:noProof/>
                 <w:webHidden/>
               </w:rPr>
-              <w:instrText xml:space="preserve"> PAGEREF _Toc241506289 \h </w:instrText>
+              <w:instrText xml:space="preserve"> PAGEREF _Toc241702968 \h </w:instrText>
             </w:r>
             <w:r>
               <w:rPr>
@@ -2125,7 +2133,7 @@
                 <w:noProof/>
                 <w:webHidden/>
               </w:rPr>
-              <w:t>48</w:t>
+              <w:t>49</w:t>
             </w:r>
             <w:r>
               <w:rPr>
@@ -2146,7 +2154,7 @@
               <w:noProof/>
             </w:rPr>
           </w:pPr>
-          <w:hyperlink w:anchor="_Toc241506290" w:history="1">
+          <w:hyperlink w:anchor="_Toc241702969" w:history="1">
             <w:r>
               <w:rPr>
                 <w:rStyle w:val="affa"/>
@@ -2180,7 +2188,7 @@
                 <w:noProof/>
                 <w:webHidden/>
               </w:rPr>
-              <w:instrText xml:space="preserve"> PAGEREF _Toc241506290 \h </w:instrText>
+              <w:instrText xml:space="preserve"> PAGEREF _Toc241702969 \h </w:instrText>
             </w:r>
             <w:r>
               <w:rPr>
@@ -2200,7 +2208,7 @@
                 <w:noProof/>
                 <w:webHidden/>
               </w:rPr>
-              <w:t>49</w:t>
+              <w:t>50</w:t>
             </w:r>
             <w:r>
               <w:rPr>
@@ -2221,7 +2229,7 @@
               <w:noProof/>
             </w:rPr>
           </w:pPr>
-          <w:hyperlink w:anchor="_Toc241506291" w:history="1">
+          <w:hyperlink w:anchor="_Toc241702970" w:history="1">
             <w:r>
               <w:rPr>
                 <w:rStyle w:val="affa"/>
@@ -2248,7 +2256,7 @@
                 <w:noProof/>
                 <w:webHidden/>
               </w:rPr>
-              <w:instrText xml:space="preserve"> PAGEREF _Toc241506291 \h </w:instrText>
+              <w:instrText xml:space="preserve"> PAGEREF _Toc241702970 \h </w:instrText>
             </w:r>
             <w:r>
               <w:rPr>
@@ -2268,7 +2276,7 @@
                 <w:noProof/>
                 <w:webHidden/>
               </w:rPr>
-              <w:t>50</w:t>
+              <w:t>51</w:t>
             </w:r>
             <w:r>
               <w:rPr>
@@ -2289,7 +2297,7 @@
               <w:noProof/>
             </w:rPr>
           </w:pPr>
-          <w:hyperlink w:anchor="_Toc241506292" w:history="1">
+          <w:hyperlink w:anchor="_Toc241702971" w:history="1">
             <w:r>
               <w:rPr>
                 <w:rStyle w:val="affa"/>
@@ -2323,7 +2331,7 @@
                 <w:noProof/>
                 <w:webHidden/>
               </w:rPr>
-              <w:instrText xml:space="preserve"> PAGEREF _Toc241506292 \h </w:instrText>
+              <w:instrText xml:space="preserve"> PAGEREF _Toc241702971 \h </w:instrText>
             </w:r>
             <w:r>
               <w:rPr>
@@ -2343,7 +2351,7 @@
                 <w:noProof/>
                 <w:webHidden/>
               </w:rPr>
-              <w:t>50</w:t>
+              <w:t>51</w:t>
             </w:r>
             <w:r>
               <w:rPr>
@@ -2364,7 +2372,7 @@
               <w:noProof/>
             </w:rPr>
           </w:pPr>
-          <w:hyperlink w:anchor="_Toc241506293" w:history="1">
+          <w:hyperlink w:anchor="_Toc241702972" w:history="1">
             <w:r>
               <w:rPr>
                 <w:rStyle w:val="affa"/>
@@ -2398,7 +2406,7 @@
                 <w:noProof/>
                 <w:webHidden/>
               </w:rPr>
-              <w:instrText xml:space="preserve"> PAGEREF _Toc241506293 \h </w:instrText>
+              <w:instrText xml:space="preserve"> PAGEREF _Toc241702972 \h </w:instrText>
             </w:r>
             <w:r>
               <w:rPr>
@@ -2418,7 +2426,7 @@
                 <w:noProof/>
                 <w:webHidden/>
               </w:rPr>
-              <w:t>50</w:t>
+              <w:t>51</w:t>
             </w:r>
             <w:r>
               <w:rPr>
@@ -2439,7 +2447,7 @@
               <w:noProof/>
             </w:rPr>
           </w:pPr>
-          <w:hyperlink w:anchor="_Toc241506294" w:history="1">
+          <w:hyperlink w:anchor="_Toc241702973" w:history="1">
             <w:r>
               <w:rPr>
                 <w:rStyle w:val="affa"/>
@@ -2473,7 +2481,7 @@
                 <w:noProof/>
                 <w:webHidden/>
               </w:rPr>
-              <w:instrText xml:space="preserve"> PAGEREF _Toc241506294 \h </w:instrText>
+              <w:instrText xml:space="preserve"> PAGEREF _Toc241702973 \h </w:instrText>
             </w:r>
             <w:r>
               <w:rPr>
@@ -2493,7 +2501,7 @@
                 <w:noProof/>
                 <w:webHidden/>
               </w:rPr>
-              <w:t>51</w:t>
+              <w:t>52</w:t>
             </w:r>
             <w:r>
               <w:rPr>
@@ -2514,7 +2522,7 @@
               <w:noProof/>
             </w:rPr>
           </w:pPr>
-          <w:hyperlink w:anchor="_Toc241506295" w:history="1">
+          <w:hyperlink w:anchor="_Toc241702974" w:history="1">
             <w:r>
               <w:rPr>
                 <w:rStyle w:val="affa"/>
@@ -2548,7 +2556,7 @@
                 <w:noProof/>
                 <w:webHidden/>
               </w:rPr>
-              <w:instrText xml:space="preserve"> PAGEREF _Toc241506295 \h </w:instrText>
+              <w:instrText xml:space="preserve"> PAGEREF _Toc241702974 \h </w:instrText>
             </w:r>
             <w:r>
               <w:rPr>
@@ -2568,7 +2576,7 @@
                 <w:noProof/>
                 <w:webHidden/>
               </w:rPr>
-              <w:t>52</w:t>
+              <w:t>53</w:t>
             </w:r>
             <w:r>
               <w:rPr>
@@ -2589,7 +2597,7 @@
               <w:noProof/>
             </w:rPr>
           </w:pPr>
-          <w:hyperlink w:anchor="_Toc241506296" w:history="1">
+          <w:hyperlink w:anchor="_Toc241702975" w:history="1">
             <w:r>
               <w:rPr>
                 <w:rStyle w:val="affa"/>
@@ -2623,7 +2631,7 @@
                 <w:noProof/>
                 <w:webHidden/>
               </w:rPr>
-              <w:instrText xml:space="preserve"> PAGEREF _Toc241506296 \h </w:instrText>
+              <w:instrText xml:space="preserve"> PAGEREF _Toc241702975 \h </w:instrText>
             </w:r>
             <w:r>
               <w:rPr>
@@ -2643,7 +2651,7 @@
                 <w:noProof/>
                 <w:webHidden/>
               </w:rPr>
-              <w:t>53</w:t>
+              <w:t>54</w:t>
             </w:r>
             <w:r>
               <w:rPr>
@@ -2664,7 +2672,7 @@
               <w:noProof/>
             </w:rPr>
           </w:pPr>
-          <w:hyperlink w:anchor="_Toc241506297" w:history="1">
+          <w:hyperlink w:anchor="_Toc241702976" w:history="1">
             <w:r>
               <w:rPr>
                 <w:rStyle w:val="affa"/>
@@ -2698,7 +2706,7 @@
                 <w:noProof/>
                 <w:webHidden/>
               </w:rPr>
-              <w:instrText xml:space="preserve"> PAGEREF _Toc241506297 \h </w:instrText>
+              <w:instrText xml:space="preserve"> PAGEREF _Toc241702976 \h </w:instrText>
             </w:r>
             <w:r>
               <w:rPr>
@@ -2718,7 +2726,7 @@
                 <w:noProof/>
                 <w:webHidden/>
               </w:rPr>
-              <w:t>53</w:t>
+              <w:t>54</w:t>
             </w:r>
             <w:r>
               <w:rPr>
@@ -2739,7 +2747,7 @@
               <w:noProof/>
             </w:rPr>
           </w:pPr>
-          <w:hyperlink w:anchor="_Toc241506298" w:history="1">
+          <w:hyperlink w:anchor="_Toc241702977" w:history="1">
             <w:r>
               <w:rPr>
                 <w:rStyle w:val="affa"/>
@@ -2773,7 +2781,7 @@
                 <w:noProof/>
                 <w:webHidden/>
               </w:rPr>
-              <w:instrText xml:space="preserve"> PAGEREF _Toc241506298 \h </w:instrText>
+              <w:instrText xml:space="preserve"> PAGEREF _Toc241702977 \h </w:instrText>
             </w:r>
             <w:r>
               <w:rPr>
@@ -2793,7 +2801,7 @@
                 <w:noProof/>
                 <w:webHidden/>
               </w:rPr>
-              <w:t>53</w:t>
+              <w:t>54</w:t>
             </w:r>
             <w:r>
               <w:rPr>
@@ -2814,7 +2822,7 @@
               <w:noProof/>
             </w:rPr>
           </w:pPr>
-          <w:hyperlink w:anchor="_Toc241506299" w:history="1">
+          <w:hyperlink w:anchor="_Toc241702978" w:history="1">
             <w:r>
               <w:rPr>
                 <w:rStyle w:val="affa"/>
@@ -2848,7 +2856,7 @@
                 <w:noProof/>
                 <w:webHidden/>
               </w:rPr>
-              <w:instrText xml:space="preserve"> PAGEREF _Toc241506299 \h </w:instrText>
+              <w:instrText xml:space="preserve"> PAGEREF _Toc241702978 \h </w:instrText>
             </w:r>
             <w:r>
               <w:rPr>
@@ -2868,7 +2876,7 @@
                 <w:noProof/>
                 <w:webHidden/>
               </w:rPr>
-              <w:t>54</w:t>
+              <w:t>55</w:t>
             </w:r>
             <w:r>
               <w:rPr>
@@ -2889,7 +2897,7 @@
               <w:noProof/>
             </w:rPr>
           </w:pPr>
-          <w:hyperlink w:anchor="_Toc241506300" w:history="1">
+          <w:hyperlink w:anchor="_Toc241702979" w:history="1">
             <w:r>
               <w:rPr>
                 <w:rStyle w:val="affa"/>
@@ -2923,7 +2931,7 @@
                 <w:noProof/>
                 <w:webHidden/>
               </w:rPr>
-              <w:instrText xml:space="preserve"> PAGEREF _Toc241506300 \h </w:instrText>
+              <w:instrText xml:space="preserve"> PAGEREF _Toc241702979 \h </w:instrText>
             </w:r>
             <w:r>
               <w:rPr>
@@ -2943,7 +2951,7 @@
                 <w:noProof/>
                 <w:webHidden/>
               </w:rPr>
-              <w:t>54</w:t>
+              <w:t>55</w:t>
             </w:r>
             <w:r>
               <w:rPr>
@@ -2964,7 +2972,7 @@
               <w:noProof/>
             </w:rPr>
           </w:pPr>
-          <w:hyperlink w:anchor="_Toc241506301" w:history="1">
+          <w:hyperlink w:anchor="_Toc241702980" w:history="1">
             <w:r>
               <w:rPr>
                 <w:rStyle w:val="affa"/>
@@ -2998,7 +3006,7 @@
                 <w:noProof/>
                 <w:webHidden/>
               </w:rPr>
-              <w:instrText xml:space="preserve"> PAGEREF _Toc241506301 \h </w:instrText>
+              <w:instrText xml:space="preserve"> PAGEREF _Toc241702980 \h </w:instrText>
             </w:r>
             <w:r>
               <w:rPr>
@@ -3018,7 +3026,7 @@
                 <w:noProof/>
                 <w:webHidden/>
               </w:rPr>
-              <w:t>55</w:t>
+              <w:t>56</w:t>
             </w:r>
             <w:r>
               <w:rPr>
@@ -3039,7 +3047,7 @@
               <w:noProof/>
             </w:rPr>
           </w:pPr>
-          <w:hyperlink w:anchor="_Toc241506302" w:history="1">
+          <w:hyperlink w:anchor="_Toc241702981" w:history="1">
             <w:r>
               <w:rPr>
                 <w:rStyle w:val="affa"/>
@@ -3073,7 +3081,7 @@
                 <w:noProof/>
                 <w:webHidden/>
               </w:rPr>
-              <w:instrText xml:space="preserve"> PAGEREF _Toc241506302 \h </w:instrText>
+              <w:instrText xml:space="preserve"> PAGEREF _Toc241702981 \h </w:instrText>
             </w:r>
             <w:r>
               <w:rPr>
@@ -3093,7 +3101,7 @@
                 <w:noProof/>
                 <w:webHidden/>
               </w:rPr>
-              <w:t>56</w:t>
+              <w:t>57</w:t>
             </w:r>
             <w:r>
               <w:rPr>
@@ -3114,7 +3122,7 @@
               <w:noProof/>
             </w:rPr>
           </w:pPr>
-          <w:hyperlink w:anchor="_Toc241506303" w:history="1">
+          <w:hyperlink w:anchor="_Toc241702982" w:history="1">
             <w:r>
               <w:rPr>
                 <w:rStyle w:val="affa"/>
@@ -3148,7 +3156,7 @@
                 <w:noProof/>
                 <w:webHidden/>
               </w:rPr>
-              <w:instrText xml:space="preserve"> PAGEREF _Toc241506303 \h </w:instrText>
+              <w:instrText xml:space="preserve"> PAGEREF _Toc241702982 \h </w:instrText>
             </w:r>
             <w:r>
               <w:rPr>
@@ -3168,7 +3176,7 @@
                 <w:noProof/>
                 <w:webHidden/>
               </w:rPr>
-              <w:t>56</w:t>
+              <w:t>57</w:t>
             </w:r>
             <w:r>
               <w:rPr>
@@ -3189,7 +3197,7 @@
               <w:noProof/>
             </w:rPr>
           </w:pPr>
-          <w:hyperlink w:anchor="_Toc241506304" w:history="1">
+          <w:hyperlink w:anchor="_Toc241702983" w:history="1">
             <w:r>
               <w:rPr>
                 <w:rStyle w:val="affa"/>
@@ -3223,7 +3231,7 @@
                 <w:noProof/>
                 <w:webHidden/>
               </w:rPr>
-              <w:instrText xml:space="preserve"> PAGEREF _Toc241506304 \h </w:instrText>
+              <w:instrText xml:space="preserve"> PAGEREF _Toc241702983 \h </w:instrText>
             </w:r>
             <w:r>
               <w:rPr>
@@ -3243,7 +3251,7 @@
                 <w:noProof/>
                 <w:webHidden/>
               </w:rPr>
-              <w:t>56</w:t>
+              <w:t>57</w:t>
             </w:r>
             <w:r>
               <w:rPr>
@@ -3264,7 +3272,7 @@
               <w:noProof/>
             </w:rPr>
           </w:pPr>
-          <w:hyperlink w:anchor="_Toc241506305" w:history="1">
+          <w:hyperlink w:anchor="_Toc241702984" w:history="1">
             <w:r>
               <w:rPr>
                 <w:rStyle w:val="affa"/>
@@ -3298,7 +3306,7 @@
                 <w:noProof/>
                 <w:webHidden/>
               </w:rPr>
-              <w:instrText xml:space="preserve"> PAGEREF _Toc241506305 \h </w:instrText>
+              <w:instrText xml:space="preserve"> PAGEREF _Toc241702984 \h </w:instrText>
             </w:r>
             <w:r>
               <w:rPr>
@@ -3318,7 +3326,7 @@
                 <w:noProof/>
                 <w:webHidden/>
               </w:rPr>
-              <w:t>57</w:t>
+              <w:t>58</w:t>
             </w:r>
             <w:r>
               <w:rPr>
@@ -3339,7 +3347,7 @@
               <w:noProof/>
             </w:rPr>
           </w:pPr>
-          <w:hyperlink w:anchor="_Toc241506306" w:history="1">
+          <w:hyperlink w:anchor="_Toc241702985" w:history="1">
             <w:r>
               <w:rPr>
                 <w:rStyle w:val="affa"/>
@@ -3373,7 +3381,7 @@
                 <w:noProof/>
                 <w:webHidden/>
               </w:rPr>
-              <w:instrText xml:space="preserve"> PAGEREF _Toc241506306 \h </w:instrText>
+              <w:instrText xml:space="preserve"> PAGEREF _Toc241702985 \h </w:instrText>
             </w:r>
             <w:r>
               <w:rPr>
@@ -3393,7 +3401,7 @@
                 <w:noProof/>
                 <w:webHidden/>
               </w:rPr>
-              <w:t>57</w:t>
+              <w:t>58</w:t>
             </w:r>
             <w:r>
               <w:rPr>
@@ -3414,7 +3422,7 @@
               <w:noProof/>
             </w:rPr>
           </w:pPr>
-          <w:hyperlink w:anchor="_Toc241506307" w:history="1">
+          <w:hyperlink w:anchor="_Toc241702986" w:history="1">
             <w:r>
               <w:rPr>
                 <w:rStyle w:val="affa"/>
@@ -3448,7 +3456,7 @@
                 <w:noProof/>
                 <w:webHidden/>
               </w:rPr>
-              <w:instrText xml:space="preserve"> PAGEREF _Toc241506307 \h </w:instrText>
+              <w:instrText xml:space="preserve"> PAGEREF _Toc241702986 \h </w:instrText>
             </w:r>
             <w:r>
               <w:rPr>
@@ -3468,7 +3476,7 @@
                 <w:noProof/>
                 <w:webHidden/>
               </w:rPr>
-              <w:t>58</w:t>
+              <w:t>59</w:t>
             </w:r>
             <w:r>
               <w:rPr>
@@ -3489,7 +3497,7 @@
               <w:noProof/>
             </w:rPr>
           </w:pPr>
-          <w:hyperlink w:anchor="_Toc241506308" w:history="1">
+          <w:hyperlink w:anchor="_Toc241702987" w:history="1">
             <w:r>
               <w:rPr>
                 <w:rStyle w:val="affa"/>
@@ -3523,7 +3531,7 @@
                 <w:noProof/>
                 <w:webHidden/>
               </w:rPr>
-              <w:instrText xml:space="preserve"> PAGEREF _Toc241506308 \h </w:instrText>
+              <w:instrText xml:space="preserve"> PAGEREF _Toc241702987 \h </w:instrText>
             </w:r>
             <w:r>
               <w:rPr>
@@ -3543,7 +3551,7 @@
                 <w:noProof/>
                 <w:webHidden/>
               </w:rPr>
-              <w:t>58</w:t>
+              <w:t>59</w:t>
             </w:r>
             <w:r>
               <w:rPr>
@@ -3564,7 +3572,7 @@
               <w:noProof/>
             </w:rPr>
           </w:pPr>
-          <w:hyperlink w:anchor="_Toc241506309" w:history="1">
+          <w:hyperlink w:anchor="_Toc241702988" w:history="1">
             <w:r>
               <w:rPr>
                 <w:rStyle w:val="affa"/>
@@ -3598,7 +3606,7 @@
                 <w:noProof/>
                 <w:webHidden/>
               </w:rPr>
-              <w:instrText xml:space="preserve"> PAGEREF _Toc241506309 \h </w:instrText>
+              <w:instrText xml:space="preserve"> PAGEREF _Toc241702988 \h </w:instrText>
             </w:r>
             <w:r>
               <w:rPr>
@@ -3618,7 +3626,7 @@
                 <w:noProof/>
                 <w:webHidden/>
               </w:rPr>
-              <w:t>58</w:t>
+              <w:t>59</w:t>
             </w:r>
             <w:r>
               <w:rPr>
@@ -3639,7 +3647,7 @@
               <w:noProof/>
             </w:rPr>
           </w:pPr>
-          <w:hyperlink w:anchor="_Toc241506310" w:history="1">
+          <w:hyperlink w:anchor="_Toc241702989" w:history="1">
             <w:r>
               <w:rPr>
                 <w:rStyle w:val="affa"/>
@@ -3673,7 +3681,7 @@
                 <w:noProof/>
                 <w:webHidden/>
               </w:rPr>
-              <w:instrText xml:space="preserve"> PAGEREF _Toc241506310 \h </w:instrText>
+              <w:instrText xml:space="preserve"> PAGEREF _Toc241702989 \h </w:instrText>
             </w:r>
             <w:r>
               <w:rPr>
@@ -3693,7 +3701,7 @@
                 <w:noProof/>
                 <w:webHidden/>
               </w:rPr>
-              <w:t>62</w:t>
+              <w:t>63</w:t>
             </w:r>
             <w:r>
               <w:rPr>
@@ -3714,7 +3722,7 @@
               <w:noProof/>
             </w:rPr>
           </w:pPr>
-          <w:hyperlink w:anchor="_Toc241506311" w:history="1">
+          <w:hyperlink w:anchor="_Toc241702990" w:history="1">
             <w:r>
               <w:rPr>
                 <w:rStyle w:val="affa"/>
@@ -3748,7 +3756,7 @@
                 <w:noProof/>
                 <w:webHidden/>
               </w:rPr>
-              <w:instrText xml:space="preserve"> PAGEREF _Toc241506311 \h </w:instrText>
+              <w:instrText xml:space="preserve"> PAGEREF _Toc241702990 \h </w:instrText>
             </w:r>
             <w:r>
               <w:rPr>
@@ -3768,7 +3776,7 @@
                 <w:noProof/>
                 <w:webHidden/>
               </w:rPr>
-              <w:t>63</w:t>
+              <w:t>64</w:t>
             </w:r>
             <w:r>
               <w:rPr>
@@ -3789,7 +3797,7 @@
               <w:noProof/>
             </w:rPr>
           </w:pPr>
-          <w:hyperlink w:anchor="_Toc241506312" w:history="1">
+          <w:hyperlink w:anchor="_Toc241702991" w:history="1">
             <w:r>
               <w:rPr>
                 <w:rStyle w:val="affa"/>
@@ -3823,7 +3831,7 @@
                 <w:noProof/>
                 <w:webHidden/>
               </w:rPr>
-              <w:instrText xml:space="preserve"> PAGEREF _Toc241506312 \h </w:instrText>
+              <w:instrText xml:space="preserve"> PAGEREF _Toc241702991 \h </w:instrText>
             </w:r>
             <w:r>
               <w:rPr>
@@ -3843,7 +3851,7 @@
                 <w:noProof/>
                 <w:webHidden/>
               </w:rPr>
-              <w:t>64</w:t>
+              <w:t>65</w:t>
             </w:r>
             <w:r>
               <w:rPr>
@@ -3864,7 +3872,7 @@
               <w:noProof/>
             </w:rPr>
           </w:pPr>
-          <w:hyperlink w:anchor="_Toc241506313" w:history="1">
+          <w:hyperlink w:anchor="_Toc241702992" w:history="1">
             <w:r>
               <w:rPr>
                 <w:rStyle w:val="affa"/>
@@ -3898,7 +3906,7 @@
                 <w:noProof/>
                 <w:webHidden/>
               </w:rPr>
-              <w:instrText xml:space="preserve"> PAGEREF _Toc241506313 \h </w:instrText>
+              <w:instrText xml:space="preserve"> PAGEREF _Toc241702992 \h </w:instrText>
             </w:r>
             <w:r>
               <w:rPr>
@@ -3918,7 +3926,7 @@
                 <w:noProof/>
                 <w:webHidden/>
               </w:rPr>
-              <w:t>64</w:t>
+              <w:t>65</w:t>
             </w:r>
             <w:r>
               <w:rPr>
@@ -3939,7 +3947,7 @@
               <w:noProof/>
             </w:rPr>
           </w:pPr>
-          <w:hyperlink w:anchor="_Toc241506314" w:history="1">
+          <w:hyperlink w:anchor="_Toc241702993" w:history="1">
             <w:r>
               <w:rPr>
                 <w:rStyle w:val="affa"/>
@@ -3973,7 +3981,7 @@
                 <w:noProof/>
                 <w:webHidden/>
               </w:rPr>
-              <w:instrText xml:space="preserve"> PAGEREF _Toc241506314 \h </w:instrText>
+              <w:instrText xml:space="preserve"> PAGEREF _Toc241702993 \h </w:instrText>
             </w:r>
             <w:r>
               <w:rPr>
@@ -3993,7 +4001,7 @@
                 <w:noProof/>
                 <w:webHidden/>
               </w:rPr>
-              <w:t>65</w:t>
+              <w:t>66</w:t>
             </w:r>
             <w:r>
               <w:rPr>
@@ -4014,7 +4022,7 @@
               <w:noProof/>
             </w:rPr>
           </w:pPr>
-          <w:hyperlink w:anchor="_Toc241506315" w:history="1">
+          <w:hyperlink w:anchor="_Toc241702994" w:history="1">
             <w:r>
               <w:rPr>
                 <w:rStyle w:val="affa"/>
@@ -4048,7 +4056,7 @@
                 <w:noProof/>
                 <w:webHidden/>
               </w:rPr>
-              <w:instrText xml:space="preserve"> PAGEREF _Toc241506315 \h </w:instrText>
+              <w:instrText xml:space="preserve"> PAGEREF _Toc241702994 \h </w:instrText>
             </w:r>
             <w:r>
               <w:rPr>
@@ -4068,7 +4076,7 @@
                 <w:noProof/>
                 <w:webHidden/>
               </w:rPr>
-              <w:t>65</w:t>
+              <w:t>66</w:t>
             </w:r>
             <w:r>
               <w:rPr>
@@ -4089,7 +4097,7 @@
               <w:noProof/>
             </w:rPr>
           </w:pPr>
-          <w:hyperlink w:anchor="_Toc241506316" w:history="1">
+          <w:hyperlink w:anchor="_Toc241702995" w:history="1">
             <w:r>
               <w:rPr>
                 <w:rStyle w:val="affa"/>
@@ -4123,7 +4131,7 @@
                 <w:noProof/>
                 <w:webHidden/>
               </w:rPr>
-              <w:instrText xml:space="preserve"> PAGEREF _Toc241506316 \h </w:instrText>
+              <w:instrText xml:space="preserve"> PAGEREF _Toc241702995 \h </w:instrText>
             </w:r>
             <w:r>
               <w:rPr>
@@ -4143,7 +4151,7 @@
                 <w:noProof/>
                 <w:webHidden/>
               </w:rPr>
-              <w:t>67</w:t>
+              <w:t>68</w:t>
             </w:r>
             <w:r>
               <w:rPr>
@@ -4164,7 +4172,7 @@
               <w:noProof/>
             </w:rPr>
           </w:pPr>
-          <w:hyperlink w:anchor="_Toc241506317" w:history="1">
+          <w:hyperlink w:anchor="_Toc241702996" w:history="1">
             <w:r>
               <w:rPr>
                 <w:rStyle w:val="affa"/>
@@ -4198,7 +4206,7 @@
                 <w:noProof/>
                 <w:webHidden/>
               </w:rPr>
-              <w:instrText xml:space="preserve"> PAGEREF _Toc241506317 \h </w:instrText>
+              <w:instrText xml:space="preserve"> PAGEREF _Toc241702996 \h </w:instrText>
             </w:r>
             <w:r>
               <w:rPr>
@@ -4218,7 +4226,7 @@
                 <w:noProof/>
                 <w:webHidden/>
               </w:rPr>
-              <w:t>68</w:t>
+              <w:t>69</w:t>
             </w:r>
             <w:r>
               <w:rPr>
@@ -4239,7 +4247,7 @@
               <w:noProof/>
             </w:rPr>
           </w:pPr>
-          <w:hyperlink w:anchor="_Toc241506318" w:history="1">
+          <w:hyperlink w:anchor="_Toc241702997" w:history="1">
             <w:r>
               <w:rPr>
                 <w:rStyle w:val="affa"/>
@@ -4273,7 +4281,7 @@
                 <w:noProof/>
                 <w:webHidden/>
               </w:rPr>
-              <w:instrText xml:space="preserve"> PAGEREF _Toc241506318 \h </w:instrText>
+              <w:instrText xml:space="preserve"> PAGEREF _Toc241702997 \h </w:instrText>
             </w:r>
             <w:r>
               <w:rPr>
@@ -4293,7 +4301,7 @@
                 <w:noProof/>
                 <w:webHidden/>
               </w:rPr>
-              <w:t>70</w:t>
+              <w:t>71</w:t>
             </w:r>
             <w:r>
               <w:rPr>
@@ -4314,7 +4322,7 @@
               <w:noProof/>
             </w:rPr>
           </w:pPr>
-          <w:hyperlink w:anchor="_Toc241506319" w:history="1">
+          <w:hyperlink w:anchor="_Toc241702998" w:history="1">
             <w:r>
               <w:rPr>
                 <w:rStyle w:val="affa"/>
@@ -4348,7 +4356,7 @@
                 <w:noProof/>
                 <w:webHidden/>
               </w:rPr>
-              <w:instrText xml:space="preserve"> PAGEREF _Toc241506319 \h </w:instrText>
+              <w:instrText xml:space="preserve"> PAGEREF _Toc241702998 \h </w:instrText>
             </w:r>
             <w:r>
               <w:rPr>
@@ -4368,7 +4376,7 @@
                 <w:noProof/>
                 <w:webHidden/>
               </w:rPr>
-              <w:t>71</w:t>
+              <w:t>72</w:t>
             </w:r>
             <w:r>
               <w:rPr>
@@ -4389,7 +4397,7 @@
               <w:noProof/>
             </w:rPr>
           </w:pPr>
-          <w:hyperlink w:anchor="_Toc241506320" w:history="1">
+          <w:hyperlink w:anchor="_Toc241702999" w:history="1">
             <w:r>
               <w:rPr>
                 <w:rStyle w:val="affa"/>
@@ -4423,7 +4431,7 @@
                 <w:noProof/>
                 <w:webHidden/>
               </w:rPr>
-              <w:instrText xml:space="preserve"> PAGEREF _Toc241506320 \h </w:instrText>
+              <w:instrText xml:space="preserve"> PAGEREF _Toc241702999 \h </w:instrText>
             </w:r>
             <w:r>
               <w:rPr>
@@ -4443,7 +4451,7 @@
                 <w:noProof/>
                 <w:webHidden/>
               </w:rPr>
-              <w:t>73</w:t>
+              <w:t>74</w:t>
             </w:r>
             <w:r>
               <w:rPr>
@@ -4464,7 +4472,7 @@
               <w:noProof/>
             </w:rPr>
           </w:pPr>
-          <w:hyperlink w:anchor="_Toc241506321" w:history="1">
+          <w:hyperlink w:anchor="_Toc241703000" w:history="1">
             <w:r>
               <w:rPr>
                 <w:rStyle w:val="affa"/>
@@ -4498,7 +4506,7 @@
                 <w:noProof/>
                 <w:webHidden/>
               </w:rPr>
-              <w:instrText xml:space="preserve"> PAGEREF _Toc241506321 \h </w:instrText>
+              <w:instrText xml:space="preserve"> PAGEREF _Toc241703000 \h </w:instrText>
             </w:r>
             <w:r>
               <w:rPr>
@@ -4518,7 +4526,7 @@
                 <w:noProof/>
                 <w:webHidden/>
               </w:rPr>
-              <w:t>73</w:t>
+              <w:t>74</w:t>
             </w:r>
             <w:r>
               <w:rPr>
@@ -4539,7 +4547,7 @@
               <w:noProof/>
             </w:rPr>
           </w:pPr>
-          <w:hyperlink w:anchor="_Toc241506322" w:history="1">
+          <w:hyperlink w:anchor="_Toc241703001" w:history="1">
             <w:r>
               <w:rPr>
                 <w:rStyle w:val="affa"/>
@@ -4573,7 +4581,7 @@
                 <w:noProof/>
                 <w:webHidden/>
               </w:rPr>
-              <w:instrText xml:space="preserve"> PAGEREF _Toc241506322 \h </w:instrText>
+              <w:instrText xml:space="preserve"> PAGEREF _Toc241703001 \h </w:instrText>
             </w:r>
             <w:r>
               <w:rPr>
@@ -4593,7 +4601,7 @@
                 <w:noProof/>
                 <w:webHidden/>
               </w:rPr>
-              <w:t>73</w:t>
+              <w:t>74</w:t>
             </w:r>
             <w:r>
               <w:rPr>
@@ -4614,7 +4622,7 @@
               <w:noProof/>
             </w:rPr>
           </w:pPr>
-          <w:hyperlink w:anchor="_Toc241506323" w:history="1">
+          <w:hyperlink w:anchor="_Toc241703002" w:history="1">
             <w:r>
               <w:rPr>
                 <w:rStyle w:val="affa"/>
@@ -4648,7 +4656,7 @@
                 <w:noProof/>
                 <w:webHidden/>
               </w:rPr>
-              <w:instrText xml:space="preserve"> PAGEREF _Toc241506323 \h </w:instrText>
+              <w:instrText xml:space="preserve"> PAGEREF _Toc241703002 \h </w:instrText>
             </w:r>
             <w:r>
               <w:rPr>
@@ -4668,7 +4676,7 @@
                 <w:noProof/>
                 <w:webHidden/>
               </w:rPr>
-              <w:t>74</w:t>
+              <w:t>75</w:t>
             </w:r>
             <w:r>
               <w:rPr>
@@ -4689,7 +4697,7 @@
               <w:noProof/>
             </w:rPr>
           </w:pPr>
-          <w:hyperlink w:anchor="_Toc241506324" w:history="1">
+          <w:hyperlink w:anchor="_Toc241703003" w:history="1">
             <w:r>
               <w:rPr>
                 <w:rStyle w:val="affa"/>
@@ -4730,7 +4738,7 @@
                 <w:noProof/>
                 <w:webHidden/>
               </w:rPr>
-              <w:instrText xml:space="preserve"> PAGEREF _Toc241506324 \h </w:instrText>
+              <w:instrText xml:space="preserve"> PAGEREF _Toc241703003 \h </w:instrText>
             </w:r>
             <w:r>
               <w:rPr>
@@ -4750,7 +4758,7 @@
                 <w:noProof/>
                 <w:webHidden/>
               </w:rPr>
-              <w:t>75</w:t>
+              <w:t>76</w:t>
             </w:r>
             <w:r>
               <w:rPr>
@@ -4771,7 +4779,7 @@
               <w:noProof/>
             </w:rPr>
           </w:pPr>
-          <w:hyperlink w:anchor="_Toc241506325" w:history="1">
+          <w:hyperlink w:anchor="_Toc241703004" w:history="1">
             <w:r>
               <w:rPr>
                 <w:rStyle w:val="affa"/>
@@ -4805,7 +4813,7 @@
                 <w:noProof/>
                 <w:webHidden/>
               </w:rPr>
-              <w:instrText xml:space="preserve"> PAGEREF _Toc241506325 \h </w:instrText>
+              <w:instrText xml:space="preserve"> PAGEREF _Toc241703004 \h </w:instrText>
             </w:r>
             <w:r>
               <w:rPr>
@@ -4825,7 +4833,7 @@
                 <w:noProof/>
                 <w:webHidden/>
               </w:rPr>
-              <w:t>77</w:t>
+              <w:t>78</w:t>
             </w:r>
             <w:r>
               <w:rPr>
@@ -4846,7 +4854,7 @@
               <w:noProof/>
             </w:rPr>
           </w:pPr>
-          <w:hyperlink w:anchor="_Toc241506326" w:history="1">
+          <w:hyperlink w:anchor="_Toc241703005" w:history="1">
             <w:r>
               <w:rPr>
                 <w:rStyle w:val="affa"/>
@@ -4880,7 +4888,7 @@
                 <w:noProof/>
                 <w:webHidden/>
               </w:rPr>
-              <w:instrText xml:space="preserve"> PAGEREF _Toc241506326 \h </w:instrText>
+              <w:instrText xml:space="preserve"> PAGEREF _Toc241703005 \h </w:instrText>
             </w:r>
             <w:r>
               <w:rPr>
@@ -4900,7 +4908,7 @@
                 <w:noProof/>
                 <w:webHidden/>
               </w:rPr>
-              <w:t>78</w:t>
+              <w:t>79</w:t>
             </w:r>
             <w:r>
               <w:rPr>
@@ -4921,7 +4929,7 @@
               <w:noProof/>
             </w:rPr>
           </w:pPr>
-          <w:hyperlink w:anchor="_Toc241506327" w:history="1">
+          <w:hyperlink w:anchor="_Toc241703006" w:history="1">
             <w:r>
               <w:rPr>
                 <w:rStyle w:val="affa"/>
@@ -4955,7 +4963,7 @@
                 <w:noProof/>
                 <w:webHidden/>
               </w:rPr>
-              <w:instrText xml:space="preserve"> PAGEREF _Toc241506327 \h </w:instrText>
+              <w:instrText xml:space="preserve"> PAGEREF _Toc241703006 \h </w:instrText>
             </w:r>
             <w:r>
               <w:rPr>
@@ -4975,7 +4983,7 @@
                 <w:noProof/>
                 <w:webHidden/>
               </w:rPr>
-              <w:t>79</w:t>
+              <w:t>80</w:t>
             </w:r>
             <w:r>
               <w:rPr>
@@ -4996,7 +5004,7 @@
               <w:noProof/>
             </w:rPr>
           </w:pPr>
-          <w:hyperlink w:anchor="_Toc241506328" w:history="1">
+          <w:hyperlink w:anchor="_Toc241703007" w:history="1">
             <w:r>
               <w:rPr>
                 <w:rStyle w:val="affa"/>
@@ -5030,7 +5038,7 @@
                 <w:noProof/>
                 <w:webHidden/>
               </w:rPr>
-              <w:instrText xml:space="preserve"> PAGEREF _Toc241506328 \h </w:instrText>
+              <w:instrText xml:space="preserve"> PAGEREF _Toc241703007 \h </w:instrText>
             </w:r>
             <w:r>
               <w:rPr>
@@ -5050,7 +5058,7 @@
                 <w:noProof/>
                 <w:webHidden/>
               </w:rPr>
-              <w:t>79</w:t>
+              <w:t>80</w:t>
             </w:r>
             <w:r>
               <w:rPr>
@@ -5071,7 +5079,7 @@
               <w:noProof/>
             </w:rPr>
           </w:pPr>
-          <w:hyperlink w:anchor="_Toc241506329" w:history="1">
+          <w:hyperlink w:anchor="_Toc241703008" w:history="1">
             <w:r>
               <w:rPr>
                 <w:rStyle w:val="affa"/>
@@ -5091,13 +5099,20 @@
                 <w:rStyle w:val="affa"/>
                 <w:noProof/>
               </w:rPr>
-              <w:t>Baseline</w:t>
+              <w:t>B</w:t>
             </w:r>
             <w:r>
               <w:rPr>
                 <w:rStyle w:val="affa"/>
                 <w:noProof/>
               </w:rPr>
+              <w:t>aseline</w:t>
+            </w:r>
+            <w:r>
+              <w:rPr>
+                <w:rStyle w:val="affa"/>
+                <w:noProof/>
+              </w:rPr>
               <w:t>）</w:t>
             </w:r>
             <w:r>
@@ -5119,7 +5134,7 @@
                 <w:noProof/>
                 <w:webHidden/>
               </w:rPr>
-              <w:instrText xml:space="preserve"> PAGEREF _Toc241506329 \h </w:instrText>
+              <w:instrText xml:space="preserve"> PAGEREF _Toc241703008 \h </w:instrText>
             </w:r>
             <w:r>
               <w:rPr>
@@ -5139,7 +5154,7 @@
                 <w:noProof/>
                 <w:webHidden/>
               </w:rPr>
-              <w:t>81</w:t>
+              <w:t>83</w:t>
             </w:r>
             <w:r>
               <w:rPr>
@@ -5160,7 +5175,7 @@
               <w:noProof/>
             </w:rPr>
           </w:pPr>
-          <w:hyperlink w:anchor="_Toc241506330" w:history="1">
+          <w:hyperlink w:anchor="_Toc241703009" w:history="1">
             <w:r>
               <w:rPr>
                 <w:rStyle w:val="affa"/>
@@ -5194,7 +5209,7 @@
                 <w:noProof/>
                 <w:webHidden/>
               </w:rPr>
-              <w:instrText xml:space="preserve"> PAGEREF _Toc241506330 \h </w:instrText>
+              <w:instrText xml:space="preserve"> PAGEREF _Toc241703009 \h </w:instrText>
             </w:r>
             <w:r>
               <w:rPr>
@@ -5214,7 +5229,7 @@
                 <w:noProof/>
                 <w:webHidden/>
               </w:rPr>
-              <w:t>82</w:t>
+              <w:t>83</w:t>
             </w:r>
             <w:r>
               <w:rPr>
@@ -5235,7 +5250,7 @@
               <w:noProof/>
             </w:rPr>
           </w:pPr>
-          <w:hyperlink w:anchor="_Toc241506331" w:history="1">
+          <w:hyperlink w:anchor="_Toc241703010" w:history="1">
             <w:r>
               <w:rPr>
                 <w:rStyle w:val="affa"/>
@@ -5283,7 +5298,7 @@
                 <w:noProof/>
                 <w:webHidden/>
               </w:rPr>
-              <w:instrText xml:space="preserve"> PAGEREF _Toc241506331 \h </w:instrText>
+              <w:instrText xml:space="preserve"> PAGEREF _Toc241703010 \h </w:instrText>
             </w:r>
             <w:r>
               <w:rPr>
@@ -5303,7 +5318,7 @@
                 <w:noProof/>
                 <w:webHidden/>
               </w:rPr>
-              <w:t>83</w:t>
+              <w:t>85</w:t>
             </w:r>
             <w:r>
               <w:rPr>
@@ -5324,7 +5339,7 @@
               <w:noProof/>
             </w:rPr>
           </w:pPr>
-          <w:hyperlink w:anchor="_Toc241506332" w:history="1">
+          <w:hyperlink w:anchor="_Toc241703011" w:history="1">
             <w:r>
               <w:rPr>
                 <w:rStyle w:val="affa"/>
@@ -5386,7 +5401,7 @@
                 <w:noProof/>
                 <w:webHidden/>
               </w:rPr>
-              <w:instrText xml:space="preserve"> PAGEREF _Toc241506332 \h </w:instrText>
+              <w:instrText xml:space="preserve"> PAGEREF _Toc241703011 \h </w:instrText>
             </w:r>
             <w:r>
               <w:rPr>
@@ -5406,7 +5421,7 @@
                 <w:noProof/>
                 <w:webHidden/>
               </w:rPr>
-              <w:t>84</w:t>
+              <w:t>86</w:t>
             </w:r>
             <w:r>
               <w:rPr>
@@ -5427,7 +5442,7 @@
               <w:noProof/>
             </w:rPr>
           </w:pPr>
-          <w:hyperlink w:anchor="_Toc241506333" w:history="1">
+          <w:hyperlink w:anchor="_Toc241703012" w:history="1">
             <w:r>
               <w:rPr>
                 <w:rStyle w:val="affa"/>
@@ -5461,7 +5476,7 @@
                 <w:noProof/>
                 <w:webHidden/>
               </w:rPr>
-              <w:instrText xml:space="preserve"> PAGEREF _Toc241506333 \h </w:instrText>
+              <w:instrText xml:space="preserve"> PAGEREF _Toc241703012 \h </w:instrText>
             </w:r>
             <w:r>
               <w:rPr>
@@ -5481,7 +5496,7 @@
                 <w:noProof/>
                 <w:webHidden/>
               </w:rPr>
-              <w:t>85</w:t>
+              <w:t>87</w:t>
             </w:r>
             <w:r>
               <w:rPr>
@@ -5502,7 +5517,7 @@
               <w:noProof/>
             </w:rPr>
           </w:pPr>
-          <w:hyperlink w:anchor="_Toc241506334" w:history="1">
+          <w:hyperlink w:anchor="_Toc241703013" w:history="1">
             <w:r>
               <w:rPr>
                 <w:rStyle w:val="affa"/>
@@ -5536,7 +5551,7 @@
                 <w:noProof/>
                 <w:webHidden/>
               </w:rPr>
-              <w:instrText xml:space="preserve"> PAGEREF _Toc241506334 \h </w:instrText>
+              <w:instrText xml:space="preserve"> PAGEREF _Toc241703013 \h </w:instrText>
             </w:r>
             <w:r>
               <w:rPr>
@@ -5556,7 +5571,7 @@
                 <w:noProof/>
                 <w:webHidden/>
               </w:rPr>
-              <w:t>86</w:t>
+              <w:t>88</w:t>
             </w:r>
             <w:r>
               <w:rPr>
@@ -5577,7 +5592,7 @@
               <w:noProof/>
             </w:rPr>
           </w:pPr>
-          <w:hyperlink w:anchor="_Toc241506335" w:history="1">
+          <w:hyperlink w:anchor="_Toc241703014" w:history="1">
             <w:r>
               <w:rPr>
                 <w:rStyle w:val="affa"/>
@@ -5611,7 +5626,7 @@
                 <w:noProof/>
                 <w:webHidden/>
               </w:rPr>
-              <w:instrText xml:space="preserve"> PAGEREF _Toc241506335 \h </w:instrText>
+              <w:instrText xml:space="preserve"> PAGEREF _Toc241703014 \h </w:instrText>
             </w:r>
             <w:r>
               <w:rPr>
@@ -5631,7 +5646,7 @@
                 <w:noProof/>
                 <w:webHidden/>
               </w:rPr>
-              <w:t>86</w:t>
+              <w:t>88</w:t>
             </w:r>
             <w:r>
               <w:rPr>
@@ -5652,7 +5667,7 @@
               <w:noProof/>
             </w:rPr>
           </w:pPr>
-          <w:hyperlink w:anchor="_Toc241506336" w:history="1">
+          <w:hyperlink w:anchor="_Toc241703015" w:history="1">
             <w:r>
               <w:rPr>
                 <w:rStyle w:val="affa"/>
@@ -5686,7 +5701,7 @@
                 <w:noProof/>
                 <w:webHidden/>
               </w:rPr>
-              <w:instrText xml:space="preserve"> PAGEREF _Toc241506336 \h </w:instrText>
+              <w:instrText xml:space="preserve"> PAGEREF _Toc241703015 \h </w:instrText>
             </w:r>
             <w:r>
               <w:rPr>
@@ -5706,7 +5721,7 @@
                 <w:noProof/>
                 <w:webHidden/>
               </w:rPr>
-              <w:t>87</w:t>
+              <w:t>89</w:t>
             </w:r>
             <w:r>
               <w:rPr>
@@ -5727,7 +5742,7 @@
               <w:noProof/>
             </w:rPr>
           </w:pPr>
-          <w:hyperlink w:anchor="_Toc241506337" w:history="1">
+          <w:hyperlink w:anchor="_Toc241703016" w:history="1">
             <w:r>
               <w:rPr>
                 <w:rStyle w:val="affa"/>
@@ -5761,7 +5776,7 @@
                 <w:noProof/>
                 <w:webHidden/>
               </w:rPr>
-              <w:instrText xml:space="preserve"> PAGEREF _Toc241506337 \h </w:instrText>
+              <w:instrText xml:space="preserve"> PAGEREF _Toc241703016 \h </w:instrText>
             </w:r>
             <w:r>
               <w:rPr>
@@ -5781,7 +5796,7 @@
                 <w:noProof/>
                 <w:webHidden/>
               </w:rPr>
-              <w:t>90</w:t>
+              <w:t>92</w:t>
             </w:r>
             <w:r>
               <w:rPr>
@@ -5802,7 +5817,7 @@
               <w:noProof/>
             </w:rPr>
           </w:pPr>
-          <w:hyperlink w:anchor="_Toc241506338" w:history="1">
+          <w:hyperlink w:anchor="_Toc241703017" w:history="1">
             <w:r>
               <w:rPr>
                 <w:rStyle w:val="affa"/>
@@ -5836,7 +5851,7 @@
                 <w:noProof/>
                 <w:webHidden/>
               </w:rPr>
-              <w:instrText xml:space="preserve"> PAGEREF _Toc241506338 \h </w:instrText>
+              <w:instrText xml:space="preserve"> PAGEREF _Toc241703017 \h </w:instrText>
             </w:r>
             <w:r>
               <w:rPr>
@@ -5856,7 +5871,7 @@
                 <w:noProof/>
                 <w:webHidden/>
               </w:rPr>
-              <w:t>91</w:t>
+              <w:t>93</w:t>
             </w:r>
             <w:r>
               <w:rPr>
@@ -5877,7 +5892,7 @@
               <w:noProof/>
             </w:rPr>
           </w:pPr>
-          <w:hyperlink w:anchor="_Toc241506339" w:history="1">
+          <w:hyperlink w:anchor="_Toc241703018" w:history="1">
             <w:r>
               <w:rPr>
                 <w:rStyle w:val="affa"/>
@@ -5911,7 +5926,7 @@
                 <w:noProof/>
                 <w:webHidden/>
               </w:rPr>
-              <w:instrText xml:space="preserve"> PAGEREF _Toc241506339 \h </w:instrText>
+              <w:instrText xml:space="preserve"> PAGEREF _Toc241703018 \h </w:instrText>
             </w:r>
             <w:r>
               <w:rPr>
@@ -5931,7 +5946,7 @@
                 <w:noProof/>
                 <w:webHidden/>
               </w:rPr>
-              <w:t>93</w:t>
+              <w:t>95</w:t>
             </w:r>
             <w:r>
               <w:rPr>
@@ -5952,7 +5967,7 @@
               <w:noProof/>
             </w:rPr>
           </w:pPr>
-          <w:hyperlink w:anchor="_Toc241506340" w:history="1">
+          <w:hyperlink w:anchor="_Toc241703019" w:history="1">
             <w:r>
               <w:rPr>
                 <w:rStyle w:val="affa"/>
@@ -5979,7 +5994,7 @@
                 <w:noProof/>
                 <w:webHidden/>
               </w:rPr>
-              <w:instrText xml:space="preserve"> PAGEREF _Toc241506340 \h </w:instrText>
+              <w:instrText xml:space="preserve"> PAGEREF _Toc241703019 \h </w:instrText>
             </w:r>
             <w:r>
               <w:rPr>
@@ -5999,7 +6014,7 @@
                 <w:noProof/>
                 <w:webHidden/>
               </w:rPr>
-              <w:t>94</w:t>
+              <w:t>96</w:t>
             </w:r>
             <w:r>
               <w:rPr>
@@ -6020,7 +6035,7 @@
               <w:noProof/>
             </w:rPr>
           </w:pPr>
-          <w:hyperlink w:anchor="_Toc241506341" w:history="1">
+          <w:hyperlink w:anchor="_Toc241703020" w:history="1">
             <w:r>
               <w:rPr>
                 <w:rStyle w:val="affa"/>
@@ -6047,7 +6062,7 @@
                 <w:noProof/>
                 <w:webHidden/>
               </w:rPr>
-              <w:instrText xml:space="preserve"> PAGEREF _Toc241506341 \h </w:instrText>
+              <w:instrText xml:space="preserve"> PAGEREF _Toc241703020 \h </w:instrText>
             </w:r>
             <w:r>
               <w:rPr>
@@ -6067,7 +6082,7 @@
                 <w:noProof/>
                 <w:webHidden/>
               </w:rPr>
-              <w:t>94</w:t>
+              <w:t>96</w:t>
             </w:r>
             <w:r>
               <w:rPr>
@@ -6088,7 +6103,7 @@
               <w:noProof/>
             </w:rPr>
           </w:pPr>
-          <w:hyperlink w:anchor="_Toc241506342" w:history="1">
+          <w:hyperlink w:anchor="_Toc241703021" w:history="1">
             <w:r>
               <w:rPr>
                 <w:rStyle w:val="affa"/>
@@ -6115,7 +6130,7 @@
                 <w:noProof/>
                 <w:webHidden/>
               </w:rPr>
-              <w:instrText xml:space="preserve"> PAGEREF _Toc241506342 \h </w:instrText>
+              <w:instrText xml:space="preserve"> PAGEREF _Toc241703021 \h </w:instrText>
             </w:r>
             <w:r>
               <w:rPr>
@@ -6135,7 +6150,7 @@
                 <w:noProof/>
                 <w:webHidden/>
               </w:rPr>
-              <w:t>95</w:t>
+              <w:t>97</w:t>
             </w:r>
             <w:r>
               <w:rPr>
@@ -6163,7 +6178,7 @@
       <w:pPr>
         <w:pStyle w:val="1"/>
       </w:pPr>
-      <w:bookmarkStart w:id="1" w:name="_Toc241506264"/>
+      <w:bookmarkStart w:id="1" w:name="_Toc241702943"/>
       <w:r>
         <w:rPr>
           <w:rFonts w:hint="eastAsia"/>
@@ -6205,7 +6220,7 @@
         <w:rPr>
           <w:noProof/>
         </w:rPr>
-        <w:t>44</w:t>
+        <w:t>45</w:t>
       </w:r>
       <w:r>
         <w:fldChar w:fldCharType="end"/>
@@ -6249,7 +6264,7 @@
         <w:rPr>
           <w:noProof/>
         </w:rPr>
-        <w:t>58</w:t>
+        <w:t>59</w:t>
       </w:r>
       <w:r>
         <w:fldChar w:fldCharType="end"/>
@@ -6287,7 +6302,7 @@
         <w:rPr>
           <w:noProof/>
         </w:rPr>
-        <w:t>63</w:t>
+        <w:t>64</w:t>
       </w:r>
       <w:r>
         <w:fldChar w:fldCharType="end"/>
@@ -6325,7 +6340,7 @@
         <w:rPr>
           <w:noProof/>
         </w:rPr>
-        <w:t>74</w:t>
+        <w:t>75</w:t>
       </w:r>
       <w:r>
         <w:fldChar w:fldCharType="end"/>
@@ -6363,7 +6378,7 @@
         <w:rPr>
           <w:noProof/>
         </w:rPr>
-        <w:t>79</w:t>
+        <w:t>80</w:t>
       </w:r>
       <w:r>
         <w:fldChar w:fldCharType="end"/>
@@ -6401,7 +6416,7 @@
         <w:rPr>
           <w:noProof/>
         </w:rPr>
-        <w:t>89</w:t>
+        <w:t>91</w:t>
       </w:r>
       <w:r>
         <w:fldChar w:fldCharType="end"/>
@@ -6416,7 +6431,7 @@
       <w:pPr>
         <w:pStyle w:val="1"/>
       </w:pPr>
-      <w:bookmarkStart w:id="2" w:name="_Toc241506265"/>
+      <w:bookmarkStart w:id="2" w:name="_Toc241702944"/>
       <w:r>
         <w:rPr>
           <w:rFonts w:hint="eastAsia"/>
@@ -6458,7 +6473,7 @@
         <w:rPr>
           <w:noProof/>
         </w:rPr>
-        <w:t>52</w:t>
+        <w:t>53</w:t>
       </w:r>
       <w:r>
         <w:fldChar w:fldCharType="end"/>
@@ -6496,7 +6511,7 @@
         <w:rPr>
           <w:noProof/>
         </w:rPr>
-        <w:t>55</w:t>
+        <w:t>56</w:t>
       </w:r>
       <w:r>
         <w:fldChar w:fldCharType="end"/>
@@ -6511,7 +6526,7 @@
       <w:pPr>
         <w:pStyle w:val="1"/>
       </w:pPr>
-      <w:bookmarkStart w:id="3" w:name="_Toc241506266"/>
+      <w:bookmarkStart w:id="3" w:name="_Toc241702945"/>
       <w:r>
         <w:rPr>
           <w:rFonts w:hint="eastAsia"/>
@@ -6534,8 +6549,8 @@
       <w:pPr>
         <w:pStyle w:val="21"/>
       </w:pPr>
-      <w:bookmarkStart w:id="4" w:name="_Toc241506267"/>
-      <w:bookmarkStart w:id="5" w:name="研究背景與動機"/>
+      <w:bookmarkStart w:id="4" w:name="研究背景與動機"/>
+      <w:bookmarkStart w:id="5" w:name="_Toc241702946"/>
       <w:r>
         <w:t xml:space="preserve">1.1 </w:t>
       </w:r>
@@ -6545,7 +6560,7 @@
         </w:rPr>
         <w:t>研究背景與動機</w:t>
       </w:r>
-      <w:bookmarkEnd w:id="4"/>
+      <w:bookmarkEnd w:id="5"/>
     </w:p>
     <w:p>
       <w:r>
@@ -7173,9 +7188,9 @@
       <w:pPr>
         <w:pStyle w:val="21"/>
       </w:pPr>
-      <w:bookmarkStart w:id="6" w:name="_Toc241506268"/>
-      <w:bookmarkStart w:id="7" w:name="研究問題"/>
-      <w:bookmarkEnd w:id="5"/>
+      <w:bookmarkStart w:id="6" w:name="研究問題"/>
+      <w:bookmarkStart w:id="7" w:name="_Toc241702947"/>
+      <w:bookmarkEnd w:id="4"/>
       <w:r>
         <w:t xml:space="preserve">1.2 </w:t>
       </w:r>
@@ -7185,7 +7200,7 @@
         </w:rPr>
         <w:t>研究問題</w:t>
       </w:r>
-      <w:bookmarkEnd w:id="6"/>
+      <w:bookmarkEnd w:id="7"/>
     </w:p>
     <w:p>
       <w:pPr>
@@ -7329,9 +7344,9 @@
       <w:pPr>
         <w:pStyle w:val="21"/>
       </w:pPr>
-      <w:bookmarkStart w:id="8" w:name="_Toc241506269"/>
-      <w:bookmarkStart w:id="9" w:name="研究目的"/>
-      <w:bookmarkEnd w:id="7"/>
+      <w:bookmarkStart w:id="8" w:name="研究目的"/>
+      <w:bookmarkStart w:id="9" w:name="_Toc241702948"/>
+      <w:bookmarkEnd w:id="6"/>
       <w:r>
         <w:t xml:space="preserve">1.3 </w:t>
       </w:r>
@@ -7341,7 +7356,7 @@
         </w:rPr>
         <w:t>研究目的</w:t>
       </w:r>
-      <w:bookmarkEnd w:id="8"/>
+      <w:bookmarkEnd w:id="9"/>
     </w:p>
     <w:p>
       <w:pPr>
@@ -7639,9 +7654,9 @@
       <w:pPr>
         <w:pStyle w:val="21"/>
       </w:pPr>
-      <w:bookmarkStart w:id="10" w:name="_Toc241506270"/>
-      <w:bookmarkStart w:id="11" w:name="研究範圍與限制"/>
-      <w:bookmarkEnd w:id="9"/>
+      <w:bookmarkStart w:id="10" w:name="研究範圍與限制"/>
+      <w:bookmarkStart w:id="11" w:name="_Toc241702949"/>
+      <w:bookmarkEnd w:id="8"/>
       <w:r>
         <w:t xml:space="preserve">1.4 </w:t>
       </w:r>
@@ -7651,21 +7666,21 @@
         </w:rPr>
         <w:t>研究範圍與限制</w:t>
       </w:r>
-      <w:bookmarkEnd w:id="10"/>
+      <w:bookmarkEnd w:id="11"/>
     </w:p>
     <w:p>
       <w:pPr>
         <w:pStyle w:val="31"/>
       </w:pPr>
-      <w:bookmarkStart w:id="12" w:name="_Toc241506271"/>
-      <w:bookmarkStart w:id="13" w:name="研究範圍"/>
+      <w:bookmarkStart w:id="12" w:name="研究範圍"/>
+      <w:bookmarkStart w:id="13" w:name="_Toc241702950"/>
       <w:r>
         <w:rPr>
           <w:rFonts w:hint="eastAsia"/>
         </w:rPr>
         <w:t>研究範圍</w:t>
       </w:r>
-      <w:bookmarkEnd w:id="12"/>
+      <w:bookmarkEnd w:id="13"/>
     </w:p>
     <w:p>
       <w:pPr>
@@ -8004,9 +8019,9 @@
       <w:pPr>
         <w:pStyle w:val="31"/>
       </w:pPr>
-      <w:bookmarkStart w:id="14" w:name="_Toc241506272"/>
-      <w:bookmarkStart w:id="15" w:name="研究不包含不做事項清單"/>
-      <w:bookmarkEnd w:id="13"/>
+      <w:bookmarkStart w:id="14" w:name="研究不包含不做事項清單"/>
+      <w:bookmarkStart w:id="15" w:name="_Toc241702951"/>
+      <w:bookmarkEnd w:id="12"/>
       <w:r>
         <w:rPr>
           <w:rFonts w:hint="eastAsia"/>
@@ -8014,7 +8029,7 @@
         <w:lastRenderedPageBreak/>
         <w:t>研究不包含（不做事項清單）</w:t>
       </w:r>
-      <w:bookmarkEnd w:id="14"/>
+      <w:bookmarkEnd w:id="15"/>
     </w:p>
     <w:p>
       <w:pPr>
@@ -8152,16 +8167,16 @@
       <w:pPr>
         <w:pStyle w:val="31"/>
       </w:pPr>
-      <w:bookmarkStart w:id="16" w:name="_Toc241506273"/>
-      <w:bookmarkStart w:id="17" w:name="研究限制"/>
-      <w:bookmarkEnd w:id="15"/>
+      <w:bookmarkStart w:id="16" w:name="研究限制"/>
+      <w:bookmarkStart w:id="17" w:name="_Toc241702952"/>
+      <w:bookmarkEnd w:id="14"/>
       <w:r>
         <w:rPr>
           <w:rFonts w:hint="eastAsia"/>
         </w:rPr>
         <w:t>研究限制</w:t>
       </w:r>
-      <w:bookmarkEnd w:id="16"/>
+      <w:bookmarkEnd w:id="17"/>
     </w:p>
     <w:p>
       <w:pPr>
@@ -8537,12 +8552,150 @@
     </w:p>
     <w:p>
       <w:pPr>
+        <w:numPr>
+          <w:ilvl w:val="0"/>
+          <w:numId w:val="15"/>
+        </w:numPr>
+      </w:pPr>
+      <w:r>
+        <w:rPr>
+          <w:rFonts w:hint="eastAsia"/>
+          <w:b/>
+          <w:bCs/>
+        </w:rPr>
+        <w:t>推薦成效指標之衡量範疇限制</w:t>
+      </w:r>
+      <w:r>
+        <w:rPr>
+          <w:rFonts w:hint="eastAsia"/>
+        </w:rPr>
+        <w:t>：本研究採用之</w:t>
+      </w:r>
+      <w:r>
+        <w:t xml:space="preserve"> Precision@K</w:t>
+      </w:r>
+      <w:r>
+        <w:t>、</w:t>
+      </w:r>
+      <w:r>
+        <w:t xml:space="preserve">Recall@K </w:t>
+      </w:r>
+      <w:r>
+        <w:rPr>
+          <w:rFonts w:hint="eastAsia"/>
+        </w:rPr>
+        <w:t>與</w:t>
+      </w:r>
+      <w:r>
+        <w:t xml:space="preserve"> MAP </w:t>
+      </w:r>
+      <w:r>
+        <w:rPr>
+          <w:rFonts w:hint="eastAsia"/>
+        </w:rPr>
+        <w:t>等指標，衡量的是模型推薦結果與使用者測試期實際購買行為之間的命中程度，本質上屬於預測準確度之評估，用以驗證模型是否能有效預測投資人可能感興趣、進而購買之基金。惟此類離線指標僅能反映推薦是否命中，無法據以推論投資人對推薦結果之主觀滿意程度，亦無法評估投資人採用推薦後之實際投資報酬表現。報酬結果受市場波動、總體經濟環境、投資人風險偏好調整等諸多外在因素影響，非本研究之推薦模型設計所能涵蓋或預測，故不在本研究之評估範疇內</w:t>
+      </w:r>
+    </w:p>
+    <w:p>
+      <w:pPr>
+        <w:numPr>
+          <w:ilvl w:val="0"/>
+          <w:numId w:val="15"/>
+        </w:numPr>
+      </w:pPr>
+      <w:r>
+        <w:rPr>
+          <w:rFonts w:hint="eastAsia"/>
+          <w:b/>
+          <w:bCs/>
+        </w:rPr>
+        <w:t>新基金冷啟動限制</w:t>
+      </w:r>
+      <w:r>
+        <w:rPr>
+          <w:rFonts w:hint="eastAsia"/>
+        </w:rPr>
+        <w:t>：本研究所建構之四個推薦模型中，</w:t>
+      </w:r>
+      <w:r>
+        <w:rPr>
+          <w:rFonts w:hint="eastAsia"/>
+        </w:rPr>
+        <w:t>ALS</w:t>
+      </w:r>
+      <w:r>
+        <w:t xml:space="preserve"> </w:t>
+      </w:r>
+      <w:r>
+        <w:rPr>
+          <w:rFonts w:hint="eastAsia"/>
+        </w:rPr>
+        <w:t>與分群輔助</w:t>
+      </w:r>
+      <w:r>
+        <w:t xml:space="preserve"> CF </w:t>
+      </w:r>
+      <w:r>
+        <w:rPr>
+          <w:rFonts w:hint="eastAsia"/>
+        </w:rPr>
+        <w:t>皆以「使用者</w:t>
+      </w:r>
+      <w:r>
+        <w:t xml:space="preserve"> × </w:t>
+      </w:r>
+      <w:r>
+        <w:rPr>
+          <w:rFonts w:hint="eastAsia"/>
+        </w:rPr>
+        <w:t>基金」歷史交易矩陣進行矩陣分解，對於平台上架尚無任何歷史交易紀錄之新基金，此二模型因該基金於矩陣中無對應之互動紀錄、無法估計其潛在因子，於數學結構上無法產生推薦分數，屬協同過濾類方法常見之品項冷啟動（</w:t>
+      </w:r>
+      <w:r>
+        <w:rPr>
+          <w:rFonts w:hint="eastAsia"/>
+        </w:rPr>
+        <w:t>item</w:t>
+      </w:r>
+      <w:r>
+        <w:t xml:space="preserve"> </w:t>
+      </w:r>
+      <w:r>
+        <w:rPr>
+          <w:rFonts w:hint="eastAsia"/>
+        </w:rPr>
+        <w:t>cold-start</w:t>
+      </w:r>
+      <w:r>
+        <w:rPr>
+          <w:rFonts w:hint="eastAsia"/>
+        </w:rPr>
+        <w:t>）限制；熱門推薦雖仍可為零交易之新基金計算出購買次數為</w:t>
+      </w:r>
+      <w:r>
+        <w:t xml:space="preserve"> 0 </w:t>
+      </w:r>
+      <w:r>
+        <w:rPr>
+          <w:rFonts w:hint="eastAsia"/>
+        </w:rPr>
+        <w:t>之分數，但因排序恆居末位，實務上亦難以獲得曝光，同屬廣義之冷啟動限制。相對而言，內容導向推薦僅需比對基金屬性（風險等級、資產類別、計價幣別、投資地區）與使用者偏好輪廓，不需仰賴新基金自身之交易紀錄即可計算相似度（惟使用者偏好輪廓之建立仍依賴該使用者過去之購買紀錄），故新基金只要於上架時完成</w:t>
+      </w:r>
+      <w:r>
+        <w:rPr>
+          <w:rFonts w:hint="eastAsia"/>
+        </w:rPr>
+        <w:lastRenderedPageBreak/>
+        <w:t>屬性資料登錄，即可立即納入推薦候選範圍。此設計上之差異顯示內容導向推薦具備因應新基金冷啟動之潛力，惟本研究並未針對新基金上架初期之推薦表現另行設計獨立實驗驗證，此因應能力之實際效果仍待後續研究檢驗</w:t>
+      </w:r>
+    </w:p>
+    <w:p>
+      <w:pPr>
         <w:pStyle w:val="21"/>
       </w:pPr>
-      <w:bookmarkStart w:id="18" w:name="_Toc241506274"/>
-      <w:bookmarkStart w:id="19" w:name="研究流程"/>
-      <w:bookmarkEnd w:id="11"/>
-      <w:bookmarkEnd w:id="17"/>
+      <w:bookmarkStart w:id="18" w:name="研究流程"/>
+      <w:bookmarkStart w:id="19" w:name="_Toc241702953"/>
+      <w:bookmarkEnd w:id="10"/>
+      <w:bookmarkEnd w:id="16"/>
       <w:r>
         <w:t xml:space="preserve">1.5 </w:t>
       </w:r>
@@ -8552,7 +8705,7 @@
         </w:rPr>
         <w:t>研究流程</w:t>
       </w:r>
-      <w:bookmarkEnd w:id="18"/>
+      <w:bookmarkEnd w:id="19"/>
     </w:p>
     <w:p>
       <w:r>
@@ -8862,11 +9015,10 @@
       <w:pPr>
         <w:pStyle w:val="21"/>
       </w:pPr>
-      <w:bookmarkStart w:id="20" w:name="_Toc241506275"/>
-      <w:bookmarkStart w:id="21" w:name="論文架構說明"/>
-      <w:bookmarkEnd w:id="19"/>
-      <w:r>
-        <w:lastRenderedPageBreak/>
+      <w:bookmarkStart w:id="20" w:name="論文架構說明"/>
+      <w:bookmarkStart w:id="21" w:name="_Toc241702954"/>
+      <w:bookmarkEnd w:id="18"/>
+      <w:r>
         <w:t xml:space="preserve">1.6 </w:t>
       </w:r>
       <w:r>
@@ -8875,7 +9027,7 @@
         </w:rPr>
         <w:t>論文架構說明</w:t>
       </w:r>
-      <w:bookmarkEnd w:id="20"/>
+      <w:bookmarkEnd w:id="21"/>
     </w:p>
     <w:p>
       <w:r>
@@ -8942,7 +9094,14 @@
         <w:rPr>
           <w:rFonts w:hint="eastAsia"/>
         </w:rPr>
-        <w:t>說明研究架構與流程、資料來源與前處理方式、投資人分群方法（</w:t>
+        <w:t>說明研究架構與流程、資料來源與前處理方式、投資人分</w:t>
+      </w:r>
+      <w:r>
+        <w:rPr>
+          <w:rFonts w:hint="eastAsia"/>
+        </w:rPr>
+        <w:lastRenderedPageBreak/>
+        <w:t>群方法（</w:t>
       </w:r>
       <w:r>
         <w:rPr>
@@ -9045,7 +9204,7 @@
     <w:p>
       <w:bookmarkStart w:id="22" w:name="第二章-文獻探討"/>
       <w:bookmarkEnd w:id="0"/>
-      <w:bookmarkEnd w:id="21"/>
+      <w:bookmarkEnd w:id="20"/>
       <w:r>
         <w:br w:type="page"/>
       </w:r>
@@ -9054,7 +9213,7 @@
       <w:pPr>
         <w:pStyle w:val="1"/>
       </w:pPr>
-      <w:bookmarkStart w:id="23" w:name="_Toc241506276"/>
+      <w:bookmarkStart w:id="23" w:name="_Toc241702955"/>
       <w:r>
         <w:rPr>
           <w:rFonts w:hint="eastAsia"/>
@@ -9077,8 +9236,8 @@
       <w:pPr>
         <w:pStyle w:val="21"/>
       </w:pPr>
-      <w:bookmarkStart w:id="24" w:name="_Toc241506277"/>
-      <w:bookmarkStart w:id="25" w:name="投資人行為與數位金融"/>
+      <w:bookmarkStart w:id="24" w:name="投資人行為與數位金融"/>
+      <w:bookmarkStart w:id="25" w:name="_Toc241702956"/>
       <w:r>
         <w:t xml:space="preserve">2.1 </w:t>
       </w:r>
@@ -9088,7 +9247,7 @@
         </w:rPr>
         <w:t>投資人行為與數位金融</w:t>
       </w:r>
-      <w:bookmarkEnd w:id="24"/>
+      <w:bookmarkEnd w:id="25"/>
     </w:p>
     <w:p>
       <w:pPr>
@@ -10561,9 +10720,9 @@
       <w:pPr>
         <w:pStyle w:val="21"/>
       </w:pPr>
-      <w:bookmarkStart w:id="31" w:name="_Toc241506278"/>
-      <w:bookmarkStart w:id="32" w:name="投資人顧客分群相關文獻"/>
-      <w:bookmarkEnd w:id="25"/>
+      <w:bookmarkStart w:id="31" w:name="投資人顧客分群相關文獻"/>
+      <w:bookmarkStart w:id="32" w:name="_Toc241702957"/>
+      <w:bookmarkEnd w:id="24"/>
       <w:bookmarkEnd w:id="30"/>
       <w:r>
         <w:t xml:space="preserve">2.2 </w:t>
@@ -10574,7 +10733,7 @@
         </w:rPr>
         <w:t>投資人／顧客分群相關文獻</w:t>
       </w:r>
-      <w:bookmarkEnd w:id="31"/>
+      <w:bookmarkEnd w:id="32"/>
     </w:p>
     <w:p>
       <w:r>
@@ -10621,8 +10780,8 @@
       <w:pPr>
         <w:pStyle w:val="31"/>
       </w:pPr>
-      <w:bookmarkStart w:id="33" w:name="_Toc241506279"/>
-      <w:bookmarkStart w:id="34" w:name="投資人顧客分群方法"/>
+      <w:bookmarkStart w:id="33" w:name="投資人顧客分群方法"/>
+      <w:bookmarkStart w:id="34" w:name="_Toc241702958"/>
       <w:r>
         <w:t xml:space="preserve">2.2.1 </w:t>
       </w:r>
@@ -10632,7 +10791,7 @@
         </w:rPr>
         <w:t>投資人／顧客分群方法</w:t>
       </w:r>
-      <w:bookmarkEnd w:id="33"/>
+      <w:bookmarkEnd w:id="34"/>
     </w:p>
     <w:p>
       <w:pPr>
@@ -12531,9 +12690,9 @@
       <w:pPr>
         <w:pStyle w:val="31"/>
       </w:pPr>
-      <w:bookmarkStart w:id="40" w:name="_Toc241506280"/>
-      <w:bookmarkStart w:id="41" w:name="rfm-與機器學習分群"/>
-      <w:bookmarkEnd w:id="34"/>
+      <w:bookmarkStart w:id="40" w:name="rfm-與機器學習分群"/>
+      <w:bookmarkStart w:id="41" w:name="_Toc241702959"/>
+      <w:bookmarkEnd w:id="33"/>
       <w:bookmarkEnd w:id="39"/>
       <w:r>
         <w:t xml:space="preserve">2.2.2 RFM </w:t>
@@ -12544,7 +12703,7 @@
         </w:rPr>
         <w:t>與機器學習分群</w:t>
       </w:r>
-      <w:bookmarkEnd w:id="40"/>
+      <w:bookmarkEnd w:id="41"/>
     </w:p>
     <w:p>
       <w:pPr>
@@ -17217,10 +17376,10 @@
       <w:pPr>
         <w:pStyle w:val="21"/>
       </w:pPr>
-      <w:bookmarkStart w:id="52" w:name="_Toc241506281"/>
-      <w:bookmarkStart w:id="53" w:name="個人化推薦系統與-fintech-應用相關文獻"/>
-      <w:bookmarkEnd w:id="32"/>
-      <w:bookmarkEnd w:id="41"/>
+      <w:bookmarkStart w:id="52" w:name="個人化推薦系統與-fintech-應用相關文獻"/>
+      <w:bookmarkStart w:id="53" w:name="_Toc241702960"/>
+      <w:bookmarkEnd w:id="31"/>
+      <w:bookmarkEnd w:id="40"/>
       <w:bookmarkEnd w:id="51"/>
       <w:r>
         <w:t xml:space="preserve">2.3 </w:t>
@@ -17240,7 +17399,7 @@
         </w:rPr>
         <w:t>應用相關文獻</w:t>
       </w:r>
-      <w:bookmarkEnd w:id="52"/>
+      <w:bookmarkEnd w:id="53"/>
     </w:p>
     <w:p>
       <w:r>
@@ -17326,8 +17485,8 @@
       <w:pPr>
         <w:pStyle w:val="31"/>
       </w:pPr>
-      <w:bookmarkStart w:id="54" w:name="_Toc241506282"/>
-      <w:bookmarkStart w:id="55" w:name="個人化推薦系統文獻脈絡"/>
+      <w:bookmarkStart w:id="54" w:name="個人化推薦系統文獻脈絡"/>
+      <w:bookmarkStart w:id="55" w:name="_Toc241702961"/>
       <w:r>
         <w:lastRenderedPageBreak/>
         <w:t xml:space="preserve">2.3.1 </w:t>
@@ -17338,7 +17497,7 @@
         </w:rPr>
         <w:t>個人化推薦系統文獻脈絡</w:t>
       </w:r>
-      <w:bookmarkEnd w:id="54"/>
+      <w:bookmarkEnd w:id="55"/>
     </w:p>
     <w:p>
       <w:pPr>
@@ -18862,9 +19021,9 @@
       <w:pPr>
         <w:pStyle w:val="31"/>
       </w:pPr>
-      <w:bookmarkStart w:id="63" w:name="_Toc241506283"/>
-      <w:bookmarkStart w:id="64" w:name="基金金融商品推薦文獻脈絡"/>
-      <w:bookmarkEnd w:id="55"/>
+      <w:bookmarkStart w:id="63" w:name="基金金融商品推薦文獻脈絡"/>
+      <w:bookmarkStart w:id="64" w:name="_Toc241702962"/>
+      <w:bookmarkEnd w:id="54"/>
       <w:bookmarkEnd w:id="62"/>
       <w:r>
         <w:lastRenderedPageBreak/>
@@ -18876,7 +19035,7 @@
         </w:rPr>
         <w:t>基金／金融商品推薦文獻脈絡</w:t>
       </w:r>
-      <w:bookmarkEnd w:id="63"/>
+      <w:bookmarkEnd w:id="64"/>
     </w:p>
     <w:p>
       <w:pPr>
@@ -21256,9 +21415,9 @@
       <w:pPr>
         <w:pStyle w:val="31"/>
       </w:pPr>
-      <w:bookmarkStart w:id="72" w:name="_Toc241506284"/>
-      <w:bookmarkStart w:id="73" w:name="fintech-與數位券商應用文獻脈絡"/>
-      <w:bookmarkEnd w:id="64"/>
+      <w:bookmarkStart w:id="72" w:name="fintech-與數位券商應用文獻脈絡"/>
+      <w:bookmarkStart w:id="73" w:name="_Toc241702963"/>
+      <w:bookmarkEnd w:id="63"/>
       <w:bookmarkEnd w:id="71"/>
       <w:r>
         <w:t xml:space="preserve">2.3.3 FinTech </w:t>
@@ -21269,7 +21428,7 @@
         </w:rPr>
         <w:t>與數位券商應用文獻脈絡</w:t>
       </w:r>
-      <w:bookmarkEnd w:id="72"/>
+      <w:bookmarkEnd w:id="73"/>
     </w:p>
     <w:p>
       <w:pPr>
@@ -23756,9 +23915,9 @@
       <w:pPr>
         <w:pStyle w:val="31"/>
       </w:pPr>
-      <w:bookmarkStart w:id="81" w:name="_Toc241506285"/>
-      <w:bookmarkStart w:id="82" w:name="金融商品推薦與一般電商推薦之差異"/>
-      <w:bookmarkEnd w:id="73"/>
+      <w:bookmarkStart w:id="81" w:name="金融商品推薦與一般電商推薦之差異"/>
+      <w:bookmarkStart w:id="82" w:name="_Toc241702964"/>
+      <w:bookmarkEnd w:id="72"/>
       <w:bookmarkEnd w:id="80"/>
       <w:r>
         <w:t xml:space="preserve">2.3.4 </w:t>
@@ -23769,7 +23928,7 @@
         </w:rPr>
         <w:t>金融商品推薦與一般電商推薦之差異</w:t>
       </w:r>
-      <w:bookmarkEnd w:id="81"/>
+      <w:bookmarkEnd w:id="82"/>
     </w:p>
     <w:p>
       <w:r>
@@ -23814,10 +23973,10 @@
       <w:pPr>
         <w:pStyle w:val="21"/>
       </w:pPr>
-      <w:bookmarkStart w:id="83" w:name="_Toc241506286"/>
-      <w:bookmarkStart w:id="84" w:name="文獻整理與研究缺口分析"/>
-      <w:bookmarkEnd w:id="53"/>
-      <w:bookmarkEnd w:id="82"/>
+      <w:bookmarkStart w:id="83" w:name="文獻整理與研究缺口分析"/>
+      <w:bookmarkStart w:id="84" w:name="_Toc241702965"/>
+      <w:bookmarkEnd w:id="52"/>
+      <w:bookmarkEnd w:id="81"/>
       <w:r>
         <w:t xml:space="preserve">2.4 </w:t>
       </w:r>
@@ -23827,14 +23986,14 @@
         </w:rPr>
         <w:t>文獻整理與研究缺口分析</w:t>
       </w:r>
-      <w:bookmarkEnd w:id="83"/>
+      <w:bookmarkEnd w:id="84"/>
     </w:p>
     <w:p>
       <w:pPr>
         <w:pStyle w:val="31"/>
       </w:pPr>
-      <w:bookmarkStart w:id="85" w:name="_Toc241506287"/>
-      <w:bookmarkStart w:id="86" w:name="研究缺口彙整表"/>
+      <w:bookmarkStart w:id="85" w:name="研究缺口彙整表"/>
+      <w:bookmarkStart w:id="86" w:name="_Toc241702966"/>
       <w:r>
         <w:t xml:space="preserve">2.4.1 </w:t>
       </w:r>
@@ -23844,7 +24003,7 @@
         </w:rPr>
         <w:t>研究缺口彙整表</w:t>
       </w:r>
-      <w:bookmarkEnd w:id="85"/>
+      <w:bookmarkEnd w:id="86"/>
     </w:p>
     <w:p>
       <w:r>
@@ -24783,9 +24942,9 @@
       <w:pPr>
         <w:pStyle w:val="31"/>
       </w:pPr>
-      <w:bookmarkStart w:id="88" w:name="_Toc241506288"/>
-      <w:bookmarkStart w:id="89" w:name="與國內先行研究之比較許仲廷2022王怡2023"/>
-      <w:bookmarkEnd w:id="86"/>
+      <w:bookmarkStart w:id="88" w:name="與國內先行研究之比較許仲廷2022王怡2023"/>
+      <w:bookmarkStart w:id="89" w:name="_Toc241702967"/>
+      <w:bookmarkEnd w:id="85"/>
       <w:r>
         <w:lastRenderedPageBreak/>
         <w:t xml:space="preserve">2.4.2 </w:t>
@@ -24820,7 +24979,7 @@
         </w:rPr>
         <w:t>）</w:t>
       </w:r>
-      <w:bookmarkEnd w:id="88"/>
+      <w:bookmarkEnd w:id="89"/>
     </w:p>
     <w:p>
       <w:r>
@@ -25206,9 +25365,9 @@
       <w:pPr>
         <w:pStyle w:val="31"/>
       </w:pPr>
-      <w:bookmarkStart w:id="90" w:name="_Toc241506289"/>
-      <w:bookmarkStart w:id="91" w:name="本研究如何填補缺口"/>
-      <w:bookmarkEnd w:id="89"/>
+      <w:bookmarkStart w:id="90" w:name="本研究如何填補缺口"/>
+      <w:bookmarkStart w:id="91" w:name="_Toc241702968"/>
+      <w:bookmarkEnd w:id="88"/>
       <w:r>
         <w:t xml:space="preserve">2.4.3 </w:t>
       </w:r>
@@ -25218,7 +25377,7 @@
         </w:rPr>
         <w:t>本研究如何填補缺口</w:t>
       </w:r>
-      <w:bookmarkEnd w:id="90"/>
+      <w:bookmarkEnd w:id="91"/>
     </w:p>
     <w:p>
       <w:pPr>
@@ -25680,16 +25839,40 @@
         <w:rPr>
           <w:rFonts w:hint="eastAsia"/>
         </w:rPr>
-        <w:t>增量效果驗證」這條路徑。本研究以此作為核心貢獻定位：不是提出全新演算法，而是在台灣數位券商基金投資服務場域中，首次將分群、多元推薦模型比較與標準化評估指標完整串接的應用型實證研究。</w:t>
+        <w:t>增量效果驗證」這條路徑。本研究以此作為核心貢獻定位：不是提出全新演算法，而是在台灣數位券商基金投資服務場域中，補上許仲廷（</w:t>
+      </w:r>
+      <w:r>
+        <w:rPr>
+          <w:rFonts w:hint="eastAsia"/>
+        </w:rPr>
+        <w:t>2022</w:t>
+      </w:r>
+      <w:r>
+        <w:rPr>
+          <w:rFonts w:hint="eastAsia"/>
+        </w:rPr>
+        <w:t>）與王怡（</w:t>
+      </w:r>
+      <w:r>
+        <w:rPr>
+          <w:rFonts w:hint="eastAsia"/>
+        </w:rPr>
+        <w:t>2023</w:t>
+      </w:r>
+      <w:r>
+        <w:rPr>
+          <w:rFonts w:hint="eastAsia"/>
+        </w:rPr>
+        <w:t>）兩篇文獻皆尚未完整串接之「分群、多元推薦模型比較與標準化評估指標」應用型實證研究。</w:t>
       </w:r>
     </w:p>
     <w:p>
       <w:pPr>
         <w:pStyle w:val="31"/>
       </w:pPr>
-      <w:bookmarkStart w:id="92" w:name="_Toc241506290"/>
-      <w:bookmarkStart w:id="93" w:name="綜合性論述"/>
-      <w:bookmarkEnd w:id="91"/>
+      <w:bookmarkStart w:id="92" w:name="綜合性論述"/>
+      <w:bookmarkStart w:id="93" w:name="_Toc241702969"/>
+      <w:bookmarkEnd w:id="90"/>
       <w:r>
         <w:lastRenderedPageBreak/>
         <w:t xml:space="preserve">2.4.4 </w:t>
@@ -25700,7 +25883,7 @@
         </w:rPr>
         <w:t>綜合性論述</w:t>
       </w:r>
-      <w:bookmarkEnd w:id="92"/>
+      <w:bookmarkEnd w:id="93"/>
     </w:p>
     <w:p>
       <w:r>
@@ -26145,8 +26328,8 @@
     <w:p>
       <w:bookmarkStart w:id="94" w:name="第三章-研究方法"/>
       <w:bookmarkEnd w:id="22"/>
-      <w:bookmarkEnd w:id="84"/>
-      <w:bookmarkEnd w:id="93"/>
+      <w:bookmarkEnd w:id="83"/>
+      <w:bookmarkEnd w:id="92"/>
       <w:r>
         <w:br w:type="page"/>
       </w:r>
@@ -26155,7 +26338,7 @@
       <w:pPr>
         <w:pStyle w:val="1"/>
       </w:pPr>
-      <w:bookmarkStart w:id="95" w:name="_Toc241506291"/>
+      <w:bookmarkStart w:id="95" w:name="_Toc241702970"/>
       <w:r>
         <w:rPr>
           <w:rFonts w:hint="eastAsia"/>
@@ -26178,8 +26361,8 @@
       <w:pPr>
         <w:pStyle w:val="21"/>
       </w:pPr>
-      <w:bookmarkStart w:id="96" w:name="_Toc241506292"/>
-      <w:bookmarkStart w:id="97" w:name="研究架構設計"/>
+      <w:bookmarkStart w:id="96" w:name="研究架構設計"/>
+      <w:bookmarkStart w:id="97" w:name="_Toc241702971"/>
       <w:r>
         <w:t xml:space="preserve">3.1 </w:t>
       </w:r>
@@ -26189,7 +26372,7 @@
         </w:rPr>
         <w:t>研究架構設計</w:t>
       </w:r>
-      <w:bookmarkEnd w:id="96"/>
+      <w:bookmarkEnd w:id="97"/>
     </w:p>
     <w:p>
       <w:r>
@@ -26355,8 +26538,8 @@
       <w:pPr>
         <w:pStyle w:val="31"/>
       </w:pPr>
-      <w:bookmarkStart w:id="98" w:name="_Toc241506293"/>
-      <w:bookmarkStart w:id="99" w:name="設計理念管線順序與基準階梯之理由"/>
+      <w:bookmarkStart w:id="98" w:name="設計理念管線順序與基準階梯之理由"/>
+      <w:bookmarkStart w:id="99" w:name="_Toc241702972"/>
       <w:r>
         <w:t xml:space="preserve">3.1.1 </w:t>
       </w:r>
@@ -26366,7 +26549,7 @@
         </w:rPr>
         <w:t>設計理念：管線順序與基準階梯之理由</w:t>
       </w:r>
-      <w:bookmarkEnd w:id="98"/>
+      <w:bookmarkEnd w:id="99"/>
     </w:p>
     <w:p>
       <w:r>
@@ -26648,9 +26831,9 @@
       <w:pPr>
         <w:pStyle w:val="31"/>
       </w:pPr>
-      <w:bookmarkStart w:id="100" w:name="_Toc241506294"/>
-      <w:bookmarkStart w:id="101" w:name="五層架構總覽與層間資料介面"/>
-      <w:bookmarkEnd w:id="99"/>
+      <w:bookmarkStart w:id="100" w:name="五層架構總覽與層間資料介面"/>
+      <w:bookmarkStart w:id="101" w:name="_Toc241702973"/>
+      <w:bookmarkEnd w:id="98"/>
       <w:r>
         <w:t xml:space="preserve">3.1.2 </w:t>
       </w:r>
@@ -26660,7 +26843,7 @@
         </w:rPr>
         <w:t>五層架構總覽與層間資料介面</w:t>
       </w:r>
-      <w:bookmarkEnd w:id="100"/>
+      <w:bookmarkEnd w:id="101"/>
     </w:p>
     <w:p>
       <w:r>
@@ -26730,7 +26913,7 @@
         </w:rPr>
         <w:lastRenderedPageBreak/>
         <w:drawing>
-          <wp:inline distT="0" distB="0" distL="0" distR="0" wp14:anchorId="25416384" wp14:editId="5893823D">
+          <wp:inline distT="0" distB="0" distL="0" distR="0" wp14:anchorId="5803C08D" wp14:editId="22FEC1F5">
             <wp:extent cx="4679999" cy="5913153"/>
             <wp:effectExtent l="0" t="0" r="0" b="0"/>
             <wp:docPr id="86" name="Picture"/>
@@ -26801,9 +26984,9 @@
       <w:pPr>
         <w:pStyle w:val="31"/>
       </w:pPr>
-      <w:bookmarkStart w:id="103" w:name="_Toc241506295"/>
-      <w:bookmarkStart w:id="104" w:name="第一層資料蒐集"/>
-      <w:bookmarkEnd w:id="101"/>
+      <w:bookmarkStart w:id="103" w:name="第一層資料蒐集"/>
+      <w:bookmarkStart w:id="104" w:name="_Toc241702974"/>
+      <w:bookmarkEnd w:id="100"/>
       <w:r>
         <w:t xml:space="preserve">3.1.3 </w:t>
       </w:r>
@@ -26813,7 +26996,7 @@
         </w:rPr>
         <w:t>第一層：資料蒐集</w:t>
       </w:r>
-      <w:bookmarkEnd w:id="103"/>
+      <w:bookmarkEnd w:id="104"/>
     </w:p>
     <w:p>
       <w:r>
@@ -26893,9 +27076,9 @@
       <w:pPr>
         <w:pStyle w:val="31"/>
       </w:pPr>
-      <w:bookmarkStart w:id="105" w:name="_Toc241506296"/>
-      <w:bookmarkStart w:id="106" w:name="第二層特徵工程與資料前處理"/>
-      <w:bookmarkEnd w:id="104"/>
+      <w:bookmarkStart w:id="105" w:name="第二層特徵工程與資料前處理"/>
+      <w:bookmarkStart w:id="106" w:name="_Toc241702975"/>
+      <w:bookmarkEnd w:id="103"/>
       <w:r>
         <w:lastRenderedPageBreak/>
         <w:t xml:space="preserve">3.1.4 </w:t>
@@ -26906,7 +27089,7 @@
         </w:rPr>
         <w:t>第二層：特徵工程與資料前處理</w:t>
       </w:r>
-      <w:bookmarkEnd w:id="105"/>
+      <w:bookmarkEnd w:id="106"/>
     </w:p>
     <w:p>
       <w:r>
@@ -26929,9 +27112,9 @@
       <w:pPr>
         <w:pStyle w:val="31"/>
       </w:pPr>
-      <w:bookmarkStart w:id="107" w:name="_Toc241506297"/>
-      <w:bookmarkStart w:id="108" w:name="第三層投資人分群"/>
-      <w:bookmarkEnd w:id="106"/>
+      <w:bookmarkStart w:id="107" w:name="第三層投資人分群"/>
+      <w:bookmarkStart w:id="108" w:name="_Toc241702976"/>
+      <w:bookmarkEnd w:id="105"/>
       <w:r>
         <w:t xml:space="preserve">3.1.5 </w:t>
       </w:r>
@@ -26941,7 +27124,7 @@
         </w:rPr>
         <w:t>第三層：投資人分群</w:t>
       </w:r>
-      <w:bookmarkEnd w:id="107"/>
+      <w:bookmarkEnd w:id="108"/>
     </w:p>
     <w:p>
       <w:r>
@@ -27070,9 +27253,9 @@
       <w:pPr>
         <w:pStyle w:val="31"/>
       </w:pPr>
-      <w:bookmarkStart w:id="109" w:name="_Toc241506298"/>
-      <w:bookmarkStart w:id="110" w:name="第四五層個人化推薦模型與評估"/>
-      <w:bookmarkEnd w:id="108"/>
+      <w:bookmarkStart w:id="109" w:name="第四五層個人化推薦模型與評估"/>
+      <w:bookmarkStart w:id="110" w:name="_Toc241702977"/>
+      <w:bookmarkEnd w:id="107"/>
       <w:r>
         <w:t xml:space="preserve">3.1.6 </w:t>
       </w:r>
@@ -27082,7 +27265,7 @@
         </w:rPr>
         <w:t>第四、五層：個人化推薦模型與評估</w:t>
       </w:r>
-      <w:bookmarkEnd w:id="109"/>
+      <w:bookmarkEnd w:id="110"/>
     </w:p>
     <w:p>
       <w:r>
@@ -27306,9 +27489,9 @@
       <w:pPr>
         <w:pStyle w:val="31"/>
       </w:pPr>
-      <w:bookmarkStart w:id="111" w:name="_Toc241506299"/>
-      <w:bookmarkStart w:id="112" w:name="貫穿五層之方法論層級承諾"/>
-      <w:bookmarkEnd w:id="110"/>
+      <w:bookmarkStart w:id="111" w:name="貫穿五層之方法論層級承諾"/>
+      <w:bookmarkStart w:id="112" w:name="_Toc241702978"/>
+      <w:bookmarkEnd w:id="109"/>
       <w:r>
         <w:t xml:space="preserve">3.1.7 </w:t>
       </w:r>
@@ -27318,7 +27501,7 @@
         </w:rPr>
         <w:t>貫穿五層之方法論層級承諾</w:t>
       </w:r>
-      <w:bookmarkEnd w:id="111"/>
+      <w:bookmarkEnd w:id="112"/>
     </w:p>
     <w:p>
       <w:r>
@@ -27521,10 +27704,10 @@
       <w:pPr>
         <w:pStyle w:val="21"/>
       </w:pPr>
-      <w:bookmarkStart w:id="113" w:name="_Toc241506300"/>
-      <w:bookmarkStart w:id="114" w:name="研究流程說明"/>
-      <w:bookmarkEnd w:id="97"/>
-      <w:bookmarkEnd w:id="112"/>
+      <w:bookmarkStart w:id="113" w:name="研究流程說明"/>
+      <w:bookmarkStart w:id="114" w:name="_Toc241702979"/>
+      <w:bookmarkEnd w:id="96"/>
+      <w:bookmarkEnd w:id="111"/>
       <w:r>
         <w:t xml:space="preserve">3.2 </w:t>
       </w:r>
@@ -27534,7 +27717,7 @@
         </w:rPr>
         <w:t>研究流程說明</w:t>
       </w:r>
-      <w:bookmarkEnd w:id="113"/>
+      <w:bookmarkEnd w:id="114"/>
     </w:p>
     <w:p>
       <w:r>
@@ -27592,7 +27775,7 @@
         </w:rPr>
         <w:lastRenderedPageBreak/>
         <w:drawing>
-          <wp:inline distT="0" distB="0" distL="0" distR="0" wp14:anchorId="2DF83C59" wp14:editId="272FE22C">
+          <wp:inline distT="0" distB="0" distL="0" distR="0" wp14:anchorId="22639A97" wp14:editId="622E4A60">
             <wp:extent cx="5039999" cy="6392195"/>
             <wp:effectExtent l="0" t="0" r="0" b="0"/>
             <wp:docPr id="96" name="Picture"/>
@@ -27663,8 +27846,8 @@
       <w:pPr>
         <w:pStyle w:val="31"/>
       </w:pPr>
-      <w:bookmarkStart w:id="116" w:name="_Toc241506301"/>
-      <w:bookmarkStart w:id="117" w:name="步驟一資料蒐集與整合規劃"/>
+      <w:bookmarkStart w:id="116" w:name="步驟一資料蒐集與整合規劃"/>
+      <w:bookmarkStart w:id="117" w:name="_Toc241702980"/>
       <w:r>
         <w:t xml:space="preserve">3.2.1 </w:t>
       </w:r>
@@ -27674,7 +27857,7 @@
         </w:rPr>
         <w:t>步驟一：資料蒐集與整合規劃</w:t>
       </w:r>
-      <w:bookmarkEnd w:id="116"/>
+      <w:bookmarkEnd w:id="117"/>
     </w:p>
     <w:p>
       <w:r>
@@ -27733,9 +27916,9 @@
       <w:pPr>
         <w:pStyle w:val="31"/>
       </w:pPr>
-      <w:bookmarkStart w:id="118" w:name="_Toc241506302"/>
-      <w:bookmarkStart w:id="119" w:name="步驟二資料前處理與特徵工程"/>
-      <w:bookmarkEnd w:id="117"/>
+      <w:bookmarkStart w:id="118" w:name="步驟二資料前處理與特徵工程"/>
+      <w:bookmarkStart w:id="119" w:name="_Toc241702981"/>
+      <w:bookmarkEnd w:id="116"/>
       <w:r>
         <w:lastRenderedPageBreak/>
         <w:t xml:space="preserve">3.2.2 </w:t>
@@ -27746,7 +27929,7 @@
         </w:rPr>
         <w:t>步驟二：資料前處理與特徵工程</w:t>
       </w:r>
-      <w:bookmarkEnd w:id="118"/>
+      <w:bookmarkEnd w:id="119"/>
     </w:p>
     <w:p>
       <w:r>
@@ -27875,9 +28058,9 @@
       <w:pPr>
         <w:pStyle w:val="31"/>
       </w:pPr>
-      <w:bookmarkStart w:id="120" w:name="_Toc241506303"/>
-      <w:bookmarkStart w:id="121" w:name="步驟三投資人分群"/>
-      <w:bookmarkEnd w:id="119"/>
+      <w:bookmarkStart w:id="120" w:name="步驟三投資人分群"/>
+      <w:bookmarkStart w:id="121" w:name="_Toc241702982"/>
+      <w:bookmarkEnd w:id="118"/>
       <w:r>
         <w:t xml:space="preserve">3.2.3 </w:t>
       </w:r>
@@ -27887,7 +28070,7 @@
         </w:rPr>
         <w:t>步驟三：投資人分群</w:t>
       </w:r>
-      <w:bookmarkEnd w:id="120"/>
+      <w:bookmarkEnd w:id="121"/>
     </w:p>
     <w:p>
       <w:r>
@@ -28077,9 +28260,9 @@
       <w:pPr>
         <w:pStyle w:val="31"/>
       </w:pPr>
-      <w:bookmarkStart w:id="122" w:name="_Toc241506304"/>
-      <w:bookmarkStart w:id="123" w:name="步驟四個人化推薦模型建置"/>
-      <w:bookmarkEnd w:id="121"/>
+      <w:bookmarkStart w:id="122" w:name="步驟四個人化推薦模型建置"/>
+      <w:bookmarkStart w:id="123" w:name="_Toc241702983"/>
+      <w:bookmarkEnd w:id="120"/>
       <w:r>
         <w:t xml:space="preserve">3.2.4 </w:t>
       </w:r>
@@ -28089,7 +28272,7 @@
         </w:rPr>
         <w:t>步驟四：個人化推薦模型建置</w:t>
       </w:r>
-      <w:bookmarkEnd w:id="122"/>
+      <w:bookmarkEnd w:id="123"/>
     </w:p>
     <w:p>
       <w:r>
@@ -28241,9 +28424,9 @@
       <w:pPr>
         <w:pStyle w:val="31"/>
       </w:pPr>
-      <w:bookmarkStart w:id="124" w:name="_Toc241506305"/>
-      <w:bookmarkStart w:id="125" w:name="步驟五模型評估與比較"/>
-      <w:bookmarkEnd w:id="123"/>
+      <w:bookmarkStart w:id="124" w:name="步驟五模型評估與比較"/>
+      <w:bookmarkStart w:id="125" w:name="_Toc241702984"/>
+      <w:bookmarkEnd w:id="122"/>
       <w:r>
         <w:t xml:space="preserve">3.2.5 </w:t>
       </w:r>
@@ -28253,7 +28436,7 @@
         </w:rPr>
         <w:t>步驟五：模型評估與比較</w:t>
       </w:r>
-      <w:bookmarkEnd w:id="124"/>
+      <w:bookmarkEnd w:id="125"/>
     </w:p>
     <w:p>
       <w:r>
@@ -28490,9 +28673,9 @@
       <w:pPr>
         <w:pStyle w:val="31"/>
       </w:pPr>
-      <w:bookmarkStart w:id="126" w:name="_Toc241506306"/>
-      <w:bookmarkStart w:id="127" w:name="步驟六結果整合與應用建議"/>
-      <w:bookmarkEnd w:id="125"/>
+      <w:bookmarkStart w:id="126" w:name="步驟六結果整合與應用建議"/>
+      <w:bookmarkStart w:id="127" w:name="_Toc241702985"/>
+      <w:bookmarkEnd w:id="124"/>
       <w:r>
         <w:t xml:space="preserve">3.2.6 </w:t>
       </w:r>
@@ -28502,7 +28685,7 @@
         </w:rPr>
         <w:t>步驟六：結果整合與應用建議</w:t>
       </w:r>
-      <w:bookmarkEnd w:id="126"/>
+      <w:bookmarkEnd w:id="127"/>
     </w:p>
     <w:p>
       <w:r>
@@ -28525,10 +28708,10 @@
       <w:pPr>
         <w:pStyle w:val="21"/>
       </w:pPr>
-      <w:bookmarkStart w:id="128" w:name="_Toc241506307"/>
-      <w:bookmarkStart w:id="129" w:name="資料來源與資料說明"/>
-      <w:bookmarkEnd w:id="114"/>
-      <w:bookmarkEnd w:id="127"/>
+      <w:bookmarkStart w:id="128" w:name="資料來源與資料說明"/>
+      <w:bookmarkStart w:id="129" w:name="_Toc241702986"/>
+      <w:bookmarkEnd w:id="113"/>
+      <w:bookmarkEnd w:id="126"/>
       <w:r>
         <w:lastRenderedPageBreak/>
         <w:t xml:space="preserve">3.3 </w:t>
@@ -28539,14 +28722,14 @@
         </w:rPr>
         <w:t>資料來源與資料說明</w:t>
       </w:r>
-      <w:bookmarkEnd w:id="128"/>
+      <w:bookmarkEnd w:id="129"/>
     </w:p>
     <w:p>
       <w:pPr>
         <w:pStyle w:val="31"/>
       </w:pPr>
-      <w:bookmarkStart w:id="130" w:name="_Toc241506308"/>
-      <w:bookmarkStart w:id="131" w:name="研究場域與資料期間"/>
+      <w:bookmarkStart w:id="130" w:name="研究場域與資料期間"/>
+      <w:bookmarkStart w:id="131" w:name="_Toc241702987"/>
       <w:r>
         <w:t xml:space="preserve">3.3.1 </w:t>
       </w:r>
@@ -28556,7 +28739,7 @@
         </w:rPr>
         <w:t>研究場域與資料期間</w:t>
       </w:r>
-      <w:bookmarkEnd w:id="130"/>
+      <w:bookmarkEnd w:id="131"/>
     </w:p>
     <w:p>
       <w:r>
@@ -28681,9 +28864,9 @@
       <w:pPr>
         <w:pStyle w:val="31"/>
       </w:pPr>
-      <w:bookmarkStart w:id="132" w:name="_Toc241506309"/>
-      <w:bookmarkStart w:id="133" w:name="ga4-使用者行為資料"/>
-      <w:bookmarkEnd w:id="131"/>
+      <w:bookmarkStart w:id="132" w:name="ga4-使用者行為資料"/>
+      <w:bookmarkStart w:id="133" w:name="_Toc241702988"/>
+      <w:bookmarkEnd w:id="130"/>
       <w:r>
         <w:t xml:space="preserve">3.3.2 GA4 </w:t>
       </w:r>
@@ -28693,7 +28876,7 @@
         </w:rPr>
         <w:t>使用者行為資料</w:t>
       </w:r>
-      <w:bookmarkEnd w:id="132"/>
+      <w:bookmarkEnd w:id="133"/>
     </w:p>
     <w:p>
       <w:r>
@@ -30579,9 +30762,9 @@
       <w:pPr>
         <w:pStyle w:val="31"/>
       </w:pPr>
-      <w:bookmarkStart w:id="135" w:name="_Toc241506310"/>
-      <w:bookmarkStart w:id="136" w:name="基金交易資料"/>
-      <w:bookmarkEnd w:id="133"/>
+      <w:bookmarkStart w:id="135" w:name="基金交易資料"/>
+      <w:bookmarkStart w:id="136" w:name="_Toc241702989"/>
+      <w:bookmarkEnd w:id="132"/>
       <w:r>
         <w:lastRenderedPageBreak/>
         <w:t xml:space="preserve">3.3.3 </w:t>
@@ -30592,7 +30775,7 @@
         </w:rPr>
         <w:t>基金交易資料</w:t>
       </w:r>
-      <w:bookmarkEnd w:id="135"/>
+      <w:bookmarkEnd w:id="136"/>
     </w:p>
     <w:p>
       <w:r>
@@ -31411,9 +31594,9 @@
       <w:pPr>
         <w:pStyle w:val="31"/>
       </w:pPr>
-      <w:bookmarkStart w:id="137" w:name="_Toc241506311"/>
-      <w:bookmarkStart w:id="138" w:name="用戶屬性資料"/>
-      <w:bookmarkEnd w:id="136"/>
+      <w:bookmarkStart w:id="137" w:name="用戶屬性資料"/>
+      <w:bookmarkStart w:id="138" w:name="_Toc241702990"/>
+      <w:bookmarkEnd w:id="135"/>
       <w:r>
         <w:lastRenderedPageBreak/>
         <w:t xml:space="preserve">3.3.4 </w:t>
@@ -31424,7 +31607,7 @@
         </w:rPr>
         <w:t>用戶屬性資料</w:t>
       </w:r>
-      <w:bookmarkEnd w:id="137"/>
+      <w:bookmarkEnd w:id="138"/>
     </w:p>
     <w:p>
       <w:r>
@@ -32180,9 +32363,9 @@
       <w:pPr>
         <w:pStyle w:val="31"/>
       </w:pPr>
-      <w:bookmarkStart w:id="140" w:name="_Toc241506312"/>
-      <w:bookmarkStart w:id="141" w:name="資料倫理與脫敏方式"/>
-      <w:bookmarkEnd w:id="138"/>
+      <w:bookmarkStart w:id="140" w:name="資料倫理與脫敏方式"/>
+      <w:bookmarkStart w:id="141" w:name="_Toc241702991"/>
+      <w:bookmarkEnd w:id="137"/>
       <w:r>
         <w:t xml:space="preserve">3.3.5 </w:t>
       </w:r>
@@ -32192,7 +32375,7 @@
         </w:rPr>
         <w:t>資料倫理與脫敏方式</w:t>
       </w:r>
-      <w:bookmarkEnd w:id="140"/>
+      <w:bookmarkEnd w:id="141"/>
     </w:p>
     <w:p>
       <w:r>
@@ -32422,9 +32605,9 @@
       <w:pPr>
         <w:pStyle w:val="31"/>
       </w:pPr>
-      <w:bookmarkStart w:id="142" w:name="_Toc241506313"/>
-      <w:bookmarkStart w:id="143" w:name="資料限制與待確認事項"/>
-      <w:bookmarkEnd w:id="141"/>
+      <w:bookmarkStart w:id="142" w:name="資料限制與待確認事項"/>
+      <w:bookmarkStart w:id="143" w:name="_Toc241702992"/>
+      <w:bookmarkEnd w:id="140"/>
       <w:r>
         <w:t xml:space="preserve">3.3.6 </w:t>
       </w:r>
@@ -32434,7 +32617,7 @@
         </w:rPr>
         <w:t>資料限制與待確認事項</w:t>
       </w:r>
-      <w:bookmarkEnd w:id="142"/>
+      <w:bookmarkEnd w:id="143"/>
     </w:p>
     <w:p>
       <w:r>
@@ -32829,10 +33012,10 @@
       <w:pPr>
         <w:pStyle w:val="21"/>
       </w:pPr>
-      <w:bookmarkStart w:id="144" w:name="_Toc241506314"/>
-      <w:bookmarkStart w:id="145" w:name="資料前處理方法"/>
-      <w:bookmarkEnd w:id="129"/>
-      <w:bookmarkEnd w:id="143"/>
+      <w:bookmarkStart w:id="144" w:name="資料前處理方法"/>
+      <w:bookmarkStart w:id="145" w:name="_Toc241702993"/>
+      <w:bookmarkEnd w:id="128"/>
+      <w:bookmarkEnd w:id="142"/>
       <w:r>
         <w:t xml:space="preserve">3.4 </w:t>
       </w:r>
@@ -32842,14 +33025,14 @@
         </w:rPr>
         <w:t>資料前處理方法</w:t>
       </w:r>
-      <w:bookmarkEnd w:id="144"/>
+      <w:bookmarkEnd w:id="145"/>
     </w:p>
     <w:p>
       <w:pPr>
         <w:pStyle w:val="31"/>
       </w:pPr>
-      <w:bookmarkStart w:id="146" w:name="_Toc241506315"/>
-      <w:bookmarkStart w:id="147" w:name="資料串接與識別碼歸戶前置步驟"/>
+      <w:bookmarkStart w:id="146" w:name="資料串接與識別碼歸戶前置步驟"/>
+      <w:bookmarkStart w:id="147" w:name="_Toc241702994"/>
       <w:r>
         <w:t xml:space="preserve">3.4.1 </w:t>
       </w:r>
@@ -32859,7 +33042,7 @@
         </w:rPr>
         <w:t>資料串接與識別碼歸戶（前置步驟）</w:t>
       </w:r>
-      <w:bookmarkEnd w:id="146"/>
+      <w:bookmarkEnd w:id="147"/>
     </w:p>
     <w:p>
       <w:r>
@@ -33789,9 +33972,9 @@
       <w:pPr>
         <w:pStyle w:val="31"/>
       </w:pPr>
-      <w:bookmarkStart w:id="148" w:name="_Toc241506316"/>
-      <w:bookmarkStart w:id="149" w:name="缺值處理策略"/>
-      <w:bookmarkEnd w:id="147"/>
+      <w:bookmarkStart w:id="148" w:name="缺值處理策略"/>
+      <w:bookmarkStart w:id="149" w:name="_Toc241702995"/>
+      <w:bookmarkEnd w:id="146"/>
       <w:r>
         <w:t xml:space="preserve">3.4.2 </w:t>
       </w:r>
@@ -33801,7 +33984,7 @@
         </w:rPr>
         <w:t>缺值處理策略</w:t>
       </w:r>
-      <w:bookmarkEnd w:id="148"/>
+      <w:bookmarkEnd w:id="149"/>
     </w:p>
     <w:p>
       <w:r>
@@ -34176,9 +34359,9 @@
       <w:pPr>
         <w:pStyle w:val="31"/>
       </w:pPr>
-      <w:bookmarkStart w:id="150" w:name="_Toc241506317"/>
-      <w:bookmarkStart w:id="151" w:name="rfm-特徵計算公式"/>
-      <w:bookmarkEnd w:id="149"/>
+      <w:bookmarkStart w:id="150" w:name="rfm-特徵計算公式"/>
+      <w:bookmarkStart w:id="151" w:name="_Toc241702996"/>
+      <w:bookmarkEnd w:id="148"/>
       <w:r>
         <w:t xml:space="preserve">3.4.3 RFM </w:t>
       </w:r>
@@ -34188,7 +34371,7 @@
         </w:rPr>
         <w:t>特徵計算公式</w:t>
       </w:r>
-      <w:bookmarkEnd w:id="150"/>
+      <w:bookmarkEnd w:id="151"/>
     </w:p>
     <w:p>
       <w:pPr>
@@ -35601,11 +35784,12 @@
       <w:pPr>
         <w:pStyle w:val="31"/>
       </w:pPr>
-      <w:bookmarkStart w:id="154" w:name="_Toc241506318"/>
-      <w:bookmarkStart w:id="155" w:name="ga4-行為特徵計算方式"/>
-      <w:bookmarkEnd w:id="151"/>
+      <w:bookmarkStart w:id="154" w:name="ga4-行為特徵計算方式"/>
+      <w:bookmarkStart w:id="155" w:name="_Toc241702997"/>
+      <w:bookmarkEnd w:id="150"/>
       <w:bookmarkEnd w:id="153"/>
       <w:r>
+        <w:lastRenderedPageBreak/>
         <w:t xml:space="preserve">3.4.4 GA4 </w:t>
       </w:r>
       <w:r>
@@ -35614,7 +35798,7 @@
         </w:rPr>
         <w:t>行為特徵計算方式</w:t>
       </w:r>
-      <w:bookmarkEnd w:id="154"/>
+      <w:bookmarkEnd w:id="155"/>
     </w:p>
     <w:p>
       <w:r>
@@ -36391,6 +36575,7 @@
         <w:rPr>
           <w:rStyle w:val="VerbatimChar"/>
         </w:rPr>
+        <w:lastRenderedPageBreak/>
         <w:t>eventDescription</w:t>
       </w:r>
       <w:r>
@@ -36482,9 +36667,9 @@
       <w:pPr>
         <w:pStyle w:val="31"/>
       </w:pPr>
-      <w:bookmarkStart w:id="156" w:name="_Toc241506319"/>
-      <w:bookmarkStart w:id="157" w:name="特徵標準化方法"/>
-      <w:bookmarkEnd w:id="155"/>
+      <w:bookmarkStart w:id="156" w:name="特徵標準化方法"/>
+      <w:bookmarkStart w:id="157" w:name="_Toc241702998"/>
+      <w:bookmarkEnd w:id="154"/>
       <w:r>
         <w:t xml:space="preserve">3.4.5 </w:t>
       </w:r>
@@ -36494,7 +36679,7 @@
         </w:rPr>
         <w:t>特徵標準化方法</w:t>
       </w:r>
-      <w:bookmarkEnd w:id="156"/>
+      <w:bookmarkEnd w:id="157"/>
     </w:p>
     <w:p>
       <w:r>
@@ -37190,7 +37375,11 @@
         <w:t>）同尺度，以符合餘弦相似度衡量整體向量方向之需求。此為</w:t>
       </w:r>
       <w:r>
-        <w:t xml:space="preserve"> 3.6.3 </w:t>
+        <w:t xml:space="preserve"> </w:t>
+      </w:r>
+      <w:r>
+        <w:lastRenderedPageBreak/>
+        <w:t xml:space="preserve">3.6.3 </w:t>
       </w:r>
       <w:r>
         <w:rPr>
@@ -37932,16 +38121,23 @@
         <w:rPr>
           <w:rFonts w:hint="eastAsia"/>
         </w:rPr>
-        <w:t>節資料洩漏防範原則之必要延伸——若標準化參數涵蓋測試期資料，將與分群特徵、評估設計之訓練／測試期隔離原則產生相同性質之資料洩漏風險。</w:t>
+        <w:t>節資料洩漏防範原</w:t>
+      </w:r>
+      <w:r>
+        <w:rPr>
+          <w:rFonts w:hint="eastAsia"/>
+        </w:rPr>
+        <w:lastRenderedPageBreak/>
+        <w:t>則之必要延伸——若標準化參數涵蓋測試期資料，將與分群特徵、評估設計之訓練／測試期隔離原則產生相同性質之資料洩漏風險。</w:t>
       </w:r>
     </w:p>
     <w:p>
       <w:pPr>
         <w:pStyle w:val="31"/>
       </w:pPr>
-      <w:bookmarkStart w:id="158" w:name="_Toc241506320"/>
-      <w:bookmarkStart w:id="159" w:name="資料限制與待確認事項-1"/>
-      <w:bookmarkEnd w:id="157"/>
+      <w:bookmarkStart w:id="158" w:name="資料限制與待確認事項-1"/>
+      <w:bookmarkStart w:id="159" w:name="_Toc241702999"/>
+      <w:bookmarkEnd w:id="156"/>
       <w:r>
         <w:t xml:space="preserve">3.4.6 </w:t>
       </w:r>
@@ -37951,7 +38147,7 @@
         </w:rPr>
         <w:t>資料限制與待確認事項</w:t>
       </w:r>
-      <w:bookmarkEnd w:id="158"/>
+      <w:bookmarkEnd w:id="159"/>
     </w:p>
     <w:p>
       <w:r>
@@ -38182,10 +38378,10 @@
       <w:pPr>
         <w:pStyle w:val="21"/>
       </w:pPr>
-      <w:bookmarkStart w:id="160" w:name="_Toc241506321"/>
-      <w:bookmarkStart w:id="161" w:name="投資人分群方法"/>
-      <w:bookmarkEnd w:id="145"/>
-      <w:bookmarkEnd w:id="159"/>
+      <w:bookmarkStart w:id="160" w:name="投資人分群方法"/>
+      <w:bookmarkStart w:id="161" w:name="_Toc241703000"/>
+      <w:bookmarkEnd w:id="144"/>
+      <w:bookmarkEnd w:id="158"/>
       <w:r>
         <w:t xml:space="preserve">3.5 </w:t>
       </w:r>
@@ -38195,7 +38391,7 @@
         </w:rPr>
         <w:t>投資人分群方法</w:t>
       </w:r>
-      <w:bookmarkEnd w:id="160"/>
+      <w:bookmarkEnd w:id="161"/>
     </w:p>
     <w:p>
       <w:r>
@@ -38248,8 +38444,8 @@
       <w:pPr>
         <w:pStyle w:val="31"/>
       </w:pPr>
-      <w:bookmarkStart w:id="162" w:name="_Toc241506322"/>
-      <w:bookmarkStart w:id="163" w:name="分群特徵之計算期間與資料洩漏防範"/>
+      <w:bookmarkStart w:id="162" w:name="分群特徵之計算期間與資料洩漏防範"/>
+      <w:bookmarkStart w:id="163" w:name="_Toc241703001"/>
       <w:r>
         <w:t xml:space="preserve">3.5.1 </w:t>
       </w:r>
@@ -38259,7 +38455,7 @@
         </w:rPr>
         <w:t>分群特徵之計算期間與資料洩漏防範</w:t>
       </w:r>
-      <w:bookmarkEnd w:id="162"/>
+      <w:bookmarkEnd w:id="163"/>
     </w:p>
     <w:p>
       <w:r>
@@ -38346,7 +38542,14 @@
         <w:rPr>
           <w:rFonts w:hint="eastAsia"/>
         </w:rPr>
-        <w:t>），所得之群體原型（</w:t>
+        <w:t>），所得之群</w:t>
+      </w:r>
+      <w:r>
+        <w:rPr>
+          <w:rFonts w:hint="eastAsia"/>
+        </w:rPr>
+        <w:lastRenderedPageBreak/>
+        <w:t>體原型（</w:t>
       </w:r>
       <w:r>
         <w:rPr>
@@ -38454,9 +38657,9 @@
       <w:pPr>
         <w:pStyle w:val="31"/>
       </w:pPr>
-      <w:bookmarkStart w:id="164" w:name="_Toc241506323"/>
-      <w:bookmarkStart w:id="165" w:name="分群特徵之尺度組成"/>
-      <w:bookmarkEnd w:id="163"/>
+      <w:bookmarkStart w:id="164" w:name="分群特徵之尺度組成"/>
+      <w:bookmarkStart w:id="165" w:name="_Toc241703002"/>
+      <w:bookmarkEnd w:id="162"/>
       <w:r>
         <w:t xml:space="preserve">3.5.2 </w:t>
       </w:r>
@@ -38466,7 +38669,7 @@
         </w:rPr>
         <w:t>分群特徵之尺度組成</w:t>
       </w:r>
-      <w:bookmarkEnd w:id="164"/>
+      <w:bookmarkEnd w:id="165"/>
     </w:p>
     <w:p>
       <w:r>
@@ -38757,6 +38960,7 @@
               <w:rPr>
                 <w:rFonts w:hint="eastAsia"/>
               </w:rPr>
+              <w:lastRenderedPageBreak/>
               <w:t>）</w:t>
             </w:r>
           </w:p>
@@ -38770,6 +38974,7 @@
               <w:rPr>
                 <w:rFonts w:hint="eastAsia"/>
               </w:rPr>
+              <w:lastRenderedPageBreak/>
               <w:t>職業、裝置類型（手機／電腦／平板）</w:t>
             </w:r>
           </w:p>
@@ -39254,9 +39459,9 @@
       <w:pPr>
         <w:pStyle w:val="31"/>
       </w:pPr>
-      <w:bookmarkStart w:id="167" w:name="_Toc241506324"/>
-      <w:bookmarkStart w:id="168" w:name="分群演算法選擇k-prototypes"/>
-      <w:bookmarkEnd w:id="165"/>
+      <w:bookmarkStart w:id="167" w:name="分群演算法選擇k-prototypes"/>
+      <w:bookmarkStart w:id="168" w:name="_Toc241703003"/>
+      <w:bookmarkEnd w:id="164"/>
       <w:r>
         <w:t xml:space="preserve">3.5.3 </w:t>
       </w:r>
@@ -39272,7 +39477,7 @@
         </w:rPr>
         <w:t>K-prototypes</w:t>
       </w:r>
-      <w:bookmarkEnd w:id="167"/>
+      <w:bookmarkEnd w:id="168"/>
     </w:p>
     <w:p>
       <w:r>
@@ -39309,7 +39514,14 @@
         <w:rPr>
           <w:rFonts w:hint="eastAsia"/>
         </w:rPr>
-        <w:t>）以歐氏距離作為分群依據，本質上假設輸入特徵皆為連續數值。若將無序類別特徵（如職業）以整數直接編碼（例如老師</w:t>
+        <w:t>）以歐氏距離作為分群依據，本質上假設輸入特徵皆為連續數值。若將無序類別特徵（如職業）以整數直接編碼（例如老</w:t>
+      </w:r>
+      <w:r>
+        <w:rPr>
+          <w:rFonts w:hint="eastAsia"/>
+        </w:rPr>
+        <w:lastRenderedPageBreak/>
+        <w:t>師</w:t>
       </w:r>
       <w:r>
         <w:t xml:space="preserve"> = </w:t>
@@ -39985,7 +40197,14 @@
         <w:rPr>
           <w:rFonts w:hint="eastAsia"/>
         </w:rPr>
-        <w:t>，即距離平方和，未開根號）計算，類別變數組以配對相異度（</w:t>
+        <w:t>，即距離平方和，未開根號）計算，類別變數組以配</w:t>
+      </w:r>
+      <w:r>
+        <w:rPr>
+          <w:rFonts w:hint="eastAsia"/>
+        </w:rPr>
+        <w:lastRenderedPageBreak/>
+        <w:t>對相異度（</w:t>
       </w:r>
       <w:r>
         <w:rPr>
@@ -41208,9 +41427,9 @@
       <w:pPr>
         <w:pStyle w:val="31"/>
       </w:pPr>
-      <w:bookmarkStart w:id="169" w:name="_Toc241506325"/>
-      <w:bookmarkStart w:id="170" w:name="最佳分群數選取方法"/>
-      <w:bookmarkEnd w:id="168"/>
+      <w:bookmarkStart w:id="169" w:name="最佳分群數選取方法"/>
+      <w:bookmarkStart w:id="170" w:name="_Toc241703004"/>
+      <w:bookmarkEnd w:id="167"/>
       <w:r>
         <w:t xml:space="preserve">3.5.4 </w:t>
       </w:r>
@@ -41220,7 +41439,7 @@
         </w:rPr>
         <w:t>最佳分群數選取方法</w:t>
       </w:r>
-      <w:bookmarkEnd w:id="169"/>
+      <w:bookmarkEnd w:id="170"/>
     </w:p>
     <w:p>
       <w:r>
@@ -41280,6 +41499,7 @@
           <w:b/>
           <w:bCs/>
         </w:rPr>
+        <w:lastRenderedPageBreak/>
         <w:t xml:space="preserve">Elbow </w:t>
       </w:r>
       <w:r>
@@ -41816,9 +42036,9 @@
       <w:pPr>
         <w:pStyle w:val="31"/>
       </w:pPr>
-      <w:bookmarkStart w:id="171" w:name="_Toc241506326"/>
-      <w:bookmarkStart w:id="172" w:name="方法論承諾與待驗證項目"/>
-      <w:bookmarkEnd w:id="170"/>
+      <w:bookmarkStart w:id="171" w:name="方法論承諾與待驗證項目"/>
+      <w:bookmarkStart w:id="172" w:name="_Toc241703005"/>
+      <w:bookmarkEnd w:id="169"/>
       <w:r>
         <w:t xml:space="preserve">3.5.5 </w:t>
       </w:r>
@@ -41828,7 +42048,7 @@
         </w:rPr>
         <w:t>方法論承諾與待驗證項目</w:t>
       </w:r>
-      <w:bookmarkEnd w:id="171"/>
+      <w:bookmarkEnd w:id="172"/>
     </w:p>
     <w:p>
       <w:r>
@@ -41871,7 +42091,14 @@
         <w:rPr>
           <w:rFonts w:hint="eastAsia"/>
         </w:rPr>
-        <w:t>總成本、</w:t>
+        <w:t>總</w:t>
+      </w:r>
+      <w:r>
+        <w:rPr>
+          <w:rFonts w:hint="eastAsia"/>
+        </w:rPr>
+        <w:lastRenderedPageBreak/>
+        <w:t>成本、</w:t>
       </w:r>
       <w:r>
         <w:rPr>
@@ -41982,10 +42209,10 @@
       <w:pPr>
         <w:pStyle w:val="21"/>
       </w:pPr>
-      <w:bookmarkStart w:id="173" w:name="_Toc241506327"/>
-      <w:bookmarkStart w:id="174" w:name="個人化推薦模型方法"/>
-      <w:bookmarkEnd w:id="161"/>
-      <w:bookmarkEnd w:id="172"/>
+      <w:bookmarkStart w:id="173" w:name="個人化推薦模型方法"/>
+      <w:bookmarkStart w:id="174" w:name="_Toc241703006"/>
+      <w:bookmarkEnd w:id="160"/>
+      <w:bookmarkEnd w:id="171"/>
       <w:r>
         <w:t xml:space="preserve">3.6 </w:t>
       </w:r>
@@ -41995,14 +42222,14 @@
         </w:rPr>
         <w:t>個人化推薦模型方法</w:t>
       </w:r>
-      <w:bookmarkEnd w:id="173"/>
+      <w:bookmarkEnd w:id="174"/>
     </w:p>
     <w:p>
       <w:pPr>
         <w:pStyle w:val="31"/>
       </w:pPr>
-      <w:bookmarkStart w:id="175" w:name="_Toc241506328"/>
-      <w:bookmarkStart w:id="176" w:name="推薦模型設計總覽"/>
+      <w:bookmarkStart w:id="175" w:name="推薦模型設計總覽"/>
+      <w:bookmarkStart w:id="176" w:name="_Toc241703007"/>
       <w:r>
         <w:t xml:space="preserve">3.6.1 </w:t>
       </w:r>
@@ -42012,7 +42239,7 @@
         </w:rPr>
         <w:t>推薦模型設計總覽</w:t>
       </w:r>
-      <w:bookmarkEnd w:id="175"/>
+      <w:bookmarkEnd w:id="176"/>
     </w:p>
     <w:p>
       <w:r>
@@ -42299,7 +42526,14 @@
               <w:rPr>
                 <w:rFonts w:hint="eastAsia"/>
               </w:rPr>
-              <w:t>）並依觀察強度（購買次數或金額）計算信賴權重，以交替最小平方法（</w:t>
+              <w:t>）並依觀察強度（購買次數或金額）計算信賴權</w:t>
+            </w:r>
+            <w:r>
+              <w:rPr>
+                <w:rFonts w:hint="eastAsia"/>
+              </w:rPr>
+              <w:lastRenderedPageBreak/>
+              <w:t>重，以交替最小平方法（</w:t>
             </w:r>
             <w:r>
               <w:rPr>
@@ -42359,6 +42593,7 @@
               <w:rPr>
                 <w:rFonts w:hint="eastAsia"/>
               </w:rPr>
+              <w:lastRenderedPageBreak/>
               <w:t>訓練期「使用者</w:t>
             </w:r>
             <w:r>
@@ -42617,7 +42852,7 @@
         <w:rPr>
           <w:rFonts w:hint="eastAsia"/>
         </w:rPr>
-        <w:t>內容導向已明確排除「尚未購買」之基金，但熱門推薦與</w:t>
+        <w:t>內容導向已明確排除「已購買」之基金，僅推薦「尚未購買」者，但熱門推薦與</w:t>
       </w:r>
       <w:r>
         <w:t xml:space="preserve"> ALS </w:t>
@@ -42643,7 +42878,16 @@
           <w:b/>
           <w:bCs/>
         </w:rPr>
-        <w:t>本研究明確規定：四模型之候選基金池，一律排除使用者於訓練期已購買（持有）之基金</w:t>
+        <w:t>本研究明確規定：四模型之</w:t>
+      </w:r>
+      <w:r>
+        <w:rPr>
+          <w:rFonts w:hint="eastAsia"/>
+          <w:b/>
+          <w:bCs/>
+        </w:rPr>
+        <w:lastRenderedPageBreak/>
+        <w:t>候選基金池，一律排除使用者於訓練期已購買（持有）之基金</w:t>
       </w:r>
       <w:r>
         <w:rPr>
@@ -42748,7 +42992,156 @@
         <w:rPr>
           <w:rFonts w:hint="eastAsia"/>
         </w:rPr>
-        <w:t>定義一併理解。</w:t>
+        <w:t>定義一併理解：依</w:t>
+      </w:r>
+      <w:r>
+        <w:t xml:space="preserve"> 3.7.1 </w:t>
+      </w:r>
+      <w:r>
+        <w:rPr>
+          <w:rFonts w:hint="eastAsia"/>
+        </w:rPr>
+        <w:t>節定義，</w:t>
+      </w:r>
+      <w:r>
+        <w:rPr>
+          <w:rFonts w:hint="eastAsia"/>
+          <w:b/>
+          <w:bCs/>
+        </w:rPr>
+        <w:t>納入</w:t>
+      </w:r>
+      <w:r>
+        <w:rPr>
+          <w:b/>
+          <w:bCs/>
+        </w:rPr>
+        <w:t xml:space="preserve"> ground truth </w:t>
+      </w:r>
+      <w:r>
+        <w:rPr>
+          <w:rFonts w:hint="eastAsia"/>
+          <w:b/>
+          <w:bCs/>
+        </w:rPr>
+        <w:t>之購買僅限測試期購買之「新基金」（訓練期未持有者）</w:t>
+      </w:r>
+      <w:r>
+        <w:rPr>
+          <w:rFonts w:hint="eastAsia"/>
+        </w:rPr>
+        <w:t>，故此排除規則不會使納入</w:t>
+      </w:r>
+      <w:r>
+        <w:t xml:space="preserve"> ground truth </w:t>
+      </w:r>
+      <w:r>
+        <w:rPr>
+          <w:rFonts w:hint="eastAsia"/>
+        </w:rPr>
+        <w:t>之購買落在熱門推薦與</w:t>
+      </w:r>
+      <w:r>
+        <w:t xml:space="preserve"> ALS </w:t>
+      </w:r>
+      <w:r>
+        <w:rPr>
+          <w:rFonts w:hint="eastAsia"/>
+        </w:rPr>
+        <w:t>之候選池之外；惟測試期之實際交易本身仍可能包含訓練期已持有基金之複購或定期定額續扣，此類交易依</w:t>
+      </w:r>
+      <w:r>
+        <w:t xml:space="preserve"> 3.7.1 </w:t>
+      </w:r>
+      <w:r>
+        <w:rPr>
+          <w:rFonts w:hint="eastAsia"/>
+        </w:rPr>
+        <w:t>節定義不計入</w:t>
+      </w:r>
+      <w:r>
+        <w:t xml:space="preserve"> ground </w:t>
+      </w:r>
+      <w:r>
+        <w:rPr>
+          <w:rFonts w:hint="eastAsia"/>
+        </w:rPr>
+        <w:t>truth</w:t>
+      </w:r>
+      <w:r>
+        <w:rPr>
+          <w:rFonts w:hint="eastAsia"/>
+        </w:rPr>
+        <w:t>，並非「測試期真實購買必然落於訓練期未持有之基金範圍內」。此外，分群輔助</w:t>
+      </w:r>
+      <w:r>
+        <w:t xml:space="preserve"> CF </w:t>
+      </w:r>
+      <w:r>
+        <w:rPr>
+          <w:rFonts w:hint="eastAsia"/>
+        </w:rPr>
+        <w:t>另依</w:t>
+      </w:r>
+      <w:r>
+        <w:t xml:space="preserve"> 3.5 </w:t>
+      </w:r>
+      <w:r>
+        <w:rPr>
+          <w:rFonts w:hint="eastAsia"/>
+        </w:rPr>
+        <w:t>節分群結果將候選池進一步縮小至「同群成員於訓練期購買過之基金」，納入</w:t>
+      </w:r>
+      <w:r>
+        <w:t xml:space="preserve"> ground truth </w:t>
+      </w:r>
+      <w:r>
+        <w:rPr>
+          <w:rFonts w:hint="eastAsia"/>
+        </w:rPr>
+        <w:t>之購買仍可能落於此一更小候選集之外，此為</w:t>
+      </w:r>
+      <w:r>
+        <w:t xml:space="preserve"> 3.6.5 </w:t>
+      </w:r>
+      <w:r>
+        <w:rPr>
+          <w:rFonts w:hint="eastAsia"/>
+        </w:rPr>
+        <w:t>節所述</w:t>
+      </w:r>
+      <w:r>
+        <w:t xml:space="preserve"> Recall </w:t>
+      </w:r>
+      <w:r>
+        <w:rPr>
+          <w:rFonts w:hint="eastAsia"/>
+        </w:rPr>
+        <w:t>可能下降之</w:t>
+      </w:r>
+      <w:r>
+        <w:t xml:space="preserve"> </w:t>
+      </w:r>
+      <w:r>
+        <w:rPr>
+          <w:rFonts w:hint="eastAsia"/>
+        </w:rPr>
+        <w:t>trade-off</w:t>
+      </w:r>
+      <w:r>
+        <w:rPr>
+          <w:rFonts w:hint="eastAsia"/>
+        </w:rPr>
+        <w:t>，兩節請合併理解，不應誤讀為「任何</w:t>
+      </w:r>
+      <w:r>
+        <w:t xml:space="preserve"> ground truth </w:t>
+      </w:r>
+      <w:r>
+        <w:rPr>
+          <w:rFonts w:hint="eastAsia"/>
+        </w:rPr>
+        <w:t>皆必然落於候選集之內」。</w:t>
       </w:r>
     </w:p>
     <w:p>
@@ -42761,34 +43154,73 @@
           <w:b/>
           <w:bCs/>
         </w:rPr>
-        <w:t>「已持有」之操作型定義：</w:t>
-      </w:r>
-      <w:r>
-        <w:t xml:space="preserve"> </w:t>
-      </w:r>
-      <w:r>
-        <w:rPr>
-          <w:rFonts w:hint="eastAsia"/>
-        </w:rPr>
-        <w:t>「訓練期已持有（購買）之基金」須依</w:t>
-      </w:r>
-      <w:r>
-        <w:t xml:space="preserve"> 3.3.3 </w:t>
-      </w:r>
-      <w:r>
-        <w:rPr>
-          <w:rFonts w:hint="eastAsia"/>
-        </w:rPr>
-        <w:t>節「交易資料表是否含贖回紀錄」之答案精確定義：</w:t>
-      </w:r>
-      <w:r>
-        <w:rPr>
-          <w:rFonts w:hint="eastAsia"/>
-        </w:rPr>
-        <w:t>(1)</w:t>
-      </w:r>
-      <w:r>
-        <w:t xml:space="preserve"> </w:t>
+        <w:t>四模型資訊量差異之定位與公平性保證之區隔：</w:t>
+      </w:r>
+      <w:r>
+        <w:t xml:space="preserve"> </w:t>
+      </w:r>
+      <w:r>
+        <w:rPr>
+          <w:rFonts w:hint="eastAsia"/>
+        </w:rPr>
+        <w:t>依</w:t>
+      </w:r>
+      <w:r>
+        <w:t xml:space="preserve"> 3.1.1 </w:t>
+      </w:r>
+      <w:r>
+        <w:rPr>
+          <w:rFonts w:hint="eastAsia"/>
+        </w:rPr>
+        <w:t>節「基準階梯」設計，熱門推薦</w:t>
+      </w:r>
+      <w:r>
+        <w:t xml:space="preserve"> → </w:t>
+      </w:r>
+      <w:r>
+        <w:rPr>
+          <w:rFonts w:hint="eastAsia"/>
+        </w:rPr>
+        <w:t>內容導向推薦</w:t>
+      </w:r>
+      <w:r>
+        <w:t xml:space="preserve"> → </w:t>
+      </w:r>
+      <w:r>
+        <w:rPr>
+          <w:rFonts w:hint="eastAsia"/>
+        </w:rPr>
+        <w:t>協同過濾（</w:t>
+      </w:r>
+      <w:r>
+        <w:rPr>
+          <w:rFonts w:hint="eastAsia"/>
+        </w:rPr>
+        <w:t>ALS</w:t>
+      </w:r>
+      <w:r>
+        <w:rPr>
+          <w:rFonts w:hint="eastAsia"/>
+        </w:rPr>
+        <w:t>）→</w:t>
+      </w:r>
+      <w:r>
+        <w:t xml:space="preserve"> </w:t>
+      </w:r>
+      <w:r>
+        <w:rPr>
+          <w:rFonts w:hint="eastAsia"/>
+        </w:rPr>
+        <w:t>分群輔助</w:t>
+      </w:r>
+      <w:r>
+        <w:t xml:space="preserve"> CF </w:t>
+      </w:r>
+      <w:r>
+        <w:rPr>
+          <w:rFonts w:hint="eastAsia"/>
+        </w:rPr>
+        <w:t>四模型依</w:t>
       </w:r>
       <w:r>
         <w:rPr>
@@ -42796,12 +43228,149 @@
           <w:b/>
           <w:bCs/>
         </w:rPr>
+        <w:t>複雜度</w:t>
+      </w:r>
+      <w:r>
+        <w:rPr>
+          <w:rFonts w:hint="eastAsia"/>
+        </w:rPr>
+        <w:t>遞增排列於同一條比較階梯上，惟複雜度遞增並非代表「同一種資訊持續疊加」：內容導向推薦於此階梯中加入之個人化依據，是使用者個人歷史偏好與</w:t>
+      </w:r>
+      <w:r>
+        <w:rPr>
+          <w:rFonts w:hint="eastAsia"/>
+          <w:b/>
+          <w:bCs/>
+        </w:rPr>
+        <w:t>基金屬性</w:t>
+      </w:r>
+      <w:r>
+        <w:rPr>
+          <w:rFonts w:hint="eastAsia"/>
+        </w:rPr>
+        <w:t>（風險等級、資產類別等），與</w:t>
+      </w:r>
+      <w:r>
+        <w:t xml:space="preserve"> </w:t>
+      </w:r>
+      <w:r>
+        <w:rPr>
+          <w:rFonts w:hint="eastAsia"/>
+        </w:rPr>
+        <w:t>ALS</w:t>
+      </w:r>
+      <w:r>
+        <w:rPr>
+          <w:rFonts w:hint="eastAsia"/>
+        </w:rPr>
+        <w:t>、分群輔助</w:t>
+      </w:r>
+      <w:r>
+        <w:t xml:space="preserve"> CF </w:t>
+      </w:r>
+      <w:r>
+        <w:rPr>
+          <w:rFonts w:hint="eastAsia"/>
+        </w:rPr>
+        <w:t>所沿用之交易互動資料、協同訊號、分群資訊在資訊種類上並不相同。此一複雜度與資訊來源之差異，正是本研究欲驗證之自變數本身——</w:t>
+      </w:r>
+      <w:r>
+        <w:rPr>
+          <w:rFonts w:hint="eastAsia"/>
+        </w:rPr>
+        <w:t>RQ2</w:t>
+      </w:r>
+      <w:r>
+        <w:t xml:space="preserve"> </w:t>
+      </w:r>
+      <w:r>
+        <w:rPr>
+          <w:rFonts w:hint="eastAsia"/>
+        </w:rPr>
+        <w:t>所欲檢驗者，即為「依序導入個人歷史偏好、協同訊號、分群資訊等額外設計，是否帶來增量效果」，故此差異並非須排除之干擾因子，而是研究設計之必要條件；若四模型使用完全相同之資訊，將無法回答此一研究問題。本研究所保證之「公平」，係指候選基金池規則、</w:t>
+      </w:r>
+      <w:r>
+        <w:rPr>
+          <w:rFonts w:hint="eastAsia"/>
+        </w:rPr>
+        <w:t>ground</w:t>
+      </w:r>
+      <w:r>
+        <w:t xml:space="preserve"> truth </w:t>
+      </w:r>
+      <w:r>
+        <w:rPr>
+          <w:rFonts w:hint="eastAsia"/>
+        </w:rPr>
+        <w:t>定義與指標計算方式對四模型完全一致之</w:t>
+      </w:r>
+      <w:r>
+        <w:rPr>
+          <w:rFonts w:hint="eastAsia"/>
+          <w:b/>
+          <w:bCs/>
+        </w:rPr>
+        <w:t>評估流程公平</w:t>
+      </w:r>
+      <w:r>
+        <w:rPr>
+          <w:rFonts w:hint="eastAsia"/>
+        </w:rPr>
+        <w:t>，用以確保分數差異並非評估規則寬嚴不同所致；此與「四模型使用之資訊種類或數量是否相同」屬不同層次之問題，不可互相替代。</w:t>
+      </w:r>
+    </w:p>
+    <w:p>
+      <w:pPr>
+        <w:pStyle w:val="af"/>
+      </w:pPr>
+      <w:r>
+        <w:rPr>
+          <w:rFonts w:hint="eastAsia"/>
+          <w:b/>
+          <w:bCs/>
+        </w:rPr>
+        <w:t>「已持有」之操作型定義：</w:t>
+      </w:r>
+      <w:r>
+        <w:t xml:space="preserve"> </w:t>
+      </w:r>
+      <w:r>
+        <w:rPr>
+          <w:rFonts w:hint="eastAsia"/>
+        </w:rPr>
+        <w:t>「訓練期已持有（購買）之基金」須依</w:t>
+      </w:r>
+      <w:r>
+        <w:t xml:space="preserve"> 3.3.3 </w:t>
+      </w:r>
+      <w:r>
+        <w:rPr>
+          <w:rFonts w:hint="eastAsia"/>
+        </w:rPr>
+        <w:t>節「交易資料表是否含贖回紀錄」之答案精確定義：</w:t>
+      </w:r>
+      <w:r>
+        <w:rPr>
+          <w:rFonts w:hint="eastAsia"/>
+        </w:rPr>
+        <w:t>(1)</w:t>
+      </w:r>
+      <w:r>
+        <w:t xml:space="preserve"> </w:t>
+      </w:r>
+      <w:r>
+        <w:rPr>
+          <w:rFonts w:hint="eastAsia"/>
+          <w:b/>
+          <w:bCs/>
+        </w:rPr>
         <w:t>若交易資料表含贖回紀錄</w:t>
       </w:r>
       <w:r>
         <w:rPr>
           <w:rFonts w:hint="eastAsia"/>
         </w:rPr>
+        <w:lastRenderedPageBreak/>
         <w:t>（</w:t>
       </w:r>
       <w:r>
@@ -42875,9 +43444,9 @@
       <w:pPr>
         <w:pStyle w:val="31"/>
       </w:pPr>
-      <w:bookmarkStart w:id="178" w:name="_Toc241506329"/>
-      <w:bookmarkStart w:id="179" w:name="熱門推薦baseline"/>
-      <w:bookmarkEnd w:id="176"/>
+      <w:bookmarkStart w:id="178" w:name="熱門推薦baseline"/>
+      <w:bookmarkStart w:id="179" w:name="_Toc241703008"/>
+      <w:bookmarkEnd w:id="175"/>
       <w:r>
         <w:t xml:space="preserve">3.6.2 </w:t>
       </w:r>
@@ -42899,7 +43468,7 @@
         </w:rPr>
         <w:t>）</w:t>
       </w:r>
-      <w:bookmarkEnd w:id="178"/>
+      <w:bookmarkEnd w:id="179"/>
     </w:p>
     <w:p>
       <w:r>
@@ -43021,9 +43590,9 @@
       <w:pPr>
         <w:pStyle w:val="31"/>
       </w:pPr>
-      <w:bookmarkStart w:id="180" w:name="_Toc241506330"/>
-      <w:bookmarkStart w:id="181" w:name="內容導向推薦"/>
-      <w:bookmarkEnd w:id="179"/>
+      <w:bookmarkStart w:id="180" w:name="內容導向推薦"/>
+      <w:bookmarkStart w:id="181" w:name="_Toc241703009"/>
+      <w:bookmarkEnd w:id="178"/>
       <w:r>
         <w:t xml:space="preserve">3.6.3 </w:t>
       </w:r>
@@ -43033,7 +43602,7 @@
         </w:rPr>
         <w:t>內容導向推薦</w:t>
       </w:r>
-      <w:bookmarkEnd w:id="180"/>
+      <w:bookmarkEnd w:id="181"/>
     </w:p>
     <w:p>
       <w:r>
@@ -43062,6 +43631,7 @@
           <w:b/>
           <w:bCs/>
         </w:rPr>
+        <w:lastRenderedPageBreak/>
         <w:t>操作型定義：相似度度量與使用者輪廓聚合方式。</w:t>
       </w:r>
       <w:r>
@@ -43716,16 +44286,23 @@
         <w:rPr>
           <w:rFonts w:hint="eastAsia"/>
         </w:rPr>
-        <w:t>方式聚合——將使用者訓練期購買之所有基金屬性向量取算術平均，作為代表該使用者偏好之輪廓向量，再計算此輪廓向量與各候選基金屬性向量之餘弦相似度並排序。採平均而非「逐檔取最大相似度」之理由是：向量平均可反映使用者整體偏好之重心，避免推薦結果被單一極端持股過度主導；惟若後續資料顯示使用者偏好呈現明顯之多群集分布（例如同時持有高風險與低風險基金而非居中偏好），亦可能改採逐檔取最大相似度或其他聚合方式，此為須待實際資料驗證之設計選擇，相關比較將於第四章記錄。</w:t>
+        <w:t>方式聚合——將使用者訓練期購買之所有基金屬性向量取算術平均，作為代表該使用者偏好之輪廓向量，再計算此輪</w:t>
+      </w:r>
+      <w:r>
+        <w:rPr>
+          <w:rFonts w:hint="eastAsia"/>
+        </w:rPr>
+        <w:lastRenderedPageBreak/>
+        <w:t>廓向量與各候選基金屬性向量之餘弦相似度並排序。採平均而非「逐檔取最大相似度」之理由是：向量平均可反映使用者整體偏好之重心，避免推薦結果被單一極端持股過度主導；惟若後續資料顯示使用者偏好呈現明顯之多群集分布（例如同時持有高風險與低風險基金而非居中偏好），亦可能改採逐檔取最大相似度或其他聚合方式，此為須待實際資料驗證之設計選擇，相關比較將於第四章記錄。</w:t>
       </w:r>
     </w:p>
     <w:p>
       <w:pPr>
         <w:pStyle w:val="31"/>
       </w:pPr>
-      <w:bookmarkStart w:id="182" w:name="_Toc241506331"/>
-      <w:bookmarkStart w:id="183" w:name="協同過濾als-隱性回饋矩陣分解"/>
-      <w:bookmarkEnd w:id="181"/>
+      <w:bookmarkStart w:id="182" w:name="協同過濾als-隱性回饋矩陣分解"/>
+      <w:bookmarkStart w:id="183" w:name="_Toc241703010"/>
+      <w:bookmarkEnd w:id="180"/>
       <w:r>
         <w:t xml:space="preserve">3.6.4 </w:t>
       </w:r>
@@ -43750,7 +44327,7 @@
         </w:rPr>
         <w:t>隱性回饋矩陣分解）</w:t>
       </w:r>
-      <w:bookmarkEnd w:id="182"/>
+      <w:bookmarkEnd w:id="183"/>
     </w:p>
     <w:p>
       <w:r>
@@ -45036,7 +45613,14 @@
         <w:rPr>
           <w:rFonts w:hint="eastAsia"/>
         </w:rPr>
-        <w:t>透過交替固定使用者潛在因子與基金潛在因子並反覆求解最小平方問題收斂。信賴權重之設計使模型不會將「未購買」一律視為與「購買」對等之負向樣本，而是依購買次數或金額之高低，賦予已觀察到之正樣本不同強度之信賴程度——此為隱性回饋矩陣分解與傳統二元矩陣分解之本質差異，亦為本研究引用</w:t>
+        <w:t>透過交替固定使用者潛在因子與基金潛在因子並反覆求解最小平方問題收斂。信賴權重之設計使模型不會將「未購買」一律視為與「購買」對等之負向樣本，而是依購買次數或金額之高低，賦予已觀察到之正樣本不同強度之信賴程度——此</w:t>
+      </w:r>
+      <w:r>
+        <w:rPr>
+          <w:rFonts w:hint="eastAsia"/>
+        </w:rPr>
+        <w:lastRenderedPageBreak/>
+        <w:t>為隱性回饋矩陣分解與傳統二元矩陣分解之本質差異，亦為本研究引用</w:t>
       </w:r>
       <w:r>
         <w:t xml:space="preserve"> Hu et al. (2008) </w:t>
@@ -45090,9 +45674,9 @@
       <w:pPr>
         <w:pStyle w:val="31"/>
       </w:pPr>
-      <w:bookmarkStart w:id="184" w:name="_Toc241506332"/>
-      <w:bookmarkStart w:id="185" w:name="分群輔助-cf候選集篩選整合方式方案-a之操作型定義"/>
-      <w:bookmarkEnd w:id="183"/>
+      <w:bookmarkStart w:id="184" w:name="分群輔助-cf候選集篩選整合方式方案-a之操作型定義"/>
+      <w:bookmarkStart w:id="185" w:name="_Toc241703011"/>
+      <w:bookmarkEnd w:id="182"/>
       <w:r>
         <w:t xml:space="preserve">3.6.5 </w:t>
       </w:r>
@@ -45132,7 +45716,7 @@
         </w:rPr>
         <w:t>）之操作型定義</w:t>
       </w:r>
-      <w:bookmarkEnd w:id="184"/>
+      <w:bookmarkEnd w:id="185"/>
     </w:p>
     <w:p>
       <w:r>
@@ -45468,7 +46052,14 @@
         <w:rPr>
           <w:rFonts w:hint="eastAsia"/>
         </w:rPr>
-        <w:t>之候選推薦範圍」，而非「以分群訓練出不同的推薦模型」。此設計實作單純，候選池篩選與</w:t>
+        <w:t>之候選推薦範圍」，而非「以</w:t>
+      </w:r>
+      <w:r>
+        <w:rPr>
+          <w:rFonts w:hint="eastAsia"/>
+        </w:rPr>
+        <w:lastRenderedPageBreak/>
+        <w:t>分群訓練出不同的推薦模型」。此設計實作單純，候選池篩選與</w:t>
       </w:r>
       <w:r>
         <w:t xml:space="preserve"> ALS </w:t>
@@ -45502,6 +46093,172 @@
           <w:b/>
           <w:bCs/>
         </w:rPr>
+        <w:t>改善歸因之範圍界定：</w:t>
+      </w:r>
+      <w:r>
+        <w:t xml:space="preserve"> </w:t>
+      </w:r>
+      <w:r>
+        <w:rPr>
+          <w:rFonts w:hint="eastAsia"/>
+        </w:rPr>
+        <w:t>分群輔助</w:t>
+      </w:r>
+      <w:r>
+        <w:t xml:space="preserve"> CF </w:t>
+      </w:r>
+      <w:r>
+        <w:rPr>
+          <w:rFonts w:hint="eastAsia"/>
+        </w:rPr>
+        <w:t>並非另外訓練之獨立模型，評分階段亦未額外納入其他特徵重新配適，而是與</w:t>
+      </w:r>
+      <w:r>
+        <w:t xml:space="preserve"> 3.6.4 </w:t>
+      </w:r>
+      <w:r>
+        <w:rPr>
+          <w:rFonts w:hint="eastAsia"/>
+        </w:rPr>
+        <w:t>之基準</w:t>
+      </w:r>
+      <w:r>
+        <w:t xml:space="preserve"> ALS </w:t>
+      </w:r>
+      <w:r>
+        <w:rPr>
+          <w:rFonts w:hint="eastAsia"/>
+        </w:rPr>
+        <w:t>共用同一組潛在因子與偏好分數，兩者於評分邏輯上完全相同，唯一差異即為推薦階段之候選集是否先經分群結果篩選。因此，若分群輔助</w:t>
+      </w:r>
+      <w:r>
+        <w:t xml:space="preserve"> CF </w:t>
+      </w:r>
+      <w:r>
+        <w:rPr>
+          <w:rFonts w:hint="eastAsia"/>
+        </w:rPr>
+        <w:t>之</w:t>
+      </w:r>
+      <w:r>
+        <w:t xml:space="preserve"> Precision@K</w:t>
+      </w:r>
+      <w:r>
+        <w:t>、</w:t>
+      </w:r>
+      <w:r>
+        <w:t xml:space="preserve">Recall@K </w:t>
+      </w:r>
+      <w:r>
+        <w:rPr>
+          <w:rFonts w:hint="eastAsia"/>
+        </w:rPr>
+        <w:t>或</w:t>
+      </w:r>
+      <w:r>
+        <w:t xml:space="preserve"> MAP </w:t>
+      </w:r>
+      <w:r>
+        <w:rPr>
+          <w:rFonts w:hint="eastAsia"/>
+        </w:rPr>
+        <w:t>優於基準</w:t>
+      </w:r>
+      <w:r>
+        <w:t xml:space="preserve"> </w:t>
+      </w:r>
+      <w:r>
+        <w:rPr>
+          <w:rFonts w:hint="eastAsia"/>
+        </w:rPr>
+        <w:t>ALS</w:t>
+      </w:r>
+      <w:r>
+        <w:rPr>
+          <w:rFonts w:hint="eastAsia"/>
+        </w:rPr>
+        <w:t>，此一差異可歸因於「以分群結果縮小候選集」，不會被另一套評分模型或評分階段額外納入之特徵混淆——此為本節採候選集篩選（方式一）而非分群別獨立訓練（方式二）之核心設計理由。惟須留意：分群標籤本身係依</w:t>
+      </w:r>
+      <w:r>
+        <w:t xml:space="preserve"> 3.5 </w:t>
+      </w:r>
+      <w:r>
+        <w:rPr>
+          <w:rFonts w:hint="eastAsia"/>
+        </w:rPr>
+        <w:t>節以</w:t>
+      </w:r>
+      <w:r>
+        <w:t xml:space="preserve"> </w:t>
+      </w:r>
+      <w:r>
+        <w:rPr>
+          <w:rFonts w:hint="eastAsia"/>
+        </w:rPr>
+        <w:t>RFM</w:t>
+      </w:r>
+      <w:r>
+        <w:rPr>
+          <w:rFonts w:hint="eastAsia"/>
+        </w:rPr>
+        <w:t>、行為特徵與</w:t>
+      </w:r>
+      <w:r>
+        <w:t xml:space="preserve"> KYC </w:t>
+      </w:r>
+      <w:r>
+        <w:rPr>
+          <w:rFonts w:hint="eastAsia"/>
+        </w:rPr>
+        <w:t>屬性等資訊配適</w:t>
+      </w:r>
+      <w:r>
+        <w:t xml:space="preserve"> K-prototypes </w:t>
+      </w:r>
+      <w:r>
+        <w:rPr>
+          <w:rFonts w:hint="eastAsia"/>
+        </w:rPr>
+        <w:t>而得，此為</w:t>
+      </w:r>
+      <w:r>
+        <w:t xml:space="preserve"> ALS </w:t>
+      </w:r>
+      <w:r>
+        <w:rPr>
+          <w:rFonts w:hint="eastAsia"/>
+        </w:rPr>
+        <w:t>評分階段未直接使用之資訊來源，故上述改善仍是「分群所攜帶之資訊，透過候選集篩選間接發揮作用」，不宜稱為「分群輔助</w:t>
+      </w:r>
+      <w:r>
+        <w:t xml:space="preserve"> CF </w:t>
+      </w:r>
+      <w:r>
+        <w:rPr>
+          <w:rFonts w:hint="eastAsia"/>
+        </w:rPr>
+        <w:t>與基準</w:t>
+      </w:r>
+      <w:r>
+        <w:t xml:space="preserve"> ALS </w:t>
+      </w:r>
+      <w:r>
+        <w:rPr>
+          <w:rFonts w:hint="eastAsia"/>
+        </w:rPr>
+        <w:t>之間完全不存在資訊量差異」，僅能明確排除的是「另外訓練模型、於評分階段重新加權特徵」此類更直接的混淆來源。</w:t>
+      </w:r>
+    </w:p>
+    <w:p>
+      <w:pPr>
+        <w:pStyle w:val="af"/>
+      </w:pPr>
+      <w:r>
+        <w:rPr>
+          <w:rFonts w:hint="eastAsia"/>
+          <w:b/>
+          <w:bCs/>
+        </w:rPr>
         <w:t>已知之潛在效果消長（</w:t>
       </w:r>
       <w:r>
@@ -45608,9 +46365,9 @@
       <w:pPr>
         <w:pStyle w:val="31"/>
       </w:pPr>
-      <w:bookmarkStart w:id="186" w:name="_Toc241506333"/>
-      <w:bookmarkStart w:id="187" w:name="方法論承諾與待驗證項目-1"/>
-      <w:bookmarkEnd w:id="185"/>
+      <w:bookmarkStart w:id="186" w:name="方法論承諾與待驗證項目-1"/>
+      <w:bookmarkStart w:id="187" w:name="_Toc241703012"/>
+      <w:bookmarkEnd w:id="184"/>
       <w:r>
         <w:t xml:space="preserve">3.6.6 </w:t>
       </w:r>
@@ -45620,7 +46377,7 @@
         </w:rPr>
         <w:t>方法論承諾與待驗證項目</w:t>
       </w:r>
-      <w:bookmarkEnd w:id="186"/>
+      <w:bookmarkEnd w:id="187"/>
     </w:p>
     <w:p>
       <w:r>
@@ -45660,7 +46417,14 @@
         <w:rPr>
           <w:rFonts w:hint="eastAsia"/>
         </w:rPr>
-        <w:t>之方式二）之整合設計、以及候選基金池一律排除訓練期已持有基金（聚焦「新基金探索」而非複購預測）之範圍界定，係根據推薦系統文獻常見之基準模型比較架構、工程可行性考量，以及四模型指標可比性之要求所作之方法論決策，為本研究之核心承諾，預期不因實際資料結果而調整——此範圍界定亦直接決定第五章對於複購／定期定額此一實務重要行為之研究限制陳述。惟候選集篩選之具體門檻（如同群定義範圍、候選池最小規模）、</w:t>
+        <w:t>之方式二）之整合設計、以及候選基金池一律排除訓練期已持有基金（聚焦「新基金探索」而非複購預測）之範圍界定，係根據推薦系統文獻常見之基準模型比較架構、工程可行性考量，以及四模型指標可</w:t>
+      </w:r>
+      <w:r>
+        <w:rPr>
+          <w:rFonts w:hint="eastAsia"/>
+        </w:rPr>
+        <w:lastRenderedPageBreak/>
+        <w:t>比性之要求所作之方法論決策，為本研究之核心承諾，預期不因實際資料結果而調整——此範圍界定亦直接決定第五章對於複購／定期定額此一實務重要行為之研究限制陳述。惟候選集篩選之具體門檻（如同群定義範圍、候選池最小規模）、</w:t>
       </w:r>
       <w:r>
         <w:rPr>
@@ -45730,10 +46494,10 @@
       <w:pPr>
         <w:pStyle w:val="21"/>
       </w:pPr>
-      <w:bookmarkStart w:id="188" w:name="_Toc241506334"/>
-      <w:bookmarkStart w:id="189" w:name="模型評估方法"/>
-      <w:bookmarkEnd w:id="174"/>
-      <w:bookmarkEnd w:id="187"/>
+      <w:bookmarkStart w:id="188" w:name="模型評估方法"/>
+      <w:bookmarkStart w:id="189" w:name="_Toc241703013"/>
+      <w:bookmarkEnd w:id="173"/>
+      <w:bookmarkEnd w:id="186"/>
       <w:r>
         <w:t xml:space="preserve">3.7 </w:t>
       </w:r>
@@ -45743,14 +46507,14 @@
         </w:rPr>
         <w:t>模型評估方法</w:t>
       </w:r>
-      <w:bookmarkEnd w:id="188"/>
+      <w:bookmarkEnd w:id="189"/>
     </w:p>
     <w:p>
       <w:pPr>
         <w:pStyle w:val="31"/>
       </w:pPr>
-      <w:bookmarkStart w:id="190" w:name="_Toc241506335"/>
-      <w:bookmarkStart w:id="191" w:name="訓練集測試集切分方式"/>
+      <w:bookmarkStart w:id="190" w:name="訓練集測試集切分方式"/>
+      <w:bookmarkStart w:id="191" w:name="_Toc241703014"/>
       <w:r>
         <w:t xml:space="preserve">3.7.1 </w:t>
       </w:r>
@@ -45760,7 +46524,7 @@
         </w:rPr>
         <w:t>訓練集／測試集切分方式</w:t>
       </w:r>
-      <w:bookmarkEnd w:id="190"/>
+      <w:bookmarkEnd w:id="191"/>
     </w:p>
     <w:p>
       <w:r>
@@ -45942,6 +46706,7 @@
           <w:b/>
           <w:bCs/>
         </w:rPr>
+        <w:lastRenderedPageBreak/>
         <w:t>交易類型之必要性：</w:t>
       </w:r>
       <w:r>
@@ -46186,9 +46951,9 @@
       <w:pPr>
         <w:pStyle w:val="31"/>
       </w:pPr>
-      <w:bookmarkStart w:id="192" w:name="_Toc241506336"/>
-      <w:bookmarkStart w:id="193" w:name="評估指標定義與計算方式"/>
-      <w:bookmarkEnd w:id="191"/>
+      <w:bookmarkStart w:id="192" w:name="評估指標定義與計算方式"/>
+      <w:bookmarkStart w:id="193" w:name="_Toc241703015"/>
+      <w:bookmarkEnd w:id="190"/>
       <w:r>
         <w:t xml:space="preserve">3.7.2 </w:t>
       </w:r>
@@ -46198,7 +46963,7 @@
         </w:rPr>
         <w:t>評估指標定義與計算方式</w:t>
       </w:r>
-      <w:bookmarkEnd w:id="192"/>
+      <w:bookmarkEnd w:id="193"/>
     </w:p>
     <w:p>
       <w:r>
@@ -46598,6 +47363,7 @@
           <w:b/>
           <w:bCs/>
         </w:rPr>
+        <w:lastRenderedPageBreak/>
         <w:t>Precision@K</w:t>
       </w:r>
       <w:r>
@@ -49072,6 +49838,7 @@
         <w:rPr>
           <w:rFonts w:hint="eastAsia"/>
         </w:rPr>
+        <w:lastRenderedPageBreak/>
         <w:t>Precision@K</w:t>
       </w:r>
       <w:r>
@@ -50236,6 +51003,7 @@
           </w:tcPr>
           <w:p>
             <w:r>
+              <w:lastRenderedPageBreak/>
               <w:t>user_id</w:t>
             </w:r>
           </w:p>
@@ -50596,9 +51364,9 @@
       <w:pPr>
         <w:pStyle w:val="31"/>
       </w:pPr>
-      <w:bookmarkStart w:id="195" w:name="_Toc241506337"/>
-      <w:bookmarkStart w:id="196" w:name="分數之意義與模型間比較邏輯"/>
-      <w:bookmarkEnd w:id="193"/>
+      <w:bookmarkStart w:id="195" w:name="分數之意義與模型間比較邏輯"/>
+      <w:bookmarkStart w:id="196" w:name="_Toc241703016"/>
+      <w:bookmarkEnd w:id="192"/>
       <w:r>
         <w:t xml:space="preserve">3.7.3 </w:t>
       </w:r>
@@ -50608,7 +51376,7 @@
         </w:rPr>
         <w:t>分數之意義與模型間比較邏輯</w:t>
       </w:r>
-      <w:bookmarkEnd w:id="195"/>
+      <w:bookmarkEnd w:id="196"/>
     </w:p>
     <w:p>
       <w:r>
@@ -51088,6 +51856,7 @@
           <w:b/>
           <w:bCs/>
         </w:rPr>
+        <w:lastRenderedPageBreak/>
         <w:t>檢定方法選擇：</w:t>
       </w:r>
       <w:r>
@@ -51653,9 +52422,9 @@
       <w:pPr>
         <w:pStyle w:val="31"/>
       </w:pPr>
-      <w:bookmarkStart w:id="197" w:name="_Toc241506338"/>
-      <w:bookmarkStart w:id="198" w:name="rq3-群體間差異之計算方式"/>
-      <w:bookmarkEnd w:id="196"/>
+      <w:bookmarkStart w:id="197" w:name="rq3-群體間差異之計算方式"/>
+      <w:bookmarkStart w:id="198" w:name="_Toc241703017"/>
+      <w:bookmarkEnd w:id="195"/>
       <w:r>
         <w:t xml:space="preserve">3.7.4 RQ3 </w:t>
       </w:r>
@@ -51665,7 +52434,7 @@
         </w:rPr>
         <w:t>群體間差異之計算方式</w:t>
       </w:r>
-      <w:bookmarkEnd w:id="197"/>
+      <w:bookmarkEnd w:id="198"/>
     </w:p>
     <w:p>
       <w:r>
@@ -51905,7 +52674,14 @@
         <w:rPr>
           <w:rFonts w:hint="eastAsia"/>
         </w:rPr>
-        <w:t>值排名是否具顯著差異。實際取得資料後，將先執行常態性檢定（如</w:t>
+        <w:t>值排名</w:t>
+      </w:r>
+      <w:r>
+        <w:rPr>
+          <w:rFonts w:hint="eastAsia"/>
+        </w:rPr>
+        <w:lastRenderedPageBreak/>
+        <w:t>是否具顯著差異。實際取得資料後，將先執行常態性檢定（如</w:t>
       </w:r>
       <w:r>
         <w:t xml:space="preserve"> Shapiro-Wilk </w:t>
@@ -52936,7 +53712,14 @@
         <w:rPr>
           <w:rFonts w:hint="eastAsia"/>
         </w:rPr>
-        <w:t>符號等級檢定之間擇一，並統一以</w:t>
+        <w:t>符號等</w:t>
+      </w:r>
+      <w:r>
+        <w:rPr>
+          <w:rFonts w:hint="eastAsia"/>
+        </w:rPr>
+        <w:lastRenderedPageBreak/>
+        <w:t>級檢定之間擇一，並統一以</w:t>
       </w:r>
       <w:r>
         <w:t xml:space="preserve"> Holm-Bonferroni </w:t>
@@ -53036,9 +53819,9 @@
       <w:pPr>
         <w:pStyle w:val="31"/>
       </w:pPr>
-      <w:bookmarkStart w:id="199" w:name="_Toc241506339"/>
-      <w:bookmarkStart w:id="200" w:name="方法論承諾與待驗證項目-2"/>
-      <w:bookmarkEnd w:id="198"/>
+      <w:bookmarkStart w:id="199" w:name="方法論承諾與待驗證項目-2"/>
+      <w:bookmarkStart w:id="200" w:name="_Toc241703018"/>
+      <w:bookmarkEnd w:id="197"/>
       <w:r>
         <w:t xml:space="preserve">3.7.5 </w:t>
       </w:r>
@@ -53048,7 +53831,7 @@
         </w:rPr>
         <w:t>方法論承諾與待驗證項目</w:t>
       </w:r>
-      <w:bookmarkEnd w:id="199"/>
+      <w:bookmarkEnd w:id="200"/>
     </w:p>
     <w:p>
       <w:r>
@@ -53160,8 +53943,8 @@
     <w:p>
       <w:bookmarkStart w:id="201" w:name="參考文獻"/>
       <w:bookmarkEnd w:id="94"/>
-      <w:bookmarkEnd w:id="189"/>
-      <w:bookmarkEnd w:id="200"/>
+      <w:bookmarkEnd w:id="188"/>
+      <w:bookmarkEnd w:id="199"/>
       <w:r>
         <w:br w:type="page"/>
       </w:r>
@@ -53170,11 +53953,12 @@
       <w:pPr>
         <w:pStyle w:val="1"/>
       </w:pPr>
-      <w:bookmarkStart w:id="202" w:name="_Toc241506340"/>
-      <w:r>
-        <w:rPr>
-          <w:rFonts w:hint="eastAsia"/>
-        </w:rPr>
+      <w:bookmarkStart w:id="202" w:name="_Toc241703019"/>
+      <w:r>
+        <w:rPr>
+          <w:rFonts w:hint="eastAsia"/>
+        </w:rPr>
+        <w:lastRenderedPageBreak/>
         <w:t>參考文獻</w:t>
       </w:r>
       <w:bookmarkEnd w:id="202"/>
@@ -53183,15 +53967,15 @@
       <w:pPr>
         <w:pStyle w:val="21"/>
       </w:pPr>
-      <w:bookmarkStart w:id="203" w:name="_Toc241506341"/>
-      <w:bookmarkStart w:id="204" w:name="中文文獻"/>
+      <w:bookmarkStart w:id="203" w:name="中文文獻"/>
+      <w:bookmarkStart w:id="204" w:name="_Toc241703020"/>
       <w:r>
         <w:rPr>
           <w:rFonts w:hint="eastAsia"/>
         </w:rPr>
         <w:t>中文文獻</w:t>
       </w:r>
-      <w:bookmarkEnd w:id="203"/>
+      <w:bookmarkEnd w:id="204"/>
     </w:p>
     <w:p>
       <w:pPr>
@@ -53794,6 +54578,7 @@
         <w:rPr>
           <w:rFonts w:hint="eastAsia"/>
         </w:rPr>
+        <w:lastRenderedPageBreak/>
         <w:t>許信輝（</w:t>
       </w:r>
       <w:r>
@@ -54081,16 +54866,16 @@
       <w:pPr>
         <w:pStyle w:val="21"/>
       </w:pPr>
-      <w:bookmarkStart w:id="205" w:name="_Toc241506342"/>
-      <w:bookmarkStart w:id="206" w:name="西文文獻"/>
-      <w:bookmarkEnd w:id="204"/>
+      <w:bookmarkStart w:id="205" w:name="西文文獻"/>
+      <w:bookmarkStart w:id="206" w:name="_Toc241703021"/>
+      <w:bookmarkEnd w:id="203"/>
       <w:r>
         <w:rPr>
           <w:rFonts w:hint="eastAsia"/>
         </w:rPr>
         <w:t>西文文獻</w:t>
       </w:r>
-      <w:bookmarkEnd w:id="205"/>
+      <w:bookmarkEnd w:id="206"/>
     </w:p>
     <w:p>
       <w:pPr>
@@ -54217,7 +55002,11 @@
         <w:pStyle w:val="References"/>
       </w:pPr>
       <w:r>
-        <w:t xml:space="preserve">Chiou-Wei, S.-Z., &amp; Lee, Y.-T. (2024). Application of KL distance-based intelligent recommendation method to fund recommendation for users with investment behavior in Asia region. </w:t>
+        <w:t xml:space="preserve">Chiou-Wei, S.-Z., &amp; Lee, Y.-T. (2024). Application of KL distance-based intelligent recommendation method to fund recommendation for users with investment </w:t>
+      </w:r>
+      <w:r>
+        <w:lastRenderedPageBreak/>
+        <w:t xml:space="preserve">behavior in Asia region. </w:t>
       </w:r>
       <w:r>
         <w:rPr>
@@ -54543,6 +55332,7 @@
         <w:pStyle w:val="References"/>
       </w:pPr>
       <w:r>
+        <w:lastRenderedPageBreak/>
         <w:t xml:space="preserve">Hu, Y., Koren, Y., &amp; Volinsky, C. (2008). Collaborative filtering for implicit feedback datasets. </w:t>
       </w:r>
       <w:r>
@@ -54825,6 +55615,7 @@
         <w:pStyle w:val="References"/>
       </w:pPr>
       <w:r>
+        <w:lastRenderedPageBreak/>
         <w:t xml:space="preserve">Sanz-Cruzado, J., Droukas, N., &amp; McCreadie, R. (2024). </w:t>
       </w:r>
       <w:r>
@@ -55118,7 +55909,7 @@
         <w:t>(3), Article 196. https://doi.org/10.3390/info16030196</w:t>
       </w:r>
       <w:bookmarkEnd w:id="201"/>
-      <w:bookmarkEnd w:id="206"/>
+      <w:bookmarkEnd w:id="205"/>
     </w:p>
     <w:sectPr>
       <w:footerReference w:type="default" r:id="rId9"/>
@@ -55386,7 +56177,7 @@
   <w:abstractNum w:abstractNumId="9" w15:restartNumberingAfterBreak="0">
     <w:nsid w:val="0000A990"/>
     <w:multiLevelType w:val="multilevel"/>
-    <w:tmpl w:val="92CACB5C"/>
+    <w:tmpl w:val="9A3C8D36"/>
     <w:lvl w:ilvl="0">
       <w:numFmt w:val="bullet"/>
       <w:lvlText w:val=" "/>
@@ -55463,7 +56254,7 @@
   <w:abstractNum w:abstractNumId="10" w15:restartNumberingAfterBreak="0">
     <w:nsid w:val="0000A991"/>
     <w:multiLevelType w:val="multilevel"/>
-    <w:tmpl w:val="68A01C40"/>
+    <w:tmpl w:val="F726ED82"/>
     <w:lvl w:ilvl="0">
       <w:numFmt w:val="bullet"/>
       <w:lvlText w:val=""/>
@@ -55567,7 +56358,7 @@
   <w:abstractNum w:abstractNumId="11" w15:restartNumberingAfterBreak="0">
     <w:nsid w:val="00A99411"/>
     <w:multiLevelType w:val="multilevel"/>
-    <w:tmpl w:val="E278CC36"/>
+    <w:tmpl w:val="3402A502"/>
     <w:lvl w:ilvl="0">
       <w:start w:val="1"/>
       <w:numFmt w:val="decimal"/>
@@ -55650,46 +56441,46 @@
       </w:pPr>
     </w:lvl>
   </w:abstractNum>
-  <w:num w:numId="1" w16cid:durableId="1652908784">
+  <w:num w:numId="1" w16cid:durableId="187062687">
     <w:abstractNumId w:val="8"/>
   </w:num>
-  <w:num w:numId="2" w16cid:durableId="1670206709">
+  <w:num w:numId="2" w16cid:durableId="260724465">
     <w:abstractNumId w:val="6"/>
   </w:num>
-  <w:num w:numId="3" w16cid:durableId="362049640">
+  <w:num w:numId="3" w16cid:durableId="648168946">
     <w:abstractNumId w:val="5"/>
   </w:num>
-  <w:num w:numId="4" w16cid:durableId="279845959">
+  <w:num w:numId="4" w16cid:durableId="1654991238">
     <w:abstractNumId w:val="4"/>
   </w:num>
-  <w:num w:numId="5" w16cid:durableId="948581881">
+  <w:num w:numId="5" w16cid:durableId="1210727381">
     <w:abstractNumId w:val="7"/>
   </w:num>
-  <w:num w:numId="6" w16cid:durableId="79836553">
+  <w:num w:numId="6" w16cid:durableId="1262765021">
     <w:abstractNumId w:val="3"/>
   </w:num>
-  <w:num w:numId="7" w16cid:durableId="827524279">
+  <w:num w:numId="7" w16cid:durableId="1244922027">
     <w:abstractNumId w:val="2"/>
   </w:num>
-  <w:num w:numId="8" w16cid:durableId="496963656">
+  <w:num w:numId="8" w16cid:durableId="760834413">
     <w:abstractNumId w:val="1"/>
   </w:num>
-  <w:num w:numId="9" w16cid:durableId="1256983916">
+  <w:num w:numId="9" w16cid:durableId="691685563">
     <w:abstractNumId w:val="0"/>
   </w:num>
-  <w:num w:numId="10" w16cid:durableId="406656769">
+  <w:num w:numId="10" w16cid:durableId="1548182855">
     <w:abstractNumId w:val="9"/>
   </w:num>
-  <w:num w:numId="11" w16cid:durableId="241571434">
+  <w:num w:numId="11" w16cid:durableId="455373603">
     <w:abstractNumId w:val="10"/>
   </w:num>
-  <w:num w:numId="12" w16cid:durableId="227425631">
+  <w:num w:numId="12" w16cid:durableId="1411075929">
     <w:abstractNumId w:val="10"/>
   </w:num>
-  <w:num w:numId="13" w16cid:durableId="677585781">
+  <w:num w:numId="13" w16cid:durableId="141772759">
     <w:abstractNumId w:val="10"/>
   </w:num>
-  <w:num w:numId="14" w16cid:durableId="898370674">
+  <w:num w:numId="14" w16cid:durableId="105201764">
     <w:abstractNumId w:val="11"/>
     <w:lvlOverride w:ilvl="0">
       <w:startOverride w:val="1"/>
@@ -55719,10 +56510,10 @@
       <w:startOverride w:val="1"/>
     </w:lvlOverride>
   </w:num>
-  <w:num w:numId="15" w16cid:durableId="940181103">
+  <w:num w:numId="15" w16cid:durableId="1912736090">
     <w:abstractNumId w:val="10"/>
   </w:num>
-  <w:num w:numId="16" w16cid:durableId="833496162">
+  <w:num w:numId="16" w16cid:durableId="1008294514">
     <w:abstractNumId w:val="11"/>
     <w:lvlOverride w:ilvl="0">
       <w:startOverride w:val="1"/>
@@ -55752,19 +56543,19 @@
       <w:startOverride w:val="1"/>
     </w:lvlOverride>
   </w:num>
-  <w:num w:numId="17" w16cid:durableId="255556404">
+  <w:num w:numId="17" w16cid:durableId="1966422600">
     <w:abstractNumId w:val="10"/>
   </w:num>
-  <w:num w:numId="18" w16cid:durableId="811171556">
+  <w:num w:numId="18" w16cid:durableId="1304045545">
     <w:abstractNumId w:val="10"/>
   </w:num>
-  <w:num w:numId="19" w16cid:durableId="1864247494">
+  <w:num w:numId="19" w16cid:durableId="1444685868">
     <w:abstractNumId w:val="10"/>
   </w:num>
-  <w:num w:numId="20" w16cid:durableId="740444945">
+  <w:num w:numId="20" w16cid:durableId="1884440863">
     <w:abstractNumId w:val="10"/>
   </w:num>
-  <w:num w:numId="21" w16cid:durableId="1165507995">
+  <w:num w:numId="21" w16cid:durableId="297153553">
     <w:abstractNumId w:val="11"/>
     <w:lvlOverride w:ilvl="0">
       <w:startOverride w:val="1"/>
@@ -55794,10 +56585,10 @@
       <w:startOverride w:val="1"/>
     </w:lvlOverride>
   </w:num>
-  <w:num w:numId="22" w16cid:durableId="1700206979">
+  <w:num w:numId="22" w16cid:durableId="902376554">
     <w:abstractNumId w:val="10"/>
   </w:num>
-  <w:num w:numId="23" w16cid:durableId="180820719">
+  <w:num w:numId="23" w16cid:durableId="786585055">
     <w:abstractNumId w:val="11"/>
     <w:lvlOverride w:ilvl="0">
       <w:startOverride w:val="1"/>
@@ -55827,34 +56618,34 @@
       <w:startOverride w:val="1"/>
     </w:lvlOverride>
   </w:num>
-  <w:num w:numId="24" w16cid:durableId="796221696">
+  <w:num w:numId="24" w16cid:durableId="1070271980">
     <w:abstractNumId w:val="10"/>
   </w:num>
-  <w:num w:numId="25" w16cid:durableId="622616246">
+  <w:num w:numId="25" w16cid:durableId="850728029">
     <w:abstractNumId w:val="10"/>
   </w:num>
-  <w:num w:numId="26" w16cid:durableId="1550453127">
+  <w:num w:numId="26" w16cid:durableId="1158305927">
     <w:abstractNumId w:val="10"/>
   </w:num>
-  <w:num w:numId="27" w16cid:durableId="1705786160">
+  <w:num w:numId="27" w16cid:durableId="626474544">
     <w:abstractNumId w:val="10"/>
   </w:num>
-  <w:num w:numId="28" w16cid:durableId="107087560">
+  <w:num w:numId="28" w16cid:durableId="763652625">
     <w:abstractNumId w:val="10"/>
   </w:num>
-  <w:num w:numId="29" w16cid:durableId="873926077">
+  <w:num w:numId="29" w16cid:durableId="416362239">
     <w:abstractNumId w:val="10"/>
   </w:num>
-  <w:num w:numId="30" w16cid:durableId="1141264416">
+  <w:num w:numId="30" w16cid:durableId="1055473504">
     <w:abstractNumId w:val="10"/>
   </w:num>
-  <w:num w:numId="31" w16cid:durableId="1208951844">
+  <w:num w:numId="31" w16cid:durableId="947666122">
     <w:abstractNumId w:val="10"/>
   </w:num>
-  <w:num w:numId="32" w16cid:durableId="80417639">
+  <w:num w:numId="32" w16cid:durableId="120344019">
     <w:abstractNumId w:val="10"/>
   </w:num>
-  <w:num w:numId="33" w16cid:durableId="1233809721">
+  <w:num w:numId="33" w16cid:durableId="333722433">
     <w:abstractNumId w:val="11"/>
     <w:lvlOverride w:ilvl="0">
       <w:startOverride w:val="1"/>
@@ -55884,7 +56675,7 @@
       <w:startOverride w:val="1"/>
     </w:lvlOverride>
   </w:num>
-  <w:num w:numId="34" w16cid:durableId="1514414582">
+  <w:num w:numId="34" w16cid:durableId="1991864000">
     <w:abstractNumId w:val="11"/>
     <w:lvlOverride w:ilvl="0">
       <w:startOverride w:val="1"/>
@@ -67665,7 +68456,7 @@
     <w:autoRedefine/>
     <w:uiPriority w:val="39"/>
     <w:unhideWhenUsed/>
-    <w:rsid w:val="006163C1"/>
+    <w:rsid w:val="00D32D78"/>
   </w:style>
   <w:style w:type="paragraph" w:styleId="2a">
     <w:name w:val="toc 2"/>
@@ -67674,7 +68465,7 @@
     <w:autoRedefine/>
     <w:uiPriority w:val="39"/>
     <w:unhideWhenUsed/>
-    <w:rsid w:val="006163C1"/>
+    <w:rsid w:val="00D32D78"/>
     <w:pPr>
       <w:ind w:leftChars="200" w:left="480"/>
     </w:pPr>
@@ -67686,7 +68477,7 @@
     <w:autoRedefine/>
     <w:uiPriority w:val="39"/>
     <w:unhideWhenUsed/>
-    <w:rsid w:val="006163C1"/>
+    <w:rsid w:val="00D32D78"/>
     <w:pPr>
       <w:ind w:leftChars="400" w:left="960"/>
     </w:pPr>
@@ -67696,7 +68487,7 @@
     <w:basedOn w:val="a2"/>
     <w:uiPriority w:val="99"/>
     <w:unhideWhenUsed/>
-    <w:rsid w:val="006163C1"/>
+    <w:rsid w:val="00D32D78"/>
     <w:rPr>
       <w:color w:val="0000FF" w:themeColor="hyperlink"/>
       <w:u w:val="single"/>
